--- a/тпзд/Лабораторна_робота_6-Анастасія_МАТАКОВА-Технологія_захисту_програм_та_даних.docx
+++ b/тпзд/Лабораторна_робота_6-Анастасія_МАТАКОВА-Технологія_захисту_програм_та_даних.docx
@@ -1199,7 +1199,1979 @@
     <w:p>
       <w:pPr>
         <w:pStyle w:val="af2"/>
-        <w:spacing w:before="0" w:beforeAutospacing="0" w:after="0" w:afterAutospacing="0" w:line="360" w:lineRule="auto"/>
+        <w:spacing w:after="0" w:line="360" w:lineRule="auto"/>
+        <w:jc w:val="both"/>
+        <w:textAlignment w:val="baseline"/>
+        <w:rPr>
+          <w:sz w:val="28"/>
+          <w:szCs w:val="28"/>
+          <w:lang w:val="uk-UA"/>
+        </w:rPr>
+      </w:pPr>
+      <w:r>
+        <w:rPr>
+          <w:sz w:val="28"/>
+          <w:szCs w:val="28"/>
+          <w:lang w:val="uk-UA"/>
+        </w:rPr>
+        <w:t>Практична робота № 6-1</w:t>
+      </w:r>
+    </w:p>
+    <w:p>
+      <w:pPr>
+        <w:pStyle w:val="af2"/>
+        <w:spacing w:after="0" w:line="360" w:lineRule="auto"/>
+        <w:jc w:val="both"/>
+        <w:textAlignment w:val="baseline"/>
+        <w:rPr>
+          <w:sz w:val="28"/>
+          <w:szCs w:val="28"/>
+          <w:lang w:val="uk-UA"/>
+        </w:rPr>
+      </w:pPr>
+      <w:r>
+        <w:rPr>
+          <w:sz w:val="28"/>
+          <w:szCs w:val="28"/>
+          <w:lang w:val="uk-UA"/>
+        </w:rPr>
+        <w:t xml:space="preserve">Тема: </w:t>
+      </w:r>
+      <w:proofErr w:type="spellStart"/>
+      <w:r>
+        <w:rPr>
+          <w:sz w:val="28"/>
+          <w:szCs w:val="28"/>
+          <w:lang w:val="uk-UA"/>
+        </w:rPr>
+        <w:t>Криптоаналіз</w:t>
+      </w:r>
+      <w:proofErr w:type="spellEnd"/>
+      <w:r>
+        <w:rPr>
+          <w:sz w:val="28"/>
+          <w:szCs w:val="28"/>
+          <w:lang w:val="uk-UA"/>
+        </w:rPr>
+        <w:t xml:space="preserve"> файлу, захищеного паролем. Дослідження методів протидії атакам на пароль.</w:t>
+      </w:r>
+    </w:p>
+    <w:p>
+      <w:pPr>
+        <w:pStyle w:val="af2"/>
+        <w:spacing w:after="0" w:line="360" w:lineRule="auto"/>
+        <w:jc w:val="both"/>
+        <w:textAlignment w:val="baseline"/>
+        <w:rPr>
+          <w:sz w:val="28"/>
+          <w:szCs w:val="28"/>
+          <w:lang w:val="uk-UA"/>
+        </w:rPr>
+      </w:pPr>
+      <w:r>
+        <w:rPr>
+          <w:sz w:val="28"/>
+          <w:szCs w:val="28"/>
+          <w:lang w:val="uk-UA"/>
+        </w:rPr>
+        <w:t>Мета: Ознайомлення з методами перебору та опанування програм для відновлення пароля за допомогою одного комп’ютера.</w:t>
+      </w:r>
+    </w:p>
+    <w:p>
+      <w:pPr>
+        <w:pStyle w:val="af2"/>
+        <w:spacing w:after="0" w:line="360" w:lineRule="auto"/>
+        <w:jc w:val="both"/>
+        <w:textAlignment w:val="baseline"/>
+        <w:rPr>
+          <w:sz w:val="28"/>
+          <w:szCs w:val="28"/>
+          <w:lang w:val="uk-UA"/>
+        </w:rPr>
+      </w:pPr>
+      <w:r>
+        <w:rPr>
+          <w:sz w:val="28"/>
+          <w:szCs w:val="28"/>
+          <w:lang w:val="uk-UA"/>
+        </w:rPr>
+        <w:t>Завдання</w:t>
+      </w:r>
+    </w:p>
+    <w:p>
+      <w:pPr>
+        <w:pStyle w:val="af2"/>
+        <w:spacing w:after="0" w:line="360" w:lineRule="auto"/>
+        <w:jc w:val="both"/>
+        <w:textAlignment w:val="baseline"/>
+        <w:rPr>
+          <w:sz w:val="28"/>
+          <w:szCs w:val="28"/>
+          <w:lang w:val="uk-UA"/>
+        </w:rPr>
+      </w:pPr>
+      <w:r>
+        <w:rPr>
+          <w:sz w:val="28"/>
+          <w:szCs w:val="28"/>
+          <w:lang w:val="uk-UA"/>
+        </w:rPr>
+        <w:t>Ознайомлення з методами перебору (прямий перебір, перебір по масці, перебір по словнику) для відновлення пароля за допомогою одного комп’ютера.</w:t>
+      </w:r>
+    </w:p>
+    <w:p>
+      <w:pPr>
+        <w:pStyle w:val="af2"/>
+        <w:spacing w:after="0" w:line="360" w:lineRule="auto"/>
+        <w:jc w:val="both"/>
+        <w:textAlignment w:val="baseline"/>
+        <w:rPr>
+          <w:sz w:val="28"/>
+          <w:szCs w:val="28"/>
+          <w:lang w:val="uk-UA"/>
+        </w:rPr>
+      </w:pPr>
+      <w:r>
+        <w:rPr>
+          <w:sz w:val="28"/>
+          <w:szCs w:val="28"/>
+          <w:lang w:val="uk-UA"/>
+        </w:rPr>
+        <w:t>Опанування програм відновлення пароля (</w:t>
+      </w:r>
+      <w:proofErr w:type="spellStart"/>
+      <w:r>
+        <w:rPr>
+          <w:sz w:val="28"/>
+          <w:szCs w:val="28"/>
+          <w:lang w:val="uk-UA"/>
+        </w:rPr>
+        <w:t>тріал</w:t>
+      </w:r>
+      <w:proofErr w:type="spellEnd"/>
+      <w:r>
+        <w:rPr>
+          <w:sz w:val="28"/>
+          <w:szCs w:val="28"/>
+          <w:lang w:val="uk-UA"/>
+        </w:rPr>
+        <w:t xml:space="preserve"> ПЗ від ELCOMSOFT) на прикладі файлів Microsoft Office (файл видає викладач).</w:t>
+      </w:r>
+    </w:p>
+    <w:p>
+      <w:pPr>
+        <w:pStyle w:val="af2"/>
+        <w:spacing w:after="0" w:line="360" w:lineRule="auto"/>
+        <w:jc w:val="both"/>
+        <w:textAlignment w:val="baseline"/>
+        <w:rPr>
+          <w:sz w:val="28"/>
+          <w:szCs w:val="28"/>
+          <w:lang w:val="uk-UA"/>
+        </w:rPr>
+      </w:pPr>
+      <w:r>
+        <w:rPr>
+          <w:sz w:val="28"/>
+          <w:szCs w:val="28"/>
+          <w:lang w:val="uk-UA"/>
+        </w:rPr>
+        <w:t>Вимоги до виконання завдання:</w:t>
+      </w:r>
+    </w:p>
+    <w:p>
+      <w:pPr>
+        <w:pStyle w:val="af2"/>
+        <w:spacing w:after="0" w:line="360" w:lineRule="auto"/>
+        <w:jc w:val="both"/>
+        <w:textAlignment w:val="baseline"/>
+        <w:rPr>
+          <w:sz w:val="28"/>
+          <w:szCs w:val="28"/>
+          <w:lang w:val="uk-UA"/>
+        </w:rPr>
+      </w:pPr>
+      <w:r>
+        <w:rPr>
+          <w:sz w:val="28"/>
+          <w:szCs w:val="28"/>
+          <w:lang w:val="uk-UA"/>
+        </w:rPr>
+        <w:t xml:space="preserve">Відновити пароль файлу Word за допомогою перебору по масці; пароль містить 4 символи – 2 цифри та 2 латинські букви. </w:t>
+      </w:r>
+    </w:p>
+    <w:p>
+      <w:pPr>
+        <w:pStyle w:val="af2"/>
+        <w:spacing w:after="0" w:line="360" w:lineRule="auto"/>
+        <w:jc w:val="both"/>
+        <w:textAlignment w:val="baseline"/>
+        <w:rPr>
+          <w:sz w:val="28"/>
+          <w:szCs w:val="28"/>
+          <w:lang w:val="uk-UA"/>
+        </w:rPr>
+      </w:pPr>
+      <w:r>
+        <w:rPr>
+          <w:sz w:val="28"/>
+          <w:szCs w:val="28"/>
+          <w:lang w:val="uk-UA"/>
+        </w:rPr>
+        <w:t>Спроба вважається вдалою, якщо час відновлення заданого паролю не перевищує 20 хвилин. У іншому випадку слід використати іншу програму.</w:t>
+      </w:r>
+    </w:p>
+    <w:p>
+      <w:pPr>
+        <w:pStyle w:val="af2"/>
+        <w:spacing w:after="0" w:line="360" w:lineRule="auto"/>
+        <w:jc w:val="both"/>
+        <w:textAlignment w:val="baseline"/>
+        <w:rPr>
+          <w:sz w:val="28"/>
+          <w:szCs w:val="28"/>
+          <w:lang w:val="uk-UA"/>
+        </w:rPr>
+      </w:pPr>
+      <w:r>
+        <w:rPr>
+          <w:sz w:val="28"/>
+          <w:szCs w:val="28"/>
+          <w:lang w:val="uk-UA"/>
+        </w:rPr>
+        <w:lastRenderedPageBreak/>
+        <w:t>У звіті необхідно представити: перше фото (Унікальне!!!) повинно бути НЕ СКРІНШОТОМ!!!</w:t>
+      </w:r>
+    </w:p>
+    <w:p>
+      <w:pPr>
+        <w:pStyle w:val="af2"/>
+        <w:spacing w:after="0" w:line="360" w:lineRule="auto"/>
+        <w:jc w:val="both"/>
+        <w:textAlignment w:val="baseline"/>
+        <w:rPr>
+          <w:sz w:val="28"/>
+          <w:szCs w:val="28"/>
+          <w:lang w:val="uk-UA"/>
+        </w:rPr>
+      </w:pPr>
+      <w:r>
+        <w:rPr>
+          <w:sz w:val="28"/>
+          <w:szCs w:val="28"/>
+          <w:lang w:val="uk-UA"/>
+        </w:rPr>
+        <w:t xml:space="preserve">Зазначити Технічні Параметри використаного ПК – частоту, кількість </w:t>
+      </w:r>
+      <w:proofErr w:type="spellStart"/>
+      <w:r>
+        <w:rPr>
+          <w:sz w:val="28"/>
+          <w:szCs w:val="28"/>
+          <w:lang w:val="uk-UA"/>
+        </w:rPr>
+        <w:t>ядер</w:t>
+      </w:r>
+      <w:proofErr w:type="spellEnd"/>
+      <w:r>
+        <w:rPr>
+          <w:sz w:val="28"/>
+          <w:szCs w:val="28"/>
+          <w:lang w:val="uk-UA"/>
+        </w:rPr>
+        <w:t xml:space="preserve"> процесора, модель </w:t>
+      </w:r>
+      <w:proofErr w:type="spellStart"/>
+      <w:r>
+        <w:rPr>
+          <w:sz w:val="28"/>
+          <w:szCs w:val="28"/>
+          <w:lang w:val="uk-UA"/>
+        </w:rPr>
+        <w:t>відеокарти</w:t>
+      </w:r>
+      <w:proofErr w:type="spellEnd"/>
+      <w:r>
+        <w:rPr>
+          <w:sz w:val="28"/>
+          <w:szCs w:val="28"/>
+          <w:lang w:val="uk-UA"/>
+        </w:rPr>
+        <w:t xml:space="preserve"> та ін. – та ЧАС </w:t>
+      </w:r>
+      <w:proofErr w:type="spellStart"/>
+      <w:r>
+        <w:rPr>
+          <w:sz w:val="28"/>
+          <w:szCs w:val="28"/>
+          <w:lang w:val="uk-UA"/>
+        </w:rPr>
+        <w:t>Криптоаналізу</w:t>
+      </w:r>
+      <w:proofErr w:type="spellEnd"/>
+      <w:r>
+        <w:rPr>
+          <w:sz w:val="28"/>
+          <w:szCs w:val="28"/>
+          <w:lang w:val="uk-UA"/>
+        </w:rPr>
+        <w:t>.</w:t>
+      </w:r>
+    </w:p>
+    <w:p>
+      <w:pPr>
+        <w:pStyle w:val="af2"/>
+        <w:spacing w:after="0" w:line="360" w:lineRule="auto"/>
+        <w:jc w:val="both"/>
+        <w:textAlignment w:val="baseline"/>
+        <w:rPr>
+          <w:sz w:val="28"/>
+          <w:szCs w:val="28"/>
+          <w:lang w:val="uk-UA"/>
+        </w:rPr>
+      </w:pPr>
+      <w:r>
+        <w:rPr>
+          <w:sz w:val="28"/>
+          <w:szCs w:val="28"/>
+          <w:lang w:val="uk-UA"/>
+        </w:rPr>
+        <w:t xml:space="preserve">НА ДОДАТКОВІ БАЛИ: </w:t>
+      </w:r>
+    </w:p>
+    <w:p>
+      <w:pPr>
+        <w:pStyle w:val="af2"/>
+        <w:spacing w:after="0" w:line="360" w:lineRule="auto"/>
+        <w:jc w:val="both"/>
+        <w:textAlignment w:val="baseline"/>
+        <w:rPr>
+          <w:sz w:val="28"/>
+          <w:szCs w:val="28"/>
+          <w:lang w:val="uk-UA"/>
+        </w:rPr>
+      </w:pPr>
+      <w:r>
+        <w:rPr>
+          <w:sz w:val="28"/>
+          <w:szCs w:val="28"/>
+          <w:lang w:val="uk-UA"/>
+        </w:rPr>
+        <w:t>Знайти аналогічні продукти на вітчизняному ринку. Зазначити Виробника (Назву компанії, Країну) та вартість ПЗ на вітчизняному ринку.</w:t>
+      </w:r>
+    </w:p>
+    <w:p>
+      <w:pPr>
+        <w:pStyle w:val="af2"/>
+        <w:spacing w:after="0" w:line="360" w:lineRule="auto"/>
+        <w:jc w:val="both"/>
+        <w:textAlignment w:val="baseline"/>
+        <w:rPr>
+          <w:sz w:val="28"/>
+          <w:szCs w:val="28"/>
+          <w:lang w:val="uk-UA"/>
+        </w:rPr>
+      </w:pPr>
+    </w:p>
+    <w:p>
+      <w:pPr>
+        <w:pStyle w:val="af2"/>
+        <w:spacing w:after="0" w:line="360" w:lineRule="auto"/>
+        <w:jc w:val="both"/>
+        <w:textAlignment w:val="baseline"/>
+        <w:rPr>
+          <w:sz w:val="28"/>
+          <w:szCs w:val="28"/>
+          <w:lang w:val="uk-UA"/>
+        </w:rPr>
+      </w:pPr>
+      <w:r>
+        <w:rPr>
+          <w:sz w:val="28"/>
+          <w:szCs w:val="28"/>
+          <w:lang w:val="uk-UA"/>
+        </w:rPr>
+        <w:t>Практична робота № 6-2</w:t>
+      </w:r>
+    </w:p>
+    <w:p>
+      <w:pPr>
+        <w:pStyle w:val="af2"/>
+        <w:spacing w:after="0" w:line="360" w:lineRule="auto"/>
+        <w:jc w:val="both"/>
+        <w:textAlignment w:val="baseline"/>
+        <w:rPr>
+          <w:sz w:val="28"/>
+          <w:szCs w:val="28"/>
+          <w:lang w:val="uk-UA"/>
+        </w:rPr>
+      </w:pPr>
+      <w:r>
+        <w:rPr>
+          <w:sz w:val="28"/>
+          <w:szCs w:val="28"/>
+          <w:lang w:val="uk-UA"/>
+        </w:rPr>
+        <w:t xml:space="preserve">Описати механізм здійснення закладкою НСД до АС (Закладки </w:t>
+      </w:r>
+      <w:proofErr w:type="spellStart"/>
+      <w:r>
+        <w:rPr>
+          <w:sz w:val="28"/>
+          <w:szCs w:val="28"/>
+          <w:lang w:val="uk-UA"/>
+        </w:rPr>
+        <w:t>Сноудена</w:t>
+      </w:r>
+      <w:proofErr w:type="spellEnd"/>
+      <w:r>
+        <w:rPr>
+          <w:sz w:val="28"/>
+          <w:szCs w:val="28"/>
+          <w:lang w:val="uk-UA"/>
+        </w:rPr>
+        <w:t xml:space="preserve"> до АС) Закладки обираємо за варіантом (див. вкладку «Додаткове завд.-1 (10 б.)» в </w:t>
+      </w:r>
+      <w:proofErr w:type="spellStart"/>
+      <w:r>
+        <w:rPr>
+          <w:sz w:val="28"/>
+          <w:szCs w:val="28"/>
+          <w:lang w:val="uk-UA"/>
+        </w:rPr>
+        <w:t>ел</w:t>
+      </w:r>
+      <w:proofErr w:type="spellEnd"/>
+      <w:r>
+        <w:rPr>
+          <w:sz w:val="28"/>
+          <w:szCs w:val="28"/>
+          <w:lang w:val="uk-UA"/>
+        </w:rPr>
+        <w:t>. журналі).</w:t>
+      </w:r>
+    </w:p>
+    <w:p>
+      <w:pPr>
+        <w:pStyle w:val="af2"/>
+        <w:spacing w:after="0" w:line="360" w:lineRule="auto"/>
+        <w:jc w:val="both"/>
+        <w:textAlignment w:val="baseline"/>
+        <w:rPr>
+          <w:sz w:val="28"/>
+          <w:szCs w:val="28"/>
+          <w:lang w:val="uk-UA"/>
+        </w:rPr>
+      </w:pPr>
+      <w:r>
+        <w:rPr>
+          <w:sz w:val="28"/>
+          <w:szCs w:val="28"/>
+          <w:lang w:val="uk-UA"/>
+        </w:rPr>
+        <w:t>Визначити, порушенню якого саме критерію захищеності АС та вищезазначених програмних та апаратних засобів технічного захисту інформації погрожує ця закладка.</w:t>
+      </w:r>
+    </w:p>
+    <w:p>
+      <w:pPr>
+        <w:pStyle w:val="af2"/>
+        <w:spacing w:after="0" w:line="360" w:lineRule="auto"/>
+        <w:jc w:val="both"/>
+        <w:textAlignment w:val="baseline"/>
+        <w:rPr>
+          <w:sz w:val="28"/>
+          <w:szCs w:val="28"/>
+          <w:lang w:val="uk-UA"/>
+        </w:rPr>
+      </w:pPr>
+      <w:r>
+        <w:rPr>
+          <w:sz w:val="28"/>
+          <w:szCs w:val="28"/>
+          <w:lang w:val="uk-UA"/>
+        </w:rPr>
+        <w:t>Описати, яким чином в АС реалізовані складові функціонального профілю.</w:t>
+      </w:r>
+    </w:p>
+    <w:p>
+      <w:pPr>
+        <w:pStyle w:val="af2"/>
+        <w:spacing w:after="0" w:line="360" w:lineRule="auto"/>
+        <w:jc w:val="both"/>
+        <w:textAlignment w:val="baseline"/>
+        <w:rPr>
+          <w:sz w:val="28"/>
+          <w:szCs w:val="28"/>
+          <w:lang w:val="uk-UA"/>
+        </w:rPr>
+      </w:pPr>
+      <w:r>
+        <w:rPr>
+          <w:sz w:val="28"/>
+          <w:szCs w:val="28"/>
+          <w:lang w:val="uk-UA"/>
+        </w:rPr>
+        <w:t>Визначити шляхи запобігання спробі НСД з використанням зазначеної закладки до Вашої АС.</w:t>
+      </w:r>
+    </w:p>
+    <w:p>
+      <w:pPr>
+        <w:pStyle w:val="af2"/>
+        <w:spacing w:after="0" w:line="360" w:lineRule="auto"/>
+        <w:jc w:val="both"/>
+        <w:textAlignment w:val="baseline"/>
+        <w:rPr>
+          <w:sz w:val="28"/>
+          <w:szCs w:val="28"/>
+          <w:lang w:val="uk-UA"/>
+        </w:rPr>
+      </w:pPr>
+      <w:r>
+        <w:rPr>
+          <w:sz w:val="28"/>
+          <w:szCs w:val="28"/>
+          <w:lang w:val="uk-UA"/>
+        </w:rPr>
+        <w:t xml:space="preserve">НА ДОДАТКОВІ БАЛИ: </w:t>
+      </w:r>
+    </w:p>
+    <w:p>
+      <w:pPr>
+        <w:pStyle w:val="af2"/>
+        <w:spacing w:after="0" w:line="360" w:lineRule="auto"/>
+        <w:jc w:val="both"/>
+        <w:textAlignment w:val="baseline"/>
+        <w:rPr>
+          <w:sz w:val="28"/>
+          <w:szCs w:val="28"/>
+          <w:lang w:val="uk-UA"/>
+        </w:rPr>
+      </w:pPr>
+      <w:proofErr w:type="spellStart"/>
+      <w:r>
+        <w:rPr>
+          <w:sz w:val="28"/>
+          <w:szCs w:val="28"/>
+          <w:lang w:val="uk-UA"/>
+        </w:rPr>
+        <w:t>Check</w:t>
+      </w:r>
+      <w:proofErr w:type="spellEnd"/>
+      <w:r>
+        <w:rPr>
+          <w:sz w:val="28"/>
+          <w:szCs w:val="28"/>
+          <w:lang w:val="uk-UA"/>
+        </w:rPr>
+        <w:t xml:space="preserve"> </w:t>
+      </w:r>
+      <w:proofErr w:type="spellStart"/>
+      <w:r>
+        <w:rPr>
+          <w:sz w:val="28"/>
+          <w:szCs w:val="28"/>
+          <w:lang w:val="uk-UA"/>
+        </w:rPr>
+        <w:t>your</w:t>
+      </w:r>
+      <w:proofErr w:type="spellEnd"/>
+      <w:r>
+        <w:rPr>
+          <w:sz w:val="28"/>
+          <w:szCs w:val="28"/>
+          <w:lang w:val="uk-UA"/>
+        </w:rPr>
+        <w:t xml:space="preserve"> </w:t>
+      </w:r>
+      <w:proofErr w:type="spellStart"/>
+      <w:r>
+        <w:rPr>
+          <w:sz w:val="28"/>
+          <w:szCs w:val="28"/>
+          <w:lang w:val="uk-UA"/>
+        </w:rPr>
+        <w:t>iPhone</w:t>
+      </w:r>
+      <w:proofErr w:type="spellEnd"/>
+      <w:r>
+        <w:rPr>
+          <w:sz w:val="28"/>
+          <w:szCs w:val="28"/>
+          <w:lang w:val="uk-UA"/>
+        </w:rPr>
+        <w:t xml:space="preserve"> </w:t>
+      </w:r>
+      <w:proofErr w:type="spellStart"/>
+      <w:r>
+        <w:rPr>
+          <w:sz w:val="28"/>
+          <w:szCs w:val="28"/>
+          <w:lang w:val="uk-UA"/>
+        </w:rPr>
+        <w:t>for</w:t>
+      </w:r>
+      <w:proofErr w:type="spellEnd"/>
+      <w:r>
+        <w:rPr>
+          <w:sz w:val="28"/>
+          <w:szCs w:val="28"/>
+          <w:lang w:val="uk-UA"/>
+        </w:rPr>
+        <w:t xml:space="preserve"> </w:t>
+      </w:r>
+      <w:proofErr w:type="spellStart"/>
+      <w:r>
+        <w:rPr>
+          <w:sz w:val="28"/>
+          <w:szCs w:val="28"/>
+          <w:lang w:val="uk-UA"/>
+        </w:rPr>
+        <w:t>the</w:t>
+      </w:r>
+      <w:proofErr w:type="spellEnd"/>
+      <w:r>
+        <w:rPr>
+          <w:sz w:val="28"/>
+          <w:szCs w:val="28"/>
+          <w:lang w:val="uk-UA"/>
+        </w:rPr>
+        <w:t xml:space="preserve"> </w:t>
+      </w:r>
+      <w:proofErr w:type="spellStart"/>
+      <w:r>
+        <w:rPr>
+          <w:sz w:val="28"/>
+          <w:szCs w:val="28"/>
+          <w:lang w:val="uk-UA"/>
+        </w:rPr>
+        <w:t>Pegasus</w:t>
+      </w:r>
+      <w:proofErr w:type="spellEnd"/>
+      <w:r>
+        <w:rPr>
+          <w:sz w:val="28"/>
+          <w:szCs w:val="28"/>
+          <w:lang w:val="uk-UA"/>
+        </w:rPr>
+        <w:t xml:space="preserve"> </w:t>
+      </w:r>
+      <w:proofErr w:type="spellStart"/>
+      <w:r>
+        <w:rPr>
+          <w:sz w:val="28"/>
+          <w:szCs w:val="28"/>
+          <w:lang w:val="uk-UA"/>
+        </w:rPr>
+        <w:t>hack</w:t>
+      </w:r>
+      <w:proofErr w:type="spellEnd"/>
+      <w:r>
+        <w:rPr>
+          <w:sz w:val="28"/>
+          <w:szCs w:val="28"/>
+          <w:lang w:val="uk-UA"/>
+        </w:rPr>
+        <w:t xml:space="preserve"> </w:t>
+      </w:r>
+      <w:proofErr w:type="spellStart"/>
+      <w:r>
+        <w:rPr>
+          <w:sz w:val="28"/>
+          <w:szCs w:val="28"/>
+          <w:lang w:val="uk-UA"/>
+        </w:rPr>
+        <w:t>by</w:t>
+      </w:r>
+      <w:proofErr w:type="spellEnd"/>
+      <w:r>
+        <w:rPr>
+          <w:sz w:val="28"/>
+          <w:szCs w:val="28"/>
+          <w:lang w:val="uk-UA"/>
+        </w:rPr>
+        <w:t xml:space="preserve"> NSO </w:t>
+      </w:r>
+      <w:proofErr w:type="spellStart"/>
+      <w:r>
+        <w:rPr>
+          <w:sz w:val="28"/>
+          <w:szCs w:val="28"/>
+          <w:lang w:val="uk-UA"/>
+        </w:rPr>
+        <w:t>Group</w:t>
+      </w:r>
+      <w:proofErr w:type="spellEnd"/>
+      <w:r>
+        <w:rPr>
+          <w:sz w:val="28"/>
+          <w:szCs w:val="28"/>
+          <w:lang w:val="uk-UA"/>
+        </w:rPr>
+        <w:t xml:space="preserve"> (2021)</w:t>
+      </w:r>
+    </w:p>
+    <w:p>
+      <w:pPr>
+        <w:pStyle w:val="af2"/>
+        <w:spacing w:after="0" w:line="360" w:lineRule="auto"/>
+        <w:jc w:val="both"/>
+        <w:textAlignment w:val="baseline"/>
+        <w:rPr>
+          <w:sz w:val="28"/>
+          <w:szCs w:val="28"/>
+          <w:lang w:val="uk-UA"/>
+        </w:rPr>
+      </w:pPr>
+      <w:proofErr w:type="spellStart"/>
+      <w:r>
+        <w:rPr>
+          <w:sz w:val="28"/>
+          <w:szCs w:val="28"/>
+          <w:lang w:val="uk-UA"/>
+        </w:rPr>
+        <w:t>Here's</w:t>
+      </w:r>
+      <w:proofErr w:type="spellEnd"/>
+      <w:r>
+        <w:rPr>
+          <w:sz w:val="28"/>
+          <w:szCs w:val="28"/>
+          <w:lang w:val="uk-UA"/>
+        </w:rPr>
+        <w:t xml:space="preserve"> </w:t>
+      </w:r>
+      <w:proofErr w:type="spellStart"/>
+      <w:r>
+        <w:rPr>
+          <w:sz w:val="28"/>
+          <w:szCs w:val="28"/>
+          <w:lang w:val="uk-UA"/>
+        </w:rPr>
+        <w:t>what</w:t>
+      </w:r>
+      <w:proofErr w:type="spellEnd"/>
+      <w:r>
+        <w:rPr>
+          <w:sz w:val="28"/>
+          <w:szCs w:val="28"/>
+          <w:lang w:val="uk-UA"/>
+        </w:rPr>
+        <w:t xml:space="preserve"> </w:t>
+      </w:r>
+      <w:proofErr w:type="spellStart"/>
+      <w:r>
+        <w:rPr>
+          <w:sz w:val="28"/>
+          <w:szCs w:val="28"/>
+          <w:lang w:val="uk-UA"/>
+        </w:rPr>
+        <w:t>you</w:t>
+      </w:r>
+      <w:proofErr w:type="spellEnd"/>
+      <w:r>
+        <w:rPr>
+          <w:sz w:val="28"/>
+          <w:szCs w:val="28"/>
+          <w:lang w:val="uk-UA"/>
+        </w:rPr>
+        <w:t xml:space="preserve"> </w:t>
+      </w:r>
+      <w:proofErr w:type="spellStart"/>
+      <w:r>
+        <w:rPr>
+          <w:sz w:val="28"/>
+          <w:szCs w:val="28"/>
+          <w:lang w:val="uk-UA"/>
+        </w:rPr>
+        <w:t>need</w:t>
+      </w:r>
+      <w:proofErr w:type="spellEnd"/>
+      <w:r>
+        <w:rPr>
+          <w:sz w:val="28"/>
+          <w:szCs w:val="28"/>
+          <w:lang w:val="uk-UA"/>
+        </w:rPr>
+        <w:t xml:space="preserve"> </w:t>
+      </w:r>
+      <w:proofErr w:type="spellStart"/>
+      <w:r>
+        <w:rPr>
+          <w:sz w:val="28"/>
+          <w:szCs w:val="28"/>
+          <w:lang w:val="uk-UA"/>
+        </w:rPr>
+        <w:t>to</w:t>
+      </w:r>
+      <w:proofErr w:type="spellEnd"/>
+      <w:r>
+        <w:rPr>
+          <w:sz w:val="28"/>
+          <w:szCs w:val="28"/>
+          <w:lang w:val="uk-UA"/>
+        </w:rPr>
+        <w:t xml:space="preserve"> </w:t>
+      </w:r>
+      <w:proofErr w:type="spellStart"/>
+      <w:r>
+        <w:rPr>
+          <w:sz w:val="28"/>
+          <w:szCs w:val="28"/>
+          <w:lang w:val="uk-UA"/>
+        </w:rPr>
+        <w:t>do</w:t>
+      </w:r>
+      <w:proofErr w:type="spellEnd"/>
+      <w:r>
+        <w:rPr>
+          <w:sz w:val="28"/>
+          <w:szCs w:val="28"/>
+          <w:lang w:val="uk-UA"/>
+        </w:rPr>
+        <w:t xml:space="preserve"> </w:t>
+      </w:r>
+      <w:proofErr w:type="spellStart"/>
+      <w:r>
+        <w:rPr>
+          <w:sz w:val="28"/>
+          <w:szCs w:val="28"/>
+          <w:lang w:val="uk-UA"/>
+        </w:rPr>
+        <w:t>to</w:t>
+      </w:r>
+      <w:proofErr w:type="spellEnd"/>
+      <w:r>
+        <w:rPr>
+          <w:sz w:val="28"/>
+          <w:szCs w:val="28"/>
+          <w:lang w:val="uk-UA"/>
+        </w:rPr>
+        <w:t xml:space="preserve"> </w:t>
+      </w:r>
+      <w:proofErr w:type="spellStart"/>
+      <w:r>
+        <w:rPr>
+          <w:sz w:val="28"/>
+          <w:szCs w:val="28"/>
+          <w:lang w:val="uk-UA"/>
+        </w:rPr>
+        <w:t>probe</w:t>
+      </w:r>
+      <w:proofErr w:type="spellEnd"/>
+      <w:r>
+        <w:rPr>
+          <w:sz w:val="28"/>
+          <w:szCs w:val="28"/>
+          <w:lang w:val="uk-UA"/>
+        </w:rPr>
+        <w:t xml:space="preserve"> </w:t>
+      </w:r>
+      <w:proofErr w:type="spellStart"/>
+      <w:r>
+        <w:rPr>
+          <w:sz w:val="28"/>
+          <w:szCs w:val="28"/>
+          <w:lang w:val="uk-UA"/>
+        </w:rPr>
+        <w:t>your</w:t>
+      </w:r>
+      <w:proofErr w:type="spellEnd"/>
+      <w:r>
+        <w:rPr>
+          <w:sz w:val="28"/>
+          <w:szCs w:val="28"/>
+          <w:lang w:val="uk-UA"/>
+        </w:rPr>
+        <w:t xml:space="preserve"> </w:t>
+      </w:r>
+      <w:proofErr w:type="spellStart"/>
+      <w:r>
+        <w:rPr>
+          <w:sz w:val="28"/>
+          <w:szCs w:val="28"/>
+          <w:lang w:val="uk-UA"/>
+        </w:rPr>
+        <w:t>iPhone</w:t>
+      </w:r>
+      <w:proofErr w:type="spellEnd"/>
+      <w:r>
+        <w:rPr>
+          <w:sz w:val="28"/>
+          <w:szCs w:val="28"/>
+          <w:lang w:val="uk-UA"/>
+        </w:rPr>
+        <w:t xml:space="preserve"> </w:t>
+      </w:r>
+      <w:proofErr w:type="spellStart"/>
+      <w:r>
+        <w:rPr>
+          <w:sz w:val="28"/>
+          <w:szCs w:val="28"/>
+          <w:lang w:val="uk-UA"/>
+        </w:rPr>
+        <w:t>for</w:t>
+      </w:r>
+      <w:proofErr w:type="spellEnd"/>
+      <w:r>
+        <w:rPr>
+          <w:sz w:val="28"/>
+          <w:szCs w:val="28"/>
+          <w:lang w:val="uk-UA"/>
+        </w:rPr>
+        <w:t xml:space="preserve"> </w:t>
+      </w:r>
+      <w:proofErr w:type="spellStart"/>
+      <w:r>
+        <w:rPr>
+          <w:sz w:val="28"/>
+          <w:szCs w:val="28"/>
+          <w:lang w:val="uk-UA"/>
+        </w:rPr>
+        <w:t>Pegasus</w:t>
+      </w:r>
+      <w:proofErr w:type="spellEnd"/>
+      <w:r>
+        <w:rPr>
+          <w:sz w:val="28"/>
+          <w:szCs w:val="28"/>
+          <w:lang w:val="uk-UA"/>
+        </w:rPr>
+        <w:t xml:space="preserve"> </w:t>
+      </w:r>
+      <w:proofErr w:type="spellStart"/>
+      <w:r>
+        <w:rPr>
+          <w:sz w:val="28"/>
+          <w:szCs w:val="28"/>
+          <w:lang w:val="uk-UA"/>
+        </w:rPr>
+        <w:t>software</w:t>
+      </w:r>
+      <w:proofErr w:type="spellEnd"/>
+      <w:r>
+        <w:rPr>
+          <w:sz w:val="28"/>
+          <w:szCs w:val="28"/>
+          <w:lang w:val="uk-UA"/>
+        </w:rPr>
+        <w:t xml:space="preserve"> </w:t>
+      </w:r>
+      <w:proofErr w:type="spellStart"/>
+      <w:r>
+        <w:rPr>
+          <w:sz w:val="28"/>
+          <w:szCs w:val="28"/>
+          <w:lang w:val="uk-UA"/>
+        </w:rPr>
+        <w:t>remnants</w:t>
+      </w:r>
+      <w:proofErr w:type="spellEnd"/>
+      <w:r>
+        <w:rPr>
+          <w:sz w:val="28"/>
+          <w:szCs w:val="28"/>
+          <w:lang w:val="uk-UA"/>
+        </w:rPr>
+        <w:t>:</w:t>
+      </w:r>
+    </w:p>
+    <w:p>
+      <w:pPr>
+        <w:pStyle w:val="af2"/>
+        <w:spacing w:after="0" w:line="360" w:lineRule="auto"/>
+        <w:jc w:val="both"/>
+        <w:textAlignment w:val="baseline"/>
+        <w:rPr>
+          <w:sz w:val="28"/>
+          <w:szCs w:val="28"/>
+          <w:lang w:val="uk-UA"/>
+        </w:rPr>
+      </w:pPr>
+      <w:proofErr w:type="spellStart"/>
+      <w:r>
+        <w:rPr>
+          <w:sz w:val="28"/>
+          <w:szCs w:val="28"/>
+          <w:lang w:val="uk-UA"/>
+        </w:rPr>
+        <w:lastRenderedPageBreak/>
+        <w:t>Do</w:t>
+      </w:r>
+      <w:proofErr w:type="spellEnd"/>
+      <w:r>
+        <w:rPr>
+          <w:sz w:val="28"/>
+          <w:szCs w:val="28"/>
+          <w:lang w:val="uk-UA"/>
+        </w:rPr>
+        <w:t xml:space="preserve"> </w:t>
+      </w:r>
+      <w:proofErr w:type="spellStart"/>
+      <w:r>
+        <w:rPr>
+          <w:sz w:val="28"/>
+          <w:szCs w:val="28"/>
+          <w:lang w:val="uk-UA"/>
+        </w:rPr>
+        <w:t>an</w:t>
+      </w:r>
+      <w:proofErr w:type="spellEnd"/>
+      <w:r>
+        <w:rPr>
+          <w:sz w:val="28"/>
+          <w:szCs w:val="28"/>
+          <w:lang w:val="uk-UA"/>
+        </w:rPr>
+        <w:t xml:space="preserve"> </w:t>
+      </w:r>
+      <w:proofErr w:type="spellStart"/>
+      <w:r>
+        <w:rPr>
+          <w:sz w:val="28"/>
+          <w:szCs w:val="28"/>
+          <w:lang w:val="uk-UA"/>
+        </w:rPr>
+        <w:t>encrypted</w:t>
+      </w:r>
+      <w:proofErr w:type="spellEnd"/>
+      <w:r>
+        <w:rPr>
+          <w:sz w:val="28"/>
+          <w:szCs w:val="28"/>
+          <w:lang w:val="uk-UA"/>
+        </w:rPr>
+        <w:t xml:space="preserve"> </w:t>
+      </w:r>
+      <w:proofErr w:type="spellStart"/>
+      <w:r>
+        <w:rPr>
+          <w:sz w:val="28"/>
+          <w:szCs w:val="28"/>
+          <w:lang w:val="uk-UA"/>
+        </w:rPr>
+        <w:t>backup</w:t>
+      </w:r>
+      <w:proofErr w:type="spellEnd"/>
+      <w:r>
+        <w:rPr>
+          <w:sz w:val="28"/>
+          <w:szCs w:val="28"/>
+          <w:lang w:val="uk-UA"/>
+        </w:rPr>
+        <w:t xml:space="preserve"> </w:t>
+      </w:r>
+      <w:proofErr w:type="spellStart"/>
+      <w:r>
+        <w:rPr>
+          <w:sz w:val="28"/>
+          <w:szCs w:val="28"/>
+          <w:lang w:val="uk-UA"/>
+        </w:rPr>
+        <w:t>of</w:t>
+      </w:r>
+      <w:proofErr w:type="spellEnd"/>
+      <w:r>
+        <w:rPr>
+          <w:sz w:val="28"/>
+          <w:szCs w:val="28"/>
+          <w:lang w:val="uk-UA"/>
+        </w:rPr>
+        <w:t xml:space="preserve"> </w:t>
+      </w:r>
+      <w:proofErr w:type="spellStart"/>
+      <w:r>
+        <w:rPr>
+          <w:sz w:val="28"/>
+          <w:szCs w:val="28"/>
+          <w:lang w:val="uk-UA"/>
+        </w:rPr>
+        <w:t>your</w:t>
+      </w:r>
+      <w:proofErr w:type="spellEnd"/>
+      <w:r>
+        <w:rPr>
+          <w:sz w:val="28"/>
+          <w:szCs w:val="28"/>
+          <w:lang w:val="uk-UA"/>
+        </w:rPr>
+        <w:t xml:space="preserve"> </w:t>
+      </w:r>
+      <w:proofErr w:type="spellStart"/>
+      <w:r>
+        <w:rPr>
+          <w:sz w:val="28"/>
+          <w:szCs w:val="28"/>
+          <w:lang w:val="uk-UA"/>
+        </w:rPr>
+        <w:t>iPhone</w:t>
+      </w:r>
+      <w:proofErr w:type="spellEnd"/>
+      <w:r>
+        <w:rPr>
+          <w:sz w:val="28"/>
+          <w:szCs w:val="28"/>
+          <w:lang w:val="uk-UA"/>
+        </w:rPr>
+        <w:t xml:space="preserve"> </w:t>
+      </w:r>
+      <w:proofErr w:type="spellStart"/>
+      <w:r>
+        <w:rPr>
+          <w:sz w:val="28"/>
+          <w:szCs w:val="28"/>
+          <w:lang w:val="uk-UA"/>
+        </w:rPr>
+        <w:t>via</w:t>
+      </w:r>
+      <w:proofErr w:type="spellEnd"/>
+      <w:r>
+        <w:rPr>
+          <w:sz w:val="28"/>
+          <w:szCs w:val="28"/>
+          <w:lang w:val="uk-UA"/>
+        </w:rPr>
+        <w:t xml:space="preserve"> </w:t>
+      </w:r>
+      <w:proofErr w:type="spellStart"/>
+      <w:r>
+        <w:rPr>
+          <w:sz w:val="28"/>
+          <w:szCs w:val="28"/>
+          <w:lang w:val="uk-UA"/>
+        </w:rPr>
+        <w:t>iTunes</w:t>
+      </w:r>
+      <w:proofErr w:type="spellEnd"/>
+      <w:r>
+        <w:rPr>
+          <w:sz w:val="28"/>
+          <w:szCs w:val="28"/>
+          <w:lang w:val="uk-UA"/>
+        </w:rPr>
+        <w:t xml:space="preserve"> </w:t>
+      </w:r>
+      <w:proofErr w:type="spellStart"/>
+      <w:r>
+        <w:rPr>
+          <w:sz w:val="28"/>
+          <w:szCs w:val="28"/>
+          <w:lang w:val="uk-UA"/>
+        </w:rPr>
+        <w:t>or</w:t>
+      </w:r>
+      <w:proofErr w:type="spellEnd"/>
+      <w:r>
+        <w:rPr>
+          <w:sz w:val="28"/>
+          <w:szCs w:val="28"/>
+          <w:lang w:val="uk-UA"/>
+        </w:rPr>
+        <w:t xml:space="preserve"> </w:t>
+      </w:r>
+      <w:proofErr w:type="spellStart"/>
+      <w:r>
+        <w:rPr>
+          <w:sz w:val="28"/>
+          <w:szCs w:val="28"/>
+          <w:lang w:val="uk-UA"/>
+        </w:rPr>
+        <w:t>from</w:t>
+      </w:r>
+      <w:proofErr w:type="spellEnd"/>
+      <w:r>
+        <w:rPr>
+          <w:sz w:val="28"/>
+          <w:szCs w:val="28"/>
+          <w:lang w:val="uk-UA"/>
+        </w:rPr>
+        <w:t xml:space="preserve"> </w:t>
+      </w:r>
+      <w:proofErr w:type="spellStart"/>
+      <w:r>
+        <w:rPr>
+          <w:sz w:val="28"/>
+          <w:szCs w:val="28"/>
+          <w:lang w:val="uk-UA"/>
+        </w:rPr>
+        <w:t>Finder</w:t>
+      </w:r>
+      <w:proofErr w:type="spellEnd"/>
+      <w:r>
+        <w:rPr>
+          <w:sz w:val="28"/>
+          <w:szCs w:val="28"/>
+          <w:lang w:val="uk-UA"/>
+        </w:rPr>
+        <w:t xml:space="preserve"> </w:t>
+      </w:r>
+      <w:proofErr w:type="spellStart"/>
+      <w:r>
+        <w:rPr>
+          <w:sz w:val="28"/>
+          <w:szCs w:val="28"/>
+          <w:lang w:val="uk-UA"/>
+        </w:rPr>
+        <w:t>in</w:t>
+      </w:r>
+      <w:proofErr w:type="spellEnd"/>
+      <w:r>
+        <w:rPr>
+          <w:sz w:val="28"/>
+          <w:szCs w:val="28"/>
+          <w:lang w:val="uk-UA"/>
+        </w:rPr>
+        <w:t xml:space="preserve"> </w:t>
+      </w:r>
+      <w:proofErr w:type="spellStart"/>
+      <w:r>
+        <w:rPr>
+          <w:sz w:val="28"/>
+          <w:szCs w:val="28"/>
+          <w:lang w:val="uk-UA"/>
+        </w:rPr>
+        <w:t>more</w:t>
+      </w:r>
+      <w:proofErr w:type="spellEnd"/>
+      <w:r>
+        <w:rPr>
+          <w:sz w:val="28"/>
+          <w:szCs w:val="28"/>
+          <w:lang w:val="uk-UA"/>
+        </w:rPr>
+        <w:t xml:space="preserve"> </w:t>
+      </w:r>
+      <w:proofErr w:type="spellStart"/>
+      <w:r>
+        <w:rPr>
+          <w:sz w:val="28"/>
+          <w:szCs w:val="28"/>
+          <w:lang w:val="uk-UA"/>
+        </w:rPr>
+        <w:t>recent</w:t>
+      </w:r>
+      <w:proofErr w:type="spellEnd"/>
+      <w:r>
+        <w:rPr>
+          <w:sz w:val="28"/>
+          <w:szCs w:val="28"/>
+          <w:lang w:val="uk-UA"/>
+        </w:rPr>
+        <w:t xml:space="preserve"> </w:t>
+      </w:r>
+      <w:proofErr w:type="spellStart"/>
+      <w:r>
+        <w:rPr>
+          <w:sz w:val="28"/>
+          <w:szCs w:val="28"/>
+          <w:lang w:val="uk-UA"/>
+        </w:rPr>
+        <w:t>MacOS</w:t>
+      </w:r>
+      <w:proofErr w:type="spellEnd"/>
+      <w:r>
+        <w:rPr>
+          <w:sz w:val="28"/>
+          <w:szCs w:val="28"/>
+          <w:lang w:val="uk-UA"/>
+        </w:rPr>
+        <w:t xml:space="preserve"> </w:t>
+      </w:r>
+      <w:proofErr w:type="spellStart"/>
+      <w:r>
+        <w:rPr>
+          <w:sz w:val="28"/>
+          <w:szCs w:val="28"/>
+          <w:lang w:val="uk-UA"/>
+        </w:rPr>
+        <w:t>versions</w:t>
+      </w:r>
+      <w:proofErr w:type="spellEnd"/>
+      <w:r>
+        <w:rPr>
+          <w:sz w:val="28"/>
+          <w:szCs w:val="28"/>
+          <w:lang w:val="uk-UA"/>
+        </w:rPr>
+        <w:t>.</w:t>
+      </w:r>
+    </w:p>
+    <w:p>
+      <w:pPr>
+        <w:pStyle w:val="af2"/>
+        <w:spacing w:after="0" w:line="360" w:lineRule="auto"/>
+        <w:jc w:val="both"/>
+        <w:textAlignment w:val="baseline"/>
+        <w:rPr>
+          <w:sz w:val="28"/>
+          <w:szCs w:val="28"/>
+          <w:lang w:val="uk-UA"/>
+        </w:rPr>
+      </w:pPr>
+      <w:proofErr w:type="spellStart"/>
+      <w:r>
+        <w:rPr>
+          <w:sz w:val="28"/>
+          <w:szCs w:val="28"/>
+          <w:lang w:val="uk-UA"/>
+        </w:rPr>
+        <w:t>Follow</w:t>
+      </w:r>
+      <w:proofErr w:type="spellEnd"/>
+      <w:r>
+        <w:rPr>
+          <w:sz w:val="28"/>
+          <w:szCs w:val="28"/>
+          <w:lang w:val="uk-UA"/>
+        </w:rPr>
+        <w:t xml:space="preserve"> </w:t>
+      </w:r>
+      <w:proofErr w:type="spellStart"/>
+      <w:r>
+        <w:rPr>
+          <w:sz w:val="28"/>
+          <w:szCs w:val="28"/>
+          <w:lang w:val="uk-UA"/>
+        </w:rPr>
+        <w:t>Amnesty's</w:t>
+      </w:r>
+      <w:proofErr w:type="spellEnd"/>
+      <w:r>
+        <w:rPr>
+          <w:sz w:val="28"/>
+          <w:szCs w:val="28"/>
+          <w:lang w:val="uk-UA"/>
+        </w:rPr>
+        <w:t xml:space="preserve"> </w:t>
+      </w:r>
+      <w:proofErr w:type="spellStart"/>
+      <w:r>
+        <w:rPr>
+          <w:sz w:val="28"/>
+          <w:szCs w:val="28"/>
+          <w:lang w:val="uk-UA"/>
+        </w:rPr>
+        <w:t>Mobile</w:t>
+      </w:r>
+      <w:proofErr w:type="spellEnd"/>
+      <w:r>
+        <w:rPr>
+          <w:sz w:val="28"/>
+          <w:szCs w:val="28"/>
+          <w:lang w:val="uk-UA"/>
+        </w:rPr>
+        <w:t xml:space="preserve"> </w:t>
+      </w:r>
+      <w:proofErr w:type="spellStart"/>
+      <w:r>
+        <w:rPr>
+          <w:sz w:val="28"/>
+          <w:szCs w:val="28"/>
+          <w:lang w:val="uk-UA"/>
+        </w:rPr>
+        <w:t>Verification</w:t>
+      </w:r>
+      <w:proofErr w:type="spellEnd"/>
+      <w:r>
+        <w:rPr>
+          <w:sz w:val="28"/>
+          <w:szCs w:val="28"/>
+          <w:lang w:val="uk-UA"/>
+        </w:rPr>
+        <w:t xml:space="preserve"> </w:t>
+      </w:r>
+      <w:proofErr w:type="spellStart"/>
+      <w:r>
+        <w:rPr>
+          <w:sz w:val="28"/>
+          <w:szCs w:val="28"/>
+          <w:lang w:val="uk-UA"/>
+        </w:rPr>
+        <w:t>Toolkit</w:t>
+      </w:r>
+      <w:proofErr w:type="spellEnd"/>
+      <w:r>
+        <w:rPr>
+          <w:sz w:val="28"/>
+          <w:szCs w:val="28"/>
+          <w:lang w:val="uk-UA"/>
+        </w:rPr>
+        <w:t xml:space="preserve"> (MVT) </w:t>
+      </w:r>
+      <w:proofErr w:type="spellStart"/>
+      <w:r>
+        <w:rPr>
+          <w:sz w:val="28"/>
+          <w:szCs w:val="28"/>
+          <w:lang w:val="uk-UA"/>
+        </w:rPr>
+        <w:t>installation</w:t>
+      </w:r>
+      <w:proofErr w:type="spellEnd"/>
+      <w:r>
+        <w:rPr>
+          <w:sz w:val="28"/>
+          <w:szCs w:val="28"/>
+          <w:lang w:val="uk-UA"/>
+        </w:rPr>
+        <w:t xml:space="preserve"> </w:t>
+      </w:r>
+      <w:proofErr w:type="spellStart"/>
+      <w:r>
+        <w:rPr>
+          <w:sz w:val="28"/>
+          <w:szCs w:val="28"/>
+          <w:lang w:val="uk-UA"/>
+        </w:rPr>
+        <w:t>instructions</w:t>
+      </w:r>
+      <w:proofErr w:type="spellEnd"/>
+      <w:r>
+        <w:rPr>
+          <w:sz w:val="28"/>
+          <w:szCs w:val="28"/>
+          <w:lang w:val="uk-UA"/>
+        </w:rPr>
+        <w:t>.</w:t>
+      </w:r>
+    </w:p>
+    <w:p>
+      <w:pPr>
+        <w:pStyle w:val="af2"/>
+        <w:spacing w:after="0" w:line="360" w:lineRule="auto"/>
+        <w:jc w:val="both"/>
+        <w:textAlignment w:val="baseline"/>
+        <w:rPr>
+          <w:sz w:val="28"/>
+          <w:szCs w:val="28"/>
+          <w:lang w:val="uk-UA"/>
+        </w:rPr>
+      </w:pPr>
+      <w:proofErr w:type="spellStart"/>
+      <w:r>
+        <w:rPr>
+          <w:sz w:val="28"/>
+          <w:szCs w:val="28"/>
+          <w:lang w:val="uk-UA"/>
+        </w:rPr>
+        <w:t>Run</w:t>
+      </w:r>
+      <w:proofErr w:type="spellEnd"/>
+      <w:r>
+        <w:rPr>
+          <w:sz w:val="28"/>
+          <w:szCs w:val="28"/>
+          <w:lang w:val="uk-UA"/>
+        </w:rPr>
+        <w:t xml:space="preserve"> MVT </w:t>
+      </w:r>
+      <w:proofErr w:type="spellStart"/>
+      <w:r>
+        <w:rPr>
+          <w:sz w:val="28"/>
+          <w:szCs w:val="28"/>
+          <w:lang w:val="uk-UA"/>
+        </w:rPr>
+        <w:t>on</w:t>
+      </w:r>
+      <w:proofErr w:type="spellEnd"/>
+      <w:r>
+        <w:rPr>
+          <w:sz w:val="28"/>
+          <w:szCs w:val="28"/>
+          <w:lang w:val="uk-UA"/>
+        </w:rPr>
+        <w:t xml:space="preserve"> </w:t>
+      </w:r>
+      <w:proofErr w:type="spellStart"/>
+      <w:r>
+        <w:rPr>
+          <w:sz w:val="28"/>
+          <w:szCs w:val="28"/>
+          <w:lang w:val="uk-UA"/>
+        </w:rPr>
+        <w:t>the</w:t>
+      </w:r>
+      <w:proofErr w:type="spellEnd"/>
+      <w:r>
+        <w:rPr>
+          <w:sz w:val="28"/>
+          <w:szCs w:val="28"/>
+          <w:lang w:val="uk-UA"/>
+        </w:rPr>
+        <w:t xml:space="preserve"> </w:t>
+      </w:r>
+      <w:proofErr w:type="spellStart"/>
+      <w:r>
+        <w:rPr>
+          <w:sz w:val="28"/>
+          <w:szCs w:val="28"/>
+          <w:lang w:val="uk-UA"/>
+        </w:rPr>
+        <w:t>encrypted</w:t>
+      </w:r>
+      <w:proofErr w:type="spellEnd"/>
+      <w:r>
+        <w:rPr>
+          <w:sz w:val="28"/>
+          <w:szCs w:val="28"/>
+          <w:lang w:val="uk-UA"/>
+        </w:rPr>
+        <w:t xml:space="preserve"> </w:t>
+      </w:r>
+      <w:proofErr w:type="spellStart"/>
+      <w:r>
+        <w:rPr>
+          <w:sz w:val="28"/>
+          <w:szCs w:val="28"/>
+          <w:lang w:val="uk-UA"/>
+        </w:rPr>
+        <w:t>backup</w:t>
+      </w:r>
+      <w:proofErr w:type="spellEnd"/>
+      <w:r>
+        <w:rPr>
+          <w:sz w:val="28"/>
+          <w:szCs w:val="28"/>
+          <w:lang w:val="uk-UA"/>
+        </w:rPr>
+        <w:t xml:space="preserve"> </w:t>
+      </w:r>
+      <w:proofErr w:type="spellStart"/>
+      <w:r>
+        <w:rPr>
+          <w:sz w:val="28"/>
+          <w:szCs w:val="28"/>
+          <w:lang w:val="uk-UA"/>
+        </w:rPr>
+        <w:t>moved</w:t>
+      </w:r>
+      <w:proofErr w:type="spellEnd"/>
+      <w:r>
+        <w:rPr>
+          <w:sz w:val="28"/>
+          <w:szCs w:val="28"/>
+          <w:lang w:val="uk-UA"/>
+        </w:rPr>
+        <w:t xml:space="preserve"> </w:t>
+      </w:r>
+      <w:proofErr w:type="spellStart"/>
+      <w:r>
+        <w:rPr>
+          <w:sz w:val="28"/>
+          <w:szCs w:val="28"/>
+          <w:lang w:val="uk-UA"/>
+        </w:rPr>
+        <w:t>to</w:t>
+      </w:r>
+      <w:proofErr w:type="spellEnd"/>
+      <w:r>
+        <w:rPr>
+          <w:sz w:val="28"/>
+          <w:szCs w:val="28"/>
+          <w:lang w:val="uk-UA"/>
+        </w:rPr>
+        <w:t xml:space="preserve"> </w:t>
+      </w:r>
+      <w:proofErr w:type="spellStart"/>
+      <w:r>
+        <w:rPr>
+          <w:sz w:val="28"/>
+          <w:szCs w:val="28"/>
+          <w:lang w:val="uk-UA"/>
+        </w:rPr>
+        <w:t>these</w:t>
+      </w:r>
+      <w:proofErr w:type="spellEnd"/>
+      <w:r>
+        <w:rPr>
+          <w:sz w:val="28"/>
+          <w:szCs w:val="28"/>
+          <w:lang w:val="uk-UA"/>
+        </w:rPr>
+        <w:t xml:space="preserve"> </w:t>
+      </w:r>
+      <w:proofErr w:type="spellStart"/>
+      <w:r>
+        <w:rPr>
+          <w:sz w:val="28"/>
+          <w:szCs w:val="28"/>
+          <w:lang w:val="uk-UA"/>
+        </w:rPr>
+        <w:t>locations</w:t>
+      </w:r>
+      <w:proofErr w:type="spellEnd"/>
+      <w:r>
+        <w:rPr>
+          <w:sz w:val="28"/>
+          <w:szCs w:val="28"/>
+          <w:lang w:val="uk-UA"/>
+        </w:rPr>
+        <w:t>:</w:t>
+      </w:r>
+    </w:p>
+    <w:p>
+      <w:pPr>
+        <w:pStyle w:val="af2"/>
+        <w:spacing w:after="0" w:line="360" w:lineRule="auto"/>
+        <w:jc w:val="both"/>
+        <w:textAlignment w:val="baseline"/>
+        <w:rPr>
+          <w:sz w:val="28"/>
+          <w:szCs w:val="28"/>
+          <w:lang w:val="uk-UA"/>
+        </w:rPr>
+      </w:pPr>
+    </w:p>
+    <w:p>
+      <w:pPr>
+        <w:pStyle w:val="af2"/>
+        <w:spacing w:after="0" w:line="360" w:lineRule="auto"/>
+        <w:jc w:val="both"/>
+        <w:textAlignment w:val="baseline"/>
+        <w:rPr>
+          <w:sz w:val="28"/>
+          <w:szCs w:val="28"/>
+          <w:lang w:val="uk-UA"/>
+        </w:rPr>
+      </w:pPr>
+      <w:r>
+        <w:rPr>
+          <w:sz w:val="28"/>
+          <w:szCs w:val="28"/>
+          <w:lang w:val="uk-UA"/>
+        </w:rPr>
+        <w:t xml:space="preserve">Windows: </w:t>
+      </w:r>
+      <w:proofErr w:type="spellStart"/>
+      <w:r>
+        <w:rPr>
+          <w:sz w:val="28"/>
+          <w:szCs w:val="28"/>
+          <w:lang w:val="uk-UA"/>
+        </w:rPr>
+        <w:t>in</w:t>
+      </w:r>
+      <w:proofErr w:type="spellEnd"/>
+      <w:r>
+        <w:rPr>
+          <w:sz w:val="28"/>
+          <w:szCs w:val="28"/>
+          <w:lang w:val="uk-UA"/>
+        </w:rPr>
+        <w:t xml:space="preserve"> %USERPROFILE%\</w:t>
+      </w:r>
+      <w:proofErr w:type="spellStart"/>
+      <w:r>
+        <w:rPr>
+          <w:sz w:val="28"/>
+          <w:szCs w:val="28"/>
+          <w:lang w:val="uk-UA"/>
+        </w:rPr>
+        <w:t>Apple</w:t>
+      </w:r>
+      <w:proofErr w:type="spellEnd"/>
+      <w:r>
+        <w:rPr>
+          <w:sz w:val="28"/>
+          <w:szCs w:val="28"/>
+          <w:lang w:val="uk-UA"/>
+        </w:rPr>
+        <w:t>\</w:t>
+      </w:r>
+      <w:proofErr w:type="spellStart"/>
+      <w:r>
+        <w:rPr>
+          <w:sz w:val="28"/>
+          <w:szCs w:val="28"/>
+          <w:lang w:val="uk-UA"/>
+        </w:rPr>
+        <w:t>MobileSync</w:t>
+      </w:r>
+      <w:proofErr w:type="spellEnd"/>
+      <w:r>
+        <w:rPr>
+          <w:sz w:val="28"/>
+          <w:szCs w:val="28"/>
+          <w:lang w:val="uk-UA"/>
+        </w:rPr>
+        <w:t xml:space="preserve">\ </w:t>
+      </w:r>
+      <w:proofErr w:type="spellStart"/>
+      <w:r>
+        <w:rPr>
+          <w:sz w:val="28"/>
+          <w:szCs w:val="28"/>
+          <w:lang w:val="uk-UA"/>
+        </w:rPr>
+        <w:t>or</w:t>
+      </w:r>
+      <w:proofErr w:type="spellEnd"/>
+      <w:r>
+        <w:rPr>
+          <w:sz w:val="28"/>
+          <w:szCs w:val="28"/>
+          <w:lang w:val="uk-UA"/>
+        </w:rPr>
+        <w:t xml:space="preserve"> %USERPROFILE%\</w:t>
+      </w:r>
+      <w:proofErr w:type="spellStart"/>
+      <w:r>
+        <w:rPr>
+          <w:sz w:val="28"/>
+          <w:szCs w:val="28"/>
+          <w:lang w:val="uk-UA"/>
+        </w:rPr>
+        <w:t>AppData</w:t>
+      </w:r>
+      <w:proofErr w:type="spellEnd"/>
+      <w:r>
+        <w:rPr>
+          <w:sz w:val="28"/>
+          <w:szCs w:val="28"/>
+          <w:lang w:val="uk-UA"/>
+        </w:rPr>
+        <w:t>\</w:t>
+      </w:r>
+      <w:proofErr w:type="spellStart"/>
+      <w:r>
+        <w:rPr>
+          <w:sz w:val="28"/>
+          <w:szCs w:val="28"/>
+          <w:lang w:val="uk-UA"/>
+        </w:rPr>
+        <w:t>Roaming</w:t>
+      </w:r>
+      <w:proofErr w:type="spellEnd"/>
+      <w:r>
+        <w:rPr>
+          <w:sz w:val="28"/>
+          <w:szCs w:val="28"/>
+          <w:lang w:val="uk-UA"/>
+        </w:rPr>
+        <w:t>\</w:t>
+      </w:r>
+      <w:proofErr w:type="spellStart"/>
+      <w:r>
+        <w:rPr>
+          <w:sz w:val="28"/>
+          <w:szCs w:val="28"/>
+          <w:lang w:val="uk-UA"/>
+        </w:rPr>
+        <w:t>Apple</w:t>
+      </w:r>
+      <w:proofErr w:type="spellEnd"/>
+      <w:r>
+        <w:rPr>
+          <w:sz w:val="28"/>
+          <w:szCs w:val="28"/>
+          <w:lang w:val="uk-UA"/>
+        </w:rPr>
+        <w:t xml:space="preserve"> </w:t>
+      </w:r>
+      <w:proofErr w:type="spellStart"/>
+      <w:r>
+        <w:rPr>
+          <w:sz w:val="28"/>
+          <w:szCs w:val="28"/>
+          <w:lang w:val="uk-UA"/>
+        </w:rPr>
+        <w:t>Computer</w:t>
+      </w:r>
+      <w:proofErr w:type="spellEnd"/>
+      <w:r>
+        <w:rPr>
+          <w:sz w:val="28"/>
+          <w:szCs w:val="28"/>
+          <w:lang w:val="uk-UA"/>
+        </w:rPr>
+        <w:t>\</w:t>
+      </w:r>
+      <w:proofErr w:type="spellStart"/>
+      <w:r>
+        <w:rPr>
+          <w:sz w:val="28"/>
+          <w:szCs w:val="28"/>
+          <w:lang w:val="uk-UA"/>
+        </w:rPr>
+        <w:t>MobileSync</w:t>
+      </w:r>
+      <w:proofErr w:type="spellEnd"/>
+      <w:r>
+        <w:rPr>
+          <w:sz w:val="28"/>
+          <w:szCs w:val="28"/>
+          <w:lang w:val="uk-UA"/>
+        </w:rPr>
+        <w:t>\</w:t>
+      </w:r>
+    </w:p>
+    <w:p>
+      <w:pPr>
+        <w:pStyle w:val="af2"/>
+        <w:spacing w:after="0" w:line="360" w:lineRule="auto"/>
+        <w:jc w:val="both"/>
+        <w:textAlignment w:val="baseline"/>
+        <w:rPr>
+          <w:sz w:val="28"/>
+          <w:szCs w:val="28"/>
+          <w:lang w:val="uk-UA"/>
+        </w:rPr>
+      </w:pPr>
+      <w:proofErr w:type="spellStart"/>
+      <w:r>
+        <w:rPr>
+          <w:sz w:val="28"/>
+          <w:szCs w:val="28"/>
+          <w:lang w:val="uk-UA"/>
+        </w:rPr>
+        <w:t>Mac</w:t>
+      </w:r>
+      <w:proofErr w:type="spellEnd"/>
+      <w:r>
+        <w:rPr>
+          <w:sz w:val="28"/>
+          <w:szCs w:val="28"/>
+          <w:lang w:val="uk-UA"/>
+        </w:rPr>
+        <w:t xml:space="preserve"> OS: </w:t>
+      </w:r>
+      <w:proofErr w:type="spellStart"/>
+      <w:r>
+        <w:rPr>
+          <w:sz w:val="28"/>
+          <w:szCs w:val="28"/>
+          <w:lang w:val="uk-UA"/>
+        </w:rPr>
+        <w:t>in</w:t>
+      </w:r>
+      <w:proofErr w:type="spellEnd"/>
+      <w:r>
+        <w:rPr>
+          <w:sz w:val="28"/>
+          <w:szCs w:val="28"/>
+          <w:lang w:val="uk-UA"/>
+        </w:rPr>
+        <w:t xml:space="preserve"> ~/</w:t>
+      </w:r>
+      <w:proofErr w:type="spellStart"/>
+      <w:r>
+        <w:rPr>
+          <w:sz w:val="28"/>
+          <w:szCs w:val="28"/>
+          <w:lang w:val="uk-UA"/>
+        </w:rPr>
+        <w:t>Library</w:t>
+      </w:r>
+      <w:proofErr w:type="spellEnd"/>
+      <w:r>
+        <w:rPr>
+          <w:sz w:val="28"/>
+          <w:szCs w:val="28"/>
+          <w:lang w:val="uk-UA"/>
+        </w:rPr>
+        <w:t>/</w:t>
+      </w:r>
+      <w:proofErr w:type="spellStart"/>
+      <w:r>
+        <w:rPr>
+          <w:sz w:val="28"/>
+          <w:szCs w:val="28"/>
+          <w:lang w:val="uk-UA"/>
+        </w:rPr>
+        <w:t>Application</w:t>
+      </w:r>
+      <w:proofErr w:type="spellEnd"/>
+      <w:r>
+        <w:rPr>
+          <w:sz w:val="28"/>
+          <w:szCs w:val="28"/>
+          <w:lang w:val="uk-UA"/>
+        </w:rPr>
+        <w:t xml:space="preserve"> </w:t>
+      </w:r>
+      <w:proofErr w:type="spellStart"/>
+      <w:r>
+        <w:rPr>
+          <w:sz w:val="28"/>
+          <w:szCs w:val="28"/>
+          <w:lang w:val="uk-UA"/>
+        </w:rPr>
+        <w:t>Support</w:t>
+      </w:r>
+      <w:proofErr w:type="spellEnd"/>
+      <w:r>
+        <w:rPr>
+          <w:sz w:val="28"/>
+          <w:szCs w:val="28"/>
+          <w:lang w:val="uk-UA"/>
+        </w:rPr>
+        <w:t>/</w:t>
+      </w:r>
+      <w:proofErr w:type="spellStart"/>
+      <w:r>
+        <w:rPr>
+          <w:sz w:val="28"/>
+          <w:szCs w:val="28"/>
+          <w:lang w:val="uk-UA"/>
+        </w:rPr>
+        <w:t>MobileSync</w:t>
+      </w:r>
+      <w:proofErr w:type="spellEnd"/>
+      <w:r>
+        <w:rPr>
+          <w:sz w:val="28"/>
+          <w:szCs w:val="28"/>
+          <w:lang w:val="uk-UA"/>
+        </w:rPr>
+        <w:t>/</w:t>
+      </w:r>
+    </w:p>
+    <w:p>
+      <w:pPr>
+        <w:pStyle w:val="af2"/>
+        <w:spacing w:after="0" w:line="360" w:lineRule="auto"/>
+        <w:jc w:val="both"/>
+        <w:textAlignment w:val="baseline"/>
+        <w:rPr>
+          <w:sz w:val="28"/>
+          <w:szCs w:val="28"/>
+          <w:lang w:val="uk-UA"/>
+        </w:rPr>
+      </w:pPr>
+      <w:r>
+        <w:rPr>
+          <w:sz w:val="28"/>
+          <w:szCs w:val="28"/>
+          <w:lang w:val="uk-UA"/>
+        </w:rPr>
+        <w:t>https://www.phonearena.com/news/how-to-check-your-iphone-for-pegasus-spyware_id133850?utm_source=ixbtcom</w:t>
+      </w:r>
+    </w:p>
+    <w:p>
+      <w:pPr>
+        <w:pStyle w:val="af2"/>
+        <w:spacing w:after="0" w:line="360" w:lineRule="auto"/>
+        <w:jc w:val="both"/>
+        <w:textAlignment w:val="baseline"/>
+        <w:rPr>
+          <w:sz w:val="28"/>
+          <w:szCs w:val="28"/>
+          <w:lang w:val="uk-UA"/>
+        </w:rPr>
+      </w:pPr>
+      <w:r>
+        <w:rPr>
+          <w:sz w:val="28"/>
+          <w:szCs w:val="28"/>
+          <w:lang w:val="uk-UA"/>
+        </w:rPr>
+        <w:t xml:space="preserve">https://www.ixbt.com/news/2021/07/23/otbroste-vse-dela-i-prochtite-jeto-jeta-utechka-stanet-istoriej-goda--jedvard-snouden-o-shpionskom-po-pegasus.html </w:t>
+      </w:r>
+    </w:p>
+    <w:p>
+      <w:pPr>
+        <w:pStyle w:val="af2"/>
+        <w:spacing w:after="0" w:line="360" w:lineRule="auto"/>
         <w:jc w:val="both"/>
         <w:textAlignment w:val="baseline"/>
         <w:rPr>
@@ -1221,6 +3193,16 @@
           <w:lang w:val="uk-UA"/>
         </w:rPr>
       </w:pPr>
+      <w:r>
+        <w:rPr>
+          <w:sz w:val="28"/>
+          <w:szCs w:val="28"/>
+          <w:lang w:val="uk-UA"/>
+        </w:rPr>
+        <w:tab/>
+      </w:r>
+      <w:bookmarkStart w:id="2" w:name="_GoBack"/>
+      <w:bookmarkEnd w:id="2"/>
     </w:p>
     <w:p>
       <w:pPr>
@@ -1231,6 +3213,20 @@
         <w:rPr>
           <w:sz w:val="28"/>
           <w:szCs w:val="28"/>
+          <w:lang w:val="uk-UA"/>
+        </w:rPr>
+      </w:pPr>
+    </w:p>
+    <w:p>
+      <w:pPr>
+        <w:pStyle w:val="af2"/>
+        <w:spacing w:before="0" w:beforeAutospacing="0" w:after="0" w:afterAutospacing="0" w:line="360" w:lineRule="auto"/>
+        <w:jc w:val="both"/>
+        <w:textAlignment w:val="baseline"/>
+        <w:rPr>
+          <w:sz w:val="28"/>
+          <w:szCs w:val="28"/>
+          <w:lang w:val="uk-UA"/>
         </w:rPr>
       </w:pPr>
       <w:r>
@@ -1280,7 +3276,7 @@
           <w:noProof/>
           <w:sz w:val="28"/>
           <w:szCs w:val="28"/>
-          <w:lang w:val="ru-RU" w:eastAsia="ru-RU"/>
+          <w:lang w:val="uk-UA" w:eastAsia="ru-RU"/>
         </w:rPr>
       </w:pPr>
       <w:r>
@@ -1291,7 +3287,367 @@
           <w:szCs w:val="28"/>
           <w:lang w:val="ru-RU" w:eastAsia="ru-RU"/>
         </w:rPr>
-        <w:t>D:\Загрузки\Telegram Desktop\john-1.9.0-jumbo-1-win64\john-1.9.0-jumbo-1-win64\run&gt;python3 office2john.py "D:\Загрузки\Файли з паролем (409)\Файли з паролем (409)\Горшевська Марина 409, Практична робота 6.docx" &gt; word_hash.txt</w:t>
+        <w:t>D</w:t>
+      </w:r>
+      <w:r>
+        <w:rPr>
+          <w:rFonts w:ascii="Times New Roman" w:hAnsi="Times New Roman" w:cs="Times New Roman"/>
+          <w:noProof/>
+          <w:sz w:val="28"/>
+          <w:szCs w:val="28"/>
+          <w:lang w:val="uk-UA" w:eastAsia="ru-RU"/>
+        </w:rPr>
+        <w:t>:\Загрузки\</w:t>
+      </w:r>
+      <w:r>
+        <w:rPr>
+          <w:rFonts w:ascii="Times New Roman" w:hAnsi="Times New Roman" w:cs="Times New Roman"/>
+          <w:noProof/>
+          <w:sz w:val="28"/>
+          <w:szCs w:val="28"/>
+          <w:lang w:val="ru-RU" w:eastAsia="ru-RU"/>
+        </w:rPr>
+        <w:t>Telegram</w:t>
+      </w:r>
+      <w:r>
+        <w:rPr>
+          <w:rFonts w:ascii="Times New Roman" w:hAnsi="Times New Roman" w:cs="Times New Roman"/>
+          <w:noProof/>
+          <w:sz w:val="28"/>
+          <w:szCs w:val="28"/>
+          <w:lang w:val="uk-UA" w:eastAsia="ru-RU"/>
+        </w:rPr>
+        <w:t xml:space="preserve"> </w:t>
+      </w:r>
+      <w:r>
+        <w:rPr>
+          <w:rFonts w:ascii="Times New Roman" w:hAnsi="Times New Roman" w:cs="Times New Roman"/>
+          <w:noProof/>
+          <w:sz w:val="28"/>
+          <w:szCs w:val="28"/>
+          <w:lang w:val="ru-RU" w:eastAsia="ru-RU"/>
+        </w:rPr>
+        <w:t>Desktop</w:t>
+      </w:r>
+      <w:r>
+        <w:rPr>
+          <w:rFonts w:ascii="Times New Roman" w:hAnsi="Times New Roman" w:cs="Times New Roman"/>
+          <w:noProof/>
+          <w:sz w:val="28"/>
+          <w:szCs w:val="28"/>
+          <w:lang w:val="uk-UA" w:eastAsia="ru-RU"/>
+        </w:rPr>
+        <w:t>\</w:t>
+      </w:r>
+      <w:r>
+        <w:rPr>
+          <w:rFonts w:ascii="Times New Roman" w:hAnsi="Times New Roman" w:cs="Times New Roman"/>
+          <w:noProof/>
+          <w:sz w:val="28"/>
+          <w:szCs w:val="28"/>
+          <w:lang w:val="ru-RU" w:eastAsia="ru-RU"/>
+        </w:rPr>
+        <w:t>john</w:t>
+      </w:r>
+      <w:r>
+        <w:rPr>
+          <w:rFonts w:ascii="Times New Roman" w:hAnsi="Times New Roman" w:cs="Times New Roman"/>
+          <w:noProof/>
+          <w:sz w:val="28"/>
+          <w:szCs w:val="28"/>
+          <w:lang w:val="uk-UA" w:eastAsia="ru-RU"/>
+        </w:rPr>
+        <w:t>-1.9.0-</w:t>
+      </w:r>
+      <w:r>
+        <w:rPr>
+          <w:rFonts w:ascii="Times New Roman" w:hAnsi="Times New Roman" w:cs="Times New Roman"/>
+          <w:noProof/>
+          <w:sz w:val="28"/>
+          <w:szCs w:val="28"/>
+          <w:lang w:val="ru-RU" w:eastAsia="ru-RU"/>
+        </w:rPr>
+        <w:t>jumbo</w:t>
+      </w:r>
+      <w:r>
+        <w:rPr>
+          <w:rFonts w:ascii="Times New Roman" w:hAnsi="Times New Roman" w:cs="Times New Roman"/>
+          <w:noProof/>
+          <w:sz w:val="28"/>
+          <w:szCs w:val="28"/>
+          <w:lang w:val="uk-UA" w:eastAsia="ru-RU"/>
+        </w:rPr>
+        <w:t>-1-</w:t>
+      </w:r>
+      <w:r>
+        <w:rPr>
+          <w:rFonts w:ascii="Times New Roman" w:hAnsi="Times New Roman" w:cs="Times New Roman"/>
+          <w:noProof/>
+          <w:sz w:val="28"/>
+          <w:szCs w:val="28"/>
+          <w:lang w:val="ru-RU" w:eastAsia="ru-RU"/>
+        </w:rPr>
+        <w:t>win</w:t>
+      </w:r>
+      <w:r>
+        <w:rPr>
+          <w:rFonts w:ascii="Times New Roman" w:hAnsi="Times New Roman" w:cs="Times New Roman"/>
+          <w:noProof/>
+          <w:sz w:val="28"/>
+          <w:szCs w:val="28"/>
+          <w:lang w:val="uk-UA" w:eastAsia="ru-RU"/>
+        </w:rPr>
+        <w:t>64\</w:t>
+      </w:r>
+      <w:r>
+        <w:rPr>
+          <w:rFonts w:ascii="Times New Roman" w:hAnsi="Times New Roman" w:cs="Times New Roman"/>
+          <w:noProof/>
+          <w:sz w:val="28"/>
+          <w:szCs w:val="28"/>
+          <w:lang w:val="ru-RU" w:eastAsia="ru-RU"/>
+        </w:rPr>
+        <w:t>john</w:t>
+      </w:r>
+      <w:r>
+        <w:rPr>
+          <w:rFonts w:ascii="Times New Roman" w:hAnsi="Times New Roman" w:cs="Times New Roman"/>
+          <w:noProof/>
+          <w:sz w:val="28"/>
+          <w:szCs w:val="28"/>
+          <w:lang w:val="uk-UA" w:eastAsia="ru-RU"/>
+        </w:rPr>
+        <w:t>-1.9.0-</w:t>
+      </w:r>
+      <w:r>
+        <w:rPr>
+          <w:rFonts w:ascii="Times New Roman" w:hAnsi="Times New Roman" w:cs="Times New Roman"/>
+          <w:noProof/>
+          <w:sz w:val="28"/>
+          <w:szCs w:val="28"/>
+          <w:lang w:val="ru-RU" w:eastAsia="ru-RU"/>
+        </w:rPr>
+        <w:t>jumbo</w:t>
+      </w:r>
+      <w:r>
+        <w:rPr>
+          <w:rFonts w:ascii="Times New Roman" w:hAnsi="Times New Roman" w:cs="Times New Roman"/>
+          <w:noProof/>
+          <w:sz w:val="28"/>
+          <w:szCs w:val="28"/>
+          <w:lang w:val="uk-UA" w:eastAsia="ru-RU"/>
+        </w:rPr>
+        <w:t>-1-</w:t>
+      </w:r>
+      <w:r>
+        <w:rPr>
+          <w:rFonts w:ascii="Times New Roman" w:hAnsi="Times New Roman" w:cs="Times New Roman"/>
+          <w:noProof/>
+          <w:sz w:val="28"/>
+          <w:szCs w:val="28"/>
+          <w:lang w:val="ru-RU" w:eastAsia="ru-RU"/>
+        </w:rPr>
+        <w:t>win</w:t>
+      </w:r>
+      <w:r>
+        <w:rPr>
+          <w:rFonts w:ascii="Times New Roman" w:hAnsi="Times New Roman" w:cs="Times New Roman"/>
+          <w:noProof/>
+          <w:sz w:val="28"/>
+          <w:szCs w:val="28"/>
+          <w:lang w:val="uk-UA" w:eastAsia="ru-RU"/>
+        </w:rPr>
+        <w:t>64\</w:t>
+      </w:r>
+      <w:r>
+        <w:rPr>
+          <w:rFonts w:ascii="Times New Roman" w:hAnsi="Times New Roman" w:cs="Times New Roman"/>
+          <w:noProof/>
+          <w:sz w:val="28"/>
+          <w:szCs w:val="28"/>
+          <w:lang w:val="ru-RU" w:eastAsia="ru-RU"/>
+        </w:rPr>
+        <w:t>run</w:t>
+      </w:r>
+      <w:r>
+        <w:rPr>
+          <w:rFonts w:ascii="Times New Roman" w:hAnsi="Times New Roman" w:cs="Times New Roman"/>
+          <w:noProof/>
+          <w:sz w:val="28"/>
+          <w:szCs w:val="28"/>
+          <w:lang w:val="uk-UA" w:eastAsia="ru-RU"/>
+        </w:rPr>
+        <w:t>&gt;</w:t>
+      </w:r>
+      <w:r>
+        <w:rPr>
+          <w:rFonts w:ascii="Times New Roman" w:hAnsi="Times New Roman" w:cs="Times New Roman"/>
+          <w:noProof/>
+          <w:sz w:val="28"/>
+          <w:szCs w:val="28"/>
+          <w:lang w:val="ru-RU" w:eastAsia="ru-RU"/>
+        </w:rPr>
+        <w:t>python</w:t>
+      </w:r>
+      <w:r>
+        <w:rPr>
+          <w:rFonts w:ascii="Times New Roman" w:hAnsi="Times New Roman" w:cs="Times New Roman"/>
+          <w:noProof/>
+          <w:sz w:val="28"/>
+          <w:szCs w:val="28"/>
+          <w:lang w:val="uk-UA" w:eastAsia="ru-RU"/>
+        </w:rPr>
+        <w:t xml:space="preserve">3 </w:t>
+      </w:r>
+      <w:r>
+        <w:rPr>
+          <w:rFonts w:ascii="Times New Roman" w:hAnsi="Times New Roman" w:cs="Times New Roman"/>
+          <w:noProof/>
+          <w:sz w:val="28"/>
+          <w:szCs w:val="28"/>
+          <w:lang w:val="ru-RU" w:eastAsia="ru-RU"/>
+        </w:rPr>
+        <w:t>office</w:t>
+      </w:r>
+      <w:r>
+        <w:rPr>
+          <w:rFonts w:ascii="Times New Roman" w:hAnsi="Times New Roman" w:cs="Times New Roman"/>
+          <w:noProof/>
+          <w:sz w:val="28"/>
+          <w:szCs w:val="28"/>
+          <w:lang w:val="uk-UA" w:eastAsia="ru-RU"/>
+        </w:rPr>
+        <w:t>2</w:t>
+      </w:r>
+      <w:r>
+        <w:rPr>
+          <w:rFonts w:ascii="Times New Roman" w:hAnsi="Times New Roman" w:cs="Times New Roman"/>
+          <w:noProof/>
+          <w:sz w:val="28"/>
+          <w:szCs w:val="28"/>
+          <w:lang w:val="ru-RU" w:eastAsia="ru-RU"/>
+        </w:rPr>
+        <w:t>john</w:t>
+      </w:r>
+      <w:r>
+        <w:rPr>
+          <w:rFonts w:ascii="Times New Roman" w:hAnsi="Times New Roman" w:cs="Times New Roman"/>
+          <w:noProof/>
+          <w:sz w:val="28"/>
+          <w:szCs w:val="28"/>
+          <w:lang w:val="uk-UA" w:eastAsia="ru-RU"/>
+        </w:rPr>
+        <w:t>.</w:t>
+      </w:r>
+      <w:r>
+        <w:rPr>
+          <w:rFonts w:ascii="Times New Roman" w:hAnsi="Times New Roman" w:cs="Times New Roman"/>
+          <w:noProof/>
+          <w:sz w:val="28"/>
+          <w:szCs w:val="28"/>
+          <w:lang w:val="ru-RU" w:eastAsia="ru-RU"/>
+        </w:rPr>
+        <w:t>py</w:t>
+      </w:r>
+      <w:r>
+        <w:rPr>
+          <w:rFonts w:ascii="Times New Roman" w:hAnsi="Times New Roman" w:cs="Times New Roman"/>
+          <w:noProof/>
+          <w:sz w:val="28"/>
+          <w:szCs w:val="28"/>
+          <w:lang w:val="uk-UA" w:eastAsia="ru-RU"/>
+        </w:rPr>
+        <w:t xml:space="preserve"> "</w:t>
+      </w:r>
+      <w:r>
+        <w:rPr>
+          <w:rFonts w:ascii="Times New Roman" w:hAnsi="Times New Roman" w:cs="Times New Roman"/>
+          <w:noProof/>
+          <w:sz w:val="28"/>
+          <w:szCs w:val="28"/>
+          <w:lang w:val="ru-RU" w:eastAsia="ru-RU"/>
+        </w:rPr>
+        <w:t>D</w:t>
+      </w:r>
+      <w:r>
+        <w:rPr>
+          <w:rFonts w:ascii="Times New Roman" w:hAnsi="Times New Roman" w:cs="Times New Roman"/>
+          <w:noProof/>
+          <w:sz w:val="28"/>
+          <w:szCs w:val="28"/>
+          <w:lang w:val="uk-UA" w:eastAsia="ru-RU"/>
+        </w:rPr>
+        <w:t>:\Загрузки\Файли з паролем (409)\Файли з паролем (409)\Горшевська Марина 409, Практична робота 6.</w:t>
+      </w:r>
+      <w:r>
+        <w:rPr>
+          <w:rFonts w:ascii="Times New Roman" w:hAnsi="Times New Roman" w:cs="Times New Roman"/>
+          <w:noProof/>
+          <w:sz w:val="28"/>
+          <w:szCs w:val="28"/>
+          <w:lang w:val="ru-RU" w:eastAsia="ru-RU"/>
+        </w:rPr>
+        <w:t>docx</w:t>
+      </w:r>
+      <w:r>
+        <w:rPr>
+          <w:rFonts w:ascii="Times New Roman" w:hAnsi="Times New Roman" w:cs="Times New Roman"/>
+          <w:noProof/>
+          <w:sz w:val="28"/>
+          <w:szCs w:val="28"/>
+          <w:lang w:val="uk-UA" w:eastAsia="ru-RU"/>
+        </w:rPr>
+        <w:t xml:space="preserve">" &gt; </w:t>
+      </w:r>
+      <w:r>
+        <w:rPr>
+          <w:rFonts w:ascii="Times New Roman" w:hAnsi="Times New Roman" w:cs="Times New Roman"/>
+          <w:noProof/>
+          <w:sz w:val="28"/>
+          <w:szCs w:val="28"/>
+          <w:lang w:val="ru-RU" w:eastAsia="ru-RU"/>
+        </w:rPr>
+        <w:t>word</w:t>
+      </w:r>
+      <w:r>
+        <w:rPr>
+          <w:rFonts w:ascii="Times New Roman" w:hAnsi="Times New Roman" w:cs="Times New Roman"/>
+          <w:noProof/>
+          <w:sz w:val="28"/>
+          <w:szCs w:val="28"/>
+          <w:lang w:val="uk-UA" w:eastAsia="ru-RU"/>
+        </w:rPr>
+        <w:t>_</w:t>
+      </w:r>
+      <w:r>
+        <w:rPr>
+          <w:rFonts w:ascii="Times New Roman" w:hAnsi="Times New Roman" w:cs="Times New Roman"/>
+          <w:noProof/>
+          <w:sz w:val="28"/>
+          <w:szCs w:val="28"/>
+          <w:lang w:val="ru-RU" w:eastAsia="ru-RU"/>
+        </w:rPr>
+        <w:t>hash</w:t>
+      </w:r>
+      <w:r>
+        <w:rPr>
+          <w:rFonts w:ascii="Times New Roman" w:hAnsi="Times New Roman" w:cs="Times New Roman"/>
+          <w:noProof/>
+          <w:sz w:val="28"/>
+          <w:szCs w:val="28"/>
+          <w:lang w:val="uk-UA" w:eastAsia="ru-RU"/>
+        </w:rPr>
+        <w:t>.</w:t>
+      </w:r>
+      <w:r>
+        <w:rPr>
+          <w:rFonts w:ascii="Times New Roman" w:hAnsi="Times New Roman" w:cs="Times New Roman"/>
+          <w:noProof/>
+          <w:sz w:val="28"/>
+          <w:szCs w:val="28"/>
+          <w:lang w:val="ru-RU" w:eastAsia="ru-RU"/>
+        </w:rPr>
+        <w:t>txt</w:t>
       </w:r>
     </w:p>
     <w:p>
@@ -1304,7 +3660,7 @@
           <w:noProof/>
           <w:sz w:val="28"/>
           <w:szCs w:val="28"/>
-          <w:lang w:val="ru-RU" w:eastAsia="ru-RU"/>
+          <w:lang w:val="uk-UA" w:eastAsia="ru-RU"/>
         </w:rPr>
       </w:pPr>
     </w:p>
@@ -1322,9 +3678,10 @@
       <w:r>
         <w:rPr>
           <w:rFonts w:ascii="Times New Roman" w:hAnsi="Times New Roman" w:cs="Times New Roman"/>
-          <w:sz w:val="28"/>
-          <w:szCs w:val="28"/>
-          <w:lang w:val="uk-UA"/>
+          <w:noProof/>
+          <w:sz w:val="28"/>
+          <w:szCs w:val="28"/>
+          <w:lang w:val="ru-RU" w:eastAsia="ru-RU"/>
         </w:rPr>
         <w:drawing>
           <wp:inline distT="0" distB="0" distL="0" distR="0" wp14:anchorId="143A4D35" wp14:editId="084E55B2">
@@ -1377,9 +3734,10 @@
       <w:r>
         <w:rPr>
           <w:rFonts w:ascii="Times New Roman" w:hAnsi="Times New Roman" w:cs="Times New Roman"/>
-          <w:sz w:val="28"/>
-          <w:szCs w:val="28"/>
-          <w:lang w:val="uk-UA"/>
+          <w:noProof/>
+          <w:sz w:val="28"/>
+          <w:szCs w:val="28"/>
+          <w:lang w:val="ru-RU" w:eastAsia="ru-RU"/>
         </w:rPr>
         <w:drawing>
           <wp:inline distT="0" distB="0" distL="0" distR="0" wp14:anchorId="650F0844" wp14:editId="21A0FF61">
@@ -1432,9 +3790,10 @@
       <w:r>
         <w:rPr>
           <w:rFonts w:ascii="Times New Roman" w:hAnsi="Times New Roman" w:cs="Times New Roman"/>
-          <w:sz w:val="28"/>
-          <w:szCs w:val="28"/>
-          <w:lang w:val="uk-UA"/>
+          <w:noProof/>
+          <w:sz w:val="28"/>
+          <w:szCs w:val="28"/>
+          <w:lang w:val="ru-RU" w:eastAsia="ru-RU"/>
         </w:rPr>
         <w:lastRenderedPageBreak/>
         <w:drawing>
@@ -2036,8 +4395,6 @@
           <w:lang w:val="ru-RU"/>
         </w:rPr>
       </w:pPr>
-      <w:bookmarkStart w:id="2" w:name="_GoBack"/>
-      <w:bookmarkEnd w:id="2"/>
     </w:p>
     <w:p>
       <w:pPr>
@@ -2405,7 +4762,7 @@
             <w:szCs w:val="28"/>
             <w:lang w:val="ru-RU"/>
           </w:rPr>
-          <w:t>6</w:t>
+          <w:t>8</w:t>
         </w:r>
         <w:r>
           <w:rPr>
@@ -6197,7 +8554,7 @@
 </file>
 
 <file path=customXml/itemProps1.xml><?xml version="1.0" encoding="utf-8"?>
-<ds:datastoreItem xmlns:ds="http://schemas.openxmlformats.org/officeDocument/2006/customXml" ds:itemID="{F5F19E71-ADC0-4C57-AFE3-D8D4544CBA5B}">
+<ds:datastoreItem xmlns:ds="http://schemas.openxmlformats.org/officeDocument/2006/customXml" ds:itemID="{F8362270-5272-48DC-B4F8-92A83AF31D36}">
   <ds:schemaRefs>
     <ds:schemaRef ds:uri="http://schemas.openxmlformats.org/officeDocument/2006/bibliography"/>
   </ds:schemaRefs>

--- a/тпзд/Лабораторна_робота_6-Анастасія_МАТАКОВА-Технологія_захисту_програм_та_даних.docx
+++ b/тпзд/Лабораторна_робота_6-Анастасія_МАТАКОВА-Технологія_захисту_програм_та_даних.docx
@@ -3201,8 +3201,6 @@
         </w:rPr>
         <w:tab/>
       </w:r>
-      <w:bookmarkStart w:id="2" w:name="_GoBack"/>
-      <w:bookmarkEnd w:id="2"/>
     </w:p>
     <w:p>
       <w:pPr>
@@ -4628,6 +4626,6740 @@
     </w:p>
     <w:p>
       <w:pPr>
+        <w:spacing w:before="120" w:after="120" w:line="360" w:lineRule="auto"/>
+        <w:jc w:val="center"/>
+        <w:rPr>
+          <w:lang w:val="ru-RU"/>
+        </w:rPr>
+      </w:pPr>
+      <w:r>
+        <w:rPr>
+          <w:rFonts w:ascii="Times New Roman" w:eastAsia="Times New Roman" w:hAnsi="Times New Roman" w:cs="Times New Roman"/>
+          <w:b/>
+          <w:bCs/>
+          <w:sz w:val="28"/>
+          <w:szCs w:val="28"/>
+          <w:lang w:val="ru-RU"/>
+        </w:rPr>
+        <w:lastRenderedPageBreak/>
+        <w:t>Хід роботи</w:t>
+      </w:r>
+    </w:p>
+    <w:p>
+      <w:pPr>
+        <w:spacing w:before="120" w:after="120" w:line="360" w:lineRule="auto"/>
+        <w:jc w:val="center"/>
+        <w:rPr>
+          <w:lang w:val="ru-RU"/>
+        </w:rPr>
+      </w:pPr>
+      <w:r>
+        <w:rPr>
+          <w:rFonts w:ascii="Times New Roman" w:eastAsia="Times New Roman" w:hAnsi="Times New Roman" w:cs="Times New Roman"/>
+          <w:b/>
+          <w:bCs/>
+          <w:sz w:val="28"/>
+          <w:szCs w:val="28"/>
+          <w:lang w:val="ru-RU"/>
+        </w:rPr>
+        <w:t>Практична робота № 6-1. Криптоаналіз файлу, захищеного паролем</w:t>
+      </w:r>
+    </w:p>
+    <w:p>
+      <w:pPr>
+        <w:keepNext/>
+        <w:spacing w:after="240" w:line="360" w:lineRule="auto"/>
+        <w:ind w:firstLine="709"/>
+        <w:jc w:val="both"/>
+        <w:rPr>
+          <w:lang w:val="ru-RU"/>
+        </w:rPr>
+      </w:pPr>
+      <w:r>
+        <w:rPr>
+          <w:rFonts w:ascii="Times New Roman" w:eastAsia="Times New Roman" w:hAnsi="Times New Roman" w:cs="Times New Roman"/>
+          <w:b/>
+          <w:bCs/>
+          <w:sz w:val="28"/>
+          <w:szCs w:val="28"/>
+          <w:lang w:val="ru-RU"/>
+        </w:rPr>
+        <w:t>Постановка завдання та вибір інструменту</w:t>
+      </w:r>
+    </w:p>
+    <w:p>
+      <w:pPr>
+        <w:spacing w:after="240" w:line="360" w:lineRule="auto"/>
+        <w:ind w:firstLine="709"/>
+        <w:jc w:val="both"/>
+        <w:rPr>
+          <w:lang w:val="ru-RU"/>
+        </w:rPr>
+      </w:pPr>
+      <w:r>
+        <w:rPr>
+          <w:rFonts w:ascii="Times New Roman" w:eastAsia="Times New Roman" w:hAnsi="Times New Roman" w:cs="Times New Roman"/>
+          <w:sz w:val="28"/>
+          <w:szCs w:val="28"/>
+          <w:lang w:val="ru-RU"/>
+        </w:rPr>
+        <w:t xml:space="preserve">Завдання полягало у відновленні пароля файлу </w:t>
+      </w:r>
+      <w:r>
+        <w:rPr>
+          <w:rFonts w:ascii="Times New Roman" w:eastAsia="Times New Roman" w:hAnsi="Times New Roman" w:cs="Times New Roman"/>
+          <w:sz w:val="28"/>
+          <w:szCs w:val="28"/>
+        </w:rPr>
+        <w:t>Microsoft</w:t>
+      </w:r>
+      <w:r>
+        <w:rPr>
+          <w:rFonts w:ascii="Times New Roman" w:eastAsia="Times New Roman" w:hAnsi="Times New Roman" w:cs="Times New Roman"/>
+          <w:sz w:val="28"/>
+          <w:szCs w:val="28"/>
+          <w:lang w:val="ru-RU"/>
+        </w:rPr>
+        <w:t xml:space="preserve"> </w:t>
+      </w:r>
+      <w:r>
+        <w:rPr>
+          <w:rFonts w:ascii="Times New Roman" w:eastAsia="Times New Roman" w:hAnsi="Times New Roman" w:cs="Times New Roman"/>
+          <w:sz w:val="28"/>
+          <w:szCs w:val="28"/>
+        </w:rPr>
+        <w:t>Word</w:t>
+      </w:r>
+      <w:r>
+        <w:rPr>
+          <w:rFonts w:ascii="Times New Roman" w:eastAsia="Times New Roman" w:hAnsi="Times New Roman" w:cs="Times New Roman"/>
+          <w:sz w:val="28"/>
+          <w:szCs w:val="28"/>
+          <w:lang w:val="ru-RU"/>
+        </w:rPr>
+        <w:t>, захищеного паролем. За умовою пароль містить 4 символи: 2 цифри та 2 латинські літери. Відновлення вважається вдалим, якщо займає не більше 20 хвилин. Для перебору потрібно скористатися однією з програм відновлення пароля, а якщо вона не впорається за відведений час – іншою.</w:t>
+      </w:r>
+    </w:p>
+    <w:p>
+      <w:pPr>
+        <w:spacing w:after="240" w:line="360" w:lineRule="auto"/>
+        <w:ind w:firstLine="709"/>
+        <w:jc w:val="both"/>
+        <w:rPr>
+          <w:lang w:val="ru-RU"/>
+        </w:rPr>
+      </w:pPr>
+      <w:r>
+        <w:rPr>
+          <w:rFonts w:ascii="Times New Roman" w:eastAsia="Times New Roman" w:hAnsi="Times New Roman" w:cs="Times New Roman"/>
+          <w:sz w:val="28"/>
+          <w:szCs w:val="28"/>
+          <w:lang w:val="ru-RU"/>
+        </w:rPr>
+        <w:t xml:space="preserve">Спочатку для відновлення пароля було випробувано демонстраційну програму відновлення паролів, надану викладачем. Однак у демонстраційному режимі вона не відновила пароль (тріальна версія обмежує довжину пароля або швидкість перебору), тому було обрано інший шлях – безкоштовні інструменти </w:t>
+      </w:r>
+      <w:r>
+        <w:rPr>
+          <w:rFonts w:ascii="Times New Roman" w:eastAsia="Times New Roman" w:hAnsi="Times New Roman" w:cs="Times New Roman"/>
+          <w:sz w:val="28"/>
+          <w:szCs w:val="28"/>
+        </w:rPr>
+        <w:t>John</w:t>
+      </w:r>
+      <w:r>
+        <w:rPr>
+          <w:rFonts w:ascii="Times New Roman" w:eastAsia="Times New Roman" w:hAnsi="Times New Roman" w:cs="Times New Roman"/>
+          <w:sz w:val="28"/>
+          <w:szCs w:val="28"/>
+          <w:lang w:val="ru-RU"/>
+        </w:rPr>
+        <w:t xml:space="preserve"> </w:t>
+      </w:r>
+      <w:r>
+        <w:rPr>
+          <w:rFonts w:ascii="Times New Roman" w:eastAsia="Times New Roman" w:hAnsi="Times New Roman" w:cs="Times New Roman"/>
+          <w:sz w:val="28"/>
+          <w:szCs w:val="28"/>
+        </w:rPr>
+        <w:t>the</w:t>
+      </w:r>
+      <w:r>
+        <w:rPr>
+          <w:rFonts w:ascii="Times New Roman" w:eastAsia="Times New Roman" w:hAnsi="Times New Roman" w:cs="Times New Roman"/>
+          <w:sz w:val="28"/>
+          <w:szCs w:val="28"/>
+          <w:lang w:val="ru-RU"/>
+        </w:rPr>
+        <w:t xml:space="preserve"> </w:t>
+      </w:r>
+      <w:r>
+        <w:rPr>
+          <w:rFonts w:ascii="Times New Roman" w:eastAsia="Times New Roman" w:hAnsi="Times New Roman" w:cs="Times New Roman"/>
+          <w:sz w:val="28"/>
+          <w:szCs w:val="28"/>
+        </w:rPr>
+        <w:t>Ripper</w:t>
+      </w:r>
+      <w:r>
+        <w:rPr>
+          <w:rFonts w:ascii="Times New Roman" w:eastAsia="Times New Roman" w:hAnsi="Times New Roman" w:cs="Times New Roman"/>
+          <w:sz w:val="28"/>
+          <w:szCs w:val="28"/>
+          <w:lang w:val="ru-RU"/>
+        </w:rPr>
+        <w:t xml:space="preserve"> та </w:t>
+      </w:r>
+      <w:proofErr w:type="spellStart"/>
+      <w:r>
+        <w:rPr>
+          <w:rFonts w:ascii="Times New Roman" w:eastAsia="Times New Roman" w:hAnsi="Times New Roman" w:cs="Times New Roman"/>
+          <w:sz w:val="28"/>
+          <w:szCs w:val="28"/>
+        </w:rPr>
+        <w:t>hashcat</w:t>
+      </w:r>
+      <w:proofErr w:type="spellEnd"/>
+      <w:r>
+        <w:rPr>
+          <w:rFonts w:ascii="Times New Roman" w:eastAsia="Times New Roman" w:hAnsi="Times New Roman" w:cs="Times New Roman"/>
+          <w:sz w:val="28"/>
+          <w:szCs w:val="28"/>
+          <w:lang w:val="ru-RU"/>
+        </w:rPr>
+        <w:t xml:space="preserve">. Ці програми не працюють із самим файлом </w:t>
+      </w:r>
+      <w:r>
+        <w:rPr>
+          <w:rFonts w:ascii="Times New Roman" w:eastAsia="Times New Roman" w:hAnsi="Times New Roman" w:cs="Times New Roman"/>
+          <w:sz w:val="28"/>
+          <w:szCs w:val="28"/>
+        </w:rPr>
+        <w:t>Word</w:t>
+      </w:r>
+      <w:r>
+        <w:rPr>
+          <w:rFonts w:ascii="Times New Roman" w:eastAsia="Times New Roman" w:hAnsi="Times New Roman" w:cs="Times New Roman"/>
+          <w:sz w:val="28"/>
+          <w:szCs w:val="28"/>
+          <w:lang w:val="ru-RU"/>
+        </w:rPr>
+        <w:t xml:space="preserve"> безпосередньо: спершу з файлу потрібно витягти хеш пароля, а потім підібрати пароль за цим хешем методом перебору.</w:t>
+      </w:r>
+    </w:p>
+    <w:p>
+      <w:pPr>
+        <w:spacing w:after="240" w:line="360" w:lineRule="auto"/>
+        <w:ind w:firstLine="709"/>
+        <w:jc w:val="both"/>
+        <w:rPr>
+          <w:lang w:val="ru-RU"/>
+        </w:rPr>
+      </w:pPr>
+      <w:r>
+        <w:rPr>
+          <w:rFonts w:ascii="Times New Roman" w:eastAsia="Times New Roman" w:hAnsi="Times New Roman" w:cs="Times New Roman"/>
+          <w:sz w:val="28"/>
+          <w:szCs w:val="28"/>
+          <w:lang w:val="ru-RU"/>
+        </w:rPr>
+        <w:t>Існує три основні методи перебору пароля. Прямий перебір (</w:t>
+      </w:r>
+      <w:r>
+        <w:rPr>
+          <w:rFonts w:ascii="Times New Roman" w:eastAsia="Times New Roman" w:hAnsi="Times New Roman" w:cs="Times New Roman"/>
+          <w:sz w:val="28"/>
+          <w:szCs w:val="28"/>
+        </w:rPr>
+        <w:t>brute</w:t>
+      </w:r>
+      <w:r>
+        <w:rPr>
+          <w:rFonts w:ascii="Times New Roman" w:eastAsia="Times New Roman" w:hAnsi="Times New Roman" w:cs="Times New Roman"/>
+          <w:sz w:val="28"/>
+          <w:szCs w:val="28"/>
+          <w:lang w:val="ru-RU"/>
+        </w:rPr>
+        <w:t xml:space="preserve"> </w:t>
+      </w:r>
+      <w:r>
+        <w:rPr>
+          <w:rFonts w:ascii="Times New Roman" w:eastAsia="Times New Roman" w:hAnsi="Times New Roman" w:cs="Times New Roman"/>
+          <w:sz w:val="28"/>
+          <w:szCs w:val="28"/>
+        </w:rPr>
+        <w:t>force</w:t>
+      </w:r>
+      <w:r>
+        <w:rPr>
+          <w:rFonts w:ascii="Times New Roman" w:eastAsia="Times New Roman" w:hAnsi="Times New Roman" w:cs="Times New Roman"/>
+          <w:sz w:val="28"/>
+          <w:szCs w:val="28"/>
+          <w:lang w:val="ru-RU"/>
+        </w:rPr>
+        <w:t>) перебирає всі можливі комбінації символів поспіль; він універсальний, але найповільніший. Перебір за словником (</w:t>
+      </w:r>
+      <w:r>
+        <w:rPr>
+          <w:rFonts w:ascii="Times New Roman" w:eastAsia="Times New Roman" w:hAnsi="Times New Roman" w:cs="Times New Roman"/>
+          <w:sz w:val="28"/>
+          <w:szCs w:val="28"/>
+        </w:rPr>
+        <w:t>dictionary</w:t>
+      </w:r>
+      <w:r>
+        <w:rPr>
+          <w:rFonts w:ascii="Times New Roman" w:eastAsia="Times New Roman" w:hAnsi="Times New Roman" w:cs="Times New Roman"/>
+          <w:sz w:val="28"/>
+          <w:szCs w:val="28"/>
+          <w:lang w:val="ru-RU"/>
+        </w:rPr>
+        <w:t xml:space="preserve"> </w:t>
+      </w:r>
+      <w:r>
+        <w:rPr>
+          <w:rFonts w:ascii="Times New Roman" w:eastAsia="Times New Roman" w:hAnsi="Times New Roman" w:cs="Times New Roman"/>
+          <w:sz w:val="28"/>
+          <w:szCs w:val="28"/>
+        </w:rPr>
+        <w:t>attack</w:t>
+      </w:r>
+      <w:r>
+        <w:rPr>
+          <w:rFonts w:ascii="Times New Roman" w:eastAsia="Times New Roman" w:hAnsi="Times New Roman" w:cs="Times New Roman"/>
+          <w:sz w:val="28"/>
+          <w:szCs w:val="28"/>
+          <w:lang w:val="ru-RU"/>
+        </w:rPr>
+        <w:t>) перевіряє слова з наперед підготовленого списку; він швидкий, але знаходить лише осмислені або раніше відомі паролі. Перебір за маскою (</w:t>
+      </w:r>
+      <w:r>
+        <w:rPr>
+          <w:rFonts w:ascii="Times New Roman" w:eastAsia="Times New Roman" w:hAnsi="Times New Roman" w:cs="Times New Roman"/>
+          <w:sz w:val="28"/>
+          <w:szCs w:val="28"/>
+        </w:rPr>
+        <w:t>mask</w:t>
+      </w:r>
+      <w:r>
+        <w:rPr>
+          <w:rFonts w:ascii="Times New Roman" w:eastAsia="Times New Roman" w:hAnsi="Times New Roman" w:cs="Times New Roman"/>
+          <w:sz w:val="28"/>
+          <w:szCs w:val="28"/>
+          <w:lang w:val="ru-RU"/>
+        </w:rPr>
+        <w:t xml:space="preserve"> </w:t>
+      </w:r>
+      <w:r>
+        <w:rPr>
+          <w:rFonts w:ascii="Times New Roman" w:eastAsia="Times New Roman" w:hAnsi="Times New Roman" w:cs="Times New Roman"/>
+          <w:sz w:val="28"/>
+          <w:szCs w:val="28"/>
+        </w:rPr>
+        <w:t>attack</w:t>
+      </w:r>
+      <w:r>
+        <w:rPr>
+          <w:rFonts w:ascii="Times New Roman" w:eastAsia="Times New Roman" w:hAnsi="Times New Roman" w:cs="Times New Roman"/>
+          <w:sz w:val="28"/>
+          <w:szCs w:val="28"/>
+          <w:lang w:val="ru-RU"/>
+        </w:rPr>
+        <w:t>) використовується, коли відома структура пароля: задається шаблон, який символ на якій позиції стоїть, завдяки чому перебираються лише потрібні комбінації, а не всі підряд. Оскільки за умовою структура пароля відома (2 цифри та 2 латинські літери), обрано саме перебір за маскою.</w:t>
+      </w:r>
+    </w:p>
+    <w:p>
+      <w:pPr>
+        <w:keepNext/>
+        <w:spacing w:after="240" w:line="360" w:lineRule="auto"/>
+        <w:ind w:firstLine="709"/>
+        <w:jc w:val="both"/>
+        <w:rPr>
+          <w:lang w:val="ru-RU"/>
+        </w:rPr>
+      </w:pPr>
+      <w:r>
+        <w:rPr>
+          <w:rFonts w:ascii="Times New Roman" w:eastAsia="Times New Roman" w:hAnsi="Times New Roman" w:cs="Times New Roman"/>
+          <w:b/>
+          <w:bCs/>
+          <w:sz w:val="28"/>
+          <w:szCs w:val="28"/>
+          <w:lang w:val="ru-RU"/>
+        </w:rPr>
+        <w:t xml:space="preserve">Крок 1. Витягування хешу пароля з файлу </w:t>
+      </w:r>
+      <w:r>
+        <w:rPr>
+          <w:rFonts w:ascii="Times New Roman" w:eastAsia="Times New Roman" w:hAnsi="Times New Roman" w:cs="Times New Roman"/>
+          <w:b/>
+          <w:bCs/>
+          <w:sz w:val="28"/>
+          <w:szCs w:val="28"/>
+        </w:rPr>
+        <w:t>Word</w:t>
+      </w:r>
+    </w:p>
+    <w:p>
+      <w:pPr>
+        <w:spacing w:after="240" w:line="360" w:lineRule="auto"/>
+        <w:ind w:firstLine="709"/>
+        <w:jc w:val="both"/>
+        <w:rPr>
+          <w:lang w:val="ru-RU"/>
+        </w:rPr>
+      </w:pPr>
+      <w:r>
+        <w:rPr>
+          <w:rFonts w:ascii="Times New Roman" w:eastAsia="Times New Roman" w:hAnsi="Times New Roman" w:cs="Times New Roman"/>
+          <w:sz w:val="28"/>
+          <w:szCs w:val="28"/>
+          <w:lang w:val="ru-RU"/>
+        </w:rPr>
+        <w:t xml:space="preserve">Для витягування хешу використано скрипт </w:t>
+      </w:r>
+      <w:r>
+        <w:rPr>
+          <w:rFonts w:ascii="Times New Roman" w:eastAsia="Times New Roman" w:hAnsi="Times New Roman" w:cs="Times New Roman"/>
+          <w:sz w:val="28"/>
+          <w:szCs w:val="28"/>
+        </w:rPr>
+        <w:t>office</w:t>
+      </w:r>
+      <w:r>
+        <w:rPr>
+          <w:rFonts w:ascii="Times New Roman" w:eastAsia="Times New Roman" w:hAnsi="Times New Roman" w:cs="Times New Roman"/>
+          <w:sz w:val="28"/>
+          <w:szCs w:val="28"/>
+          <w:lang w:val="ru-RU"/>
+        </w:rPr>
+        <w:t>2</w:t>
+      </w:r>
+      <w:r>
+        <w:rPr>
+          <w:rFonts w:ascii="Times New Roman" w:eastAsia="Times New Roman" w:hAnsi="Times New Roman" w:cs="Times New Roman"/>
+          <w:sz w:val="28"/>
+          <w:szCs w:val="28"/>
+        </w:rPr>
+        <w:t>john</w:t>
+      </w:r>
+      <w:r>
+        <w:rPr>
+          <w:rFonts w:ascii="Times New Roman" w:eastAsia="Times New Roman" w:hAnsi="Times New Roman" w:cs="Times New Roman"/>
+          <w:sz w:val="28"/>
+          <w:szCs w:val="28"/>
+          <w:lang w:val="ru-RU"/>
+        </w:rPr>
+        <w:t>.</w:t>
+      </w:r>
+      <w:proofErr w:type="spellStart"/>
+      <w:r>
+        <w:rPr>
+          <w:rFonts w:ascii="Times New Roman" w:eastAsia="Times New Roman" w:hAnsi="Times New Roman" w:cs="Times New Roman"/>
+          <w:sz w:val="28"/>
+          <w:szCs w:val="28"/>
+        </w:rPr>
+        <w:t>py</w:t>
+      </w:r>
+      <w:proofErr w:type="spellEnd"/>
+      <w:r>
+        <w:rPr>
+          <w:rFonts w:ascii="Times New Roman" w:eastAsia="Times New Roman" w:hAnsi="Times New Roman" w:cs="Times New Roman"/>
+          <w:sz w:val="28"/>
+          <w:szCs w:val="28"/>
+          <w:lang w:val="ru-RU"/>
+        </w:rPr>
+        <w:t xml:space="preserve"> з пакета </w:t>
+      </w:r>
+      <w:r>
+        <w:rPr>
+          <w:rFonts w:ascii="Times New Roman" w:eastAsia="Times New Roman" w:hAnsi="Times New Roman" w:cs="Times New Roman"/>
+          <w:sz w:val="28"/>
+          <w:szCs w:val="28"/>
+        </w:rPr>
+        <w:t>John</w:t>
+      </w:r>
+      <w:r>
+        <w:rPr>
+          <w:rFonts w:ascii="Times New Roman" w:eastAsia="Times New Roman" w:hAnsi="Times New Roman" w:cs="Times New Roman"/>
+          <w:sz w:val="28"/>
+          <w:szCs w:val="28"/>
+          <w:lang w:val="ru-RU"/>
+        </w:rPr>
+        <w:t xml:space="preserve"> </w:t>
+      </w:r>
+      <w:r>
+        <w:rPr>
+          <w:rFonts w:ascii="Times New Roman" w:eastAsia="Times New Roman" w:hAnsi="Times New Roman" w:cs="Times New Roman"/>
+          <w:sz w:val="28"/>
+          <w:szCs w:val="28"/>
+        </w:rPr>
+        <w:t>the</w:t>
+      </w:r>
+      <w:r>
+        <w:rPr>
+          <w:rFonts w:ascii="Times New Roman" w:eastAsia="Times New Roman" w:hAnsi="Times New Roman" w:cs="Times New Roman"/>
+          <w:sz w:val="28"/>
+          <w:szCs w:val="28"/>
+          <w:lang w:val="ru-RU"/>
+        </w:rPr>
+        <w:t xml:space="preserve"> </w:t>
+      </w:r>
+      <w:r>
+        <w:rPr>
+          <w:rFonts w:ascii="Times New Roman" w:eastAsia="Times New Roman" w:hAnsi="Times New Roman" w:cs="Times New Roman"/>
+          <w:sz w:val="28"/>
+          <w:szCs w:val="28"/>
+        </w:rPr>
+        <w:t>Ripper</w:t>
+      </w:r>
+      <w:r>
+        <w:rPr>
+          <w:rFonts w:ascii="Times New Roman" w:eastAsia="Times New Roman" w:hAnsi="Times New Roman" w:cs="Times New Roman"/>
+          <w:sz w:val="28"/>
+          <w:szCs w:val="28"/>
+          <w:lang w:val="ru-RU"/>
+        </w:rPr>
+        <w:t xml:space="preserve"> (збірка </w:t>
+      </w:r>
+      <w:r>
+        <w:rPr>
+          <w:rFonts w:ascii="Times New Roman" w:eastAsia="Times New Roman" w:hAnsi="Times New Roman" w:cs="Times New Roman"/>
+          <w:sz w:val="28"/>
+          <w:szCs w:val="28"/>
+        </w:rPr>
+        <w:t>john</w:t>
+      </w:r>
+      <w:r>
+        <w:rPr>
+          <w:rFonts w:ascii="Times New Roman" w:eastAsia="Times New Roman" w:hAnsi="Times New Roman" w:cs="Times New Roman"/>
+          <w:sz w:val="28"/>
+          <w:szCs w:val="28"/>
+          <w:lang w:val="ru-RU"/>
+        </w:rPr>
+        <w:t>-1.9.0-</w:t>
+      </w:r>
+      <w:r>
+        <w:rPr>
+          <w:rFonts w:ascii="Times New Roman" w:eastAsia="Times New Roman" w:hAnsi="Times New Roman" w:cs="Times New Roman"/>
+          <w:sz w:val="28"/>
+          <w:szCs w:val="28"/>
+        </w:rPr>
+        <w:t>jumbo</w:t>
+      </w:r>
+      <w:r>
+        <w:rPr>
+          <w:rFonts w:ascii="Times New Roman" w:eastAsia="Times New Roman" w:hAnsi="Times New Roman" w:cs="Times New Roman"/>
+          <w:sz w:val="28"/>
+          <w:szCs w:val="28"/>
+          <w:lang w:val="ru-RU"/>
+        </w:rPr>
+        <w:t>-1-</w:t>
+      </w:r>
+      <w:r>
+        <w:rPr>
+          <w:rFonts w:ascii="Times New Roman" w:eastAsia="Times New Roman" w:hAnsi="Times New Roman" w:cs="Times New Roman"/>
+          <w:sz w:val="28"/>
+          <w:szCs w:val="28"/>
+        </w:rPr>
+        <w:t>win</w:t>
+      </w:r>
+      <w:r>
+        <w:rPr>
+          <w:rFonts w:ascii="Times New Roman" w:eastAsia="Times New Roman" w:hAnsi="Times New Roman" w:cs="Times New Roman"/>
+          <w:sz w:val="28"/>
+          <w:szCs w:val="28"/>
+          <w:lang w:val="ru-RU"/>
+        </w:rPr>
+        <w:t xml:space="preserve">64). Скрипт зчитує службові дані </w:t>
+      </w:r>
+      <w:r>
+        <w:rPr>
+          <w:rFonts w:ascii="Times New Roman" w:eastAsia="Times New Roman" w:hAnsi="Times New Roman" w:cs="Times New Roman"/>
+          <w:sz w:val="28"/>
+          <w:szCs w:val="28"/>
+          <w:lang w:val="ru-RU"/>
+        </w:rPr>
+        <w:lastRenderedPageBreak/>
+        <w:t>шифрування з файлу .</w:t>
+      </w:r>
+      <w:proofErr w:type="spellStart"/>
+      <w:r>
+        <w:rPr>
+          <w:rFonts w:ascii="Times New Roman" w:eastAsia="Times New Roman" w:hAnsi="Times New Roman" w:cs="Times New Roman"/>
+          <w:sz w:val="28"/>
+          <w:szCs w:val="28"/>
+        </w:rPr>
+        <w:t>docx</w:t>
+      </w:r>
+      <w:proofErr w:type="spellEnd"/>
+      <w:r>
+        <w:rPr>
+          <w:rFonts w:ascii="Times New Roman" w:eastAsia="Times New Roman" w:hAnsi="Times New Roman" w:cs="Times New Roman"/>
+          <w:sz w:val="28"/>
+          <w:szCs w:val="28"/>
+          <w:lang w:val="ru-RU"/>
+        </w:rPr>
+        <w:t xml:space="preserve"> і формує з них текстовий хеш, придатний для перебору. У командному рядку з папки </w:t>
+      </w:r>
+      <w:r>
+        <w:rPr>
+          <w:rFonts w:ascii="Times New Roman" w:eastAsia="Times New Roman" w:hAnsi="Times New Roman" w:cs="Times New Roman"/>
+          <w:sz w:val="28"/>
+          <w:szCs w:val="28"/>
+        </w:rPr>
+        <w:t>run</w:t>
+      </w:r>
+      <w:r>
+        <w:rPr>
+          <w:rFonts w:ascii="Times New Roman" w:eastAsia="Times New Roman" w:hAnsi="Times New Roman" w:cs="Times New Roman"/>
+          <w:sz w:val="28"/>
+          <w:szCs w:val="28"/>
+          <w:lang w:val="ru-RU"/>
+        </w:rPr>
+        <w:t xml:space="preserve"> пакета </w:t>
+      </w:r>
+      <w:r>
+        <w:rPr>
+          <w:rFonts w:ascii="Times New Roman" w:eastAsia="Times New Roman" w:hAnsi="Times New Roman" w:cs="Times New Roman"/>
+          <w:sz w:val="28"/>
+          <w:szCs w:val="28"/>
+        </w:rPr>
+        <w:t>John</w:t>
+      </w:r>
+      <w:r>
+        <w:rPr>
+          <w:rFonts w:ascii="Times New Roman" w:eastAsia="Times New Roman" w:hAnsi="Times New Roman" w:cs="Times New Roman"/>
+          <w:sz w:val="28"/>
+          <w:szCs w:val="28"/>
+          <w:lang w:val="ru-RU"/>
+        </w:rPr>
+        <w:t xml:space="preserve"> </w:t>
+      </w:r>
+      <w:r>
+        <w:rPr>
+          <w:rFonts w:ascii="Times New Roman" w:eastAsia="Times New Roman" w:hAnsi="Times New Roman" w:cs="Times New Roman"/>
+          <w:sz w:val="28"/>
+          <w:szCs w:val="28"/>
+        </w:rPr>
+        <w:t>the</w:t>
+      </w:r>
+      <w:r>
+        <w:rPr>
+          <w:rFonts w:ascii="Times New Roman" w:eastAsia="Times New Roman" w:hAnsi="Times New Roman" w:cs="Times New Roman"/>
+          <w:sz w:val="28"/>
+          <w:szCs w:val="28"/>
+          <w:lang w:val="ru-RU"/>
+        </w:rPr>
+        <w:t xml:space="preserve"> </w:t>
+      </w:r>
+      <w:r>
+        <w:rPr>
+          <w:rFonts w:ascii="Times New Roman" w:eastAsia="Times New Roman" w:hAnsi="Times New Roman" w:cs="Times New Roman"/>
+          <w:sz w:val="28"/>
+          <w:szCs w:val="28"/>
+        </w:rPr>
+        <w:t>Ripper</w:t>
+      </w:r>
+      <w:r>
+        <w:rPr>
+          <w:rFonts w:ascii="Times New Roman" w:eastAsia="Times New Roman" w:hAnsi="Times New Roman" w:cs="Times New Roman"/>
+          <w:sz w:val="28"/>
+          <w:szCs w:val="28"/>
+          <w:lang w:val="ru-RU"/>
+        </w:rPr>
+        <w:t xml:space="preserve"> виконано команду:</w:t>
+      </w:r>
+    </w:p>
+    <w:p>
+      <w:pPr>
+        <w:spacing w:before="120" w:after="240" w:line="360" w:lineRule="auto"/>
+        <w:rPr>
+          <w:lang w:val="ru-RU"/>
+        </w:rPr>
+      </w:pPr>
+      <w:r>
+        <w:rPr>
+          <w:rFonts w:ascii="Times New Roman" w:eastAsia="Times New Roman" w:hAnsi="Times New Roman" w:cs="Times New Roman"/>
+          <w:sz w:val="24"/>
+          <w:szCs w:val="24"/>
+        </w:rPr>
+        <w:t>python</w:t>
+      </w:r>
+      <w:r>
+        <w:rPr>
+          <w:rFonts w:ascii="Times New Roman" w:eastAsia="Times New Roman" w:hAnsi="Times New Roman" w:cs="Times New Roman"/>
+          <w:sz w:val="24"/>
+          <w:szCs w:val="24"/>
+          <w:lang w:val="ru-RU"/>
+        </w:rPr>
+        <w:t xml:space="preserve">3 </w:t>
+      </w:r>
+      <w:r>
+        <w:rPr>
+          <w:rFonts w:ascii="Times New Roman" w:eastAsia="Times New Roman" w:hAnsi="Times New Roman" w:cs="Times New Roman"/>
+          <w:sz w:val="24"/>
+          <w:szCs w:val="24"/>
+        </w:rPr>
+        <w:t>office</w:t>
+      </w:r>
+      <w:r>
+        <w:rPr>
+          <w:rFonts w:ascii="Times New Roman" w:eastAsia="Times New Roman" w:hAnsi="Times New Roman" w:cs="Times New Roman"/>
+          <w:sz w:val="24"/>
+          <w:szCs w:val="24"/>
+          <w:lang w:val="ru-RU"/>
+        </w:rPr>
+        <w:t>2</w:t>
+      </w:r>
+      <w:r>
+        <w:rPr>
+          <w:rFonts w:ascii="Times New Roman" w:eastAsia="Times New Roman" w:hAnsi="Times New Roman" w:cs="Times New Roman"/>
+          <w:sz w:val="24"/>
+          <w:szCs w:val="24"/>
+        </w:rPr>
+        <w:t>john</w:t>
+      </w:r>
+      <w:r>
+        <w:rPr>
+          <w:rFonts w:ascii="Times New Roman" w:eastAsia="Times New Roman" w:hAnsi="Times New Roman" w:cs="Times New Roman"/>
+          <w:sz w:val="24"/>
+          <w:szCs w:val="24"/>
+          <w:lang w:val="ru-RU"/>
+        </w:rPr>
+        <w:t>.</w:t>
+      </w:r>
+      <w:proofErr w:type="spellStart"/>
+      <w:r>
+        <w:rPr>
+          <w:rFonts w:ascii="Times New Roman" w:eastAsia="Times New Roman" w:hAnsi="Times New Roman" w:cs="Times New Roman"/>
+          <w:sz w:val="24"/>
+          <w:szCs w:val="24"/>
+        </w:rPr>
+        <w:t>py</w:t>
+      </w:r>
+      <w:proofErr w:type="spellEnd"/>
+      <w:r>
+        <w:rPr>
+          <w:rFonts w:ascii="Times New Roman" w:eastAsia="Times New Roman" w:hAnsi="Times New Roman" w:cs="Times New Roman"/>
+          <w:sz w:val="24"/>
+          <w:szCs w:val="24"/>
+          <w:lang w:val="ru-RU"/>
+        </w:rPr>
+        <w:t xml:space="preserve"> "</w:t>
+      </w:r>
+      <w:r>
+        <w:rPr>
+          <w:rFonts w:ascii="Times New Roman" w:eastAsia="Times New Roman" w:hAnsi="Times New Roman" w:cs="Times New Roman"/>
+          <w:sz w:val="24"/>
+          <w:szCs w:val="24"/>
+        </w:rPr>
+        <w:t>D</w:t>
+      </w:r>
+      <w:r>
+        <w:rPr>
+          <w:rFonts w:ascii="Times New Roman" w:eastAsia="Times New Roman" w:hAnsi="Times New Roman" w:cs="Times New Roman"/>
+          <w:sz w:val="24"/>
+          <w:szCs w:val="24"/>
+          <w:lang w:val="ru-RU"/>
+        </w:rPr>
+        <w:t>:\Загрузки\Файли з паролем (409)\Файли з паролем (409)\Горшевська Марина 409, Практична робота 6.</w:t>
+      </w:r>
+      <w:proofErr w:type="spellStart"/>
+      <w:r>
+        <w:rPr>
+          <w:rFonts w:ascii="Times New Roman" w:eastAsia="Times New Roman" w:hAnsi="Times New Roman" w:cs="Times New Roman"/>
+          <w:sz w:val="24"/>
+          <w:szCs w:val="24"/>
+        </w:rPr>
+        <w:t>docx</w:t>
+      </w:r>
+      <w:proofErr w:type="spellEnd"/>
+      <w:r>
+        <w:rPr>
+          <w:rFonts w:ascii="Times New Roman" w:eastAsia="Times New Roman" w:hAnsi="Times New Roman" w:cs="Times New Roman"/>
+          <w:sz w:val="24"/>
+          <w:szCs w:val="24"/>
+          <w:lang w:val="ru-RU"/>
+        </w:rPr>
+        <w:t xml:space="preserve">" &gt; </w:t>
+      </w:r>
+      <w:r>
+        <w:rPr>
+          <w:rFonts w:ascii="Times New Roman" w:eastAsia="Times New Roman" w:hAnsi="Times New Roman" w:cs="Times New Roman"/>
+          <w:sz w:val="24"/>
+          <w:szCs w:val="24"/>
+        </w:rPr>
+        <w:t>word</w:t>
+      </w:r>
+      <w:r>
+        <w:rPr>
+          <w:rFonts w:ascii="Times New Roman" w:eastAsia="Times New Roman" w:hAnsi="Times New Roman" w:cs="Times New Roman"/>
+          <w:sz w:val="24"/>
+          <w:szCs w:val="24"/>
+          <w:lang w:val="ru-RU"/>
+        </w:rPr>
+        <w:t>_</w:t>
+      </w:r>
+      <w:r>
+        <w:rPr>
+          <w:rFonts w:ascii="Times New Roman" w:eastAsia="Times New Roman" w:hAnsi="Times New Roman" w:cs="Times New Roman"/>
+          <w:sz w:val="24"/>
+          <w:szCs w:val="24"/>
+        </w:rPr>
+        <w:t>hash</w:t>
+      </w:r>
+      <w:r>
+        <w:rPr>
+          <w:rFonts w:ascii="Times New Roman" w:eastAsia="Times New Roman" w:hAnsi="Times New Roman" w:cs="Times New Roman"/>
+          <w:sz w:val="24"/>
+          <w:szCs w:val="24"/>
+          <w:lang w:val="ru-RU"/>
+        </w:rPr>
+        <w:t>.</w:t>
+      </w:r>
+      <w:r>
+        <w:rPr>
+          <w:rFonts w:ascii="Times New Roman" w:eastAsia="Times New Roman" w:hAnsi="Times New Roman" w:cs="Times New Roman"/>
+          <w:sz w:val="24"/>
+          <w:szCs w:val="24"/>
+        </w:rPr>
+        <w:t>txt</w:t>
+      </w:r>
+    </w:p>
+    <w:p>
+      <w:pPr>
+        <w:spacing w:after="240" w:line="360" w:lineRule="auto"/>
+        <w:ind w:firstLine="709"/>
+        <w:jc w:val="both"/>
+        <w:rPr>
+          <w:lang w:val="ru-RU"/>
+        </w:rPr>
+      </w:pPr>
+      <w:r>
+        <w:rPr>
+          <w:rFonts w:ascii="Times New Roman" w:eastAsia="Times New Roman" w:hAnsi="Times New Roman" w:cs="Times New Roman"/>
+          <w:sz w:val="28"/>
+          <w:szCs w:val="28"/>
+          <w:lang w:val="ru-RU"/>
+        </w:rPr>
+        <w:t xml:space="preserve">Тут </w:t>
+      </w:r>
+      <w:r>
+        <w:rPr>
+          <w:rFonts w:ascii="Times New Roman" w:eastAsia="Times New Roman" w:hAnsi="Times New Roman" w:cs="Times New Roman"/>
+          <w:sz w:val="28"/>
+          <w:szCs w:val="28"/>
+        </w:rPr>
+        <w:t>office</w:t>
+      </w:r>
+      <w:r>
+        <w:rPr>
+          <w:rFonts w:ascii="Times New Roman" w:eastAsia="Times New Roman" w:hAnsi="Times New Roman" w:cs="Times New Roman"/>
+          <w:sz w:val="28"/>
+          <w:szCs w:val="28"/>
+          <w:lang w:val="ru-RU"/>
+        </w:rPr>
+        <w:t>2</w:t>
+      </w:r>
+      <w:r>
+        <w:rPr>
+          <w:rFonts w:ascii="Times New Roman" w:eastAsia="Times New Roman" w:hAnsi="Times New Roman" w:cs="Times New Roman"/>
+          <w:sz w:val="28"/>
+          <w:szCs w:val="28"/>
+        </w:rPr>
+        <w:t>john</w:t>
+      </w:r>
+      <w:r>
+        <w:rPr>
+          <w:rFonts w:ascii="Times New Roman" w:eastAsia="Times New Roman" w:hAnsi="Times New Roman" w:cs="Times New Roman"/>
+          <w:sz w:val="28"/>
+          <w:szCs w:val="28"/>
+          <w:lang w:val="ru-RU"/>
+        </w:rPr>
+        <w:t>.</w:t>
+      </w:r>
+      <w:proofErr w:type="spellStart"/>
+      <w:r>
+        <w:rPr>
+          <w:rFonts w:ascii="Times New Roman" w:eastAsia="Times New Roman" w:hAnsi="Times New Roman" w:cs="Times New Roman"/>
+          <w:sz w:val="28"/>
+          <w:szCs w:val="28"/>
+        </w:rPr>
+        <w:t>py</w:t>
+      </w:r>
+      <w:proofErr w:type="spellEnd"/>
+      <w:r>
+        <w:rPr>
+          <w:rFonts w:ascii="Times New Roman" w:eastAsia="Times New Roman" w:hAnsi="Times New Roman" w:cs="Times New Roman"/>
+          <w:sz w:val="28"/>
+          <w:szCs w:val="28"/>
+          <w:lang w:val="ru-RU"/>
+        </w:rPr>
+        <w:t xml:space="preserve"> – скрипт витягування хешу, у лапках вказано шлях до захищеного файлу </w:t>
+      </w:r>
+      <w:r>
+        <w:rPr>
+          <w:rFonts w:ascii="Times New Roman" w:eastAsia="Times New Roman" w:hAnsi="Times New Roman" w:cs="Times New Roman"/>
+          <w:sz w:val="28"/>
+          <w:szCs w:val="28"/>
+        </w:rPr>
+        <w:t>Word</w:t>
+      </w:r>
+      <w:r>
+        <w:rPr>
+          <w:rFonts w:ascii="Times New Roman" w:eastAsia="Times New Roman" w:hAnsi="Times New Roman" w:cs="Times New Roman"/>
+          <w:sz w:val="28"/>
+          <w:szCs w:val="28"/>
+          <w:lang w:val="ru-RU"/>
+        </w:rPr>
+        <w:t xml:space="preserve">, а знак «&gt;» перенаправляє результат роботи скрипта у файл </w:t>
+      </w:r>
+      <w:r>
+        <w:rPr>
+          <w:rFonts w:ascii="Times New Roman" w:eastAsia="Times New Roman" w:hAnsi="Times New Roman" w:cs="Times New Roman"/>
+          <w:sz w:val="28"/>
+          <w:szCs w:val="28"/>
+        </w:rPr>
+        <w:t>word</w:t>
+      </w:r>
+      <w:r>
+        <w:rPr>
+          <w:rFonts w:ascii="Times New Roman" w:eastAsia="Times New Roman" w:hAnsi="Times New Roman" w:cs="Times New Roman"/>
+          <w:sz w:val="28"/>
+          <w:szCs w:val="28"/>
+          <w:lang w:val="ru-RU"/>
+        </w:rPr>
+        <w:t>_</w:t>
+      </w:r>
+      <w:r>
+        <w:rPr>
+          <w:rFonts w:ascii="Times New Roman" w:eastAsia="Times New Roman" w:hAnsi="Times New Roman" w:cs="Times New Roman"/>
+          <w:sz w:val="28"/>
+          <w:szCs w:val="28"/>
+        </w:rPr>
+        <w:t>hash</w:t>
+      </w:r>
+      <w:r>
+        <w:rPr>
+          <w:rFonts w:ascii="Times New Roman" w:eastAsia="Times New Roman" w:hAnsi="Times New Roman" w:cs="Times New Roman"/>
+          <w:sz w:val="28"/>
+          <w:szCs w:val="28"/>
+          <w:lang w:val="ru-RU"/>
+        </w:rPr>
+        <w:t>.</w:t>
+      </w:r>
+      <w:r>
+        <w:rPr>
+          <w:rFonts w:ascii="Times New Roman" w:eastAsia="Times New Roman" w:hAnsi="Times New Roman" w:cs="Times New Roman"/>
+          <w:sz w:val="28"/>
+          <w:szCs w:val="28"/>
+        </w:rPr>
+        <w:t>txt</w:t>
+      </w:r>
+      <w:r>
+        <w:rPr>
+          <w:rFonts w:ascii="Times New Roman" w:eastAsia="Times New Roman" w:hAnsi="Times New Roman" w:cs="Times New Roman"/>
+          <w:sz w:val="28"/>
+          <w:szCs w:val="28"/>
+          <w:lang w:val="ru-RU"/>
+        </w:rPr>
+        <w:t>. Отриманий хеш наведено на рисунку 1.</w:t>
+      </w:r>
+    </w:p>
+    <w:p>
+      <w:pPr>
+        <w:keepNext/>
+        <w:spacing w:before="120"/>
+        <w:jc w:val="center"/>
+      </w:pPr>
+      <w:r>
+        <w:rPr>
+          <w:noProof/>
+        </w:rPr>
+        <w:drawing>
+          <wp:inline distT="0" distB="0" distL="0" distR="0" wp14:anchorId="32839337" wp14:editId="7CB36FD5">
+            <wp:extent cx="5715000" cy="2219325"/>
+            <wp:effectExtent l="0" t="0" r="0" b="0"/>
+            <wp:docPr id="4" name="Рисунок 4"/>
+            <wp:cNvGraphicFramePr>
+              <a:graphicFrameLocks xmlns:a="http://schemas.openxmlformats.org/drawingml/2006/main" noChangeAspect="1"/>
+            </wp:cNvGraphicFramePr>
+            <a:graphic xmlns:a="http://schemas.openxmlformats.org/drawingml/2006/main">
+              <a:graphicData uri="http://schemas.openxmlformats.org/drawingml/2006/picture">
+                <pic:pic xmlns:pic="http://schemas.openxmlformats.org/drawingml/2006/picture">
+                  <pic:nvPicPr>
+                    <pic:cNvPr id="0" name=""/>
+                    <pic:cNvPicPr>
+                      <a:picLocks noChangeAspect="1" noChangeArrowheads="1"/>
+                    </pic:cNvPicPr>
+                  </pic:nvPicPr>
+                  <pic:blipFill>
+                    <a:blip r:embed="rId8"/>
+                    <a:srcRect/>
+                    <a:stretch>
+                      <a:fillRect/>
+                    </a:stretch>
+                  </pic:blipFill>
+                  <pic:spPr bwMode="auto">
+                    <a:xfrm>
+                      <a:off x="0" y="0"/>
+                      <a:ext cx="5715000" cy="2219325"/>
+                    </a:xfrm>
+                    <a:prstGeom prst="rect">
+                      <a:avLst/>
+                    </a:prstGeom>
+                  </pic:spPr>
+                </pic:pic>
+              </a:graphicData>
+            </a:graphic>
+          </wp:inline>
+        </w:drawing>
+      </w:r>
+    </w:p>
+    <w:p>
+      <w:pPr>
+        <w:spacing w:after="240" w:line="360" w:lineRule="auto"/>
+        <w:jc w:val="center"/>
+      </w:pPr>
+      <w:proofErr w:type="spellStart"/>
+      <w:r>
+        <w:rPr>
+          <w:rFonts w:ascii="Times New Roman" w:eastAsia="Times New Roman" w:hAnsi="Times New Roman" w:cs="Times New Roman"/>
+          <w:sz w:val="28"/>
+          <w:szCs w:val="28"/>
+        </w:rPr>
+        <w:t>Рисунок</w:t>
+      </w:r>
+      <w:proofErr w:type="spellEnd"/>
+      <w:r>
+        <w:rPr>
+          <w:rFonts w:ascii="Times New Roman" w:eastAsia="Times New Roman" w:hAnsi="Times New Roman" w:cs="Times New Roman"/>
+          <w:sz w:val="28"/>
+          <w:szCs w:val="28"/>
+        </w:rPr>
+        <w:t xml:space="preserve"> 1 – </w:t>
+      </w:r>
+      <w:proofErr w:type="spellStart"/>
+      <w:r>
+        <w:rPr>
+          <w:rFonts w:ascii="Times New Roman" w:eastAsia="Times New Roman" w:hAnsi="Times New Roman" w:cs="Times New Roman"/>
+          <w:sz w:val="28"/>
+          <w:szCs w:val="28"/>
+        </w:rPr>
+        <w:t>Хеш</w:t>
+      </w:r>
+      <w:proofErr w:type="spellEnd"/>
+      <w:r>
+        <w:rPr>
+          <w:rFonts w:ascii="Times New Roman" w:eastAsia="Times New Roman" w:hAnsi="Times New Roman" w:cs="Times New Roman"/>
+          <w:sz w:val="28"/>
+          <w:szCs w:val="28"/>
+        </w:rPr>
+        <w:t xml:space="preserve"> </w:t>
+      </w:r>
+      <w:proofErr w:type="spellStart"/>
+      <w:r>
+        <w:rPr>
+          <w:rFonts w:ascii="Times New Roman" w:eastAsia="Times New Roman" w:hAnsi="Times New Roman" w:cs="Times New Roman"/>
+          <w:sz w:val="28"/>
+          <w:szCs w:val="28"/>
+        </w:rPr>
+        <w:t>пароля</w:t>
+      </w:r>
+      <w:proofErr w:type="spellEnd"/>
+      <w:r>
+        <w:rPr>
+          <w:rFonts w:ascii="Times New Roman" w:eastAsia="Times New Roman" w:hAnsi="Times New Roman" w:cs="Times New Roman"/>
+          <w:sz w:val="28"/>
+          <w:szCs w:val="28"/>
+        </w:rPr>
+        <w:t xml:space="preserve">, </w:t>
+      </w:r>
+      <w:proofErr w:type="spellStart"/>
+      <w:r>
+        <w:rPr>
+          <w:rFonts w:ascii="Times New Roman" w:eastAsia="Times New Roman" w:hAnsi="Times New Roman" w:cs="Times New Roman"/>
+          <w:sz w:val="28"/>
+          <w:szCs w:val="28"/>
+        </w:rPr>
+        <w:t>видобутий</w:t>
+      </w:r>
+      <w:proofErr w:type="spellEnd"/>
+      <w:r>
+        <w:rPr>
+          <w:rFonts w:ascii="Times New Roman" w:eastAsia="Times New Roman" w:hAnsi="Times New Roman" w:cs="Times New Roman"/>
+          <w:sz w:val="28"/>
+          <w:szCs w:val="28"/>
+        </w:rPr>
+        <w:t xml:space="preserve"> з </w:t>
+      </w:r>
+      <w:proofErr w:type="spellStart"/>
+      <w:r>
+        <w:rPr>
+          <w:rFonts w:ascii="Times New Roman" w:eastAsia="Times New Roman" w:hAnsi="Times New Roman" w:cs="Times New Roman"/>
+          <w:sz w:val="28"/>
+          <w:szCs w:val="28"/>
+        </w:rPr>
+        <w:t>файлу</w:t>
+      </w:r>
+      <w:proofErr w:type="spellEnd"/>
+      <w:r>
+        <w:rPr>
+          <w:rFonts w:ascii="Times New Roman" w:eastAsia="Times New Roman" w:hAnsi="Times New Roman" w:cs="Times New Roman"/>
+          <w:sz w:val="28"/>
+          <w:szCs w:val="28"/>
+        </w:rPr>
+        <w:t xml:space="preserve"> Word, у </w:t>
+      </w:r>
+      <w:proofErr w:type="spellStart"/>
+      <w:r>
+        <w:rPr>
+          <w:rFonts w:ascii="Times New Roman" w:eastAsia="Times New Roman" w:hAnsi="Times New Roman" w:cs="Times New Roman"/>
+          <w:sz w:val="28"/>
+          <w:szCs w:val="28"/>
+        </w:rPr>
+        <w:t>файлі</w:t>
+      </w:r>
+      <w:proofErr w:type="spellEnd"/>
+      <w:r>
+        <w:rPr>
+          <w:rFonts w:ascii="Times New Roman" w:eastAsia="Times New Roman" w:hAnsi="Times New Roman" w:cs="Times New Roman"/>
+          <w:sz w:val="28"/>
+          <w:szCs w:val="28"/>
+        </w:rPr>
+        <w:t xml:space="preserve"> word_hash.txt</w:t>
+      </w:r>
+    </w:p>
+    <w:p>
+      <w:pPr>
+        <w:spacing w:after="240" w:line="360" w:lineRule="auto"/>
+        <w:ind w:firstLine="709"/>
+        <w:jc w:val="both"/>
+        <w:rPr>
+          <w:lang w:val="ru-RU"/>
+        </w:rPr>
+      </w:pPr>
+      <w:proofErr w:type="spellStart"/>
+      <w:r>
+        <w:rPr>
+          <w:rFonts w:ascii="Times New Roman" w:eastAsia="Times New Roman" w:hAnsi="Times New Roman" w:cs="Times New Roman"/>
+          <w:sz w:val="28"/>
+          <w:szCs w:val="28"/>
+        </w:rPr>
+        <w:t>Хеш</w:t>
+      </w:r>
+      <w:proofErr w:type="spellEnd"/>
+      <w:r>
+        <w:rPr>
+          <w:rFonts w:ascii="Times New Roman" w:eastAsia="Times New Roman" w:hAnsi="Times New Roman" w:cs="Times New Roman"/>
+          <w:sz w:val="28"/>
+          <w:szCs w:val="28"/>
+        </w:rPr>
+        <w:t xml:space="preserve"> </w:t>
+      </w:r>
+      <w:proofErr w:type="spellStart"/>
+      <w:r>
+        <w:rPr>
+          <w:rFonts w:ascii="Times New Roman" w:eastAsia="Times New Roman" w:hAnsi="Times New Roman" w:cs="Times New Roman"/>
+          <w:sz w:val="28"/>
+          <w:szCs w:val="28"/>
+        </w:rPr>
+        <w:t>починається</w:t>
+      </w:r>
+      <w:proofErr w:type="spellEnd"/>
+      <w:r>
+        <w:rPr>
+          <w:rFonts w:ascii="Times New Roman" w:eastAsia="Times New Roman" w:hAnsi="Times New Roman" w:cs="Times New Roman"/>
+          <w:sz w:val="28"/>
+          <w:szCs w:val="28"/>
+        </w:rPr>
+        <w:t xml:space="preserve"> з </w:t>
+      </w:r>
+      <w:proofErr w:type="spellStart"/>
+      <w:r>
+        <w:rPr>
+          <w:rFonts w:ascii="Times New Roman" w:eastAsia="Times New Roman" w:hAnsi="Times New Roman" w:cs="Times New Roman"/>
+          <w:sz w:val="28"/>
+          <w:szCs w:val="28"/>
+        </w:rPr>
+        <w:t>позначки</w:t>
+      </w:r>
+      <w:proofErr w:type="spellEnd"/>
+      <w:r>
+        <w:rPr>
+          <w:rFonts w:ascii="Times New Roman" w:eastAsia="Times New Roman" w:hAnsi="Times New Roman" w:cs="Times New Roman"/>
+          <w:sz w:val="28"/>
+          <w:szCs w:val="28"/>
+        </w:rPr>
+        <w:t xml:space="preserve"> $office$*2013, </w:t>
+      </w:r>
+      <w:proofErr w:type="spellStart"/>
+      <w:r>
+        <w:rPr>
+          <w:rFonts w:ascii="Times New Roman" w:eastAsia="Times New Roman" w:hAnsi="Times New Roman" w:cs="Times New Roman"/>
+          <w:sz w:val="28"/>
+          <w:szCs w:val="28"/>
+        </w:rPr>
+        <w:t>яка</w:t>
+      </w:r>
+      <w:proofErr w:type="spellEnd"/>
+      <w:r>
+        <w:rPr>
+          <w:rFonts w:ascii="Times New Roman" w:eastAsia="Times New Roman" w:hAnsi="Times New Roman" w:cs="Times New Roman"/>
+          <w:sz w:val="28"/>
+          <w:szCs w:val="28"/>
+        </w:rPr>
+        <w:t xml:space="preserve"> </w:t>
+      </w:r>
+      <w:proofErr w:type="spellStart"/>
+      <w:r>
+        <w:rPr>
+          <w:rFonts w:ascii="Times New Roman" w:eastAsia="Times New Roman" w:hAnsi="Times New Roman" w:cs="Times New Roman"/>
+          <w:sz w:val="28"/>
+          <w:szCs w:val="28"/>
+        </w:rPr>
+        <w:t>вказує</w:t>
+      </w:r>
+      <w:proofErr w:type="spellEnd"/>
+      <w:r>
+        <w:rPr>
+          <w:rFonts w:ascii="Times New Roman" w:eastAsia="Times New Roman" w:hAnsi="Times New Roman" w:cs="Times New Roman"/>
+          <w:sz w:val="28"/>
+          <w:szCs w:val="28"/>
+        </w:rPr>
+        <w:t xml:space="preserve">, </w:t>
+      </w:r>
+      <w:proofErr w:type="spellStart"/>
+      <w:r>
+        <w:rPr>
+          <w:rFonts w:ascii="Times New Roman" w:eastAsia="Times New Roman" w:hAnsi="Times New Roman" w:cs="Times New Roman"/>
+          <w:sz w:val="28"/>
+          <w:szCs w:val="28"/>
+        </w:rPr>
+        <w:t>що</w:t>
+      </w:r>
+      <w:proofErr w:type="spellEnd"/>
+      <w:r>
+        <w:rPr>
+          <w:rFonts w:ascii="Times New Roman" w:eastAsia="Times New Roman" w:hAnsi="Times New Roman" w:cs="Times New Roman"/>
+          <w:sz w:val="28"/>
+          <w:szCs w:val="28"/>
+        </w:rPr>
+        <w:t xml:space="preserve"> </w:t>
+      </w:r>
+      <w:proofErr w:type="spellStart"/>
+      <w:r>
+        <w:rPr>
+          <w:rFonts w:ascii="Times New Roman" w:eastAsia="Times New Roman" w:hAnsi="Times New Roman" w:cs="Times New Roman"/>
+          <w:sz w:val="28"/>
+          <w:szCs w:val="28"/>
+        </w:rPr>
+        <w:t>файл</w:t>
+      </w:r>
+      <w:proofErr w:type="spellEnd"/>
+      <w:r>
+        <w:rPr>
+          <w:rFonts w:ascii="Times New Roman" w:eastAsia="Times New Roman" w:hAnsi="Times New Roman" w:cs="Times New Roman"/>
+          <w:sz w:val="28"/>
+          <w:szCs w:val="28"/>
+        </w:rPr>
+        <w:t xml:space="preserve"> </w:t>
+      </w:r>
+      <w:proofErr w:type="spellStart"/>
+      <w:r>
+        <w:rPr>
+          <w:rFonts w:ascii="Times New Roman" w:eastAsia="Times New Roman" w:hAnsi="Times New Roman" w:cs="Times New Roman"/>
+          <w:sz w:val="28"/>
+          <w:szCs w:val="28"/>
+        </w:rPr>
+        <w:t>захищено</w:t>
+      </w:r>
+      <w:proofErr w:type="spellEnd"/>
+      <w:r>
+        <w:rPr>
+          <w:rFonts w:ascii="Times New Roman" w:eastAsia="Times New Roman" w:hAnsi="Times New Roman" w:cs="Times New Roman"/>
+          <w:sz w:val="28"/>
+          <w:szCs w:val="28"/>
+        </w:rPr>
+        <w:t xml:space="preserve"> </w:t>
+      </w:r>
+      <w:proofErr w:type="spellStart"/>
+      <w:r>
+        <w:rPr>
+          <w:rFonts w:ascii="Times New Roman" w:eastAsia="Times New Roman" w:hAnsi="Times New Roman" w:cs="Times New Roman"/>
+          <w:sz w:val="28"/>
+          <w:szCs w:val="28"/>
+        </w:rPr>
+        <w:t>алгоритмом</w:t>
+      </w:r>
+      <w:proofErr w:type="spellEnd"/>
+      <w:r>
+        <w:rPr>
+          <w:rFonts w:ascii="Times New Roman" w:eastAsia="Times New Roman" w:hAnsi="Times New Roman" w:cs="Times New Roman"/>
+          <w:sz w:val="28"/>
+          <w:szCs w:val="28"/>
+        </w:rPr>
+        <w:t xml:space="preserve"> </w:t>
+      </w:r>
+      <w:proofErr w:type="spellStart"/>
+      <w:r>
+        <w:rPr>
+          <w:rFonts w:ascii="Times New Roman" w:eastAsia="Times New Roman" w:hAnsi="Times New Roman" w:cs="Times New Roman"/>
+          <w:sz w:val="28"/>
+          <w:szCs w:val="28"/>
+        </w:rPr>
+        <w:t>шифрування</w:t>
+      </w:r>
+      <w:proofErr w:type="spellEnd"/>
+      <w:r>
+        <w:rPr>
+          <w:rFonts w:ascii="Times New Roman" w:eastAsia="Times New Roman" w:hAnsi="Times New Roman" w:cs="Times New Roman"/>
+          <w:sz w:val="28"/>
+          <w:szCs w:val="28"/>
+        </w:rPr>
+        <w:t xml:space="preserve"> Microsoft Office </w:t>
+      </w:r>
+      <w:proofErr w:type="spellStart"/>
+      <w:r>
+        <w:rPr>
+          <w:rFonts w:ascii="Times New Roman" w:eastAsia="Times New Roman" w:hAnsi="Times New Roman" w:cs="Times New Roman"/>
+          <w:sz w:val="28"/>
+          <w:szCs w:val="28"/>
+        </w:rPr>
+        <w:t>версії</w:t>
+      </w:r>
+      <w:proofErr w:type="spellEnd"/>
+      <w:r>
+        <w:rPr>
+          <w:rFonts w:ascii="Times New Roman" w:eastAsia="Times New Roman" w:hAnsi="Times New Roman" w:cs="Times New Roman"/>
+          <w:sz w:val="28"/>
+          <w:szCs w:val="28"/>
+        </w:rPr>
+        <w:t xml:space="preserve"> 2013. </w:t>
+      </w:r>
+      <w:r>
+        <w:rPr>
+          <w:rFonts w:ascii="Times New Roman" w:eastAsia="Times New Roman" w:hAnsi="Times New Roman" w:cs="Times New Roman"/>
+          <w:sz w:val="28"/>
+          <w:szCs w:val="28"/>
+          <w:lang w:val="ru-RU"/>
+        </w:rPr>
+        <w:t>Далі в хеші закодовано параметри шифрування: 100000 – кількість ітерацій перетворення пароля, 256 – довжина ключа в бітах, а також значення «солі» (випадкового набору байтів, який додається до пароля перед хешуванням) і контрольне значення для перевірки правильності пароля. Саме цей рядок далі передається програмі перебору.</w:t>
+      </w:r>
+    </w:p>
+    <w:p>
+      <w:pPr>
+        <w:keepNext/>
+        <w:spacing w:after="240" w:line="360" w:lineRule="auto"/>
+        <w:ind w:firstLine="709"/>
+        <w:jc w:val="both"/>
+        <w:rPr>
+          <w:lang w:val="ru-RU"/>
+        </w:rPr>
+      </w:pPr>
+      <w:r>
+        <w:rPr>
+          <w:rFonts w:ascii="Times New Roman" w:eastAsia="Times New Roman" w:hAnsi="Times New Roman" w:cs="Times New Roman"/>
+          <w:b/>
+          <w:bCs/>
+          <w:sz w:val="28"/>
+          <w:szCs w:val="28"/>
+          <w:lang w:val="ru-RU"/>
+        </w:rPr>
+        <w:lastRenderedPageBreak/>
+        <w:t xml:space="preserve">Крок 2. Підбір пароля за маскою в </w:t>
+      </w:r>
+      <w:proofErr w:type="spellStart"/>
+      <w:r>
+        <w:rPr>
+          <w:rFonts w:ascii="Times New Roman" w:eastAsia="Times New Roman" w:hAnsi="Times New Roman" w:cs="Times New Roman"/>
+          <w:b/>
+          <w:bCs/>
+          <w:sz w:val="28"/>
+          <w:szCs w:val="28"/>
+        </w:rPr>
+        <w:t>hashcat</w:t>
+      </w:r>
+      <w:proofErr w:type="spellEnd"/>
+    </w:p>
+    <w:p>
+      <w:pPr>
+        <w:spacing w:after="240" w:line="360" w:lineRule="auto"/>
+        <w:ind w:firstLine="709"/>
+        <w:jc w:val="both"/>
+        <w:rPr>
+          <w:lang w:val="ru-RU"/>
+        </w:rPr>
+      </w:pPr>
+      <w:r>
+        <w:rPr>
+          <w:rFonts w:ascii="Times New Roman" w:eastAsia="Times New Roman" w:hAnsi="Times New Roman" w:cs="Times New Roman"/>
+          <w:sz w:val="28"/>
+          <w:szCs w:val="28"/>
+          <w:lang w:val="ru-RU"/>
+        </w:rPr>
+        <w:t xml:space="preserve">Для перебору використано програму </w:t>
+      </w:r>
+      <w:proofErr w:type="spellStart"/>
+      <w:r>
+        <w:rPr>
+          <w:rFonts w:ascii="Times New Roman" w:eastAsia="Times New Roman" w:hAnsi="Times New Roman" w:cs="Times New Roman"/>
+          <w:sz w:val="28"/>
+          <w:szCs w:val="28"/>
+        </w:rPr>
+        <w:t>hashcat</w:t>
+      </w:r>
+      <w:proofErr w:type="spellEnd"/>
+      <w:r>
+        <w:rPr>
+          <w:rFonts w:ascii="Times New Roman" w:eastAsia="Times New Roman" w:hAnsi="Times New Roman" w:cs="Times New Roman"/>
+          <w:sz w:val="28"/>
+          <w:szCs w:val="28"/>
+          <w:lang w:val="ru-RU"/>
+        </w:rPr>
+        <w:t xml:space="preserve"> (версія 7.1.2), яка виконує перебір на відеокарті й тому значно швидша за перебір на процесорі. Перебір запущено командою:</w:t>
+      </w:r>
+    </w:p>
+    <w:p>
+      <w:pPr>
+        <w:spacing w:before="120" w:after="240" w:line="360" w:lineRule="auto"/>
+        <w:rPr>
+          <w:lang w:val="ru-RU"/>
+        </w:rPr>
+      </w:pPr>
+      <w:proofErr w:type="spellStart"/>
+      <w:proofErr w:type="gramStart"/>
+      <w:r>
+        <w:rPr>
+          <w:rFonts w:ascii="Times New Roman" w:eastAsia="Times New Roman" w:hAnsi="Times New Roman" w:cs="Times New Roman"/>
+          <w:sz w:val="24"/>
+          <w:szCs w:val="24"/>
+        </w:rPr>
+        <w:t>hashcat</w:t>
+      </w:r>
+      <w:proofErr w:type="spellEnd"/>
+      <w:proofErr w:type="gramEnd"/>
+      <w:r>
+        <w:rPr>
+          <w:rFonts w:ascii="Times New Roman" w:eastAsia="Times New Roman" w:hAnsi="Times New Roman" w:cs="Times New Roman"/>
+          <w:sz w:val="24"/>
+          <w:szCs w:val="24"/>
+          <w:lang w:val="ru-RU"/>
+        </w:rPr>
+        <w:t xml:space="preserve"> -</w:t>
+      </w:r>
+      <w:r>
+        <w:rPr>
+          <w:rFonts w:ascii="Times New Roman" w:eastAsia="Times New Roman" w:hAnsi="Times New Roman" w:cs="Times New Roman"/>
+          <w:sz w:val="24"/>
+          <w:szCs w:val="24"/>
+        </w:rPr>
+        <w:t>m</w:t>
+      </w:r>
+      <w:r>
+        <w:rPr>
+          <w:rFonts w:ascii="Times New Roman" w:eastAsia="Times New Roman" w:hAnsi="Times New Roman" w:cs="Times New Roman"/>
+          <w:sz w:val="24"/>
+          <w:szCs w:val="24"/>
+          <w:lang w:val="ru-RU"/>
+        </w:rPr>
+        <w:t xml:space="preserve"> 9600 -</w:t>
+      </w:r>
+      <w:r>
+        <w:rPr>
+          <w:rFonts w:ascii="Times New Roman" w:eastAsia="Times New Roman" w:hAnsi="Times New Roman" w:cs="Times New Roman"/>
+          <w:sz w:val="24"/>
+          <w:szCs w:val="24"/>
+        </w:rPr>
+        <w:t>a</w:t>
+      </w:r>
+      <w:r>
+        <w:rPr>
+          <w:rFonts w:ascii="Times New Roman" w:eastAsia="Times New Roman" w:hAnsi="Times New Roman" w:cs="Times New Roman"/>
+          <w:sz w:val="24"/>
+          <w:szCs w:val="24"/>
+          <w:lang w:val="ru-RU"/>
+        </w:rPr>
+        <w:t xml:space="preserve"> 3 </w:t>
+      </w:r>
+      <w:r>
+        <w:rPr>
+          <w:rFonts w:ascii="Times New Roman" w:eastAsia="Times New Roman" w:hAnsi="Times New Roman" w:cs="Times New Roman"/>
+          <w:sz w:val="24"/>
+          <w:szCs w:val="24"/>
+        </w:rPr>
+        <w:t>word</w:t>
+      </w:r>
+      <w:r>
+        <w:rPr>
+          <w:rFonts w:ascii="Times New Roman" w:eastAsia="Times New Roman" w:hAnsi="Times New Roman" w:cs="Times New Roman"/>
+          <w:sz w:val="24"/>
+          <w:szCs w:val="24"/>
+          <w:lang w:val="ru-RU"/>
+        </w:rPr>
+        <w:t>_</w:t>
+      </w:r>
+      <w:r>
+        <w:rPr>
+          <w:rFonts w:ascii="Times New Roman" w:eastAsia="Times New Roman" w:hAnsi="Times New Roman" w:cs="Times New Roman"/>
+          <w:sz w:val="24"/>
+          <w:szCs w:val="24"/>
+        </w:rPr>
+        <w:t>hash</w:t>
+      </w:r>
+      <w:r>
+        <w:rPr>
+          <w:rFonts w:ascii="Times New Roman" w:eastAsia="Times New Roman" w:hAnsi="Times New Roman" w:cs="Times New Roman"/>
+          <w:sz w:val="24"/>
+          <w:szCs w:val="24"/>
+          <w:lang w:val="ru-RU"/>
+        </w:rPr>
+        <w:t>.</w:t>
+      </w:r>
+      <w:r>
+        <w:rPr>
+          <w:rFonts w:ascii="Times New Roman" w:eastAsia="Times New Roman" w:hAnsi="Times New Roman" w:cs="Times New Roman"/>
+          <w:sz w:val="24"/>
+          <w:szCs w:val="24"/>
+        </w:rPr>
+        <w:t>txt</w:t>
+      </w:r>
+      <w:r>
+        <w:rPr>
+          <w:rFonts w:ascii="Times New Roman" w:eastAsia="Times New Roman" w:hAnsi="Times New Roman" w:cs="Times New Roman"/>
+          <w:sz w:val="24"/>
+          <w:szCs w:val="24"/>
+          <w:lang w:val="ru-RU"/>
+        </w:rPr>
+        <w:t xml:space="preserve"> -</w:t>
+      </w:r>
+      <w:r>
+        <w:rPr>
+          <w:rFonts w:ascii="Times New Roman" w:eastAsia="Times New Roman" w:hAnsi="Times New Roman" w:cs="Times New Roman"/>
+          <w:sz w:val="24"/>
+          <w:szCs w:val="24"/>
+        </w:rPr>
+        <w:t>d</w:t>
+      </w:r>
+      <w:r>
+        <w:rPr>
+          <w:rFonts w:ascii="Times New Roman" w:eastAsia="Times New Roman" w:hAnsi="Times New Roman" w:cs="Times New Roman"/>
+          <w:sz w:val="24"/>
+          <w:szCs w:val="24"/>
+          <w:lang w:val="ru-RU"/>
+        </w:rPr>
+        <w:t xml:space="preserve"> 1 -1 ?</w:t>
+      </w:r>
+      <w:r>
+        <w:rPr>
+          <w:rFonts w:ascii="Times New Roman" w:eastAsia="Times New Roman" w:hAnsi="Times New Roman" w:cs="Times New Roman"/>
+          <w:sz w:val="24"/>
+          <w:szCs w:val="24"/>
+        </w:rPr>
+        <w:t>l</w:t>
+      </w:r>
+      <w:r>
+        <w:rPr>
+          <w:rFonts w:ascii="Times New Roman" w:eastAsia="Times New Roman" w:hAnsi="Times New Roman" w:cs="Times New Roman"/>
+          <w:sz w:val="24"/>
+          <w:szCs w:val="24"/>
+          <w:lang w:val="ru-RU"/>
+        </w:rPr>
+        <w:t>?</w:t>
+      </w:r>
+      <w:r>
+        <w:rPr>
+          <w:rFonts w:ascii="Times New Roman" w:eastAsia="Times New Roman" w:hAnsi="Times New Roman" w:cs="Times New Roman"/>
+          <w:sz w:val="24"/>
+          <w:szCs w:val="24"/>
+        </w:rPr>
+        <w:t>u</w:t>
+      </w:r>
+      <w:r>
+        <w:rPr>
+          <w:rFonts w:ascii="Times New Roman" w:eastAsia="Times New Roman" w:hAnsi="Times New Roman" w:cs="Times New Roman"/>
+          <w:sz w:val="24"/>
+          <w:szCs w:val="24"/>
+          <w:lang w:val="ru-RU"/>
+        </w:rPr>
+        <w:t xml:space="preserve"> ?</w:t>
+      </w:r>
+      <w:r>
+        <w:rPr>
+          <w:rFonts w:ascii="Times New Roman" w:eastAsia="Times New Roman" w:hAnsi="Times New Roman" w:cs="Times New Roman"/>
+          <w:sz w:val="24"/>
+          <w:szCs w:val="24"/>
+        </w:rPr>
+        <w:t>d</w:t>
+      </w:r>
+      <w:r>
+        <w:rPr>
+          <w:rFonts w:ascii="Times New Roman" w:eastAsia="Times New Roman" w:hAnsi="Times New Roman" w:cs="Times New Roman"/>
+          <w:sz w:val="24"/>
+          <w:szCs w:val="24"/>
+          <w:lang w:val="ru-RU"/>
+        </w:rPr>
+        <w:t>?</w:t>
+      </w:r>
+      <w:r>
+        <w:rPr>
+          <w:rFonts w:ascii="Times New Roman" w:eastAsia="Times New Roman" w:hAnsi="Times New Roman" w:cs="Times New Roman"/>
+          <w:sz w:val="24"/>
+          <w:szCs w:val="24"/>
+        </w:rPr>
+        <w:t>d</w:t>
+      </w:r>
+      <w:r>
+        <w:rPr>
+          <w:rFonts w:ascii="Times New Roman" w:eastAsia="Times New Roman" w:hAnsi="Times New Roman" w:cs="Times New Roman"/>
+          <w:sz w:val="24"/>
+          <w:szCs w:val="24"/>
+          <w:lang w:val="ru-RU"/>
+        </w:rPr>
+        <w:t>?1?1 -</w:t>
+      </w:r>
+      <w:r>
+        <w:rPr>
+          <w:rFonts w:ascii="Times New Roman" w:eastAsia="Times New Roman" w:hAnsi="Times New Roman" w:cs="Times New Roman"/>
+          <w:sz w:val="24"/>
+          <w:szCs w:val="24"/>
+        </w:rPr>
+        <w:t>w</w:t>
+      </w:r>
+      <w:r>
+        <w:rPr>
+          <w:rFonts w:ascii="Times New Roman" w:eastAsia="Times New Roman" w:hAnsi="Times New Roman" w:cs="Times New Roman"/>
+          <w:sz w:val="24"/>
+          <w:szCs w:val="24"/>
+          <w:lang w:val="ru-RU"/>
+        </w:rPr>
+        <w:t xml:space="preserve"> 3</w:t>
+      </w:r>
+    </w:p>
+    <w:p>
+      <w:pPr>
+        <w:spacing w:after="240" w:line="360" w:lineRule="auto"/>
+        <w:ind w:firstLine="709"/>
+        <w:jc w:val="both"/>
+        <w:rPr>
+          <w:lang w:val="ru-RU"/>
+        </w:rPr>
+      </w:pPr>
+      <w:r>
+        <w:rPr>
+          <w:rFonts w:ascii="Times New Roman" w:eastAsia="Times New Roman" w:hAnsi="Times New Roman" w:cs="Times New Roman"/>
+          <w:sz w:val="28"/>
+          <w:szCs w:val="28"/>
+          <w:lang w:val="ru-RU"/>
+        </w:rPr>
+        <w:t>Параметри команди означають таке. Параметр -</w:t>
+      </w:r>
+      <w:r>
+        <w:rPr>
+          <w:rFonts w:ascii="Times New Roman" w:eastAsia="Times New Roman" w:hAnsi="Times New Roman" w:cs="Times New Roman"/>
+          <w:sz w:val="28"/>
+          <w:szCs w:val="28"/>
+        </w:rPr>
+        <w:t>m</w:t>
+      </w:r>
+      <w:r>
+        <w:rPr>
+          <w:rFonts w:ascii="Times New Roman" w:eastAsia="Times New Roman" w:hAnsi="Times New Roman" w:cs="Times New Roman"/>
+          <w:sz w:val="28"/>
+          <w:szCs w:val="28"/>
+          <w:lang w:val="ru-RU"/>
+        </w:rPr>
+        <w:t xml:space="preserve"> 9600 задає тип хешу «</w:t>
+      </w:r>
+      <w:r>
+        <w:rPr>
+          <w:rFonts w:ascii="Times New Roman" w:eastAsia="Times New Roman" w:hAnsi="Times New Roman" w:cs="Times New Roman"/>
+          <w:sz w:val="28"/>
+          <w:szCs w:val="28"/>
+        </w:rPr>
+        <w:t>MS</w:t>
+      </w:r>
+      <w:r>
+        <w:rPr>
+          <w:rFonts w:ascii="Times New Roman" w:eastAsia="Times New Roman" w:hAnsi="Times New Roman" w:cs="Times New Roman"/>
+          <w:sz w:val="28"/>
+          <w:szCs w:val="28"/>
+          <w:lang w:val="ru-RU"/>
+        </w:rPr>
+        <w:t xml:space="preserve"> </w:t>
+      </w:r>
+      <w:r>
+        <w:rPr>
+          <w:rFonts w:ascii="Times New Roman" w:eastAsia="Times New Roman" w:hAnsi="Times New Roman" w:cs="Times New Roman"/>
+          <w:sz w:val="28"/>
+          <w:szCs w:val="28"/>
+        </w:rPr>
+        <w:t>Office</w:t>
+      </w:r>
+      <w:r>
+        <w:rPr>
+          <w:rFonts w:ascii="Times New Roman" w:eastAsia="Times New Roman" w:hAnsi="Times New Roman" w:cs="Times New Roman"/>
+          <w:sz w:val="28"/>
+          <w:szCs w:val="28"/>
+          <w:lang w:val="ru-RU"/>
+        </w:rPr>
+        <w:t xml:space="preserve"> 2013», що відповідає позначці в хеші. Параметр -</w:t>
+      </w:r>
+      <w:r>
+        <w:rPr>
+          <w:rFonts w:ascii="Times New Roman" w:eastAsia="Times New Roman" w:hAnsi="Times New Roman" w:cs="Times New Roman"/>
+          <w:sz w:val="28"/>
+          <w:szCs w:val="28"/>
+        </w:rPr>
+        <w:t>a</w:t>
+      </w:r>
+      <w:r>
+        <w:rPr>
+          <w:rFonts w:ascii="Times New Roman" w:eastAsia="Times New Roman" w:hAnsi="Times New Roman" w:cs="Times New Roman"/>
+          <w:sz w:val="28"/>
+          <w:szCs w:val="28"/>
+          <w:lang w:val="ru-RU"/>
+        </w:rPr>
+        <w:t xml:space="preserve"> 3 вмикає режим атаки за маскою. Далі вказано файл </w:t>
+      </w:r>
+      <w:r>
+        <w:rPr>
+          <w:rFonts w:ascii="Times New Roman" w:eastAsia="Times New Roman" w:hAnsi="Times New Roman" w:cs="Times New Roman"/>
+          <w:sz w:val="28"/>
+          <w:szCs w:val="28"/>
+        </w:rPr>
+        <w:t>word</w:t>
+      </w:r>
+      <w:r>
+        <w:rPr>
+          <w:rFonts w:ascii="Times New Roman" w:eastAsia="Times New Roman" w:hAnsi="Times New Roman" w:cs="Times New Roman"/>
+          <w:sz w:val="28"/>
+          <w:szCs w:val="28"/>
+          <w:lang w:val="ru-RU"/>
+        </w:rPr>
+        <w:t>_</w:t>
+      </w:r>
+      <w:r>
+        <w:rPr>
+          <w:rFonts w:ascii="Times New Roman" w:eastAsia="Times New Roman" w:hAnsi="Times New Roman" w:cs="Times New Roman"/>
+          <w:sz w:val="28"/>
+          <w:szCs w:val="28"/>
+        </w:rPr>
+        <w:t>hash</w:t>
+      </w:r>
+      <w:r>
+        <w:rPr>
+          <w:rFonts w:ascii="Times New Roman" w:eastAsia="Times New Roman" w:hAnsi="Times New Roman" w:cs="Times New Roman"/>
+          <w:sz w:val="28"/>
+          <w:szCs w:val="28"/>
+          <w:lang w:val="ru-RU"/>
+        </w:rPr>
+        <w:t>.</w:t>
+      </w:r>
+      <w:r>
+        <w:rPr>
+          <w:rFonts w:ascii="Times New Roman" w:eastAsia="Times New Roman" w:hAnsi="Times New Roman" w:cs="Times New Roman"/>
+          <w:sz w:val="28"/>
+          <w:szCs w:val="28"/>
+        </w:rPr>
+        <w:t>txt</w:t>
+      </w:r>
+      <w:r>
+        <w:rPr>
+          <w:rFonts w:ascii="Times New Roman" w:eastAsia="Times New Roman" w:hAnsi="Times New Roman" w:cs="Times New Roman"/>
+          <w:sz w:val="28"/>
+          <w:szCs w:val="28"/>
+          <w:lang w:val="ru-RU"/>
+        </w:rPr>
+        <w:t xml:space="preserve"> з хешем. Параметр -</w:t>
+      </w:r>
+      <w:r>
+        <w:rPr>
+          <w:rFonts w:ascii="Times New Roman" w:eastAsia="Times New Roman" w:hAnsi="Times New Roman" w:cs="Times New Roman"/>
+          <w:sz w:val="28"/>
+          <w:szCs w:val="28"/>
+        </w:rPr>
+        <w:t>d</w:t>
+      </w:r>
+      <w:r>
+        <w:rPr>
+          <w:rFonts w:ascii="Times New Roman" w:eastAsia="Times New Roman" w:hAnsi="Times New Roman" w:cs="Times New Roman"/>
+          <w:sz w:val="28"/>
+          <w:szCs w:val="28"/>
+          <w:lang w:val="ru-RU"/>
+        </w:rPr>
+        <w:t xml:space="preserve"> 1 обирає перший обчислювальний пристрій – відеокарту </w:t>
+      </w:r>
+      <w:r>
+        <w:rPr>
+          <w:rFonts w:ascii="Times New Roman" w:eastAsia="Times New Roman" w:hAnsi="Times New Roman" w:cs="Times New Roman"/>
+          <w:sz w:val="28"/>
+          <w:szCs w:val="28"/>
+        </w:rPr>
+        <w:t>NVIDIA</w:t>
+      </w:r>
+      <w:r>
+        <w:rPr>
+          <w:rFonts w:ascii="Times New Roman" w:eastAsia="Times New Roman" w:hAnsi="Times New Roman" w:cs="Times New Roman"/>
+          <w:sz w:val="28"/>
+          <w:szCs w:val="28"/>
+          <w:lang w:val="ru-RU"/>
+        </w:rPr>
+        <w:t>. Параметр -</w:t>
+      </w:r>
+      <w:proofErr w:type="gramStart"/>
+      <w:r>
+        <w:rPr>
+          <w:rFonts w:ascii="Times New Roman" w:eastAsia="Times New Roman" w:hAnsi="Times New Roman" w:cs="Times New Roman"/>
+          <w:sz w:val="28"/>
+          <w:szCs w:val="28"/>
+          <w:lang w:val="ru-RU"/>
+        </w:rPr>
+        <w:t>1 ?</w:t>
+      </w:r>
+      <w:r>
+        <w:rPr>
+          <w:rFonts w:ascii="Times New Roman" w:eastAsia="Times New Roman" w:hAnsi="Times New Roman" w:cs="Times New Roman"/>
+          <w:sz w:val="28"/>
+          <w:szCs w:val="28"/>
+        </w:rPr>
+        <w:t>l</w:t>
+      </w:r>
+      <w:proofErr w:type="gramEnd"/>
+      <w:r>
+        <w:rPr>
+          <w:rFonts w:ascii="Times New Roman" w:eastAsia="Times New Roman" w:hAnsi="Times New Roman" w:cs="Times New Roman"/>
+          <w:sz w:val="28"/>
+          <w:szCs w:val="28"/>
+          <w:lang w:val="ru-RU"/>
+        </w:rPr>
+        <w:t>?</w:t>
+      </w:r>
+      <w:r>
+        <w:rPr>
+          <w:rFonts w:ascii="Times New Roman" w:eastAsia="Times New Roman" w:hAnsi="Times New Roman" w:cs="Times New Roman"/>
+          <w:sz w:val="28"/>
+          <w:szCs w:val="28"/>
+        </w:rPr>
+        <w:t>u</w:t>
+      </w:r>
+      <w:r>
+        <w:rPr>
+          <w:rFonts w:ascii="Times New Roman" w:eastAsia="Times New Roman" w:hAnsi="Times New Roman" w:cs="Times New Roman"/>
+          <w:sz w:val="28"/>
+          <w:szCs w:val="28"/>
+          <w:lang w:val="ru-RU"/>
+        </w:rPr>
+        <w:t xml:space="preserve"> оголошує власний набір символів під номером 1, що складається з малих (?</w:t>
+      </w:r>
+      <w:r>
+        <w:rPr>
+          <w:rFonts w:ascii="Times New Roman" w:eastAsia="Times New Roman" w:hAnsi="Times New Roman" w:cs="Times New Roman"/>
+          <w:sz w:val="28"/>
+          <w:szCs w:val="28"/>
+        </w:rPr>
+        <w:t>l</w:t>
+      </w:r>
+      <w:r>
+        <w:rPr>
+          <w:rFonts w:ascii="Times New Roman" w:eastAsia="Times New Roman" w:hAnsi="Times New Roman" w:cs="Times New Roman"/>
+          <w:sz w:val="28"/>
+          <w:szCs w:val="28"/>
+          <w:lang w:val="ru-RU"/>
+        </w:rPr>
+        <w:t>) та великих (?</w:t>
+      </w:r>
+      <w:r>
+        <w:rPr>
+          <w:rFonts w:ascii="Times New Roman" w:eastAsia="Times New Roman" w:hAnsi="Times New Roman" w:cs="Times New Roman"/>
+          <w:sz w:val="28"/>
+          <w:szCs w:val="28"/>
+        </w:rPr>
+        <w:t>u</w:t>
+      </w:r>
+      <w:r>
+        <w:rPr>
+          <w:rFonts w:ascii="Times New Roman" w:eastAsia="Times New Roman" w:hAnsi="Times New Roman" w:cs="Times New Roman"/>
+          <w:sz w:val="28"/>
+          <w:szCs w:val="28"/>
+          <w:lang w:val="ru-RU"/>
+        </w:rPr>
+        <w:t xml:space="preserve">) латинських літер. </w:t>
+      </w:r>
+      <w:proofErr w:type="gramStart"/>
+      <w:r>
+        <w:rPr>
+          <w:rFonts w:ascii="Times New Roman" w:eastAsia="Times New Roman" w:hAnsi="Times New Roman" w:cs="Times New Roman"/>
+          <w:sz w:val="28"/>
+          <w:szCs w:val="28"/>
+          <w:lang w:val="ru-RU"/>
+        </w:rPr>
+        <w:t>Маска ?</w:t>
+      </w:r>
+      <w:r>
+        <w:rPr>
+          <w:rFonts w:ascii="Times New Roman" w:eastAsia="Times New Roman" w:hAnsi="Times New Roman" w:cs="Times New Roman"/>
+          <w:sz w:val="28"/>
+          <w:szCs w:val="28"/>
+        </w:rPr>
+        <w:t>d</w:t>
+      </w:r>
+      <w:proofErr w:type="gramEnd"/>
+      <w:r>
+        <w:rPr>
+          <w:rFonts w:ascii="Times New Roman" w:eastAsia="Times New Roman" w:hAnsi="Times New Roman" w:cs="Times New Roman"/>
+          <w:sz w:val="28"/>
+          <w:szCs w:val="28"/>
+          <w:lang w:val="ru-RU"/>
+        </w:rPr>
+        <w:t>?</w:t>
+      </w:r>
+      <w:r>
+        <w:rPr>
+          <w:rFonts w:ascii="Times New Roman" w:eastAsia="Times New Roman" w:hAnsi="Times New Roman" w:cs="Times New Roman"/>
+          <w:sz w:val="28"/>
+          <w:szCs w:val="28"/>
+        </w:rPr>
+        <w:t>d</w:t>
+      </w:r>
+      <w:r>
+        <w:rPr>
+          <w:rFonts w:ascii="Times New Roman" w:eastAsia="Times New Roman" w:hAnsi="Times New Roman" w:cs="Times New Roman"/>
+          <w:sz w:val="28"/>
+          <w:szCs w:val="28"/>
+          <w:lang w:val="ru-RU"/>
+        </w:rPr>
+        <w:t>?1?1 описує структуру пароля: ?</w:t>
+      </w:r>
+      <w:r>
+        <w:rPr>
+          <w:rFonts w:ascii="Times New Roman" w:eastAsia="Times New Roman" w:hAnsi="Times New Roman" w:cs="Times New Roman"/>
+          <w:sz w:val="28"/>
+          <w:szCs w:val="28"/>
+        </w:rPr>
+        <w:t>d</w:t>
+      </w:r>
+      <w:r>
+        <w:rPr>
+          <w:rFonts w:ascii="Times New Roman" w:eastAsia="Times New Roman" w:hAnsi="Times New Roman" w:cs="Times New Roman"/>
+          <w:sz w:val="28"/>
+          <w:szCs w:val="28"/>
+          <w:lang w:val="ru-RU"/>
+        </w:rPr>
+        <w:t xml:space="preserve"> – цифра, тому ?</w:t>
+      </w:r>
+      <w:r>
+        <w:rPr>
+          <w:rFonts w:ascii="Times New Roman" w:eastAsia="Times New Roman" w:hAnsi="Times New Roman" w:cs="Times New Roman"/>
+          <w:sz w:val="28"/>
+          <w:szCs w:val="28"/>
+        </w:rPr>
+        <w:t>d</w:t>
+      </w:r>
+      <w:r>
+        <w:rPr>
+          <w:rFonts w:ascii="Times New Roman" w:eastAsia="Times New Roman" w:hAnsi="Times New Roman" w:cs="Times New Roman"/>
+          <w:sz w:val="28"/>
+          <w:szCs w:val="28"/>
+          <w:lang w:val="ru-RU"/>
+        </w:rPr>
+        <w:t>?</w:t>
+      </w:r>
+      <w:r>
+        <w:rPr>
+          <w:rFonts w:ascii="Times New Roman" w:eastAsia="Times New Roman" w:hAnsi="Times New Roman" w:cs="Times New Roman"/>
+          <w:sz w:val="28"/>
+          <w:szCs w:val="28"/>
+        </w:rPr>
+        <w:t>d</w:t>
+      </w:r>
+      <w:r>
+        <w:rPr>
+          <w:rFonts w:ascii="Times New Roman" w:eastAsia="Times New Roman" w:hAnsi="Times New Roman" w:cs="Times New Roman"/>
+          <w:sz w:val="28"/>
+          <w:szCs w:val="28"/>
+          <w:lang w:val="ru-RU"/>
+        </w:rPr>
+        <w:t xml:space="preserve"> – це дві цифри на перших двох позиціях, а ?1?1 – два символи з оголошеного набору (літери) на останніх двох позиціях. Параметр -</w:t>
+      </w:r>
+      <w:r>
+        <w:rPr>
+          <w:rFonts w:ascii="Times New Roman" w:eastAsia="Times New Roman" w:hAnsi="Times New Roman" w:cs="Times New Roman"/>
+          <w:sz w:val="28"/>
+          <w:szCs w:val="28"/>
+        </w:rPr>
+        <w:t>w</w:t>
+      </w:r>
+      <w:r>
+        <w:rPr>
+          <w:rFonts w:ascii="Times New Roman" w:eastAsia="Times New Roman" w:hAnsi="Times New Roman" w:cs="Times New Roman"/>
+          <w:sz w:val="28"/>
+          <w:szCs w:val="28"/>
+          <w:lang w:val="ru-RU"/>
+        </w:rPr>
+        <w:t xml:space="preserve"> 3 задає високий рівень навантаження для максимальної швидкості. Процес запуску </w:t>
+      </w:r>
+      <w:proofErr w:type="spellStart"/>
+      <w:r>
+        <w:rPr>
+          <w:rFonts w:ascii="Times New Roman" w:eastAsia="Times New Roman" w:hAnsi="Times New Roman" w:cs="Times New Roman"/>
+          <w:sz w:val="28"/>
+          <w:szCs w:val="28"/>
+        </w:rPr>
+        <w:t>hashcat</w:t>
+      </w:r>
+      <w:proofErr w:type="spellEnd"/>
+      <w:r>
+        <w:rPr>
+          <w:rFonts w:ascii="Times New Roman" w:eastAsia="Times New Roman" w:hAnsi="Times New Roman" w:cs="Times New Roman"/>
+          <w:sz w:val="28"/>
+          <w:szCs w:val="28"/>
+          <w:lang w:val="ru-RU"/>
+        </w:rPr>
+        <w:t xml:space="preserve"> наведено на рисунку 2.</w:t>
+      </w:r>
+    </w:p>
+    <w:p>
+      <w:pPr>
+        <w:keepNext/>
+        <w:spacing w:before="120"/>
+        <w:jc w:val="center"/>
+      </w:pPr>
+      <w:r>
+        <w:rPr>
+          <w:noProof/>
+        </w:rPr>
+        <w:drawing>
+          <wp:inline distT="0" distB="0" distL="0" distR="0" wp14:anchorId="0AD63837" wp14:editId="573756F1">
+            <wp:extent cx="5715000" cy="3219450"/>
+            <wp:effectExtent l="0" t="0" r="0" b="0"/>
+            <wp:docPr id="6" name="Рисунок 6"/>
+            <wp:cNvGraphicFramePr>
+              <a:graphicFrameLocks xmlns:a="http://schemas.openxmlformats.org/drawingml/2006/main" noChangeAspect="1"/>
+            </wp:cNvGraphicFramePr>
+            <a:graphic xmlns:a="http://schemas.openxmlformats.org/drawingml/2006/main">
+              <a:graphicData uri="http://schemas.openxmlformats.org/drawingml/2006/picture">
+                <pic:pic xmlns:pic="http://schemas.openxmlformats.org/drawingml/2006/picture">
+                  <pic:nvPicPr>
+                    <pic:cNvPr id="0" name=""/>
+                    <pic:cNvPicPr>
+                      <a:picLocks noChangeAspect="1" noChangeArrowheads="1"/>
+                    </pic:cNvPicPr>
+                  </pic:nvPicPr>
+                  <pic:blipFill>
+                    <a:blip r:embed="rId9"/>
+                    <a:srcRect/>
+                    <a:stretch>
+                      <a:fillRect/>
+                    </a:stretch>
+                  </pic:blipFill>
+                  <pic:spPr bwMode="auto">
+                    <a:xfrm>
+                      <a:off x="0" y="0"/>
+                      <a:ext cx="5715000" cy="3219450"/>
+                    </a:xfrm>
+                    <a:prstGeom prst="rect">
+                      <a:avLst/>
+                    </a:prstGeom>
+                  </pic:spPr>
+                </pic:pic>
+              </a:graphicData>
+            </a:graphic>
+          </wp:inline>
+        </w:drawing>
+      </w:r>
+    </w:p>
+    <w:p>
+      <w:pPr>
+        <w:spacing w:after="240" w:line="360" w:lineRule="auto"/>
+        <w:jc w:val="center"/>
+        <w:rPr>
+          <w:lang w:val="ru-RU"/>
+        </w:rPr>
+      </w:pPr>
+      <w:r>
+        <w:rPr>
+          <w:rFonts w:ascii="Times New Roman" w:eastAsia="Times New Roman" w:hAnsi="Times New Roman" w:cs="Times New Roman"/>
+          <w:sz w:val="28"/>
+          <w:szCs w:val="28"/>
+          <w:lang w:val="ru-RU"/>
+        </w:rPr>
+        <w:t xml:space="preserve">Рисунок 2 – Запуск перебору пароля у програмі </w:t>
+      </w:r>
+      <w:proofErr w:type="spellStart"/>
+      <w:r>
+        <w:rPr>
+          <w:rFonts w:ascii="Times New Roman" w:eastAsia="Times New Roman" w:hAnsi="Times New Roman" w:cs="Times New Roman"/>
+          <w:sz w:val="28"/>
+          <w:szCs w:val="28"/>
+        </w:rPr>
+        <w:t>hashcat</w:t>
+      </w:r>
+      <w:proofErr w:type="spellEnd"/>
+    </w:p>
+    <w:p>
+      <w:pPr>
+        <w:spacing w:after="240" w:line="360" w:lineRule="auto"/>
+        <w:ind w:firstLine="709"/>
+        <w:jc w:val="both"/>
+        <w:rPr>
+          <w:lang w:val="ru-RU"/>
+        </w:rPr>
+      </w:pPr>
+      <w:r>
+        <w:rPr>
+          <w:rFonts w:ascii="Times New Roman" w:eastAsia="Times New Roman" w:hAnsi="Times New Roman" w:cs="Times New Roman"/>
+          <w:sz w:val="28"/>
+          <w:szCs w:val="28"/>
+          <w:lang w:val="ru-RU"/>
+        </w:rPr>
+        <w:lastRenderedPageBreak/>
+        <w:t xml:space="preserve">Під час запуску </w:t>
+      </w:r>
+      <w:proofErr w:type="spellStart"/>
+      <w:r>
+        <w:rPr>
+          <w:rFonts w:ascii="Times New Roman" w:eastAsia="Times New Roman" w:hAnsi="Times New Roman" w:cs="Times New Roman"/>
+          <w:sz w:val="28"/>
+          <w:szCs w:val="28"/>
+        </w:rPr>
+        <w:t>hashcat</w:t>
+      </w:r>
+      <w:proofErr w:type="spellEnd"/>
+      <w:r>
+        <w:rPr>
+          <w:rFonts w:ascii="Times New Roman" w:eastAsia="Times New Roman" w:hAnsi="Times New Roman" w:cs="Times New Roman"/>
+          <w:sz w:val="28"/>
+          <w:szCs w:val="28"/>
+          <w:lang w:val="ru-RU"/>
+        </w:rPr>
+        <w:t xml:space="preserve"> визначила доступні обчислювальні пристрої. Основним пристроєм (</w:t>
+      </w:r>
+      <w:r>
+        <w:rPr>
+          <w:rFonts w:ascii="Times New Roman" w:eastAsia="Times New Roman" w:hAnsi="Times New Roman" w:cs="Times New Roman"/>
+          <w:sz w:val="28"/>
+          <w:szCs w:val="28"/>
+        </w:rPr>
+        <w:t>Device</w:t>
+      </w:r>
+      <w:r>
+        <w:rPr>
+          <w:rFonts w:ascii="Times New Roman" w:eastAsia="Times New Roman" w:hAnsi="Times New Roman" w:cs="Times New Roman"/>
+          <w:sz w:val="28"/>
+          <w:szCs w:val="28"/>
+          <w:lang w:val="ru-RU"/>
+        </w:rPr>
+        <w:t xml:space="preserve"> #1) обрано відеокарту </w:t>
+      </w:r>
+      <w:r>
+        <w:rPr>
+          <w:rFonts w:ascii="Times New Roman" w:eastAsia="Times New Roman" w:hAnsi="Times New Roman" w:cs="Times New Roman"/>
+          <w:sz w:val="28"/>
+          <w:szCs w:val="28"/>
+        </w:rPr>
+        <w:t>NVIDIA</w:t>
+      </w:r>
+      <w:r>
+        <w:rPr>
+          <w:rFonts w:ascii="Times New Roman" w:eastAsia="Times New Roman" w:hAnsi="Times New Roman" w:cs="Times New Roman"/>
+          <w:sz w:val="28"/>
+          <w:szCs w:val="28"/>
+          <w:lang w:val="ru-RU"/>
+        </w:rPr>
+        <w:t xml:space="preserve"> </w:t>
+      </w:r>
+      <w:r>
+        <w:rPr>
+          <w:rFonts w:ascii="Times New Roman" w:eastAsia="Times New Roman" w:hAnsi="Times New Roman" w:cs="Times New Roman"/>
+          <w:sz w:val="28"/>
+          <w:szCs w:val="28"/>
+        </w:rPr>
+        <w:t>GeForce</w:t>
+      </w:r>
+      <w:r>
+        <w:rPr>
+          <w:rFonts w:ascii="Times New Roman" w:eastAsia="Times New Roman" w:hAnsi="Times New Roman" w:cs="Times New Roman"/>
+          <w:sz w:val="28"/>
+          <w:szCs w:val="28"/>
+          <w:lang w:val="ru-RU"/>
+        </w:rPr>
+        <w:t xml:space="preserve"> </w:t>
+      </w:r>
+      <w:r>
+        <w:rPr>
+          <w:rFonts w:ascii="Times New Roman" w:eastAsia="Times New Roman" w:hAnsi="Times New Roman" w:cs="Times New Roman"/>
+          <w:sz w:val="28"/>
+          <w:szCs w:val="28"/>
+        </w:rPr>
+        <w:t>GTX</w:t>
+      </w:r>
+      <w:r>
+        <w:rPr>
+          <w:rFonts w:ascii="Times New Roman" w:eastAsia="Times New Roman" w:hAnsi="Times New Roman" w:cs="Times New Roman"/>
+          <w:sz w:val="28"/>
+          <w:szCs w:val="28"/>
+          <w:lang w:val="ru-RU"/>
+        </w:rPr>
+        <w:t xml:space="preserve"> 1650 з 4095 МБ пам’яті. Вбудований графічний процесор </w:t>
+      </w:r>
+      <w:r>
+        <w:rPr>
+          <w:rFonts w:ascii="Times New Roman" w:eastAsia="Times New Roman" w:hAnsi="Times New Roman" w:cs="Times New Roman"/>
+          <w:sz w:val="28"/>
+          <w:szCs w:val="28"/>
+        </w:rPr>
+        <w:t>AMD</w:t>
+      </w:r>
+      <w:r>
+        <w:rPr>
+          <w:rFonts w:ascii="Times New Roman" w:eastAsia="Times New Roman" w:hAnsi="Times New Roman" w:cs="Times New Roman"/>
+          <w:sz w:val="28"/>
+          <w:szCs w:val="28"/>
+          <w:lang w:val="ru-RU"/>
+        </w:rPr>
+        <w:t xml:space="preserve"> </w:t>
+      </w:r>
+      <w:proofErr w:type="spellStart"/>
+      <w:r>
+        <w:rPr>
+          <w:rFonts w:ascii="Times New Roman" w:eastAsia="Times New Roman" w:hAnsi="Times New Roman" w:cs="Times New Roman"/>
+          <w:sz w:val="28"/>
+          <w:szCs w:val="28"/>
+        </w:rPr>
+        <w:t>Radoen</w:t>
+      </w:r>
+      <w:proofErr w:type="spellEnd"/>
+      <w:r>
+        <w:rPr>
+          <w:rFonts w:ascii="Times New Roman" w:eastAsia="Times New Roman" w:hAnsi="Times New Roman" w:cs="Times New Roman"/>
+          <w:sz w:val="28"/>
+          <w:szCs w:val="28"/>
+          <w:lang w:val="ru-RU"/>
+        </w:rPr>
+        <w:t xml:space="preserve"> </w:t>
+      </w:r>
+      <w:r>
+        <w:rPr>
+          <w:rFonts w:ascii="Times New Roman" w:eastAsia="Times New Roman" w:hAnsi="Times New Roman" w:cs="Times New Roman"/>
+          <w:sz w:val="28"/>
+          <w:szCs w:val="28"/>
+        </w:rPr>
+        <w:t>Graphics</w:t>
+      </w:r>
+      <w:r>
+        <w:rPr>
+          <w:rFonts w:ascii="Times New Roman" w:eastAsia="Times New Roman" w:hAnsi="Times New Roman" w:cs="Times New Roman"/>
+          <w:sz w:val="28"/>
+          <w:szCs w:val="28"/>
+          <w:lang w:val="ru-RU"/>
+        </w:rPr>
+        <w:t xml:space="preserve"> (</w:t>
+      </w:r>
+      <w:r>
+        <w:rPr>
+          <w:rFonts w:ascii="Times New Roman" w:eastAsia="Times New Roman" w:hAnsi="Times New Roman" w:cs="Times New Roman"/>
+          <w:sz w:val="28"/>
+          <w:szCs w:val="28"/>
+        </w:rPr>
+        <w:t>Device</w:t>
+      </w:r>
+      <w:r>
+        <w:rPr>
+          <w:rFonts w:ascii="Times New Roman" w:eastAsia="Times New Roman" w:hAnsi="Times New Roman" w:cs="Times New Roman"/>
+          <w:sz w:val="28"/>
+          <w:szCs w:val="28"/>
+          <w:lang w:val="ru-RU"/>
+        </w:rPr>
+        <w:t xml:space="preserve"> #2) програма пропустила, оскільки для перебору достатньо дискретної відеокарти. Повідомлення про </w:t>
+      </w:r>
+      <w:r>
+        <w:rPr>
+          <w:rFonts w:ascii="Times New Roman" w:eastAsia="Times New Roman" w:hAnsi="Times New Roman" w:cs="Times New Roman"/>
+          <w:sz w:val="28"/>
+          <w:szCs w:val="28"/>
+        </w:rPr>
+        <w:t>CUDA</w:t>
+      </w:r>
+      <w:r>
+        <w:rPr>
+          <w:rFonts w:ascii="Times New Roman" w:eastAsia="Times New Roman" w:hAnsi="Times New Roman" w:cs="Times New Roman"/>
+          <w:sz w:val="28"/>
+          <w:szCs w:val="28"/>
+          <w:lang w:val="ru-RU"/>
+        </w:rPr>
+        <w:t xml:space="preserve"> свідчать лише про те, що програма використала універсальний інтерфейс </w:t>
+      </w:r>
+      <w:proofErr w:type="spellStart"/>
+      <w:r>
+        <w:rPr>
+          <w:rFonts w:ascii="Times New Roman" w:eastAsia="Times New Roman" w:hAnsi="Times New Roman" w:cs="Times New Roman"/>
+          <w:sz w:val="28"/>
+          <w:szCs w:val="28"/>
+        </w:rPr>
+        <w:t>OpenCL</w:t>
+      </w:r>
+      <w:proofErr w:type="spellEnd"/>
+      <w:r>
+        <w:rPr>
+          <w:rFonts w:ascii="Times New Roman" w:eastAsia="Times New Roman" w:hAnsi="Times New Roman" w:cs="Times New Roman"/>
+          <w:sz w:val="28"/>
+          <w:szCs w:val="28"/>
+          <w:lang w:val="ru-RU"/>
+        </w:rPr>
+        <w:t xml:space="preserve"> замість фірмового </w:t>
+      </w:r>
+      <w:r>
+        <w:rPr>
+          <w:rFonts w:ascii="Times New Roman" w:eastAsia="Times New Roman" w:hAnsi="Times New Roman" w:cs="Times New Roman"/>
+          <w:sz w:val="28"/>
+          <w:szCs w:val="28"/>
+        </w:rPr>
+        <w:t>CUDA</w:t>
+      </w:r>
+      <w:r>
+        <w:rPr>
+          <w:rFonts w:ascii="Times New Roman" w:eastAsia="Times New Roman" w:hAnsi="Times New Roman" w:cs="Times New Roman"/>
+          <w:sz w:val="28"/>
+          <w:szCs w:val="28"/>
+          <w:lang w:val="ru-RU"/>
+        </w:rPr>
+        <w:t>, на результат це не впливає.</w:t>
+      </w:r>
+    </w:p>
+    <w:p>
+      <w:pPr>
+        <w:spacing w:after="240" w:line="360" w:lineRule="auto"/>
+        <w:ind w:firstLine="709"/>
+        <w:jc w:val="both"/>
+        <w:rPr>
+          <w:lang w:val="ru-RU"/>
+        </w:rPr>
+      </w:pPr>
+      <w:r>
+        <w:rPr>
+          <w:rFonts w:ascii="Times New Roman" w:eastAsia="Times New Roman" w:hAnsi="Times New Roman" w:cs="Times New Roman"/>
+          <w:sz w:val="28"/>
+          <w:szCs w:val="28"/>
+          <w:lang w:val="ru-RU"/>
+        </w:rPr>
+        <w:t>Результат перебору наведено на рисунку 3.</w:t>
+      </w:r>
+    </w:p>
+    <w:p>
+      <w:pPr>
+        <w:keepNext/>
+        <w:spacing w:before="120"/>
+        <w:jc w:val="center"/>
+      </w:pPr>
+      <w:r>
+        <w:rPr>
+          <w:noProof/>
+        </w:rPr>
+        <w:drawing>
+          <wp:inline distT="0" distB="0" distL="0" distR="0" wp14:anchorId="010F47E7" wp14:editId="42460F0F">
+            <wp:extent cx="5715000" cy="2047875"/>
+            <wp:effectExtent l="0" t="0" r="0" b="0"/>
+            <wp:docPr id="7" name="Рисунок 7"/>
+            <wp:cNvGraphicFramePr>
+              <a:graphicFrameLocks xmlns:a="http://schemas.openxmlformats.org/drawingml/2006/main" noChangeAspect="1"/>
+            </wp:cNvGraphicFramePr>
+            <a:graphic xmlns:a="http://schemas.openxmlformats.org/drawingml/2006/main">
+              <a:graphicData uri="http://schemas.openxmlformats.org/drawingml/2006/picture">
+                <pic:pic xmlns:pic="http://schemas.openxmlformats.org/drawingml/2006/picture">
+                  <pic:nvPicPr>
+                    <pic:cNvPr id="0" name=""/>
+                    <pic:cNvPicPr>
+                      <a:picLocks noChangeAspect="1" noChangeArrowheads="1"/>
+                    </pic:cNvPicPr>
+                  </pic:nvPicPr>
+                  <pic:blipFill>
+                    <a:blip r:embed="rId10"/>
+                    <a:srcRect/>
+                    <a:stretch>
+                      <a:fillRect/>
+                    </a:stretch>
+                  </pic:blipFill>
+                  <pic:spPr bwMode="auto">
+                    <a:xfrm>
+                      <a:off x="0" y="0"/>
+                      <a:ext cx="5715000" cy="2047875"/>
+                    </a:xfrm>
+                    <a:prstGeom prst="rect">
+                      <a:avLst/>
+                    </a:prstGeom>
+                  </pic:spPr>
+                </pic:pic>
+              </a:graphicData>
+            </a:graphic>
+          </wp:inline>
+        </w:drawing>
+      </w:r>
+    </w:p>
+    <w:p>
+      <w:pPr>
+        <w:spacing w:after="240" w:line="360" w:lineRule="auto"/>
+        <w:jc w:val="center"/>
+        <w:rPr>
+          <w:lang w:val="ru-RU"/>
+        </w:rPr>
+      </w:pPr>
+      <w:r>
+        <w:rPr>
+          <w:rFonts w:ascii="Times New Roman" w:eastAsia="Times New Roman" w:hAnsi="Times New Roman" w:cs="Times New Roman"/>
+          <w:sz w:val="28"/>
+          <w:szCs w:val="28"/>
+          <w:lang w:val="ru-RU"/>
+        </w:rPr>
+        <w:t xml:space="preserve">Рисунок 3 – Результат відновлення пароля у </w:t>
+      </w:r>
+      <w:proofErr w:type="spellStart"/>
+      <w:r>
+        <w:rPr>
+          <w:rFonts w:ascii="Times New Roman" w:eastAsia="Times New Roman" w:hAnsi="Times New Roman" w:cs="Times New Roman"/>
+          <w:sz w:val="28"/>
+          <w:szCs w:val="28"/>
+        </w:rPr>
+        <w:t>hashcat</w:t>
+      </w:r>
+      <w:proofErr w:type="spellEnd"/>
+    </w:p>
+    <w:p>
+      <w:pPr>
+        <w:spacing w:after="240" w:line="360" w:lineRule="auto"/>
+        <w:ind w:firstLine="709"/>
+        <w:jc w:val="both"/>
+        <w:rPr>
+          <w:lang w:val="ru-RU"/>
+        </w:rPr>
+      </w:pPr>
+      <w:r>
+        <w:rPr>
+          <w:rFonts w:ascii="Times New Roman" w:eastAsia="Times New Roman" w:hAnsi="Times New Roman" w:cs="Times New Roman"/>
+          <w:sz w:val="28"/>
+          <w:szCs w:val="28"/>
+          <w:lang w:val="ru-RU"/>
+        </w:rPr>
+        <w:t xml:space="preserve">Пароль успішно відновлено, про що свідчить рядок </w:t>
+      </w:r>
+      <w:r>
+        <w:rPr>
+          <w:rFonts w:ascii="Times New Roman" w:eastAsia="Times New Roman" w:hAnsi="Times New Roman" w:cs="Times New Roman"/>
+          <w:sz w:val="28"/>
+          <w:szCs w:val="28"/>
+        </w:rPr>
+        <w:t>Status</w:t>
+      </w:r>
+      <w:r>
+        <w:rPr>
+          <w:rFonts w:ascii="Times New Roman" w:eastAsia="Times New Roman" w:hAnsi="Times New Roman" w:cs="Times New Roman"/>
+          <w:sz w:val="28"/>
+          <w:szCs w:val="28"/>
+          <w:lang w:val="ru-RU"/>
+        </w:rPr>
+        <w:t xml:space="preserve">: </w:t>
+      </w:r>
+      <w:r>
+        <w:rPr>
+          <w:rFonts w:ascii="Times New Roman" w:eastAsia="Times New Roman" w:hAnsi="Times New Roman" w:cs="Times New Roman"/>
+          <w:sz w:val="28"/>
+          <w:szCs w:val="28"/>
+        </w:rPr>
+        <w:t>Cracked</w:t>
+      </w:r>
+      <w:r>
+        <w:rPr>
+          <w:rFonts w:ascii="Times New Roman" w:eastAsia="Times New Roman" w:hAnsi="Times New Roman" w:cs="Times New Roman"/>
+          <w:sz w:val="28"/>
+          <w:szCs w:val="28"/>
+          <w:lang w:val="ru-RU"/>
+        </w:rPr>
+        <w:t xml:space="preserve">. У нижній частині вікна в рядку </w:t>
+      </w:r>
+      <w:r>
+        <w:rPr>
+          <w:rFonts w:ascii="Times New Roman" w:eastAsia="Times New Roman" w:hAnsi="Times New Roman" w:cs="Times New Roman"/>
+          <w:sz w:val="28"/>
+          <w:szCs w:val="28"/>
+        </w:rPr>
+        <w:t>Candidates</w:t>
+      </w:r>
+      <w:r>
+        <w:rPr>
+          <w:rFonts w:ascii="Times New Roman" w:eastAsia="Times New Roman" w:hAnsi="Times New Roman" w:cs="Times New Roman"/>
+          <w:sz w:val="28"/>
+          <w:szCs w:val="28"/>
+          <w:lang w:val="ru-RU"/>
+        </w:rPr>
+        <w:t xml:space="preserve"> показано відновлений пароль: 02</w:t>
+      </w:r>
+      <w:proofErr w:type="spellStart"/>
+      <w:r>
+        <w:rPr>
+          <w:rFonts w:ascii="Times New Roman" w:eastAsia="Times New Roman" w:hAnsi="Times New Roman" w:cs="Times New Roman"/>
+          <w:sz w:val="28"/>
+          <w:szCs w:val="28"/>
+        </w:rPr>
+        <w:t>ss</w:t>
+      </w:r>
+      <w:proofErr w:type="spellEnd"/>
+      <w:r>
+        <w:rPr>
+          <w:rFonts w:ascii="Times New Roman" w:eastAsia="Times New Roman" w:hAnsi="Times New Roman" w:cs="Times New Roman"/>
+          <w:sz w:val="28"/>
+          <w:szCs w:val="28"/>
+          <w:lang w:val="ru-RU"/>
+        </w:rPr>
+        <w:t>. Отже, пароль захищеного файлу – 02</w:t>
+      </w:r>
+      <w:proofErr w:type="spellStart"/>
+      <w:r>
+        <w:rPr>
+          <w:rFonts w:ascii="Times New Roman" w:eastAsia="Times New Roman" w:hAnsi="Times New Roman" w:cs="Times New Roman"/>
+          <w:sz w:val="28"/>
+          <w:szCs w:val="28"/>
+        </w:rPr>
+        <w:t>ss</w:t>
+      </w:r>
+      <w:proofErr w:type="spellEnd"/>
+      <w:r>
+        <w:rPr>
+          <w:rFonts w:ascii="Times New Roman" w:eastAsia="Times New Roman" w:hAnsi="Times New Roman" w:cs="Times New Roman"/>
+          <w:sz w:val="28"/>
+          <w:szCs w:val="28"/>
+          <w:lang w:val="ru-RU"/>
+        </w:rPr>
+        <w:t xml:space="preserve"> (дві цифри «02» та дві латинські літери «</w:t>
+      </w:r>
+      <w:proofErr w:type="spellStart"/>
+      <w:r>
+        <w:rPr>
+          <w:rFonts w:ascii="Times New Roman" w:eastAsia="Times New Roman" w:hAnsi="Times New Roman" w:cs="Times New Roman"/>
+          <w:sz w:val="28"/>
+          <w:szCs w:val="28"/>
+        </w:rPr>
+        <w:t>ss</w:t>
+      </w:r>
+      <w:proofErr w:type="spellEnd"/>
+      <w:r>
+        <w:rPr>
+          <w:rFonts w:ascii="Times New Roman" w:eastAsia="Times New Roman" w:hAnsi="Times New Roman" w:cs="Times New Roman"/>
+          <w:sz w:val="28"/>
+          <w:szCs w:val="28"/>
+          <w:lang w:val="ru-RU"/>
+        </w:rPr>
+        <w:t xml:space="preserve">»), що відповідає заданій структурі. Загальний час перебору, за рядками </w:t>
+      </w:r>
+      <w:r>
+        <w:rPr>
+          <w:rFonts w:ascii="Times New Roman" w:eastAsia="Times New Roman" w:hAnsi="Times New Roman" w:cs="Times New Roman"/>
+          <w:sz w:val="28"/>
+          <w:szCs w:val="28"/>
+        </w:rPr>
+        <w:t>Started</w:t>
+      </w:r>
+      <w:r>
+        <w:rPr>
+          <w:rFonts w:ascii="Times New Roman" w:eastAsia="Times New Roman" w:hAnsi="Times New Roman" w:cs="Times New Roman"/>
+          <w:sz w:val="28"/>
+          <w:szCs w:val="28"/>
+          <w:lang w:val="ru-RU"/>
+        </w:rPr>
+        <w:t xml:space="preserve"> і </w:t>
+      </w:r>
+      <w:r>
+        <w:rPr>
+          <w:rFonts w:ascii="Times New Roman" w:eastAsia="Times New Roman" w:hAnsi="Times New Roman" w:cs="Times New Roman"/>
+          <w:sz w:val="28"/>
+          <w:szCs w:val="28"/>
+        </w:rPr>
+        <w:t>Stopped</w:t>
+      </w:r>
+      <w:r>
+        <w:rPr>
+          <w:rFonts w:ascii="Times New Roman" w:eastAsia="Times New Roman" w:hAnsi="Times New Roman" w:cs="Times New Roman"/>
+          <w:sz w:val="28"/>
+          <w:szCs w:val="28"/>
+          <w:lang w:val="ru-RU"/>
+        </w:rPr>
+        <w:t>, становив близько 18 секунд (з 21:01:40 до 21:01:58), а власне перебір тривав 12 секунд. Швидкість перебору становила 4447 хешів за секунду, усього перевірено 54080 комбінацій з можливих 270400. Температура відеокарти під час перебору не перевищувала 60 °</w:t>
+      </w:r>
+      <w:r>
+        <w:rPr>
+          <w:rFonts w:ascii="Times New Roman" w:eastAsia="Times New Roman" w:hAnsi="Times New Roman" w:cs="Times New Roman"/>
+          <w:sz w:val="28"/>
+          <w:szCs w:val="28"/>
+        </w:rPr>
+        <w:t>C</w:t>
+      </w:r>
+      <w:r>
+        <w:rPr>
+          <w:rFonts w:ascii="Times New Roman" w:eastAsia="Times New Roman" w:hAnsi="Times New Roman" w:cs="Times New Roman"/>
+          <w:sz w:val="28"/>
+          <w:szCs w:val="28"/>
+          <w:lang w:val="ru-RU"/>
+        </w:rPr>
+        <w:t>. Отже, умову про 20 хвилин виконано з великим запасом.</w:t>
+      </w:r>
+    </w:p>
+    <w:p>
+      <w:pPr>
+        <w:spacing w:after="240" w:line="360" w:lineRule="auto"/>
+        <w:ind w:firstLine="709"/>
+        <w:jc w:val="both"/>
+        <w:rPr>
+          <w:lang w:val="ru-RU"/>
+        </w:rPr>
+      </w:pPr>
+      <w:r>
+        <w:rPr>
+          <w:rFonts w:ascii="Times New Roman" w:eastAsia="Times New Roman" w:hAnsi="Times New Roman" w:cs="Times New Roman"/>
+          <w:sz w:val="28"/>
+          <w:szCs w:val="28"/>
+          <w:lang w:val="ru-RU"/>
+        </w:rPr>
+        <w:t xml:space="preserve">Для остаточної перевірки захищений файл відкрито із відновленим паролем. Документ успішно відкрився й містив текст «Молодець, завдання </w:t>
+      </w:r>
+      <w:r>
+        <w:rPr>
+          <w:rFonts w:ascii="Times New Roman" w:eastAsia="Times New Roman" w:hAnsi="Times New Roman" w:cs="Times New Roman"/>
+          <w:sz w:val="28"/>
+          <w:szCs w:val="28"/>
+          <w:lang w:val="ru-RU"/>
+        </w:rPr>
+        <w:lastRenderedPageBreak/>
+        <w:t>виконано успішно!», що підтверджує правильність відновленого пароля (рис. 4).</w:t>
+      </w:r>
+    </w:p>
+    <w:p>
+      <w:pPr>
+        <w:keepNext/>
+        <w:spacing w:before="120"/>
+        <w:jc w:val="center"/>
+      </w:pPr>
+      <w:r>
+        <w:rPr>
+          <w:noProof/>
+        </w:rPr>
+        <w:drawing>
+          <wp:inline distT="0" distB="0" distL="0" distR="0" wp14:anchorId="14BC7763" wp14:editId="1D3CD41A">
+            <wp:extent cx="4286250" cy="5715000"/>
+            <wp:effectExtent l="0" t="0" r="0" b="0"/>
+            <wp:docPr id="8" name="Рисунок 8"/>
+            <wp:cNvGraphicFramePr>
+              <a:graphicFrameLocks xmlns:a="http://schemas.openxmlformats.org/drawingml/2006/main" noChangeAspect="1"/>
+            </wp:cNvGraphicFramePr>
+            <a:graphic xmlns:a="http://schemas.openxmlformats.org/drawingml/2006/main">
+              <a:graphicData uri="http://schemas.openxmlformats.org/drawingml/2006/picture">
+                <pic:pic xmlns:pic="http://schemas.openxmlformats.org/drawingml/2006/picture">
+                  <pic:nvPicPr>
+                    <pic:cNvPr id="0" name=""/>
+                    <pic:cNvPicPr>
+                      <a:picLocks noChangeAspect="1" noChangeArrowheads="1"/>
+                    </pic:cNvPicPr>
+                  </pic:nvPicPr>
+                  <pic:blipFill>
+                    <a:blip r:embed="rId11"/>
+                    <a:srcRect/>
+                    <a:stretch>
+                      <a:fillRect/>
+                    </a:stretch>
+                  </pic:blipFill>
+                  <pic:spPr bwMode="auto">
+                    <a:xfrm>
+                      <a:off x="0" y="0"/>
+                      <a:ext cx="4286250" cy="5715000"/>
+                    </a:xfrm>
+                    <a:prstGeom prst="rect">
+                      <a:avLst/>
+                    </a:prstGeom>
+                  </pic:spPr>
+                </pic:pic>
+              </a:graphicData>
+            </a:graphic>
+          </wp:inline>
+        </w:drawing>
+      </w:r>
+    </w:p>
+    <w:p>
+      <w:pPr>
+        <w:spacing w:after="240" w:line="360" w:lineRule="auto"/>
+        <w:jc w:val="center"/>
+        <w:rPr>
+          <w:lang w:val="ru-RU"/>
+        </w:rPr>
+      </w:pPr>
+      <w:r>
+        <w:rPr>
+          <w:rFonts w:ascii="Times New Roman" w:eastAsia="Times New Roman" w:hAnsi="Times New Roman" w:cs="Times New Roman"/>
+          <w:sz w:val="28"/>
+          <w:szCs w:val="28"/>
+          <w:lang w:val="ru-RU"/>
+        </w:rPr>
+        <w:t>Рисунок 4 – Відкритий файл з текстом про успішне виконання завдання</w:t>
+      </w:r>
+    </w:p>
+    <w:p>
+      <w:pPr>
+        <w:keepNext/>
+        <w:spacing w:after="240" w:line="360" w:lineRule="auto"/>
+        <w:ind w:firstLine="709"/>
+        <w:jc w:val="both"/>
+        <w:rPr>
+          <w:lang w:val="ru-RU"/>
+        </w:rPr>
+      </w:pPr>
+      <w:r>
+        <w:rPr>
+          <w:rFonts w:ascii="Times New Roman" w:eastAsia="Times New Roman" w:hAnsi="Times New Roman" w:cs="Times New Roman"/>
+          <w:b/>
+          <w:bCs/>
+          <w:sz w:val="28"/>
+          <w:szCs w:val="28"/>
+          <w:lang w:val="ru-RU"/>
+        </w:rPr>
+        <w:t>Технічні параметри комп’ютера та час криптоаналізу</w:t>
+      </w:r>
+    </w:p>
+    <w:p>
+      <w:pPr>
+        <w:spacing w:after="240" w:line="360" w:lineRule="auto"/>
+        <w:ind w:firstLine="709"/>
+        <w:jc w:val="both"/>
+        <w:rPr>
+          <w:lang w:val="ru-RU"/>
+        </w:rPr>
+      </w:pPr>
+      <w:r>
+        <w:rPr>
+          <w:rFonts w:ascii="Times New Roman" w:eastAsia="Times New Roman" w:hAnsi="Times New Roman" w:cs="Times New Roman"/>
+          <w:sz w:val="28"/>
+          <w:szCs w:val="28"/>
+          <w:lang w:val="ru-RU"/>
+        </w:rPr>
+        <w:t xml:space="preserve">Перебір пароля виконувався на ноутбуці </w:t>
+      </w:r>
+      <w:r>
+        <w:rPr>
+          <w:rFonts w:ascii="Times New Roman" w:eastAsia="Times New Roman" w:hAnsi="Times New Roman" w:cs="Times New Roman"/>
+          <w:sz w:val="28"/>
+          <w:szCs w:val="28"/>
+        </w:rPr>
+        <w:t>HP</w:t>
+      </w:r>
+      <w:r>
+        <w:rPr>
+          <w:rFonts w:ascii="Times New Roman" w:eastAsia="Times New Roman" w:hAnsi="Times New Roman" w:cs="Times New Roman"/>
+          <w:sz w:val="28"/>
+          <w:szCs w:val="28"/>
+          <w:lang w:val="ru-RU"/>
+        </w:rPr>
+        <w:t xml:space="preserve"> </w:t>
+      </w:r>
+      <w:proofErr w:type="spellStart"/>
+      <w:r>
+        <w:rPr>
+          <w:rFonts w:ascii="Times New Roman" w:eastAsia="Times New Roman" w:hAnsi="Times New Roman" w:cs="Times New Roman"/>
+          <w:sz w:val="28"/>
+          <w:szCs w:val="28"/>
+        </w:rPr>
+        <w:t>Victus</w:t>
+      </w:r>
+      <w:proofErr w:type="spellEnd"/>
+      <w:r>
+        <w:rPr>
+          <w:rFonts w:ascii="Times New Roman" w:eastAsia="Times New Roman" w:hAnsi="Times New Roman" w:cs="Times New Roman"/>
+          <w:sz w:val="28"/>
+          <w:szCs w:val="28"/>
+          <w:lang w:val="ru-RU"/>
+        </w:rPr>
+        <w:t xml:space="preserve"> 16-</w:t>
+      </w:r>
+      <w:r>
+        <w:rPr>
+          <w:rFonts w:ascii="Times New Roman" w:eastAsia="Times New Roman" w:hAnsi="Times New Roman" w:cs="Times New Roman"/>
+          <w:sz w:val="28"/>
+          <w:szCs w:val="28"/>
+        </w:rPr>
+        <w:t>e</w:t>
+      </w:r>
+      <w:r>
+        <w:rPr>
+          <w:rFonts w:ascii="Times New Roman" w:eastAsia="Times New Roman" w:hAnsi="Times New Roman" w:cs="Times New Roman"/>
+          <w:sz w:val="28"/>
+          <w:szCs w:val="28"/>
+          <w:lang w:val="ru-RU"/>
+        </w:rPr>
+        <w:t>0</w:t>
+      </w:r>
+      <w:r>
+        <w:rPr>
+          <w:rFonts w:ascii="Times New Roman" w:eastAsia="Times New Roman" w:hAnsi="Times New Roman" w:cs="Times New Roman"/>
+          <w:sz w:val="28"/>
+          <w:szCs w:val="28"/>
+        </w:rPr>
+        <w:t>xxx</w:t>
+      </w:r>
+      <w:r>
+        <w:rPr>
+          <w:rFonts w:ascii="Times New Roman" w:eastAsia="Times New Roman" w:hAnsi="Times New Roman" w:cs="Times New Roman"/>
+          <w:sz w:val="28"/>
+          <w:szCs w:val="28"/>
+          <w:lang w:val="ru-RU"/>
+        </w:rPr>
+        <w:t xml:space="preserve">. Його характеристики за даними вікна «О системе» наведено на рисунку 5. Процесор – </w:t>
+      </w:r>
+      <w:r>
+        <w:rPr>
+          <w:rFonts w:ascii="Times New Roman" w:eastAsia="Times New Roman" w:hAnsi="Times New Roman" w:cs="Times New Roman"/>
+          <w:sz w:val="28"/>
+          <w:szCs w:val="28"/>
+        </w:rPr>
+        <w:t>AMD</w:t>
+      </w:r>
+      <w:r>
+        <w:rPr>
+          <w:rFonts w:ascii="Times New Roman" w:eastAsia="Times New Roman" w:hAnsi="Times New Roman" w:cs="Times New Roman"/>
+          <w:sz w:val="28"/>
+          <w:szCs w:val="28"/>
+          <w:lang w:val="ru-RU"/>
+        </w:rPr>
+        <w:t xml:space="preserve"> </w:t>
+      </w:r>
+      <w:proofErr w:type="spellStart"/>
+      <w:r>
+        <w:rPr>
+          <w:rFonts w:ascii="Times New Roman" w:eastAsia="Times New Roman" w:hAnsi="Times New Roman" w:cs="Times New Roman"/>
+          <w:sz w:val="28"/>
+          <w:szCs w:val="28"/>
+        </w:rPr>
+        <w:t>Ryzen</w:t>
+      </w:r>
+      <w:proofErr w:type="spellEnd"/>
+      <w:r>
+        <w:rPr>
+          <w:rFonts w:ascii="Times New Roman" w:eastAsia="Times New Roman" w:hAnsi="Times New Roman" w:cs="Times New Roman"/>
+          <w:sz w:val="28"/>
+          <w:szCs w:val="28"/>
+          <w:lang w:val="ru-RU"/>
+        </w:rPr>
+        <w:t xml:space="preserve"> 5 5600</w:t>
+      </w:r>
+      <w:r>
+        <w:rPr>
+          <w:rFonts w:ascii="Times New Roman" w:eastAsia="Times New Roman" w:hAnsi="Times New Roman" w:cs="Times New Roman"/>
+          <w:sz w:val="28"/>
+          <w:szCs w:val="28"/>
+        </w:rPr>
+        <w:t>H</w:t>
+      </w:r>
+      <w:r>
+        <w:rPr>
+          <w:rFonts w:ascii="Times New Roman" w:eastAsia="Times New Roman" w:hAnsi="Times New Roman" w:cs="Times New Roman"/>
+          <w:sz w:val="28"/>
+          <w:szCs w:val="28"/>
+          <w:lang w:val="ru-RU"/>
+        </w:rPr>
+        <w:t xml:space="preserve"> </w:t>
+      </w:r>
+      <w:r>
+        <w:rPr>
+          <w:rFonts w:ascii="Times New Roman" w:eastAsia="Times New Roman" w:hAnsi="Times New Roman" w:cs="Times New Roman"/>
+          <w:sz w:val="28"/>
+          <w:szCs w:val="28"/>
+        </w:rPr>
+        <w:t>with</w:t>
+      </w:r>
+      <w:r>
+        <w:rPr>
+          <w:rFonts w:ascii="Times New Roman" w:eastAsia="Times New Roman" w:hAnsi="Times New Roman" w:cs="Times New Roman"/>
+          <w:sz w:val="28"/>
+          <w:szCs w:val="28"/>
+          <w:lang w:val="ru-RU"/>
+        </w:rPr>
+        <w:t xml:space="preserve"> </w:t>
+      </w:r>
+      <w:r>
+        <w:rPr>
+          <w:rFonts w:ascii="Times New Roman" w:eastAsia="Times New Roman" w:hAnsi="Times New Roman" w:cs="Times New Roman"/>
+          <w:sz w:val="28"/>
+          <w:szCs w:val="28"/>
+        </w:rPr>
+        <w:t>Radeon</w:t>
+      </w:r>
+      <w:r>
+        <w:rPr>
+          <w:rFonts w:ascii="Times New Roman" w:eastAsia="Times New Roman" w:hAnsi="Times New Roman" w:cs="Times New Roman"/>
+          <w:sz w:val="28"/>
+          <w:szCs w:val="28"/>
+          <w:lang w:val="ru-RU"/>
+        </w:rPr>
+        <w:t xml:space="preserve"> </w:t>
+      </w:r>
+      <w:r>
+        <w:rPr>
+          <w:rFonts w:ascii="Times New Roman" w:eastAsia="Times New Roman" w:hAnsi="Times New Roman" w:cs="Times New Roman"/>
+          <w:sz w:val="28"/>
+          <w:szCs w:val="28"/>
+        </w:rPr>
+        <w:t>Graphics</w:t>
+      </w:r>
+      <w:r>
+        <w:rPr>
+          <w:rFonts w:ascii="Times New Roman" w:eastAsia="Times New Roman" w:hAnsi="Times New Roman" w:cs="Times New Roman"/>
+          <w:sz w:val="28"/>
+          <w:szCs w:val="28"/>
+          <w:lang w:val="ru-RU"/>
+        </w:rPr>
+        <w:t xml:space="preserve"> з частотою 3,30 ГГц, 6 ядрами та 12 логічними процесорами. На момент виконання роботи обсяг оперативної пам’яті становив 4 ГБ, а накопичувача – 512 ГБ (згодом їх збільшено до 32 ГБ </w:t>
+      </w:r>
+      <w:r>
+        <w:rPr>
+          <w:rFonts w:ascii="Times New Roman" w:eastAsia="Times New Roman" w:hAnsi="Times New Roman" w:cs="Times New Roman"/>
+          <w:sz w:val="28"/>
+          <w:szCs w:val="28"/>
+          <w:lang w:val="ru-RU"/>
+        </w:rPr>
+        <w:lastRenderedPageBreak/>
+        <w:t xml:space="preserve">та 954 ГБ відповідно). У ноутбуці встановлено два відеоадаптери: дискретний </w:t>
+      </w:r>
+      <w:r>
+        <w:rPr>
+          <w:rFonts w:ascii="Times New Roman" w:eastAsia="Times New Roman" w:hAnsi="Times New Roman" w:cs="Times New Roman"/>
+          <w:sz w:val="28"/>
+          <w:szCs w:val="28"/>
+        </w:rPr>
+        <w:t>NVIDIA</w:t>
+      </w:r>
+      <w:r>
+        <w:rPr>
+          <w:rFonts w:ascii="Times New Roman" w:eastAsia="Times New Roman" w:hAnsi="Times New Roman" w:cs="Times New Roman"/>
+          <w:sz w:val="28"/>
+          <w:szCs w:val="28"/>
+          <w:lang w:val="ru-RU"/>
+        </w:rPr>
+        <w:t xml:space="preserve"> </w:t>
+      </w:r>
+      <w:r>
+        <w:rPr>
+          <w:rFonts w:ascii="Times New Roman" w:eastAsia="Times New Roman" w:hAnsi="Times New Roman" w:cs="Times New Roman"/>
+          <w:sz w:val="28"/>
+          <w:szCs w:val="28"/>
+        </w:rPr>
+        <w:t>GeForce</w:t>
+      </w:r>
+      <w:r>
+        <w:rPr>
+          <w:rFonts w:ascii="Times New Roman" w:eastAsia="Times New Roman" w:hAnsi="Times New Roman" w:cs="Times New Roman"/>
+          <w:sz w:val="28"/>
+          <w:szCs w:val="28"/>
+          <w:lang w:val="ru-RU"/>
+        </w:rPr>
+        <w:t xml:space="preserve"> </w:t>
+      </w:r>
+      <w:r>
+        <w:rPr>
+          <w:rFonts w:ascii="Times New Roman" w:eastAsia="Times New Roman" w:hAnsi="Times New Roman" w:cs="Times New Roman"/>
+          <w:sz w:val="28"/>
+          <w:szCs w:val="28"/>
+        </w:rPr>
+        <w:t>GTX</w:t>
+      </w:r>
+      <w:r>
+        <w:rPr>
+          <w:rFonts w:ascii="Times New Roman" w:eastAsia="Times New Roman" w:hAnsi="Times New Roman" w:cs="Times New Roman"/>
+          <w:sz w:val="28"/>
+          <w:szCs w:val="28"/>
+          <w:lang w:val="ru-RU"/>
+        </w:rPr>
+        <w:t xml:space="preserve"> 1650 з 4 ГБ відеопам’яті, який і виконував перебір, та вбудований </w:t>
+      </w:r>
+      <w:r>
+        <w:rPr>
+          <w:rFonts w:ascii="Times New Roman" w:eastAsia="Times New Roman" w:hAnsi="Times New Roman" w:cs="Times New Roman"/>
+          <w:sz w:val="28"/>
+          <w:szCs w:val="28"/>
+        </w:rPr>
+        <w:t>AMD</w:t>
+      </w:r>
+      <w:r>
+        <w:rPr>
+          <w:rFonts w:ascii="Times New Roman" w:eastAsia="Times New Roman" w:hAnsi="Times New Roman" w:cs="Times New Roman"/>
+          <w:sz w:val="28"/>
+          <w:szCs w:val="28"/>
+          <w:lang w:val="ru-RU"/>
+        </w:rPr>
+        <w:t xml:space="preserve"> </w:t>
+      </w:r>
+      <w:r>
+        <w:rPr>
+          <w:rFonts w:ascii="Times New Roman" w:eastAsia="Times New Roman" w:hAnsi="Times New Roman" w:cs="Times New Roman"/>
+          <w:sz w:val="28"/>
+          <w:szCs w:val="28"/>
+        </w:rPr>
+        <w:t>Radeon</w:t>
+      </w:r>
+      <w:r>
+        <w:rPr>
+          <w:rFonts w:ascii="Times New Roman" w:eastAsia="Times New Roman" w:hAnsi="Times New Roman" w:cs="Times New Roman"/>
+          <w:sz w:val="28"/>
+          <w:szCs w:val="28"/>
+          <w:lang w:val="ru-RU"/>
+        </w:rPr>
+        <w:t xml:space="preserve"> </w:t>
+      </w:r>
+      <w:r>
+        <w:rPr>
+          <w:rFonts w:ascii="Times New Roman" w:eastAsia="Times New Roman" w:hAnsi="Times New Roman" w:cs="Times New Roman"/>
+          <w:sz w:val="28"/>
+          <w:szCs w:val="28"/>
+        </w:rPr>
+        <w:t>Graphics</w:t>
+      </w:r>
+      <w:r>
+        <w:rPr>
+          <w:rFonts w:ascii="Times New Roman" w:eastAsia="Times New Roman" w:hAnsi="Times New Roman" w:cs="Times New Roman"/>
+          <w:sz w:val="28"/>
+          <w:szCs w:val="28"/>
+          <w:lang w:val="ru-RU"/>
+        </w:rPr>
+        <w:t xml:space="preserve">. Тип системи – 64-розрядна, процесор </w:t>
+      </w:r>
+      <w:r>
+        <w:rPr>
+          <w:rFonts w:ascii="Times New Roman" w:eastAsia="Times New Roman" w:hAnsi="Times New Roman" w:cs="Times New Roman"/>
+          <w:sz w:val="28"/>
+          <w:szCs w:val="28"/>
+        </w:rPr>
+        <w:t>x</w:t>
+      </w:r>
+      <w:r>
+        <w:rPr>
+          <w:rFonts w:ascii="Times New Roman" w:eastAsia="Times New Roman" w:hAnsi="Times New Roman" w:cs="Times New Roman"/>
+          <w:sz w:val="28"/>
+          <w:szCs w:val="28"/>
+          <w:lang w:val="ru-RU"/>
+        </w:rPr>
+        <w:t>64.</w:t>
+      </w:r>
+    </w:p>
+    <w:p>
+      <w:pPr>
+        <w:keepNext/>
+        <w:spacing w:before="120" w:after="120"/>
+        <w:jc w:val="center"/>
+        <w:rPr>
+          <w:lang w:val="ru-RU"/>
+        </w:rPr>
+      </w:pPr>
+      <w:r>
+        <w:rPr>
+          <w:rFonts w:ascii="Times New Roman" w:eastAsia="Times New Roman" w:hAnsi="Times New Roman" w:cs="Times New Roman"/>
+          <w:sz w:val="28"/>
+          <w:szCs w:val="28"/>
+          <w:highlight w:val="yellow"/>
+          <w:lang w:val="ru-RU"/>
+        </w:rPr>
+        <w:t>[Тут вставити: скріншот вікна «О системе» (Параметри → Система → Про систему) з характеристиками ноутбука]</w:t>
+      </w:r>
+    </w:p>
+    <w:p>
+      <w:pPr>
+        <w:spacing w:after="240" w:line="360" w:lineRule="auto"/>
+        <w:jc w:val="center"/>
+        <w:rPr>
+          <w:lang w:val="ru-RU"/>
+        </w:rPr>
+      </w:pPr>
+      <w:r>
+        <w:rPr>
+          <w:rFonts w:ascii="Times New Roman" w:eastAsia="Times New Roman" w:hAnsi="Times New Roman" w:cs="Times New Roman"/>
+          <w:sz w:val="28"/>
+          <w:szCs w:val="28"/>
+          <w:lang w:val="ru-RU"/>
+        </w:rPr>
+        <w:t>Рисунок 5 – Технічні характеристики комп’ютера</w:t>
+      </w:r>
+    </w:p>
+    <w:p>
+      <w:pPr>
+        <w:spacing w:after="240" w:line="360" w:lineRule="auto"/>
+        <w:ind w:firstLine="709"/>
+        <w:jc w:val="both"/>
+        <w:rPr>
+          <w:lang w:val="ru-RU"/>
+        </w:rPr>
+      </w:pPr>
+      <w:r>
+        <w:rPr>
+          <w:rFonts w:ascii="Times New Roman" w:eastAsia="Times New Roman" w:hAnsi="Times New Roman" w:cs="Times New Roman"/>
+          <w:sz w:val="28"/>
+          <w:szCs w:val="28"/>
+          <w:lang w:val="ru-RU"/>
+        </w:rPr>
+        <w:t xml:space="preserve">Таким чином, час криптоаналізу (відновлення пароля перебором за маскою) на зазначеному комп’ютері з використанням відеокарти </w:t>
+      </w:r>
+      <w:r>
+        <w:rPr>
+          <w:rFonts w:ascii="Times New Roman" w:eastAsia="Times New Roman" w:hAnsi="Times New Roman" w:cs="Times New Roman"/>
+          <w:sz w:val="28"/>
+          <w:szCs w:val="28"/>
+        </w:rPr>
+        <w:t>NVIDIA</w:t>
+      </w:r>
+      <w:r>
+        <w:rPr>
+          <w:rFonts w:ascii="Times New Roman" w:eastAsia="Times New Roman" w:hAnsi="Times New Roman" w:cs="Times New Roman"/>
+          <w:sz w:val="28"/>
+          <w:szCs w:val="28"/>
+          <w:lang w:val="ru-RU"/>
+        </w:rPr>
+        <w:t xml:space="preserve"> </w:t>
+      </w:r>
+      <w:r>
+        <w:rPr>
+          <w:rFonts w:ascii="Times New Roman" w:eastAsia="Times New Roman" w:hAnsi="Times New Roman" w:cs="Times New Roman"/>
+          <w:sz w:val="28"/>
+          <w:szCs w:val="28"/>
+        </w:rPr>
+        <w:t>GeForce</w:t>
+      </w:r>
+      <w:r>
+        <w:rPr>
+          <w:rFonts w:ascii="Times New Roman" w:eastAsia="Times New Roman" w:hAnsi="Times New Roman" w:cs="Times New Roman"/>
+          <w:sz w:val="28"/>
+          <w:szCs w:val="28"/>
+          <w:lang w:val="ru-RU"/>
+        </w:rPr>
+        <w:t xml:space="preserve"> </w:t>
+      </w:r>
+      <w:r>
+        <w:rPr>
+          <w:rFonts w:ascii="Times New Roman" w:eastAsia="Times New Roman" w:hAnsi="Times New Roman" w:cs="Times New Roman"/>
+          <w:sz w:val="28"/>
+          <w:szCs w:val="28"/>
+        </w:rPr>
+        <w:t>GTX</w:t>
+      </w:r>
+      <w:r>
+        <w:rPr>
+          <w:rFonts w:ascii="Times New Roman" w:eastAsia="Times New Roman" w:hAnsi="Times New Roman" w:cs="Times New Roman"/>
+          <w:sz w:val="28"/>
+          <w:szCs w:val="28"/>
+          <w:lang w:val="ru-RU"/>
+        </w:rPr>
+        <w:t xml:space="preserve"> 1650 становив 12 секунд.</w:t>
+      </w:r>
+    </w:p>
+    <w:p>
+      <w:pPr>
+        <w:pageBreakBefore/>
+        <w:spacing w:before="120" w:after="120" w:line="360" w:lineRule="auto"/>
+        <w:jc w:val="center"/>
+        <w:rPr>
+          <w:lang w:val="ru-RU"/>
+        </w:rPr>
+      </w:pPr>
+      <w:r>
+        <w:rPr>
+          <w:rFonts w:ascii="Times New Roman" w:eastAsia="Times New Roman" w:hAnsi="Times New Roman" w:cs="Times New Roman"/>
+          <w:b/>
+          <w:bCs/>
+          <w:sz w:val="28"/>
+          <w:szCs w:val="28"/>
+          <w:lang w:val="ru-RU"/>
+        </w:rPr>
+        <w:lastRenderedPageBreak/>
+        <w:t xml:space="preserve">Практична робота № 6-2. Апаратні та програмні закладки (каталог </w:t>
+      </w:r>
+      <w:r>
+        <w:rPr>
+          <w:rFonts w:ascii="Times New Roman" w:eastAsia="Times New Roman" w:hAnsi="Times New Roman" w:cs="Times New Roman"/>
+          <w:b/>
+          <w:bCs/>
+          <w:sz w:val="28"/>
+          <w:szCs w:val="28"/>
+        </w:rPr>
+        <w:t>ANT</w:t>
+      </w:r>
+      <w:r>
+        <w:rPr>
+          <w:rFonts w:ascii="Times New Roman" w:eastAsia="Times New Roman" w:hAnsi="Times New Roman" w:cs="Times New Roman"/>
+          <w:b/>
+          <w:bCs/>
+          <w:sz w:val="28"/>
+          <w:szCs w:val="28"/>
+          <w:lang w:val="ru-RU"/>
+        </w:rPr>
+        <w:t xml:space="preserve"> АНБ)</w:t>
+      </w:r>
+    </w:p>
+    <w:p>
+      <w:pPr>
+        <w:keepNext/>
+        <w:spacing w:after="240" w:line="360" w:lineRule="auto"/>
+        <w:ind w:firstLine="709"/>
+        <w:jc w:val="both"/>
+        <w:rPr>
+          <w:lang w:val="ru-RU"/>
+        </w:rPr>
+      </w:pPr>
+      <w:r>
+        <w:rPr>
+          <w:rFonts w:ascii="Times New Roman" w:eastAsia="Times New Roman" w:hAnsi="Times New Roman" w:cs="Times New Roman"/>
+          <w:b/>
+          <w:bCs/>
+          <w:sz w:val="28"/>
+          <w:szCs w:val="28"/>
+          <w:lang w:val="ru-RU"/>
+        </w:rPr>
+        <w:t>Поняття закладки та автоматизованої системи</w:t>
+      </w:r>
+    </w:p>
+    <w:p>
+      <w:pPr>
+        <w:spacing w:after="240" w:line="360" w:lineRule="auto"/>
+        <w:ind w:firstLine="709"/>
+        <w:jc w:val="both"/>
+        <w:rPr>
+          <w:lang w:val="ru-RU"/>
+        </w:rPr>
+      </w:pPr>
+      <w:r>
+        <w:rPr>
+          <w:rFonts w:ascii="Times New Roman" w:eastAsia="Times New Roman" w:hAnsi="Times New Roman" w:cs="Times New Roman"/>
+          <w:sz w:val="28"/>
+          <w:szCs w:val="28"/>
+          <w:lang w:val="ru-RU"/>
+        </w:rPr>
+        <w:t xml:space="preserve">Закладка – це прихований апаратний або програмний засіб, таємно впроваджений в обладнання чи програмне забезпечення, який надає зловмиснику несанкціонований доступ (НСД) до системи та її даних. У 2013 році Едвард Сноуден оприлюднив каталог </w:t>
+      </w:r>
+      <w:r>
+        <w:rPr>
+          <w:rFonts w:ascii="Times New Roman" w:eastAsia="Times New Roman" w:hAnsi="Times New Roman" w:cs="Times New Roman"/>
+          <w:sz w:val="28"/>
+          <w:szCs w:val="28"/>
+        </w:rPr>
+        <w:t>ANT</w:t>
+      </w:r>
+      <w:r>
+        <w:rPr>
+          <w:rFonts w:ascii="Times New Roman" w:eastAsia="Times New Roman" w:hAnsi="Times New Roman" w:cs="Times New Roman"/>
+          <w:sz w:val="28"/>
+          <w:szCs w:val="28"/>
+          <w:lang w:val="ru-RU"/>
+        </w:rPr>
+        <w:t xml:space="preserve"> – перелік шпигунських засобів Агентства національної безпеки США (АНБ), що містить десятки апаратних і програмних закладок для різноманітного обладнання. Нижче розглянуто кілька найвідоміших з них.</w:t>
+      </w:r>
+    </w:p>
+    <w:p>
+      <w:pPr>
+        <w:spacing w:after="240" w:line="360" w:lineRule="auto"/>
+        <w:ind w:firstLine="709"/>
+        <w:jc w:val="both"/>
+        <w:rPr>
+          <w:lang w:val="ru-RU"/>
+        </w:rPr>
+      </w:pPr>
+      <w:r>
+        <w:rPr>
+          <w:rFonts w:ascii="Times New Roman" w:eastAsia="Times New Roman" w:hAnsi="Times New Roman" w:cs="Times New Roman"/>
+          <w:sz w:val="28"/>
+          <w:szCs w:val="28"/>
+          <w:lang w:val="ru-RU"/>
+        </w:rPr>
+        <w:t xml:space="preserve">Автоматизована система (АС) – це сукупність технічних засобів, програмного забезпечення та даних, призначена для автоматизованого оброблення інформації, разом з персоналом, який її використовує. У цій роботі як АС розглядається персональний комп’ютер – ноутбук </w:t>
+      </w:r>
+      <w:r>
+        <w:rPr>
+          <w:rFonts w:ascii="Times New Roman" w:eastAsia="Times New Roman" w:hAnsi="Times New Roman" w:cs="Times New Roman"/>
+          <w:sz w:val="28"/>
+          <w:szCs w:val="28"/>
+        </w:rPr>
+        <w:t>HP</w:t>
+      </w:r>
+      <w:r>
+        <w:rPr>
+          <w:rFonts w:ascii="Times New Roman" w:eastAsia="Times New Roman" w:hAnsi="Times New Roman" w:cs="Times New Roman"/>
+          <w:sz w:val="28"/>
+          <w:szCs w:val="28"/>
+          <w:lang w:val="ru-RU"/>
+        </w:rPr>
+        <w:t xml:space="preserve"> </w:t>
+      </w:r>
+      <w:proofErr w:type="spellStart"/>
+      <w:r>
+        <w:rPr>
+          <w:rFonts w:ascii="Times New Roman" w:eastAsia="Times New Roman" w:hAnsi="Times New Roman" w:cs="Times New Roman"/>
+          <w:sz w:val="28"/>
+          <w:szCs w:val="28"/>
+        </w:rPr>
+        <w:t>Victus</w:t>
+      </w:r>
+      <w:proofErr w:type="spellEnd"/>
+      <w:r>
+        <w:rPr>
+          <w:rFonts w:ascii="Times New Roman" w:eastAsia="Times New Roman" w:hAnsi="Times New Roman" w:cs="Times New Roman"/>
+          <w:sz w:val="28"/>
+          <w:szCs w:val="28"/>
+          <w:lang w:val="ru-RU"/>
+        </w:rPr>
+        <w:t xml:space="preserve"> 16-</w:t>
+      </w:r>
+      <w:r>
+        <w:rPr>
+          <w:rFonts w:ascii="Times New Roman" w:eastAsia="Times New Roman" w:hAnsi="Times New Roman" w:cs="Times New Roman"/>
+          <w:sz w:val="28"/>
+          <w:szCs w:val="28"/>
+        </w:rPr>
+        <w:t>e</w:t>
+      </w:r>
+      <w:r>
+        <w:rPr>
+          <w:rFonts w:ascii="Times New Roman" w:eastAsia="Times New Roman" w:hAnsi="Times New Roman" w:cs="Times New Roman"/>
+          <w:sz w:val="28"/>
+          <w:szCs w:val="28"/>
+          <w:lang w:val="ru-RU"/>
+        </w:rPr>
+        <w:t>0</w:t>
+      </w:r>
+      <w:r>
+        <w:rPr>
+          <w:rFonts w:ascii="Times New Roman" w:eastAsia="Times New Roman" w:hAnsi="Times New Roman" w:cs="Times New Roman"/>
+          <w:sz w:val="28"/>
+          <w:szCs w:val="28"/>
+        </w:rPr>
+        <w:t>xxx</w:t>
+      </w:r>
+      <w:r>
+        <w:rPr>
+          <w:rFonts w:ascii="Times New Roman" w:eastAsia="Times New Roman" w:hAnsi="Times New Roman" w:cs="Times New Roman"/>
+          <w:sz w:val="28"/>
+          <w:szCs w:val="28"/>
+          <w:lang w:val="ru-RU"/>
+        </w:rPr>
+        <w:t xml:space="preserve"> з процесором </w:t>
+      </w:r>
+      <w:r>
+        <w:rPr>
+          <w:rFonts w:ascii="Times New Roman" w:eastAsia="Times New Roman" w:hAnsi="Times New Roman" w:cs="Times New Roman"/>
+          <w:sz w:val="28"/>
+          <w:szCs w:val="28"/>
+        </w:rPr>
+        <w:t>AMD</w:t>
+      </w:r>
+      <w:r>
+        <w:rPr>
+          <w:rFonts w:ascii="Times New Roman" w:eastAsia="Times New Roman" w:hAnsi="Times New Roman" w:cs="Times New Roman"/>
+          <w:sz w:val="28"/>
+          <w:szCs w:val="28"/>
+          <w:lang w:val="ru-RU"/>
+        </w:rPr>
+        <w:t xml:space="preserve"> </w:t>
+      </w:r>
+      <w:proofErr w:type="spellStart"/>
+      <w:r>
+        <w:rPr>
+          <w:rFonts w:ascii="Times New Roman" w:eastAsia="Times New Roman" w:hAnsi="Times New Roman" w:cs="Times New Roman"/>
+          <w:sz w:val="28"/>
+          <w:szCs w:val="28"/>
+        </w:rPr>
+        <w:t>Ryzen</w:t>
+      </w:r>
+      <w:proofErr w:type="spellEnd"/>
+      <w:r>
+        <w:rPr>
+          <w:rFonts w:ascii="Times New Roman" w:eastAsia="Times New Roman" w:hAnsi="Times New Roman" w:cs="Times New Roman"/>
+          <w:sz w:val="28"/>
+          <w:szCs w:val="28"/>
+          <w:lang w:val="ru-RU"/>
+        </w:rPr>
+        <w:t xml:space="preserve"> 5 5600</w:t>
+      </w:r>
+      <w:r>
+        <w:rPr>
+          <w:rFonts w:ascii="Times New Roman" w:eastAsia="Times New Roman" w:hAnsi="Times New Roman" w:cs="Times New Roman"/>
+          <w:sz w:val="28"/>
+          <w:szCs w:val="28"/>
+        </w:rPr>
+        <w:t>H</w:t>
+      </w:r>
+      <w:r>
+        <w:rPr>
+          <w:rFonts w:ascii="Times New Roman" w:eastAsia="Times New Roman" w:hAnsi="Times New Roman" w:cs="Times New Roman"/>
+          <w:sz w:val="28"/>
+          <w:szCs w:val="28"/>
+          <w:lang w:val="ru-RU"/>
+        </w:rPr>
+        <w:t xml:space="preserve">, 4 ГБ оперативної пам’яті, накопичувачем на 512 ГБ, відеокартами </w:t>
+      </w:r>
+      <w:r>
+        <w:rPr>
+          <w:rFonts w:ascii="Times New Roman" w:eastAsia="Times New Roman" w:hAnsi="Times New Roman" w:cs="Times New Roman"/>
+          <w:sz w:val="28"/>
+          <w:szCs w:val="28"/>
+        </w:rPr>
+        <w:t>NVIDIA</w:t>
+      </w:r>
+      <w:r>
+        <w:rPr>
+          <w:rFonts w:ascii="Times New Roman" w:eastAsia="Times New Roman" w:hAnsi="Times New Roman" w:cs="Times New Roman"/>
+          <w:sz w:val="28"/>
+          <w:szCs w:val="28"/>
+          <w:lang w:val="ru-RU"/>
+        </w:rPr>
+        <w:t xml:space="preserve"> </w:t>
+      </w:r>
+      <w:r>
+        <w:rPr>
+          <w:rFonts w:ascii="Times New Roman" w:eastAsia="Times New Roman" w:hAnsi="Times New Roman" w:cs="Times New Roman"/>
+          <w:sz w:val="28"/>
+          <w:szCs w:val="28"/>
+        </w:rPr>
+        <w:t>GeForce</w:t>
+      </w:r>
+      <w:r>
+        <w:rPr>
+          <w:rFonts w:ascii="Times New Roman" w:eastAsia="Times New Roman" w:hAnsi="Times New Roman" w:cs="Times New Roman"/>
+          <w:sz w:val="28"/>
+          <w:szCs w:val="28"/>
+          <w:lang w:val="ru-RU"/>
+        </w:rPr>
+        <w:t xml:space="preserve"> </w:t>
+      </w:r>
+      <w:r>
+        <w:rPr>
+          <w:rFonts w:ascii="Times New Roman" w:eastAsia="Times New Roman" w:hAnsi="Times New Roman" w:cs="Times New Roman"/>
+          <w:sz w:val="28"/>
+          <w:szCs w:val="28"/>
+        </w:rPr>
+        <w:t>GTX</w:t>
+      </w:r>
+      <w:r>
+        <w:rPr>
+          <w:rFonts w:ascii="Times New Roman" w:eastAsia="Times New Roman" w:hAnsi="Times New Roman" w:cs="Times New Roman"/>
+          <w:sz w:val="28"/>
+          <w:szCs w:val="28"/>
+          <w:lang w:val="ru-RU"/>
+        </w:rPr>
+        <w:t xml:space="preserve"> 1650 та </w:t>
+      </w:r>
+      <w:r>
+        <w:rPr>
+          <w:rFonts w:ascii="Times New Roman" w:eastAsia="Times New Roman" w:hAnsi="Times New Roman" w:cs="Times New Roman"/>
+          <w:sz w:val="28"/>
+          <w:szCs w:val="28"/>
+        </w:rPr>
+        <w:t>AMD</w:t>
+      </w:r>
+      <w:r>
+        <w:rPr>
+          <w:rFonts w:ascii="Times New Roman" w:eastAsia="Times New Roman" w:hAnsi="Times New Roman" w:cs="Times New Roman"/>
+          <w:sz w:val="28"/>
+          <w:szCs w:val="28"/>
+          <w:lang w:val="ru-RU"/>
+        </w:rPr>
+        <w:t xml:space="preserve"> </w:t>
+      </w:r>
+      <w:r>
+        <w:rPr>
+          <w:rFonts w:ascii="Times New Roman" w:eastAsia="Times New Roman" w:hAnsi="Times New Roman" w:cs="Times New Roman"/>
+          <w:sz w:val="28"/>
+          <w:szCs w:val="28"/>
+        </w:rPr>
+        <w:t>Radeon</w:t>
+      </w:r>
+      <w:r>
+        <w:rPr>
+          <w:rFonts w:ascii="Times New Roman" w:eastAsia="Times New Roman" w:hAnsi="Times New Roman" w:cs="Times New Roman"/>
+          <w:sz w:val="28"/>
+          <w:szCs w:val="28"/>
+          <w:lang w:val="ru-RU"/>
+        </w:rPr>
+        <w:t xml:space="preserve"> </w:t>
+      </w:r>
+      <w:r>
+        <w:rPr>
+          <w:rFonts w:ascii="Times New Roman" w:eastAsia="Times New Roman" w:hAnsi="Times New Roman" w:cs="Times New Roman"/>
+          <w:sz w:val="28"/>
+          <w:szCs w:val="28"/>
+        </w:rPr>
+        <w:t>Graphics</w:t>
+      </w:r>
+      <w:r>
+        <w:rPr>
+          <w:rFonts w:ascii="Times New Roman" w:eastAsia="Times New Roman" w:hAnsi="Times New Roman" w:cs="Times New Roman"/>
+          <w:sz w:val="28"/>
+          <w:szCs w:val="28"/>
+          <w:lang w:val="ru-RU"/>
+        </w:rPr>
+        <w:t xml:space="preserve"> під керуванням операційної системи </w:t>
+      </w:r>
+      <w:r>
+        <w:rPr>
+          <w:rFonts w:ascii="Times New Roman" w:eastAsia="Times New Roman" w:hAnsi="Times New Roman" w:cs="Times New Roman"/>
+          <w:sz w:val="28"/>
+          <w:szCs w:val="28"/>
+        </w:rPr>
+        <w:t>Windows</w:t>
+      </w:r>
+      <w:r>
+        <w:rPr>
+          <w:rFonts w:ascii="Times New Roman" w:eastAsia="Times New Roman" w:hAnsi="Times New Roman" w:cs="Times New Roman"/>
+          <w:sz w:val="28"/>
+          <w:szCs w:val="28"/>
+          <w:lang w:val="ru-RU"/>
+        </w:rPr>
+        <w:t xml:space="preserve"> 11.</w:t>
+      </w:r>
+    </w:p>
+    <w:p>
+      <w:pPr>
+        <w:spacing w:after="240" w:line="360" w:lineRule="auto"/>
+        <w:ind w:firstLine="709"/>
+        <w:jc w:val="both"/>
+        <w:rPr>
+          <w:lang w:val="ru-RU"/>
+        </w:rPr>
+      </w:pPr>
+      <w:r>
+        <w:rPr>
+          <w:rFonts w:ascii="Times New Roman" w:eastAsia="Times New Roman" w:hAnsi="Times New Roman" w:cs="Times New Roman"/>
+          <w:sz w:val="28"/>
+          <w:szCs w:val="28"/>
+          <w:lang w:val="ru-RU"/>
+        </w:rPr>
+        <w:t>Захищеність АС оцінюється за трьома основними критеріями (послугами безпеки): конфіденційність – захист інформації від ознайомлення сторонніми особами; цілісність – захист інформації від несанкціонованої зміни чи знищення; доступність – забезпечення доступу до інформації та ресурсів законним користувачам у потрібний час. Сукупність послуг безпеки, які реалізує АС, утворює її функціональний профіль захищеності. Для кожної закладки нижче визначено, який саме критерій вона порушує, як при цьому працюють складові функціонального профілю АС і як запобігти проникненню.</w:t>
+      </w:r>
+    </w:p>
+    <w:p>
+      <w:pPr>
+        <w:keepNext/>
+        <w:spacing w:after="120" w:line="360" w:lineRule="auto"/>
+        <w:ind w:firstLine="709"/>
+        <w:jc w:val="both"/>
+        <w:rPr>
+          <w:lang w:val="ru-RU"/>
+        </w:rPr>
+      </w:pPr>
+      <w:r>
+        <w:rPr>
+          <w:rFonts w:ascii="Times New Roman" w:eastAsia="Times New Roman" w:hAnsi="Times New Roman" w:cs="Times New Roman"/>
+          <w:b/>
+          <w:bCs/>
+          <w:i/>
+          <w:iCs/>
+          <w:sz w:val="28"/>
+          <w:szCs w:val="28"/>
+        </w:rPr>
+        <w:lastRenderedPageBreak/>
+        <w:t>DROPOUTJEEP</w:t>
+      </w:r>
+      <w:r>
+        <w:rPr>
+          <w:rFonts w:ascii="Times New Roman" w:eastAsia="Times New Roman" w:hAnsi="Times New Roman" w:cs="Times New Roman"/>
+          <w:b/>
+          <w:bCs/>
+          <w:i/>
+          <w:iCs/>
+          <w:sz w:val="28"/>
+          <w:szCs w:val="28"/>
+          <w:lang w:val="ru-RU"/>
+        </w:rPr>
+        <w:t xml:space="preserve"> – програмна закладка для </w:t>
+      </w:r>
+      <w:r>
+        <w:rPr>
+          <w:rFonts w:ascii="Times New Roman" w:eastAsia="Times New Roman" w:hAnsi="Times New Roman" w:cs="Times New Roman"/>
+          <w:b/>
+          <w:bCs/>
+          <w:i/>
+          <w:iCs/>
+          <w:sz w:val="28"/>
+          <w:szCs w:val="28"/>
+        </w:rPr>
+        <w:t>iPhone</w:t>
+      </w:r>
+    </w:p>
+    <w:p>
+      <w:pPr>
+        <w:spacing w:after="240" w:line="360" w:lineRule="auto"/>
+        <w:ind w:firstLine="709"/>
+        <w:jc w:val="both"/>
+        <w:rPr>
+          <w:lang w:val="ru-RU"/>
+        </w:rPr>
+      </w:pPr>
+      <w:r>
+        <w:rPr>
+          <w:rFonts w:ascii="Times New Roman" w:eastAsia="Times New Roman" w:hAnsi="Times New Roman" w:cs="Times New Roman"/>
+          <w:sz w:val="28"/>
+          <w:szCs w:val="28"/>
+        </w:rPr>
+        <w:t>DROPOUTJEEP</w:t>
+      </w:r>
+      <w:r>
+        <w:rPr>
+          <w:rFonts w:ascii="Times New Roman" w:eastAsia="Times New Roman" w:hAnsi="Times New Roman" w:cs="Times New Roman"/>
+          <w:sz w:val="28"/>
+          <w:szCs w:val="28"/>
+          <w:lang w:val="ru-RU"/>
+        </w:rPr>
+        <w:t xml:space="preserve"> – програмна закладка (імплант) для смартфонів </w:t>
+      </w:r>
+      <w:r>
+        <w:rPr>
+          <w:rFonts w:ascii="Times New Roman" w:eastAsia="Times New Roman" w:hAnsi="Times New Roman" w:cs="Times New Roman"/>
+          <w:sz w:val="28"/>
+          <w:szCs w:val="28"/>
+        </w:rPr>
+        <w:t>Apple</w:t>
+      </w:r>
+      <w:r>
+        <w:rPr>
+          <w:rFonts w:ascii="Times New Roman" w:eastAsia="Times New Roman" w:hAnsi="Times New Roman" w:cs="Times New Roman"/>
+          <w:sz w:val="28"/>
+          <w:szCs w:val="28"/>
+          <w:lang w:val="ru-RU"/>
+        </w:rPr>
+        <w:t xml:space="preserve"> </w:t>
+      </w:r>
+      <w:r>
+        <w:rPr>
+          <w:rFonts w:ascii="Times New Roman" w:eastAsia="Times New Roman" w:hAnsi="Times New Roman" w:cs="Times New Roman"/>
+          <w:sz w:val="28"/>
+          <w:szCs w:val="28"/>
+        </w:rPr>
+        <w:t>iPhone</w:t>
+      </w:r>
+      <w:r>
+        <w:rPr>
+          <w:rFonts w:ascii="Times New Roman" w:eastAsia="Times New Roman" w:hAnsi="Times New Roman" w:cs="Times New Roman"/>
+          <w:sz w:val="28"/>
+          <w:szCs w:val="28"/>
+          <w:lang w:val="ru-RU"/>
+        </w:rPr>
+        <w:t xml:space="preserve">. Після встановлення вона дозволяє віддалено завантажувати й вивантажувати файли, читати </w:t>
+      </w:r>
+      <w:r>
+        <w:rPr>
+          <w:rFonts w:ascii="Times New Roman" w:eastAsia="Times New Roman" w:hAnsi="Times New Roman" w:cs="Times New Roman"/>
+          <w:sz w:val="28"/>
+          <w:szCs w:val="28"/>
+        </w:rPr>
+        <w:t>SMS</w:t>
+      </w:r>
+      <w:r>
+        <w:rPr>
+          <w:rFonts w:ascii="Times New Roman" w:eastAsia="Times New Roman" w:hAnsi="Times New Roman" w:cs="Times New Roman"/>
+          <w:sz w:val="28"/>
+          <w:szCs w:val="28"/>
+          <w:lang w:val="ru-RU"/>
+        </w:rPr>
+        <w:t>-повідомлення та список контактів, отримувати доступ до голосової пошти, визначати місцезнаходження за даними стільникових веж, а також приховано вмикати мікрофон і камеру. Передавання даних відбувається прихованими каналами, а зв’язок із командним сервером зашифровано. У версії з каталогу встановлення вимагало фізичного доступу до пристрою, але метою було розроблення віддаленого зараження.</w:t>
+      </w:r>
+    </w:p>
+    <w:p>
+      <w:pPr>
+        <w:spacing w:after="240" w:line="360" w:lineRule="auto"/>
+        <w:ind w:firstLine="709"/>
+        <w:jc w:val="both"/>
+        <w:rPr>
+          <w:lang w:val="ru-RU"/>
+        </w:rPr>
+      </w:pPr>
+      <w:r>
+        <w:rPr>
+          <w:rFonts w:ascii="Times New Roman" w:eastAsia="Times New Roman" w:hAnsi="Times New Roman" w:cs="Times New Roman"/>
+          <w:sz w:val="28"/>
+          <w:szCs w:val="28"/>
+          <w:lang w:val="ru-RU"/>
+        </w:rPr>
+        <w:t xml:space="preserve">Ця закладка порушує насамперед конфіденційність: сторона, що контролює імплант, отримує доступ до особистого листування, контактів і розмов власника. Порушується також цілісність, оскільки закладка може завантажувати на пристрій довільні файли та змінювати його дані, і частково доступність, бо прихована активність витрачає ресурси пристрою й канал зв’язку. У складових функціонального профілю АС це проявляється так: послуга конфіденційності обходиться, бо дані зчитуються легальним для системи процесом з правами імпланта; послуга ідентифікації та автентифікації не спрацьовує, бо закладка діє від імені довіреного системного компонента; а підсистема реєстрації подій не фіксує витоку, оскільки закладка працює приховано. Запобігти проникненню допомагають: своєчасне оновлення операційної системи </w:t>
+      </w:r>
+      <w:proofErr w:type="spellStart"/>
+      <w:r>
+        <w:rPr>
+          <w:rFonts w:ascii="Times New Roman" w:eastAsia="Times New Roman" w:hAnsi="Times New Roman" w:cs="Times New Roman"/>
+          <w:sz w:val="28"/>
+          <w:szCs w:val="28"/>
+        </w:rPr>
+        <w:t>iOS</w:t>
+      </w:r>
+      <w:proofErr w:type="spellEnd"/>
+      <w:r>
+        <w:rPr>
+          <w:rFonts w:ascii="Times New Roman" w:eastAsia="Times New Roman" w:hAnsi="Times New Roman" w:cs="Times New Roman"/>
+          <w:sz w:val="28"/>
+          <w:szCs w:val="28"/>
+          <w:lang w:val="ru-RU"/>
+        </w:rPr>
+        <w:t xml:space="preserve">, яке закриває вразливості; уникнення встановлення програм з неофіційних джерел і джейлбрейку; контроль фізичного доступу до пристрою; а також перевірка резервної копії інструментом </w:t>
+      </w:r>
+      <w:r>
+        <w:rPr>
+          <w:rFonts w:ascii="Times New Roman" w:eastAsia="Times New Roman" w:hAnsi="Times New Roman" w:cs="Times New Roman"/>
+          <w:sz w:val="28"/>
+          <w:szCs w:val="28"/>
+        </w:rPr>
+        <w:t>Mobile</w:t>
+      </w:r>
+      <w:r>
+        <w:rPr>
+          <w:rFonts w:ascii="Times New Roman" w:eastAsia="Times New Roman" w:hAnsi="Times New Roman" w:cs="Times New Roman"/>
+          <w:sz w:val="28"/>
+          <w:szCs w:val="28"/>
+          <w:lang w:val="ru-RU"/>
+        </w:rPr>
+        <w:t xml:space="preserve"> </w:t>
+      </w:r>
+      <w:r>
+        <w:rPr>
+          <w:rFonts w:ascii="Times New Roman" w:eastAsia="Times New Roman" w:hAnsi="Times New Roman" w:cs="Times New Roman"/>
+          <w:sz w:val="28"/>
+          <w:szCs w:val="28"/>
+        </w:rPr>
+        <w:t>Verification</w:t>
+      </w:r>
+      <w:r>
+        <w:rPr>
+          <w:rFonts w:ascii="Times New Roman" w:eastAsia="Times New Roman" w:hAnsi="Times New Roman" w:cs="Times New Roman"/>
+          <w:sz w:val="28"/>
+          <w:szCs w:val="28"/>
+          <w:lang w:val="ru-RU"/>
+        </w:rPr>
+        <w:t xml:space="preserve"> </w:t>
+      </w:r>
+      <w:r>
+        <w:rPr>
+          <w:rFonts w:ascii="Times New Roman" w:eastAsia="Times New Roman" w:hAnsi="Times New Roman" w:cs="Times New Roman"/>
+          <w:sz w:val="28"/>
+          <w:szCs w:val="28"/>
+        </w:rPr>
+        <w:t>Toolkit</w:t>
+      </w:r>
+      <w:r>
+        <w:rPr>
+          <w:rFonts w:ascii="Times New Roman" w:eastAsia="Times New Roman" w:hAnsi="Times New Roman" w:cs="Times New Roman"/>
+          <w:sz w:val="28"/>
+          <w:szCs w:val="28"/>
+          <w:lang w:val="ru-RU"/>
+        </w:rPr>
+        <w:t xml:space="preserve">, який шукає сліди відомих шпигунських програм (цей самий підхід застосовується для виявлення сучасного аналога – шпигунського ПЗ </w:t>
+      </w:r>
+      <w:r>
+        <w:rPr>
+          <w:rFonts w:ascii="Times New Roman" w:eastAsia="Times New Roman" w:hAnsi="Times New Roman" w:cs="Times New Roman"/>
+          <w:sz w:val="28"/>
+          <w:szCs w:val="28"/>
+        </w:rPr>
+        <w:t>Pegasus</w:t>
+      </w:r>
+      <w:r>
+        <w:rPr>
+          <w:rFonts w:ascii="Times New Roman" w:eastAsia="Times New Roman" w:hAnsi="Times New Roman" w:cs="Times New Roman"/>
+          <w:sz w:val="28"/>
+          <w:szCs w:val="28"/>
+          <w:lang w:val="ru-RU"/>
+        </w:rPr>
+        <w:t xml:space="preserve"> компанії </w:t>
+      </w:r>
+      <w:r>
+        <w:rPr>
+          <w:rFonts w:ascii="Times New Roman" w:eastAsia="Times New Roman" w:hAnsi="Times New Roman" w:cs="Times New Roman"/>
+          <w:sz w:val="28"/>
+          <w:szCs w:val="28"/>
+        </w:rPr>
+        <w:t>NSO</w:t>
+      </w:r>
+      <w:r>
+        <w:rPr>
+          <w:rFonts w:ascii="Times New Roman" w:eastAsia="Times New Roman" w:hAnsi="Times New Roman" w:cs="Times New Roman"/>
+          <w:sz w:val="28"/>
+          <w:szCs w:val="28"/>
+          <w:lang w:val="ru-RU"/>
+        </w:rPr>
+        <w:t xml:space="preserve"> </w:t>
+      </w:r>
+      <w:r>
+        <w:rPr>
+          <w:rFonts w:ascii="Times New Roman" w:eastAsia="Times New Roman" w:hAnsi="Times New Roman" w:cs="Times New Roman"/>
+          <w:sz w:val="28"/>
+          <w:szCs w:val="28"/>
+        </w:rPr>
+        <w:t>Group</w:t>
+      </w:r>
+      <w:r>
+        <w:rPr>
+          <w:rFonts w:ascii="Times New Roman" w:eastAsia="Times New Roman" w:hAnsi="Times New Roman" w:cs="Times New Roman"/>
+          <w:sz w:val="28"/>
+          <w:szCs w:val="28"/>
+          <w:lang w:val="ru-RU"/>
+        </w:rPr>
+        <w:t>).</w:t>
+      </w:r>
+    </w:p>
+    <w:p>
+      <w:pPr>
+        <w:keepNext/>
+        <w:spacing w:after="120" w:line="360" w:lineRule="auto"/>
+        <w:ind w:firstLine="709"/>
+        <w:jc w:val="both"/>
+        <w:rPr>
+          <w:lang w:val="ru-RU"/>
+        </w:rPr>
+      </w:pPr>
+      <w:r>
+        <w:rPr>
+          <w:rFonts w:ascii="Times New Roman" w:eastAsia="Times New Roman" w:hAnsi="Times New Roman" w:cs="Times New Roman"/>
+          <w:b/>
+          <w:bCs/>
+          <w:i/>
+          <w:iCs/>
+          <w:sz w:val="28"/>
+          <w:szCs w:val="28"/>
+        </w:rPr>
+        <w:lastRenderedPageBreak/>
+        <w:t>COTTONMOUTH</w:t>
+      </w:r>
+      <w:r>
+        <w:rPr>
+          <w:rFonts w:ascii="Times New Roman" w:eastAsia="Times New Roman" w:hAnsi="Times New Roman" w:cs="Times New Roman"/>
+          <w:b/>
+          <w:bCs/>
+          <w:i/>
+          <w:iCs/>
+          <w:sz w:val="28"/>
+          <w:szCs w:val="28"/>
+          <w:lang w:val="ru-RU"/>
+        </w:rPr>
+        <w:t xml:space="preserve"> – апаратна закладка в </w:t>
+      </w:r>
+      <w:r>
+        <w:rPr>
+          <w:rFonts w:ascii="Times New Roman" w:eastAsia="Times New Roman" w:hAnsi="Times New Roman" w:cs="Times New Roman"/>
+          <w:b/>
+          <w:bCs/>
+          <w:i/>
+          <w:iCs/>
+          <w:sz w:val="28"/>
+          <w:szCs w:val="28"/>
+        </w:rPr>
+        <w:t>USB</w:t>
+      </w:r>
+      <w:r>
+        <w:rPr>
+          <w:rFonts w:ascii="Times New Roman" w:eastAsia="Times New Roman" w:hAnsi="Times New Roman" w:cs="Times New Roman"/>
+          <w:b/>
+          <w:bCs/>
+          <w:i/>
+          <w:iCs/>
+          <w:sz w:val="28"/>
+          <w:szCs w:val="28"/>
+          <w:lang w:val="ru-RU"/>
+        </w:rPr>
+        <w:t>-роз’ємі</w:t>
+      </w:r>
+    </w:p>
+    <w:p>
+      <w:pPr>
+        <w:spacing w:after="240" w:line="360" w:lineRule="auto"/>
+        <w:ind w:firstLine="709"/>
+        <w:jc w:val="both"/>
+        <w:rPr>
+          <w:lang w:val="ru-RU"/>
+        </w:rPr>
+      </w:pPr>
+      <w:r>
+        <w:rPr>
+          <w:rFonts w:ascii="Times New Roman" w:eastAsia="Times New Roman" w:hAnsi="Times New Roman" w:cs="Times New Roman"/>
+          <w:sz w:val="28"/>
+          <w:szCs w:val="28"/>
+        </w:rPr>
+        <w:t>COTTONMOUTH</w:t>
+      </w:r>
+      <w:r>
+        <w:rPr>
+          <w:rFonts w:ascii="Times New Roman" w:eastAsia="Times New Roman" w:hAnsi="Times New Roman" w:cs="Times New Roman"/>
+          <w:sz w:val="28"/>
+          <w:szCs w:val="28"/>
+          <w:lang w:val="ru-RU"/>
+        </w:rPr>
+        <w:t xml:space="preserve"> – апаратна закладка, вмонтована в </w:t>
+      </w:r>
+      <w:r>
+        <w:rPr>
+          <w:rFonts w:ascii="Times New Roman" w:eastAsia="Times New Roman" w:hAnsi="Times New Roman" w:cs="Times New Roman"/>
+          <w:sz w:val="28"/>
+          <w:szCs w:val="28"/>
+        </w:rPr>
+        <w:t>USB</w:t>
+      </w:r>
+      <w:r>
+        <w:rPr>
+          <w:rFonts w:ascii="Times New Roman" w:eastAsia="Times New Roman" w:hAnsi="Times New Roman" w:cs="Times New Roman"/>
+          <w:sz w:val="28"/>
+          <w:szCs w:val="28"/>
+          <w:lang w:val="ru-RU"/>
+        </w:rPr>
+        <w:t xml:space="preserve">-штекер або </w:t>
+      </w:r>
+      <w:r>
+        <w:rPr>
+          <w:rFonts w:ascii="Times New Roman" w:eastAsia="Times New Roman" w:hAnsi="Times New Roman" w:cs="Times New Roman"/>
+          <w:sz w:val="28"/>
+          <w:szCs w:val="28"/>
+        </w:rPr>
+        <w:t>USB</w:t>
+      </w:r>
+      <w:r>
+        <w:rPr>
+          <w:rFonts w:ascii="Times New Roman" w:eastAsia="Times New Roman" w:hAnsi="Times New Roman" w:cs="Times New Roman"/>
+          <w:sz w:val="28"/>
+          <w:szCs w:val="28"/>
+          <w:lang w:val="ru-RU"/>
+        </w:rPr>
+        <w:t xml:space="preserve">-розетку чи кабель. Усередині прихований мікроконтролер, який може підмінювати </w:t>
+      </w:r>
+      <w:r>
+        <w:rPr>
+          <w:rFonts w:ascii="Times New Roman" w:eastAsia="Times New Roman" w:hAnsi="Times New Roman" w:cs="Times New Roman"/>
+          <w:sz w:val="28"/>
+          <w:szCs w:val="28"/>
+        </w:rPr>
+        <w:t>USB</w:t>
+      </w:r>
+      <w:r>
+        <w:rPr>
+          <w:rFonts w:ascii="Times New Roman" w:eastAsia="Times New Roman" w:hAnsi="Times New Roman" w:cs="Times New Roman"/>
+          <w:sz w:val="28"/>
+          <w:szCs w:val="28"/>
+          <w:lang w:val="ru-RU"/>
+        </w:rPr>
+        <w:t>-пристрій, перехоплювати дані, що передаються, впроваджувати шкідливий код у підключений комп’ютер і навіть містити радіопередавач для безпровідного зв’язку із зовнішнім приймачем. Для користувача такий кабель чи перехідник виглядає як звичайний.</w:t>
+      </w:r>
+    </w:p>
+    <w:p>
+      <w:pPr>
+        <w:spacing w:after="240" w:line="360" w:lineRule="auto"/>
+        <w:ind w:firstLine="709"/>
+        <w:jc w:val="both"/>
+        <w:rPr>
+          <w:lang w:val="ru-RU"/>
+        </w:rPr>
+      </w:pPr>
+      <w:r>
+        <w:rPr>
+          <w:rFonts w:ascii="Times New Roman" w:eastAsia="Times New Roman" w:hAnsi="Times New Roman" w:cs="Times New Roman"/>
+          <w:sz w:val="28"/>
+          <w:szCs w:val="28"/>
+          <w:lang w:val="ru-RU"/>
+        </w:rPr>
+        <w:t xml:space="preserve">Закладка порушує конфіденційність (перехоплення даних, що передаються через </w:t>
+      </w:r>
+      <w:r>
+        <w:rPr>
+          <w:rFonts w:ascii="Times New Roman" w:eastAsia="Times New Roman" w:hAnsi="Times New Roman" w:cs="Times New Roman"/>
+          <w:sz w:val="28"/>
+          <w:szCs w:val="28"/>
+        </w:rPr>
+        <w:t>USB</w:t>
+      </w:r>
+      <w:r>
+        <w:rPr>
+          <w:rFonts w:ascii="Times New Roman" w:eastAsia="Times New Roman" w:hAnsi="Times New Roman" w:cs="Times New Roman"/>
+          <w:sz w:val="28"/>
+          <w:szCs w:val="28"/>
+          <w:lang w:val="ru-RU"/>
+        </w:rPr>
+        <w:t>) та цілісність (впровадження коду, який може змінювати програмне забезпечення АС). У функціональному профілі вона обходить довірчий механізм підключення пристроїв: система вважає підключений пристрій легальним і не має засобів перевірити, що всередині кабелю є прихований мікроконтролер. Запобігання: не підключати до АС невідомі флешки, кабелі та перехідники; використовувати лише власні перевірені пристрої; за потреби застосовувати «</w:t>
+      </w:r>
+      <w:r>
+        <w:rPr>
+          <w:rFonts w:ascii="Times New Roman" w:eastAsia="Times New Roman" w:hAnsi="Times New Roman" w:cs="Times New Roman"/>
+          <w:sz w:val="28"/>
+          <w:szCs w:val="28"/>
+        </w:rPr>
+        <w:t>USB</w:t>
+      </w:r>
+      <w:r>
+        <w:rPr>
+          <w:rFonts w:ascii="Times New Roman" w:eastAsia="Times New Roman" w:hAnsi="Times New Roman" w:cs="Times New Roman"/>
+          <w:sz w:val="28"/>
+          <w:szCs w:val="28"/>
+          <w:lang w:val="ru-RU"/>
+        </w:rPr>
+        <w:t>-презервативи» (адаптери, що блокують лінії передавання даних і залишають лише живлення); контролювати ланцюг постачання обладнання.</w:t>
+      </w:r>
+    </w:p>
+    <w:p>
+      <w:pPr>
+        <w:keepNext/>
+        <w:spacing w:after="120" w:line="360" w:lineRule="auto"/>
+        <w:ind w:firstLine="709"/>
+        <w:jc w:val="both"/>
+        <w:rPr>
+          <w:lang w:val="ru-RU"/>
+        </w:rPr>
+      </w:pPr>
+      <w:r>
+        <w:rPr>
+          <w:rFonts w:ascii="Times New Roman" w:eastAsia="Times New Roman" w:hAnsi="Times New Roman" w:cs="Times New Roman"/>
+          <w:b/>
+          <w:bCs/>
+          <w:i/>
+          <w:iCs/>
+          <w:sz w:val="28"/>
+          <w:szCs w:val="28"/>
+        </w:rPr>
+        <w:t>IRATEMONK</w:t>
+      </w:r>
+      <w:r>
+        <w:rPr>
+          <w:rFonts w:ascii="Times New Roman" w:eastAsia="Times New Roman" w:hAnsi="Times New Roman" w:cs="Times New Roman"/>
+          <w:b/>
+          <w:bCs/>
+          <w:i/>
+          <w:iCs/>
+          <w:sz w:val="28"/>
+          <w:szCs w:val="28"/>
+          <w:lang w:val="ru-RU"/>
+        </w:rPr>
+        <w:t xml:space="preserve"> – закладка у прошивці жорсткого диска</w:t>
+      </w:r>
+    </w:p>
+    <w:p>
+      <w:pPr>
+        <w:spacing w:after="240" w:line="360" w:lineRule="auto"/>
+        <w:ind w:firstLine="709"/>
+        <w:jc w:val="both"/>
+        <w:rPr>
+          <w:lang w:val="ru-RU"/>
+        </w:rPr>
+      </w:pPr>
+      <w:r>
+        <w:rPr>
+          <w:rFonts w:ascii="Times New Roman" w:eastAsia="Times New Roman" w:hAnsi="Times New Roman" w:cs="Times New Roman"/>
+          <w:sz w:val="28"/>
+          <w:szCs w:val="28"/>
+        </w:rPr>
+        <w:t>IRATEMONK</w:t>
+      </w:r>
+      <w:r>
+        <w:rPr>
+          <w:rFonts w:ascii="Times New Roman" w:eastAsia="Times New Roman" w:hAnsi="Times New Roman" w:cs="Times New Roman"/>
+          <w:sz w:val="28"/>
+          <w:szCs w:val="28"/>
+          <w:lang w:val="ru-RU"/>
+        </w:rPr>
+        <w:t xml:space="preserve"> – закладка, що впроваджується у мікропрограму (прошивку) контролера жорсткого диска або </w:t>
+      </w:r>
+      <w:r>
+        <w:rPr>
+          <w:rFonts w:ascii="Times New Roman" w:eastAsia="Times New Roman" w:hAnsi="Times New Roman" w:cs="Times New Roman"/>
+          <w:sz w:val="28"/>
+          <w:szCs w:val="28"/>
+        </w:rPr>
+        <w:t>SSD</w:t>
+      </w:r>
+      <w:r>
+        <w:rPr>
+          <w:rFonts w:ascii="Times New Roman" w:eastAsia="Times New Roman" w:hAnsi="Times New Roman" w:cs="Times New Roman"/>
+          <w:sz w:val="28"/>
+          <w:szCs w:val="28"/>
+          <w:lang w:val="ru-RU"/>
+        </w:rPr>
+        <w:t>. Вона підміняє частину коду, який виконується під час запуску накопичувача, тому шкідливий код завантажується раніше за операційну систему. Завдяки цьому закладка переживає переформатування диска й переустановлення системи: антивірус, який працює вже в операційній системі, її не бачить.</w:t>
+      </w:r>
+    </w:p>
+    <w:p>
+      <w:pPr>
+        <w:spacing w:after="240" w:line="360" w:lineRule="auto"/>
+        <w:ind w:firstLine="709"/>
+        <w:jc w:val="both"/>
+        <w:rPr>
+          <w:lang w:val="ru-RU"/>
+        </w:rPr>
+      </w:pPr>
+      <w:r>
+        <w:rPr>
+          <w:rFonts w:ascii="Times New Roman" w:eastAsia="Times New Roman" w:hAnsi="Times New Roman" w:cs="Times New Roman"/>
+          <w:sz w:val="28"/>
+          <w:szCs w:val="28"/>
+          <w:lang w:val="ru-RU"/>
+        </w:rPr>
+        <w:t xml:space="preserve">Закладка порушує цілісність (підміна прошивки й можливість змінювати дані на диску) та конфіденційність (доступ до всіх даних накопичувача). У функціональному профілі вона підриває основу довіри до АС: механізми захисту операційної системи втрачають сенс, бо шкідливий код </w:t>
+      </w:r>
+      <w:r>
+        <w:rPr>
+          <w:rFonts w:ascii="Times New Roman" w:eastAsia="Times New Roman" w:hAnsi="Times New Roman" w:cs="Times New Roman"/>
+          <w:sz w:val="28"/>
+          <w:szCs w:val="28"/>
+          <w:lang w:val="ru-RU"/>
+        </w:rPr>
+        <w:lastRenderedPageBreak/>
+        <w:t>виконується нижче за них, на рівні обладнання. Запобігання: купувати накопичувачі лише в офіційних постачальників; використовувати захищене завантаження (</w:t>
+      </w:r>
+      <w:r>
+        <w:rPr>
+          <w:rFonts w:ascii="Times New Roman" w:eastAsia="Times New Roman" w:hAnsi="Times New Roman" w:cs="Times New Roman"/>
+          <w:sz w:val="28"/>
+          <w:szCs w:val="28"/>
+        </w:rPr>
+        <w:t>Secure</w:t>
+      </w:r>
+      <w:r>
+        <w:rPr>
+          <w:rFonts w:ascii="Times New Roman" w:eastAsia="Times New Roman" w:hAnsi="Times New Roman" w:cs="Times New Roman"/>
+          <w:sz w:val="28"/>
+          <w:szCs w:val="28"/>
+          <w:lang w:val="ru-RU"/>
+        </w:rPr>
+        <w:t xml:space="preserve"> </w:t>
+      </w:r>
+      <w:r>
+        <w:rPr>
+          <w:rFonts w:ascii="Times New Roman" w:eastAsia="Times New Roman" w:hAnsi="Times New Roman" w:cs="Times New Roman"/>
+          <w:sz w:val="28"/>
+          <w:szCs w:val="28"/>
+        </w:rPr>
+        <w:t>Boot</w:t>
+      </w:r>
+      <w:r>
+        <w:rPr>
+          <w:rFonts w:ascii="Times New Roman" w:eastAsia="Times New Roman" w:hAnsi="Times New Roman" w:cs="Times New Roman"/>
+          <w:sz w:val="28"/>
+          <w:szCs w:val="28"/>
+          <w:lang w:val="ru-RU"/>
+        </w:rPr>
+        <w:t>) та перевірку цілісності прошивок; за підозри на зараження – фізична заміна накопичувача, оскільки програмне очищення не допомагає.</w:t>
+      </w:r>
+    </w:p>
+    <w:p>
+      <w:pPr>
+        <w:keepNext/>
+        <w:spacing w:after="120" w:line="360" w:lineRule="auto"/>
+        <w:ind w:firstLine="709"/>
+        <w:jc w:val="both"/>
+        <w:rPr>
+          <w:lang w:val="ru-RU"/>
+        </w:rPr>
+      </w:pPr>
+      <w:r>
+        <w:rPr>
+          <w:rFonts w:ascii="Times New Roman" w:eastAsia="Times New Roman" w:hAnsi="Times New Roman" w:cs="Times New Roman"/>
+          <w:b/>
+          <w:bCs/>
+          <w:i/>
+          <w:iCs/>
+          <w:sz w:val="28"/>
+          <w:szCs w:val="28"/>
+        </w:rPr>
+        <w:t>NIGHTSTAND</w:t>
+      </w:r>
+      <w:r>
+        <w:rPr>
+          <w:rFonts w:ascii="Times New Roman" w:eastAsia="Times New Roman" w:hAnsi="Times New Roman" w:cs="Times New Roman"/>
+          <w:b/>
+          <w:bCs/>
+          <w:i/>
+          <w:iCs/>
+          <w:sz w:val="28"/>
+          <w:szCs w:val="28"/>
+          <w:lang w:val="ru-RU"/>
+        </w:rPr>
+        <w:t xml:space="preserve"> – безпровідне впровадження через </w:t>
+      </w:r>
+      <w:r>
+        <w:rPr>
+          <w:rFonts w:ascii="Times New Roman" w:eastAsia="Times New Roman" w:hAnsi="Times New Roman" w:cs="Times New Roman"/>
+          <w:b/>
+          <w:bCs/>
+          <w:i/>
+          <w:iCs/>
+          <w:sz w:val="28"/>
+          <w:szCs w:val="28"/>
+        </w:rPr>
+        <w:t>Wi</w:t>
+      </w:r>
+      <w:r>
+        <w:rPr>
+          <w:rFonts w:ascii="Times New Roman" w:eastAsia="Times New Roman" w:hAnsi="Times New Roman" w:cs="Times New Roman"/>
+          <w:b/>
+          <w:bCs/>
+          <w:i/>
+          <w:iCs/>
+          <w:sz w:val="28"/>
+          <w:szCs w:val="28"/>
+          <w:lang w:val="ru-RU"/>
+        </w:rPr>
+        <w:t>-</w:t>
+      </w:r>
+      <w:r>
+        <w:rPr>
+          <w:rFonts w:ascii="Times New Roman" w:eastAsia="Times New Roman" w:hAnsi="Times New Roman" w:cs="Times New Roman"/>
+          <w:b/>
+          <w:bCs/>
+          <w:i/>
+          <w:iCs/>
+          <w:sz w:val="28"/>
+          <w:szCs w:val="28"/>
+        </w:rPr>
+        <w:t>Fi</w:t>
+      </w:r>
+    </w:p>
+    <w:p>
+      <w:pPr>
+        <w:spacing w:after="240" w:line="360" w:lineRule="auto"/>
+        <w:ind w:firstLine="709"/>
+        <w:jc w:val="both"/>
+        <w:rPr>
+          <w:lang w:val="ru-RU"/>
+        </w:rPr>
+      </w:pPr>
+      <w:r>
+        <w:rPr>
+          <w:rFonts w:ascii="Times New Roman" w:eastAsia="Times New Roman" w:hAnsi="Times New Roman" w:cs="Times New Roman"/>
+          <w:sz w:val="28"/>
+          <w:szCs w:val="28"/>
+        </w:rPr>
+        <w:t>NIGHTSTAND</w:t>
+      </w:r>
+      <w:r>
+        <w:rPr>
+          <w:rFonts w:ascii="Times New Roman" w:eastAsia="Times New Roman" w:hAnsi="Times New Roman" w:cs="Times New Roman"/>
+          <w:sz w:val="28"/>
+          <w:szCs w:val="28"/>
+          <w:lang w:val="ru-RU"/>
+        </w:rPr>
+        <w:t xml:space="preserve"> – портативний апаратний комплекс для безпровідної атаки на комп’ютери через мережу </w:t>
+      </w:r>
+      <w:r>
+        <w:rPr>
+          <w:rFonts w:ascii="Times New Roman" w:eastAsia="Times New Roman" w:hAnsi="Times New Roman" w:cs="Times New Roman"/>
+          <w:sz w:val="28"/>
+          <w:szCs w:val="28"/>
+        </w:rPr>
+        <w:t>Wi</w:t>
+      </w:r>
+      <w:r>
+        <w:rPr>
+          <w:rFonts w:ascii="Times New Roman" w:eastAsia="Times New Roman" w:hAnsi="Times New Roman" w:cs="Times New Roman"/>
+          <w:sz w:val="28"/>
+          <w:szCs w:val="28"/>
+          <w:lang w:val="ru-RU"/>
+        </w:rPr>
+        <w:t>-</w:t>
+      </w:r>
+      <w:r>
+        <w:rPr>
+          <w:rFonts w:ascii="Times New Roman" w:eastAsia="Times New Roman" w:hAnsi="Times New Roman" w:cs="Times New Roman"/>
+          <w:sz w:val="28"/>
+          <w:szCs w:val="28"/>
+        </w:rPr>
+        <w:t>Fi</w:t>
+      </w:r>
+      <w:r>
+        <w:rPr>
+          <w:rFonts w:ascii="Times New Roman" w:eastAsia="Times New Roman" w:hAnsi="Times New Roman" w:cs="Times New Roman"/>
+          <w:sz w:val="28"/>
+          <w:szCs w:val="28"/>
+          <w:lang w:val="ru-RU"/>
+        </w:rPr>
+        <w:t xml:space="preserve"> на відстані до кількох кілометрів. Він непомітно впроваджує шкідливий код у вразливу систему, не потребуючи фізичного підключення до неї.</w:t>
+      </w:r>
+    </w:p>
+    <w:p>
+      <w:pPr>
+        <w:spacing w:after="240" w:line="360" w:lineRule="auto"/>
+        <w:ind w:firstLine="709"/>
+        <w:jc w:val="both"/>
+        <w:rPr>
+          <w:lang w:val="ru-RU"/>
+        </w:rPr>
+      </w:pPr>
+      <w:r>
+        <w:rPr>
+          <w:rFonts w:ascii="Times New Roman" w:eastAsia="Times New Roman" w:hAnsi="Times New Roman" w:cs="Times New Roman"/>
+          <w:sz w:val="28"/>
+          <w:szCs w:val="28"/>
+          <w:lang w:val="ru-RU"/>
+        </w:rPr>
+        <w:t xml:space="preserve">Закладка порушує цілісність (впровадження стороннього коду в АС) і далі конфіденційність (доступ до даних зараженої системи). У функціональному профілі вона експлуатує слабку послугу автентифікації та вразливості мережевого зв’язку, обходячи захист периметра. Запобігання: використовувати сучасне шифрування </w:t>
+      </w:r>
+      <w:r>
+        <w:rPr>
+          <w:rFonts w:ascii="Times New Roman" w:eastAsia="Times New Roman" w:hAnsi="Times New Roman" w:cs="Times New Roman"/>
+          <w:sz w:val="28"/>
+          <w:szCs w:val="28"/>
+        </w:rPr>
+        <w:t>Wi</w:t>
+      </w:r>
+      <w:r>
+        <w:rPr>
+          <w:rFonts w:ascii="Times New Roman" w:eastAsia="Times New Roman" w:hAnsi="Times New Roman" w:cs="Times New Roman"/>
+          <w:sz w:val="28"/>
+          <w:szCs w:val="28"/>
+          <w:lang w:val="ru-RU"/>
+        </w:rPr>
+        <w:t>-</w:t>
+      </w:r>
+      <w:r>
+        <w:rPr>
+          <w:rFonts w:ascii="Times New Roman" w:eastAsia="Times New Roman" w:hAnsi="Times New Roman" w:cs="Times New Roman"/>
+          <w:sz w:val="28"/>
+          <w:szCs w:val="28"/>
+        </w:rPr>
+        <w:t>Fi</w:t>
+      </w:r>
+      <w:r>
+        <w:rPr>
+          <w:rFonts w:ascii="Times New Roman" w:eastAsia="Times New Roman" w:hAnsi="Times New Roman" w:cs="Times New Roman"/>
+          <w:sz w:val="28"/>
+          <w:szCs w:val="28"/>
+          <w:lang w:val="ru-RU"/>
+        </w:rPr>
+        <w:t xml:space="preserve"> (</w:t>
+      </w:r>
+      <w:r>
+        <w:rPr>
+          <w:rFonts w:ascii="Times New Roman" w:eastAsia="Times New Roman" w:hAnsi="Times New Roman" w:cs="Times New Roman"/>
+          <w:sz w:val="28"/>
+          <w:szCs w:val="28"/>
+        </w:rPr>
+        <w:t>WPA</w:t>
+      </w:r>
+      <w:r>
+        <w:rPr>
+          <w:rFonts w:ascii="Times New Roman" w:eastAsia="Times New Roman" w:hAnsi="Times New Roman" w:cs="Times New Roman"/>
+          <w:sz w:val="28"/>
+          <w:szCs w:val="28"/>
+          <w:lang w:val="ru-RU"/>
+        </w:rPr>
+        <w:t>2/</w:t>
+      </w:r>
+      <w:r>
+        <w:rPr>
+          <w:rFonts w:ascii="Times New Roman" w:eastAsia="Times New Roman" w:hAnsi="Times New Roman" w:cs="Times New Roman"/>
+          <w:sz w:val="28"/>
+          <w:szCs w:val="28"/>
+        </w:rPr>
+        <w:t>WPA</w:t>
+      </w:r>
+      <w:r>
+        <w:rPr>
+          <w:rFonts w:ascii="Times New Roman" w:eastAsia="Times New Roman" w:hAnsi="Times New Roman" w:cs="Times New Roman"/>
+          <w:sz w:val="28"/>
+          <w:szCs w:val="28"/>
+          <w:lang w:val="ru-RU"/>
+        </w:rPr>
+        <w:t xml:space="preserve">3) зі стійким паролем; вчасно оновлювати систему та драйвери мережевих адаптерів; вимикати </w:t>
+      </w:r>
+      <w:r>
+        <w:rPr>
+          <w:rFonts w:ascii="Times New Roman" w:eastAsia="Times New Roman" w:hAnsi="Times New Roman" w:cs="Times New Roman"/>
+          <w:sz w:val="28"/>
+          <w:szCs w:val="28"/>
+        </w:rPr>
+        <w:t>Wi</w:t>
+      </w:r>
+      <w:r>
+        <w:rPr>
+          <w:rFonts w:ascii="Times New Roman" w:eastAsia="Times New Roman" w:hAnsi="Times New Roman" w:cs="Times New Roman"/>
+          <w:sz w:val="28"/>
+          <w:szCs w:val="28"/>
+          <w:lang w:val="ru-RU"/>
+        </w:rPr>
+        <w:t>-</w:t>
+      </w:r>
+      <w:r>
+        <w:rPr>
+          <w:rFonts w:ascii="Times New Roman" w:eastAsia="Times New Roman" w:hAnsi="Times New Roman" w:cs="Times New Roman"/>
+          <w:sz w:val="28"/>
+          <w:szCs w:val="28"/>
+        </w:rPr>
+        <w:t>Fi</w:t>
+      </w:r>
+      <w:r>
+        <w:rPr>
+          <w:rFonts w:ascii="Times New Roman" w:eastAsia="Times New Roman" w:hAnsi="Times New Roman" w:cs="Times New Roman"/>
+          <w:sz w:val="28"/>
+          <w:szCs w:val="28"/>
+          <w:lang w:val="ru-RU"/>
+        </w:rPr>
+        <w:t>, коли він не потрібен; застосовувати мережеві екрани та системи виявлення вторгнень.</w:t>
+      </w:r>
+    </w:p>
+    <w:p>
+      <w:pPr>
+        <w:keepNext/>
+        <w:spacing w:after="120" w:line="360" w:lineRule="auto"/>
+        <w:ind w:firstLine="709"/>
+        <w:jc w:val="both"/>
+        <w:rPr>
+          <w:lang w:val="ru-RU"/>
+        </w:rPr>
+      </w:pPr>
+      <w:r>
+        <w:rPr>
+          <w:rFonts w:ascii="Times New Roman" w:eastAsia="Times New Roman" w:hAnsi="Times New Roman" w:cs="Times New Roman"/>
+          <w:b/>
+          <w:bCs/>
+          <w:i/>
+          <w:iCs/>
+          <w:sz w:val="28"/>
+          <w:szCs w:val="28"/>
+        </w:rPr>
+        <w:t>ANGRYNEIGHBOR</w:t>
+      </w:r>
+      <w:r>
+        <w:rPr>
+          <w:rFonts w:ascii="Times New Roman" w:eastAsia="Times New Roman" w:hAnsi="Times New Roman" w:cs="Times New Roman"/>
+          <w:b/>
+          <w:bCs/>
+          <w:i/>
+          <w:iCs/>
+          <w:sz w:val="28"/>
+          <w:szCs w:val="28"/>
+          <w:lang w:val="ru-RU"/>
+        </w:rPr>
+        <w:t xml:space="preserve"> / </w:t>
+      </w:r>
+      <w:r>
+        <w:rPr>
+          <w:rFonts w:ascii="Times New Roman" w:eastAsia="Times New Roman" w:hAnsi="Times New Roman" w:cs="Times New Roman"/>
+          <w:b/>
+          <w:bCs/>
+          <w:i/>
+          <w:iCs/>
+          <w:sz w:val="28"/>
+          <w:szCs w:val="28"/>
+        </w:rPr>
+        <w:t>RAGEMASTER</w:t>
+      </w:r>
+      <w:r>
+        <w:rPr>
+          <w:rFonts w:ascii="Times New Roman" w:eastAsia="Times New Roman" w:hAnsi="Times New Roman" w:cs="Times New Roman"/>
+          <w:b/>
+          <w:bCs/>
+          <w:i/>
+          <w:iCs/>
+          <w:sz w:val="28"/>
+          <w:szCs w:val="28"/>
+          <w:lang w:val="ru-RU"/>
+        </w:rPr>
+        <w:t xml:space="preserve"> – знімання даних за радіовипромінюванням</w:t>
+      </w:r>
+    </w:p>
+    <w:p>
+      <w:pPr>
+        <w:spacing w:after="240" w:line="360" w:lineRule="auto"/>
+        <w:ind w:firstLine="709"/>
+        <w:jc w:val="both"/>
+        <w:rPr>
+          <w:lang w:val="ru-RU"/>
+        </w:rPr>
+      </w:pPr>
+      <w:r>
+        <w:rPr>
+          <w:rFonts w:ascii="Times New Roman" w:eastAsia="Times New Roman" w:hAnsi="Times New Roman" w:cs="Times New Roman"/>
+          <w:sz w:val="28"/>
+          <w:szCs w:val="28"/>
+          <w:lang w:val="ru-RU"/>
+        </w:rPr>
+        <w:t xml:space="preserve">До сімейства </w:t>
+      </w:r>
+      <w:r>
+        <w:rPr>
+          <w:rFonts w:ascii="Times New Roman" w:eastAsia="Times New Roman" w:hAnsi="Times New Roman" w:cs="Times New Roman"/>
+          <w:sz w:val="28"/>
+          <w:szCs w:val="28"/>
+        </w:rPr>
+        <w:t>ANGRYNEIGHBOR</w:t>
+      </w:r>
+      <w:r>
+        <w:rPr>
+          <w:rFonts w:ascii="Times New Roman" w:eastAsia="Times New Roman" w:hAnsi="Times New Roman" w:cs="Times New Roman"/>
+          <w:sz w:val="28"/>
+          <w:szCs w:val="28"/>
+          <w:lang w:val="ru-RU"/>
+        </w:rPr>
+        <w:t xml:space="preserve"> належить, зокрема, закладка </w:t>
+      </w:r>
+      <w:r>
+        <w:rPr>
+          <w:rFonts w:ascii="Times New Roman" w:eastAsia="Times New Roman" w:hAnsi="Times New Roman" w:cs="Times New Roman"/>
+          <w:sz w:val="28"/>
+          <w:szCs w:val="28"/>
+        </w:rPr>
+        <w:t>RAGEMASTER</w:t>
+      </w:r>
+      <w:r>
+        <w:rPr>
+          <w:rFonts w:ascii="Times New Roman" w:eastAsia="Times New Roman" w:hAnsi="Times New Roman" w:cs="Times New Roman"/>
+          <w:sz w:val="28"/>
+          <w:szCs w:val="28"/>
+          <w:lang w:val="ru-RU"/>
+        </w:rPr>
+        <w:t xml:space="preserve"> – крихітний радіовідбивач, вмонтований у кабель відеомонітора. Зовнішній радар опромінює його, а відбитий сигнал несе інформацію про зображення на екрані, яку зовнішнє обладнання відновлює. Так зловмисник бачить вміст екрана, не маючи доступу до самої системи.</w:t>
+      </w:r>
+    </w:p>
+    <w:p>
+      <w:pPr>
+        <w:spacing w:after="240" w:line="360" w:lineRule="auto"/>
+        <w:ind w:firstLine="709"/>
+        <w:jc w:val="both"/>
+        <w:rPr>
+          <w:lang w:val="ru-RU"/>
+        </w:rPr>
+      </w:pPr>
+      <w:r>
+        <w:rPr>
+          <w:rFonts w:ascii="Times New Roman" w:eastAsia="Times New Roman" w:hAnsi="Times New Roman" w:cs="Times New Roman"/>
+          <w:sz w:val="28"/>
+          <w:szCs w:val="28"/>
+          <w:lang w:val="ru-RU"/>
+        </w:rPr>
+        <w:t xml:space="preserve">Закладка порушує конфіденційність, забезпечуючи витік зображення екрана технічним каналом радіовипромінювання. Особливість у тому, що вона </w:t>
+      </w:r>
+      <w:r>
+        <w:rPr>
+          <w:rFonts w:ascii="Times New Roman" w:eastAsia="Times New Roman" w:hAnsi="Times New Roman" w:cs="Times New Roman"/>
+          <w:sz w:val="28"/>
+          <w:szCs w:val="28"/>
+          <w:lang w:val="ru-RU"/>
+        </w:rPr>
+        <w:lastRenderedPageBreak/>
+        <w:t>взагалі не взаємодіє з програмним забезпеченням АС, тому програмні послуги безпеки (автентифікація, розмежування доступу, реєстрація подій) її не фіксують – захист має бути фізичним. Запобігання належить до технічного захисту інформації: екранування приміщень і кабелів, використання сертифікованого обладнання з низьким рівнем побічних випромінювань, контроль цілісності кабелів і контроль доступу до приміщення.</w:t>
+      </w:r>
+    </w:p>
+    <w:p>
+      <w:pPr>
+        <w:keepNext/>
+        <w:spacing w:after="240" w:line="360" w:lineRule="auto"/>
+        <w:ind w:firstLine="709"/>
+        <w:jc w:val="both"/>
+        <w:rPr>
+          <w:lang w:val="ru-RU"/>
+        </w:rPr>
+      </w:pPr>
+      <w:r>
+        <w:rPr>
+          <w:rFonts w:ascii="Times New Roman" w:eastAsia="Times New Roman" w:hAnsi="Times New Roman" w:cs="Times New Roman"/>
+          <w:b/>
+          <w:bCs/>
+          <w:sz w:val="28"/>
+          <w:szCs w:val="28"/>
+          <w:lang w:val="ru-RU"/>
+        </w:rPr>
+        <w:t>Узагальнення</w:t>
+      </w:r>
+    </w:p>
+    <w:p>
+      <w:pPr>
+        <w:spacing w:after="240" w:line="360" w:lineRule="auto"/>
+        <w:ind w:firstLine="709"/>
+        <w:jc w:val="both"/>
+        <w:rPr>
+          <w:lang w:val="ru-RU"/>
+        </w:rPr>
+      </w:pPr>
+      <w:r>
+        <w:rPr>
+          <w:rFonts w:ascii="Times New Roman" w:eastAsia="Times New Roman" w:hAnsi="Times New Roman" w:cs="Times New Roman"/>
+          <w:sz w:val="28"/>
+          <w:szCs w:val="28"/>
+          <w:lang w:val="ru-RU"/>
+        </w:rPr>
+        <w:t>Розглянуті закладки показують, що загрози НСД існують на всіх рівнях АС: від програмного (</w:t>
+      </w:r>
+      <w:r>
+        <w:rPr>
+          <w:rFonts w:ascii="Times New Roman" w:eastAsia="Times New Roman" w:hAnsi="Times New Roman" w:cs="Times New Roman"/>
+          <w:sz w:val="28"/>
+          <w:szCs w:val="28"/>
+        </w:rPr>
+        <w:t>DROPOUTJEEP</w:t>
+      </w:r>
+      <w:r>
+        <w:rPr>
+          <w:rFonts w:ascii="Times New Roman" w:eastAsia="Times New Roman" w:hAnsi="Times New Roman" w:cs="Times New Roman"/>
+          <w:sz w:val="28"/>
+          <w:szCs w:val="28"/>
+          <w:lang w:val="ru-RU"/>
+        </w:rPr>
+        <w:t>) до рівня периферії (</w:t>
+      </w:r>
+      <w:r>
+        <w:rPr>
+          <w:rFonts w:ascii="Times New Roman" w:eastAsia="Times New Roman" w:hAnsi="Times New Roman" w:cs="Times New Roman"/>
+          <w:sz w:val="28"/>
+          <w:szCs w:val="28"/>
+        </w:rPr>
+        <w:t>COTTONMOUTH</w:t>
+      </w:r>
+      <w:r>
+        <w:rPr>
+          <w:rFonts w:ascii="Times New Roman" w:eastAsia="Times New Roman" w:hAnsi="Times New Roman" w:cs="Times New Roman"/>
+          <w:sz w:val="28"/>
+          <w:szCs w:val="28"/>
+          <w:lang w:val="ru-RU"/>
+        </w:rPr>
+        <w:t>), прошивки обладнання (</w:t>
+      </w:r>
+      <w:r>
+        <w:rPr>
+          <w:rFonts w:ascii="Times New Roman" w:eastAsia="Times New Roman" w:hAnsi="Times New Roman" w:cs="Times New Roman"/>
+          <w:sz w:val="28"/>
+          <w:szCs w:val="28"/>
+        </w:rPr>
+        <w:t>IRATEMONK</w:t>
+      </w:r>
+      <w:r>
+        <w:rPr>
+          <w:rFonts w:ascii="Times New Roman" w:eastAsia="Times New Roman" w:hAnsi="Times New Roman" w:cs="Times New Roman"/>
+          <w:sz w:val="28"/>
+          <w:szCs w:val="28"/>
+          <w:lang w:val="ru-RU"/>
+        </w:rPr>
+        <w:t>), мережі (</w:t>
+      </w:r>
+      <w:r>
+        <w:rPr>
+          <w:rFonts w:ascii="Times New Roman" w:eastAsia="Times New Roman" w:hAnsi="Times New Roman" w:cs="Times New Roman"/>
+          <w:sz w:val="28"/>
+          <w:szCs w:val="28"/>
+        </w:rPr>
+        <w:t>NIGHTSTAND</w:t>
+      </w:r>
+      <w:r>
+        <w:rPr>
+          <w:rFonts w:ascii="Times New Roman" w:eastAsia="Times New Roman" w:hAnsi="Times New Roman" w:cs="Times New Roman"/>
+          <w:sz w:val="28"/>
+          <w:szCs w:val="28"/>
+          <w:lang w:val="ru-RU"/>
+        </w:rPr>
+        <w:t>) і навіть фізичних полів (</w:t>
+      </w:r>
+      <w:r>
+        <w:rPr>
+          <w:rFonts w:ascii="Times New Roman" w:eastAsia="Times New Roman" w:hAnsi="Times New Roman" w:cs="Times New Roman"/>
+          <w:sz w:val="28"/>
+          <w:szCs w:val="28"/>
+        </w:rPr>
+        <w:t>RAGEMASTER</w:t>
+      </w:r>
+      <w:r>
+        <w:rPr>
+          <w:rFonts w:ascii="Times New Roman" w:eastAsia="Times New Roman" w:hAnsi="Times New Roman" w:cs="Times New Roman"/>
+          <w:sz w:val="28"/>
+          <w:szCs w:val="28"/>
+          <w:lang w:val="ru-RU"/>
+        </w:rPr>
+        <w:t>). Найчастіше порушуваний критерій захищеності – конфіденційність, а апаратні закладки та закладки у прошивках додатково порушують цілісність і небезпечні тим, що працюють нижче за програмні засоби захисту й не виявляються антивірусами. Спільними шляхами протидії є: контроль ланцюга постачання та фізичного доступу до обладнання, своєчасне оновлення програмного забезпечення й прошивок, використання захищеного завантаження та шифрування, а для захисту від технічних каналів витоку – екранування й застосування сертифікованих засобів технічного захисту інформації.</w:t>
+      </w:r>
+    </w:p>
+    <w:p>
+      <w:pPr>
+        <w:spacing w:after="240" w:line="360" w:lineRule="auto"/>
+        <w:ind w:firstLine="709"/>
+        <w:jc w:val="both"/>
+        <w:rPr>
+          <w:lang w:val="ru-RU"/>
+        </w:rPr>
+      </w:pPr>
+      <w:proofErr w:type="spellStart"/>
+      <w:r>
+        <w:rPr>
+          <w:rFonts w:ascii="Times New Roman" w:eastAsia="Times New Roman" w:hAnsi="Times New Roman" w:cs="Times New Roman"/>
+          <w:b/>
+          <w:bCs/>
+          <w:i/>
+          <w:iCs/>
+          <w:sz w:val="28"/>
+          <w:szCs w:val="28"/>
+          <w:lang w:val="ru-RU"/>
+        </w:rPr>
+        <w:t>Висновки</w:t>
+      </w:r>
+      <w:proofErr w:type="spellEnd"/>
+      <w:r>
+        <w:rPr>
+          <w:rFonts w:ascii="Times New Roman" w:eastAsia="Times New Roman" w:hAnsi="Times New Roman" w:cs="Times New Roman"/>
+          <w:b/>
+          <w:bCs/>
+          <w:i/>
+          <w:iCs/>
+          <w:sz w:val="28"/>
+          <w:szCs w:val="28"/>
+          <w:lang w:val="ru-RU"/>
+        </w:rPr>
+        <w:t>:</w:t>
+      </w:r>
+      <w:r>
+        <w:rPr>
+          <w:rFonts w:ascii="Times New Roman" w:eastAsia="Times New Roman" w:hAnsi="Times New Roman" w:cs="Times New Roman"/>
+          <w:sz w:val="28"/>
+          <w:szCs w:val="28"/>
+          <w:lang w:val="ru-RU"/>
+        </w:rPr>
+        <w:t xml:space="preserve"> </w:t>
+      </w:r>
+      <w:proofErr w:type="spellStart"/>
+      <w:r>
+        <w:rPr>
+          <w:rFonts w:ascii="Times New Roman" w:eastAsia="Times New Roman" w:hAnsi="Times New Roman" w:cs="Times New Roman"/>
+          <w:sz w:val="28"/>
+          <w:szCs w:val="28"/>
+          <w:lang w:val="ru-RU"/>
+        </w:rPr>
+        <w:t>Під</w:t>
+      </w:r>
+      <w:proofErr w:type="spellEnd"/>
+      <w:r>
+        <w:rPr>
+          <w:rFonts w:ascii="Times New Roman" w:eastAsia="Times New Roman" w:hAnsi="Times New Roman" w:cs="Times New Roman"/>
+          <w:sz w:val="28"/>
+          <w:szCs w:val="28"/>
+          <w:lang w:val="ru-RU"/>
+        </w:rPr>
+        <w:t xml:space="preserve"> час </w:t>
+      </w:r>
+      <w:proofErr w:type="spellStart"/>
+      <w:r>
+        <w:rPr>
+          <w:rFonts w:ascii="Times New Roman" w:eastAsia="Times New Roman" w:hAnsi="Times New Roman" w:cs="Times New Roman"/>
+          <w:sz w:val="28"/>
+          <w:szCs w:val="28"/>
+          <w:lang w:val="ru-RU"/>
+        </w:rPr>
+        <w:t>виконання</w:t>
+      </w:r>
+      <w:proofErr w:type="spellEnd"/>
+      <w:r>
+        <w:rPr>
+          <w:rFonts w:ascii="Times New Roman" w:eastAsia="Times New Roman" w:hAnsi="Times New Roman" w:cs="Times New Roman"/>
+          <w:sz w:val="28"/>
+          <w:szCs w:val="28"/>
+          <w:lang w:val="ru-RU"/>
+        </w:rPr>
+        <w:t xml:space="preserve"> </w:t>
+      </w:r>
+      <w:proofErr w:type="spellStart"/>
+      <w:r>
+        <w:rPr>
+          <w:rFonts w:ascii="Times New Roman" w:eastAsia="Times New Roman" w:hAnsi="Times New Roman" w:cs="Times New Roman"/>
+          <w:sz w:val="28"/>
+          <w:szCs w:val="28"/>
+          <w:lang w:val="ru-RU"/>
+        </w:rPr>
+        <w:t>лабораторної</w:t>
+      </w:r>
+      <w:proofErr w:type="spellEnd"/>
+      <w:r>
+        <w:rPr>
+          <w:rFonts w:ascii="Times New Roman" w:eastAsia="Times New Roman" w:hAnsi="Times New Roman" w:cs="Times New Roman"/>
+          <w:sz w:val="28"/>
+          <w:szCs w:val="28"/>
+          <w:lang w:val="ru-RU"/>
+        </w:rPr>
+        <w:t xml:space="preserve"> </w:t>
+      </w:r>
+      <w:proofErr w:type="spellStart"/>
+      <w:r>
+        <w:rPr>
+          <w:rFonts w:ascii="Times New Roman" w:eastAsia="Times New Roman" w:hAnsi="Times New Roman" w:cs="Times New Roman"/>
+          <w:sz w:val="28"/>
+          <w:szCs w:val="28"/>
+          <w:lang w:val="ru-RU"/>
+        </w:rPr>
+        <w:t>роботи</w:t>
+      </w:r>
+      <w:proofErr w:type="spellEnd"/>
+      <w:r>
+        <w:rPr>
+          <w:rFonts w:ascii="Times New Roman" w:eastAsia="Times New Roman" w:hAnsi="Times New Roman" w:cs="Times New Roman"/>
+          <w:sz w:val="28"/>
+          <w:szCs w:val="28"/>
+          <w:lang w:val="ru-RU"/>
+        </w:rPr>
+        <w:t xml:space="preserve"> №6 у </w:t>
+      </w:r>
+      <w:proofErr w:type="spellStart"/>
+      <w:r>
+        <w:rPr>
+          <w:rFonts w:ascii="Times New Roman" w:eastAsia="Times New Roman" w:hAnsi="Times New Roman" w:cs="Times New Roman"/>
+          <w:sz w:val="28"/>
+          <w:szCs w:val="28"/>
+          <w:lang w:val="ru-RU"/>
+        </w:rPr>
+        <w:t>першій</w:t>
+      </w:r>
+      <w:proofErr w:type="spellEnd"/>
+      <w:r>
+        <w:rPr>
+          <w:rFonts w:ascii="Times New Roman" w:eastAsia="Times New Roman" w:hAnsi="Times New Roman" w:cs="Times New Roman"/>
+          <w:sz w:val="28"/>
+          <w:szCs w:val="28"/>
+          <w:lang w:val="ru-RU"/>
+        </w:rPr>
+        <w:t xml:space="preserve"> </w:t>
+      </w:r>
+      <w:proofErr w:type="spellStart"/>
+      <w:r>
+        <w:rPr>
+          <w:rFonts w:ascii="Times New Roman" w:eastAsia="Times New Roman" w:hAnsi="Times New Roman" w:cs="Times New Roman"/>
+          <w:sz w:val="28"/>
+          <w:szCs w:val="28"/>
+          <w:lang w:val="ru-RU"/>
+        </w:rPr>
+        <w:t>частині</w:t>
+      </w:r>
+      <w:proofErr w:type="spellEnd"/>
+      <w:r>
+        <w:rPr>
+          <w:rFonts w:ascii="Times New Roman" w:eastAsia="Times New Roman" w:hAnsi="Times New Roman" w:cs="Times New Roman"/>
+          <w:sz w:val="28"/>
+          <w:szCs w:val="28"/>
+          <w:lang w:val="ru-RU"/>
+        </w:rPr>
+        <w:t xml:space="preserve"> </w:t>
+      </w:r>
+      <w:proofErr w:type="spellStart"/>
+      <w:r>
+        <w:rPr>
+          <w:rFonts w:ascii="Times New Roman" w:eastAsia="Times New Roman" w:hAnsi="Times New Roman" w:cs="Times New Roman"/>
+          <w:sz w:val="28"/>
+          <w:szCs w:val="28"/>
+          <w:lang w:val="ru-RU"/>
+        </w:rPr>
+        <w:t>опановано</w:t>
+      </w:r>
+      <w:proofErr w:type="spellEnd"/>
+      <w:r>
+        <w:rPr>
+          <w:rFonts w:ascii="Times New Roman" w:eastAsia="Times New Roman" w:hAnsi="Times New Roman" w:cs="Times New Roman"/>
+          <w:sz w:val="28"/>
+          <w:szCs w:val="28"/>
+          <w:lang w:val="ru-RU"/>
+        </w:rPr>
+        <w:t xml:space="preserve"> </w:t>
+      </w:r>
+      <w:proofErr w:type="spellStart"/>
+      <w:r>
+        <w:rPr>
+          <w:rFonts w:ascii="Times New Roman" w:eastAsia="Times New Roman" w:hAnsi="Times New Roman" w:cs="Times New Roman"/>
+          <w:sz w:val="28"/>
+          <w:szCs w:val="28"/>
+          <w:lang w:val="ru-RU"/>
+        </w:rPr>
+        <w:t>методи</w:t>
+      </w:r>
+      <w:proofErr w:type="spellEnd"/>
+      <w:r>
+        <w:rPr>
+          <w:rFonts w:ascii="Times New Roman" w:eastAsia="Times New Roman" w:hAnsi="Times New Roman" w:cs="Times New Roman"/>
+          <w:sz w:val="28"/>
+          <w:szCs w:val="28"/>
+          <w:lang w:val="ru-RU"/>
+        </w:rPr>
+        <w:t xml:space="preserve"> </w:t>
+      </w:r>
+      <w:proofErr w:type="spellStart"/>
+      <w:r>
+        <w:rPr>
+          <w:rFonts w:ascii="Times New Roman" w:eastAsia="Times New Roman" w:hAnsi="Times New Roman" w:cs="Times New Roman"/>
+          <w:sz w:val="28"/>
+          <w:szCs w:val="28"/>
+          <w:lang w:val="ru-RU"/>
+        </w:rPr>
+        <w:t>відновлення</w:t>
+      </w:r>
+      <w:proofErr w:type="spellEnd"/>
+      <w:r>
+        <w:rPr>
+          <w:rFonts w:ascii="Times New Roman" w:eastAsia="Times New Roman" w:hAnsi="Times New Roman" w:cs="Times New Roman"/>
+          <w:sz w:val="28"/>
+          <w:szCs w:val="28"/>
+          <w:lang w:val="ru-RU"/>
+        </w:rPr>
+        <w:t xml:space="preserve"> пароля </w:t>
+      </w:r>
+      <w:proofErr w:type="spellStart"/>
+      <w:r>
+        <w:rPr>
+          <w:rFonts w:ascii="Times New Roman" w:eastAsia="Times New Roman" w:hAnsi="Times New Roman" w:cs="Times New Roman"/>
+          <w:sz w:val="28"/>
+          <w:szCs w:val="28"/>
+          <w:lang w:val="ru-RU"/>
+        </w:rPr>
+        <w:t>захищеного</w:t>
+      </w:r>
+      <w:proofErr w:type="spellEnd"/>
+      <w:r>
+        <w:rPr>
+          <w:rFonts w:ascii="Times New Roman" w:eastAsia="Times New Roman" w:hAnsi="Times New Roman" w:cs="Times New Roman"/>
+          <w:sz w:val="28"/>
+          <w:szCs w:val="28"/>
+          <w:lang w:val="ru-RU"/>
+        </w:rPr>
+        <w:t xml:space="preserve"> файлу. </w:t>
+      </w:r>
+      <w:proofErr w:type="spellStart"/>
+      <w:r>
+        <w:rPr>
+          <w:rFonts w:ascii="Times New Roman" w:eastAsia="Times New Roman" w:hAnsi="Times New Roman" w:cs="Times New Roman"/>
+          <w:sz w:val="28"/>
+          <w:szCs w:val="28"/>
+          <w:lang w:val="ru-RU"/>
+        </w:rPr>
+        <w:t>Демонстраційна</w:t>
+      </w:r>
+      <w:proofErr w:type="spellEnd"/>
+      <w:r>
+        <w:rPr>
+          <w:rFonts w:ascii="Times New Roman" w:eastAsia="Times New Roman" w:hAnsi="Times New Roman" w:cs="Times New Roman"/>
+          <w:sz w:val="28"/>
+          <w:szCs w:val="28"/>
+          <w:lang w:val="ru-RU"/>
+        </w:rPr>
+        <w:t xml:space="preserve"> </w:t>
+      </w:r>
+      <w:proofErr w:type="spellStart"/>
+      <w:r>
+        <w:rPr>
+          <w:rFonts w:ascii="Times New Roman" w:eastAsia="Times New Roman" w:hAnsi="Times New Roman" w:cs="Times New Roman"/>
+          <w:sz w:val="28"/>
+          <w:szCs w:val="28"/>
+          <w:lang w:val="ru-RU"/>
+        </w:rPr>
+        <w:t>програма</w:t>
+      </w:r>
+      <w:proofErr w:type="spellEnd"/>
+      <w:r>
+        <w:rPr>
+          <w:rFonts w:ascii="Times New Roman" w:eastAsia="Times New Roman" w:hAnsi="Times New Roman" w:cs="Times New Roman"/>
+          <w:sz w:val="28"/>
+          <w:szCs w:val="28"/>
+          <w:lang w:val="ru-RU"/>
+        </w:rPr>
+        <w:t xml:space="preserve">, </w:t>
+      </w:r>
+      <w:proofErr w:type="spellStart"/>
+      <w:r>
+        <w:rPr>
+          <w:rFonts w:ascii="Times New Roman" w:eastAsia="Times New Roman" w:hAnsi="Times New Roman" w:cs="Times New Roman"/>
+          <w:sz w:val="28"/>
+          <w:szCs w:val="28"/>
+          <w:lang w:val="ru-RU"/>
+        </w:rPr>
+        <w:t>надана</w:t>
+      </w:r>
+      <w:proofErr w:type="spellEnd"/>
+      <w:r>
+        <w:rPr>
+          <w:rFonts w:ascii="Times New Roman" w:eastAsia="Times New Roman" w:hAnsi="Times New Roman" w:cs="Times New Roman"/>
+          <w:sz w:val="28"/>
+          <w:szCs w:val="28"/>
+          <w:lang w:val="ru-RU"/>
+        </w:rPr>
+        <w:t xml:space="preserve"> </w:t>
+      </w:r>
+      <w:proofErr w:type="spellStart"/>
+      <w:r>
+        <w:rPr>
+          <w:rFonts w:ascii="Times New Roman" w:eastAsia="Times New Roman" w:hAnsi="Times New Roman" w:cs="Times New Roman"/>
+          <w:sz w:val="28"/>
+          <w:szCs w:val="28"/>
+          <w:lang w:val="ru-RU"/>
+        </w:rPr>
+        <w:t>викладачем</w:t>
+      </w:r>
+      <w:proofErr w:type="spellEnd"/>
+      <w:r>
+        <w:rPr>
+          <w:rFonts w:ascii="Times New Roman" w:eastAsia="Times New Roman" w:hAnsi="Times New Roman" w:cs="Times New Roman"/>
+          <w:sz w:val="28"/>
+          <w:szCs w:val="28"/>
+          <w:lang w:val="ru-RU"/>
+        </w:rPr>
+        <w:t xml:space="preserve">, не </w:t>
+      </w:r>
+      <w:proofErr w:type="spellStart"/>
+      <w:r>
+        <w:rPr>
+          <w:rFonts w:ascii="Times New Roman" w:eastAsia="Times New Roman" w:hAnsi="Times New Roman" w:cs="Times New Roman"/>
+          <w:sz w:val="28"/>
+          <w:szCs w:val="28"/>
+          <w:lang w:val="ru-RU"/>
+        </w:rPr>
+        <w:t>відновила</w:t>
+      </w:r>
+      <w:proofErr w:type="spellEnd"/>
+      <w:r>
+        <w:rPr>
+          <w:rFonts w:ascii="Times New Roman" w:eastAsia="Times New Roman" w:hAnsi="Times New Roman" w:cs="Times New Roman"/>
+          <w:sz w:val="28"/>
+          <w:szCs w:val="28"/>
+          <w:lang w:val="ru-RU"/>
+        </w:rPr>
+        <w:t xml:space="preserve"> пароль, тому </w:t>
+      </w:r>
+      <w:proofErr w:type="spellStart"/>
+      <w:r>
+        <w:rPr>
+          <w:rFonts w:ascii="Times New Roman" w:eastAsia="Times New Roman" w:hAnsi="Times New Roman" w:cs="Times New Roman"/>
+          <w:sz w:val="28"/>
+          <w:szCs w:val="28"/>
+          <w:lang w:val="ru-RU"/>
+        </w:rPr>
+        <w:t>використано</w:t>
+      </w:r>
+      <w:proofErr w:type="spellEnd"/>
+      <w:r>
+        <w:rPr>
+          <w:rFonts w:ascii="Times New Roman" w:eastAsia="Times New Roman" w:hAnsi="Times New Roman" w:cs="Times New Roman"/>
+          <w:sz w:val="28"/>
+          <w:szCs w:val="28"/>
+          <w:lang w:val="ru-RU"/>
+        </w:rPr>
+        <w:t xml:space="preserve"> </w:t>
+      </w:r>
+      <w:proofErr w:type="spellStart"/>
+      <w:r>
+        <w:rPr>
+          <w:rFonts w:ascii="Times New Roman" w:eastAsia="Times New Roman" w:hAnsi="Times New Roman" w:cs="Times New Roman"/>
+          <w:sz w:val="28"/>
+          <w:szCs w:val="28"/>
+          <w:lang w:val="ru-RU"/>
+        </w:rPr>
+        <w:t>безкоштовні</w:t>
+      </w:r>
+      <w:proofErr w:type="spellEnd"/>
+      <w:r>
+        <w:rPr>
+          <w:rFonts w:ascii="Times New Roman" w:eastAsia="Times New Roman" w:hAnsi="Times New Roman" w:cs="Times New Roman"/>
+          <w:sz w:val="28"/>
+          <w:szCs w:val="28"/>
+          <w:lang w:val="ru-RU"/>
+        </w:rPr>
+        <w:t xml:space="preserve"> </w:t>
+      </w:r>
+      <w:proofErr w:type="spellStart"/>
+      <w:r>
+        <w:rPr>
+          <w:rFonts w:ascii="Times New Roman" w:eastAsia="Times New Roman" w:hAnsi="Times New Roman" w:cs="Times New Roman"/>
+          <w:sz w:val="28"/>
+          <w:szCs w:val="28"/>
+          <w:lang w:val="ru-RU"/>
+        </w:rPr>
+        <w:t>інструменти</w:t>
+      </w:r>
+      <w:proofErr w:type="spellEnd"/>
+      <w:r>
+        <w:rPr>
+          <w:rFonts w:ascii="Times New Roman" w:eastAsia="Times New Roman" w:hAnsi="Times New Roman" w:cs="Times New Roman"/>
+          <w:sz w:val="28"/>
+          <w:szCs w:val="28"/>
+          <w:lang w:val="ru-RU"/>
+        </w:rPr>
+        <w:t xml:space="preserve">: скриптом </w:t>
+      </w:r>
+      <w:r>
+        <w:rPr>
+          <w:rFonts w:ascii="Times New Roman" w:eastAsia="Times New Roman" w:hAnsi="Times New Roman" w:cs="Times New Roman"/>
+          <w:sz w:val="28"/>
+          <w:szCs w:val="28"/>
+        </w:rPr>
+        <w:t>office</w:t>
+      </w:r>
+      <w:r>
+        <w:rPr>
+          <w:rFonts w:ascii="Times New Roman" w:eastAsia="Times New Roman" w:hAnsi="Times New Roman" w:cs="Times New Roman"/>
+          <w:sz w:val="28"/>
+          <w:szCs w:val="28"/>
+          <w:lang w:val="ru-RU"/>
+        </w:rPr>
+        <w:t>2</w:t>
+      </w:r>
+      <w:r>
+        <w:rPr>
+          <w:rFonts w:ascii="Times New Roman" w:eastAsia="Times New Roman" w:hAnsi="Times New Roman" w:cs="Times New Roman"/>
+          <w:sz w:val="28"/>
+          <w:szCs w:val="28"/>
+        </w:rPr>
+        <w:t>john</w:t>
+      </w:r>
+      <w:r>
+        <w:rPr>
+          <w:rFonts w:ascii="Times New Roman" w:eastAsia="Times New Roman" w:hAnsi="Times New Roman" w:cs="Times New Roman"/>
+          <w:sz w:val="28"/>
+          <w:szCs w:val="28"/>
+          <w:lang w:val="ru-RU"/>
+        </w:rPr>
+        <w:t>.</w:t>
+      </w:r>
+      <w:proofErr w:type="spellStart"/>
+      <w:r>
+        <w:rPr>
+          <w:rFonts w:ascii="Times New Roman" w:eastAsia="Times New Roman" w:hAnsi="Times New Roman" w:cs="Times New Roman"/>
+          <w:sz w:val="28"/>
+          <w:szCs w:val="28"/>
+        </w:rPr>
+        <w:t>py</w:t>
+      </w:r>
+      <w:proofErr w:type="spellEnd"/>
+      <w:r>
+        <w:rPr>
+          <w:rFonts w:ascii="Times New Roman" w:eastAsia="Times New Roman" w:hAnsi="Times New Roman" w:cs="Times New Roman"/>
+          <w:sz w:val="28"/>
+          <w:szCs w:val="28"/>
+          <w:lang w:val="ru-RU"/>
+        </w:rPr>
+        <w:t xml:space="preserve"> </w:t>
+      </w:r>
+      <w:proofErr w:type="spellStart"/>
+      <w:r>
+        <w:rPr>
+          <w:rFonts w:ascii="Times New Roman" w:eastAsia="Times New Roman" w:hAnsi="Times New Roman" w:cs="Times New Roman"/>
+          <w:sz w:val="28"/>
+          <w:szCs w:val="28"/>
+          <w:lang w:val="ru-RU"/>
+        </w:rPr>
+        <w:t>видобуто</w:t>
+      </w:r>
+      <w:proofErr w:type="spellEnd"/>
+      <w:r>
+        <w:rPr>
+          <w:rFonts w:ascii="Times New Roman" w:eastAsia="Times New Roman" w:hAnsi="Times New Roman" w:cs="Times New Roman"/>
+          <w:sz w:val="28"/>
+          <w:szCs w:val="28"/>
+          <w:lang w:val="ru-RU"/>
+        </w:rPr>
+        <w:t xml:space="preserve"> </w:t>
+      </w:r>
+      <w:proofErr w:type="spellStart"/>
+      <w:r>
+        <w:rPr>
+          <w:rFonts w:ascii="Times New Roman" w:eastAsia="Times New Roman" w:hAnsi="Times New Roman" w:cs="Times New Roman"/>
+          <w:sz w:val="28"/>
+          <w:szCs w:val="28"/>
+          <w:lang w:val="ru-RU"/>
+        </w:rPr>
+        <w:t>хеш</w:t>
+      </w:r>
+      <w:proofErr w:type="spellEnd"/>
+      <w:r>
+        <w:rPr>
+          <w:rFonts w:ascii="Times New Roman" w:eastAsia="Times New Roman" w:hAnsi="Times New Roman" w:cs="Times New Roman"/>
+          <w:sz w:val="28"/>
+          <w:szCs w:val="28"/>
+          <w:lang w:val="ru-RU"/>
+        </w:rPr>
+        <w:t xml:space="preserve"> пароля з файлу </w:t>
+      </w:r>
+      <w:r>
+        <w:rPr>
+          <w:rFonts w:ascii="Times New Roman" w:eastAsia="Times New Roman" w:hAnsi="Times New Roman" w:cs="Times New Roman"/>
+          <w:sz w:val="28"/>
+          <w:szCs w:val="28"/>
+        </w:rPr>
+        <w:t>Word</w:t>
+      </w:r>
+      <w:r>
+        <w:rPr>
+          <w:rFonts w:ascii="Times New Roman" w:eastAsia="Times New Roman" w:hAnsi="Times New Roman" w:cs="Times New Roman"/>
+          <w:sz w:val="28"/>
+          <w:szCs w:val="28"/>
+          <w:lang w:val="ru-RU"/>
+        </w:rPr>
+        <w:t xml:space="preserve">, </w:t>
+      </w:r>
+      <w:proofErr w:type="spellStart"/>
+      <w:r>
+        <w:rPr>
+          <w:rFonts w:ascii="Times New Roman" w:eastAsia="Times New Roman" w:hAnsi="Times New Roman" w:cs="Times New Roman"/>
+          <w:sz w:val="28"/>
+          <w:szCs w:val="28"/>
+          <w:lang w:val="ru-RU"/>
+        </w:rPr>
+        <w:t>захищеного</w:t>
+      </w:r>
+      <w:proofErr w:type="spellEnd"/>
+      <w:r>
+        <w:rPr>
+          <w:rFonts w:ascii="Times New Roman" w:eastAsia="Times New Roman" w:hAnsi="Times New Roman" w:cs="Times New Roman"/>
+          <w:sz w:val="28"/>
+          <w:szCs w:val="28"/>
+          <w:lang w:val="ru-RU"/>
+        </w:rPr>
+        <w:t xml:space="preserve"> алгоритмом </w:t>
+      </w:r>
+      <w:r>
+        <w:rPr>
+          <w:rFonts w:ascii="Times New Roman" w:eastAsia="Times New Roman" w:hAnsi="Times New Roman" w:cs="Times New Roman"/>
+          <w:sz w:val="28"/>
+          <w:szCs w:val="28"/>
+        </w:rPr>
+        <w:t>Microsoft</w:t>
+      </w:r>
+      <w:r>
+        <w:rPr>
+          <w:rFonts w:ascii="Times New Roman" w:eastAsia="Times New Roman" w:hAnsi="Times New Roman" w:cs="Times New Roman"/>
+          <w:sz w:val="28"/>
+          <w:szCs w:val="28"/>
+          <w:lang w:val="ru-RU"/>
+        </w:rPr>
+        <w:t xml:space="preserve"> </w:t>
+      </w:r>
+      <w:r>
+        <w:rPr>
+          <w:rFonts w:ascii="Times New Roman" w:eastAsia="Times New Roman" w:hAnsi="Times New Roman" w:cs="Times New Roman"/>
+          <w:sz w:val="28"/>
+          <w:szCs w:val="28"/>
+        </w:rPr>
+        <w:t>Office</w:t>
+      </w:r>
+      <w:r>
+        <w:rPr>
+          <w:rFonts w:ascii="Times New Roman" w:eastAsia="Times New Roman" w:hAnsi="Times New Roman" w:cs="Times New Roman"/>
+          <w:sz w:val="28"/>
+          <w:szCs w:val="28"/>
+          <w:lang w:val="ru-RU"/>
+        </w:rPr>
+        <w:t xml:space="preserve"> 2013, а </w:t>
+      </w:r>
+      <w:proofErr w:type="spellStart"/>
+      <w:r>
+        <w:rPr>
+          <w:rFonts w:ascii="Times New Roman" w:eastAsia="Times New Roman" w:hAnsi="Times New Roman" w:cs="Times New Roman"/>
+          <w:sz w:val="28"/>
+          <w:szCs w:val="28"/>
+          <w:lang w:val="ru-RU"/>
+        </w:rPr>
+        <w:t>програмою</w:t>
+      </w:r>
+      <w:proofErr w:type="spellEnd"/>
+      <w:r>
+        <w:rPr>
+          <w:rFonts w:ascii="Times New Roman" w:eastAsia="Times New Roman" w:hAnsi="Times New Roman" w:cs="Times New Roman"/>
+          <w:sz w:val="28"/>
+          <w:szCs w:val="28"/>
+          <w:lang w:val="ru-RU"/>
+        </w:rPr>
+        <w:t xml:space="preserve"> </w:t>
+      </w:r>
+      <w:proofErr w:type="spellStart"/>
+      <w:r>
+        <w:rPr>
+          <w:rFonts w:ascii="Times New Roman" w:eastAsia="Times New Roman" w:hAnsi="Times New Roman" w:cs="Times New Roman"/>
+          <w:sz w:val="28"/>
+          <w:szCs w:val="28"/>
+        </w:rPr>
+        <w:t>hashcat</w:t>
+      </w:r>
+      <w:proofErr w:type="spellEnd"/>
+      <w:r>
+        <w:rPr>
+          <w:rFonts w:ascii="Times New Roman" w:eastAsia="Times New Roman" w:hAnsi="Times New Roman" w:cs="Times New Roman"/>
+          <w:sz w:val="28"/>
+          <w:szCs w:val="28"/>
+          <w:lang w:val="ru-RU"/>
+        </w:rPr>
+        <w:t xml:space="preserve"> </w:t>
+      </w:r>
+      <w:proofErr w:type="spellStart"/>
+      <w:r>
+        <w:rPr>
+          <w:rFonts w:ascii="Times New Roman" w:eastAsia="Times New Roman" w:hAnsi="Times New Roman" w:cs="Times New Roman"/>
+          <w:sz w:val="28"/>
+          <w:szCs w:val="28"/>
+          <w:lang w:val="ru-RU"/>
+        </w:rPr>
+        <w:t>виконано</w:t>
+      </w:r>
+      <w:proofErr w:type="spellEnd"/>
+      <w:r>
+        <w:rPr>
+          <w:rFonts w:ascii="Times New Roman" w:eastAsia="Times New Roman" w:hAnsi="Times New Roman" w:cs="Times New Roman"/>
+          <w:sz w:val="28"/>
+          <w:szCs w:val="28"/>
+          <w:lang w:val="ru-RU"/>
+        </w:rPr>
+        <w:t xml:space="preserve"> </w:t>
+      </w:r>
+      <w:proofErr w:type="spellStart"/>
+      <w:r>
+        <w:rPr>
+          <w:rFonts w:ascii="Times New Roman" w:eastAsia="Times New Roman" w:hAnsi="Times New Roman" w:cs="Times New Roman"/>
+          <w:sz w:val="28"/>
+          <w:szCs w:val="28"/>
+          <w:lang w:val="ru-RU"/>
+        </w:rPr>
+        <w:t>перебір</w:t>
+      </w:r>
+      <w:proofErr w:type="spellEnd"/>
+      <w:r>
+        <w:rPr>
+          <w:rFonts w:ascii="Times New Roman" w:eastAsia="Times New Roman" w:hAnsi="Times New Roman" w:cs="Times New Roman"/>
+          <w:sz w:val="28"/>
+          <w:szCs w:val="28"/>
+          <w:lang w:val="ru-RU"/>
+        </w:rPr>
+        <w:t xml:space="preserve"> за </w:t>
+      </w:r>
+      <w:proofErr w:type="spellStart"/>
+      <w:proofErr w:type="gramStart"/>
+      <w:r>
+        <w:rPr>
+          <w:rFonts w:ascii="Times New Roman" w:eastAsia="Times New Roman" w:hAnsi="Times New Roman" w:cs="Times New Roman"/>
+          <w:sz w:val="28"/>
+          <w:szCs w:val="28"/>
+          <w:lang w:val="ru-RU"/>
+        </w:rPr>
+        <w:t>маскою</w:t>
+      </w:r>
+      <w:proofErr w:type="spellEnd"/>
+      <w:r>
+        <w:rPr>
+          <w:rFonts w:ascii="Times New Roman" w:eastAsia="Times New Roman" w:hAnsi="Times New Roman" w:cs="Times New Roman"/>
+          <w:sz w:val="28"/>
+          <w:szCs w:val="28"/>
+          <w:lang w:val="ru-RU"/>
+        </w:rPr>
+        <w:t xml:space="preserve"> ?</w:t>
+      </w:r>
+      <w:r>
+        <w:rPr>
+          <w:rFonts w:ascii="Times New Roman" w:eastAsia="Times New Roman" w:hAnsi="Times New Roman" w:cs="Times New Roman"/>
+          <w:sz w:val="28"/>
+          <w:szCs w:val="28"/>
+        </w:rPr>
+        <w:t>d</w:t>
+      </w:r>
+      <w:proofErr w:type="gramEnd"/>
+      <w:r>
+        <w:rPr>
+          <w:rFonts w:ascii="Times New Roman" w:eastAsia="Times New Roman" w:hAnsi="Times New Roman" w:cs="Times New Roman"/>
+          <w:sz w:val="28"/>
+          <w:szCs w:val="28"/>
+          <w:lang w:val="ru-RU"/>
+        </w:rPr>
+        <w:t>?</w:t>
+      </w:r>
+      <w:r>
+        <w:rPr>
+          <w:rFonts w:ascii="Times New Roman" w:eastAsia="Times New Roman" w:hAnsi="Times New Roman" w:cs="Times New Roman"/>
+          <w:sz w:val="28"/>
+          <w:szCs w:val="28"/>
+        </w:rPr>
+        <w:t>d</w:t>
+      </w:r>
+      <w:r>
+        <w:rPr>
+          <w:rFonts w:ascii="Times New Roman" w:eastAsia="Times New Roman" w:hAnsi="Times New Roman" w:cs="Times New Roman"/>
+          <w:sz w:val="28"/>
+          <w:szCs w:val="28"/>
+          <w:lang w:val="ru-RU"/>
+        </w:rPr>
+        <w:t>?1?1 (</w:t>
+      </w:r>
+      <w:proofErr w:type="spellStart"/>
+      <w:r>
+        <w:rPr>
+          <w:rFonts w:ascii="Times New Roman" w:eastAsia="Times New Roman" w:hAnsi="Times New Roman" w:cs="Times New Roman"/>
+          <w:sz w:val="28"/>
+          <w:szCs w:val="28"/>
+          <w:lang w:val="ru-RU"/>
+        </w:rPr>
+        <w:t>дві</w:t>
+      </w:r>
+      <w:proofErr w:type="spellEnd"/>
+      <w:r>
+        <w:rPr>
+          <w:rFonts w:ascii="Times New Roman" w:eastAsia="Times New Roman" w:hAnsi="Times New Roman" w:cs="Times New Roman"/>
+          <w:sz w:val="28"/>
+          <w:szCs w:val="28"/>
+          <w:lang w:val="ru-RU"/>
+        </w:rPr>
+        <w:t xml:space="preserve"> </w:t>
+      </w:r>
+      <w:proofErr w:type="spellStart"/>
+      <w:r>
+        <w:rPr>
+          <w:rFonts w:ascii="Times New Roman" w:eastAsia="Times New Roman" w:hAnsi="Times New Roman" w:cs="Times New Roman"/>
+          <w:sz w:val="28"/>
+          <w:szCs w:val="28"/>
+          <w:lang w:val="ru-RU"/>
+        </w:rPr>
+        <w:t>цифри</w:t>
+      </w:r>
+      <w:proofErr w:type="spellEnd"/>
+      <w:r>
+        <w:rPr>
+          <w:rFonts w:ascii="Times New Roman" w:eastAsia="Times New Roman" w:hAnsi="Times New Roman" w:cs="Times New Roman"/>
+          <w:sz w:val="28"/>
+          <w:szCs w:val="28"/>
+          <w:lang w:val="ru-RU"/>
+        </w:rPr>
+        <w:t xml:space="preserve"> та </w:t>
+      </w:r>
+      <w:proofErr w:type="spellStart"/>
+      <w:r>
+        <w:rPr>
+          <w:rFonts w:ascii="Times New Roman" w:eastAsia="Times New Roman" w:hAnsi="Times New Roman" w:cs="Times New Roman"/>
+          <w:sz w:val="28"/>
+          <w:szCs w:val="28"/>
+          <w:lang w:val="ru-RU"/>
+        </w:rPr>
+        <w:t>дві</w:t>
+      </w:r>
+      <w:proofErr w:type="spellEnd"/>
+      <w:r>
+        <w:rPr>
+          <w:rFonts w:ascii="Times New Roman" w:eastAsia="Times New Roman" w:hAnsi="Times New Roman" w:cs="Times New Roman"/>
+          <w:sz w:val="28"/>
+          <w:szCs w:val="28"/>
+          <w:lang w:val="ru-RU"/>
+        </w:rPr>
+        <w:t xml:space="preserve"> </w:t>
+      </w:r>
+      <w:proofErr w:type="spellStart"/>
+      <w:r>
+        <w:rPr>
+          <w:rFonts w:ascii="Times New Roman" w:eastAsia="Times New Roman" w:hAnsi="Times New Roman" w:cs="Times New Roman"/>
+          <w:sz w:val="28"/>
+          <w:szCs w:val="28"/>
+          <w:lang w:val="ru-RU"/>
+        </w:rPr>
+        <w:t>латинські</w:t>
+      </w:r>
+      <w:proofErr w:type="spellEnd"/>
+      <w:r>
+        <w:rPr>
+          <w:rFonts w:ascii="Times New Roman" w:eastAsia="Times New Roman" w:hAnsi="Times New Roman" w:cs="Times New Roman"/>
+          <w:sz w:val="28"/>
+          <w:szCs w:val="28"/>
+          <w:lang w:val="ru-RU"/>
+        </w:rPr>
+        <w:t xml:space="preserve"> </w:t>
+      </w:r>
+      <w:proofErr w:type="spellStart"/>
+      <w:r>
+        <w:rPr>
+          <w:rFonts w:ascii="Times New Roman" w:eastAsia="Times New Roman" w:hAnsi="Times New Roman" w:cs="Times New Roman"/>
+          <w:sz w:val="28"/>
+          <w:szCs w:val="28"/>
+          <w:lang w:val="ru-RU"/>
+        </w:rPr>
+        <w:t>літери</w:t>
+      </w:r>
+      <w:proofErr w:type="spellEnd"/>
+      <w:r>
+        <w:rPr>
+          <w:rFonts w:ascii="Times New Roman" w:eastAsia="Times New Roman" w:hAnsi="Times New Roman" w:cs="Times New Roman"/>
+          <w:sz w:val="28"/>
+          <w:szCs w:val="28"/>
+          <w:lang w:val="ru-RU"/>
+        </w:rPr>
+        <w:t>). Пароль «02</w:t>
+      </w:r>
+      <w:proofErr w:type="spellStart"/>
+      <w:r>
+        <w:rPr>
+          <w:rFonts w:ascii="Times New Roman" w:eastAsia="Times New Roman" w:hAnsi="Times New Roman" w:cs="Times New Roman"/>
+          <w:sz w:val="28"/>
+          <w:szCs w:val="28"/>
+        </w:rPr>
+        <w:t>ss</w:t>
+      </w:r>
+      <w:proofErr w:type="spellEnd"/>
+      <w:r>
+        <w:rPr>
+          <w:rFonts w:ascii="Times New Roman" w:eastAsia="Times New Roman" w:hAnsi="Times New Roman" w:cs="Times New Roman"/>
+          <w:sz w:val="28"/>
+          <w:szCs w:val="28"/>
+          <w:lang w:val="ru-RU"/>
+        </w:rPr>
+        <w:t xml:space="preserve">» </w:t>
+      </w:r>
+      <w:proofErr w:type="spellStart"/>
+      <w:r>
+        <w:rPr>
+          <w:rFonts w:ascii="Times New Roman" w:eastAsia="Times New Roman" w:hAnsi="Times New Roman" w:cs="Times New Roman"/>
+          <w:sz w:val="28"/>
+          <w:szCs w:val="28"/>
+          <w:lang w:val="ru-RU"/>
+        </w:rPr>
+        <w:t>відновлено</w:t>
+      </w:r>
+      <w:proofErr w:type="spellEnd"/>
+      <w:r>
+        <w:rPr>
+          <w:rFonts w:ascii="Times New Roman" w:eastAsia="Times New Roman" w:hAnsi="Times New Roman" w:cs="Times New Roman"/>
+          <w:sz w:val="28"/>
+          <w:szCs w:val="28"/>
+          <w:lang w:val="ru-RU"/>
+        </w:rPr>
+        <w:t xml:space="preserve"> за 12 секунд на </w:t>
+      </w:r>
+      <w:proofErr w:type="spellStart"/>
+      <w:r>
+        <w:rPr>
+          <w:rFonts w:ascii="Times New Roman" w:eastAsia="Times New Roman" w:hAnsi="Times New Roman" w:cs="Times New Roman"/>
+          <w:sz w:val="28"/>
+          <w:szCs w:val="28"/>
+          <w:lang w:val="ru-RU"/>
+        </w:rPr>
+        <w:t>відеокарті</w:t>
+      </w:r>
+      <w:proofErr w:type="spellEnd"/>
+      <w:r>
+        <w:rPr>
+          <w:rFonts w:ascii="Times New Roman" w:eastAsia="Times New Roman" w:hAnsi="Times New Roman" w:cs="Times New Roman"/>
+          <w:sz w:val="28"/>
+          <w:szCs w:val="28"/>
+          <w:lang w:val="ru-RU"/>
+        </w:rPr>
+        <w:t xml:space="preserve"> </w:t>
+      </w:r>
+      <w:r>
+        <w:rPr>
+          <w:rFonts w:ascii="Times New Roman" w:eastAsia="Times New Roman" w:hAnsi="Times New Roman" w:cs="Times New Roman"/>
+          <w:sz w:val="28"/>
+          <w:szCs w:val="28"/>
+        </w:rPr>
+        <w:t>NVIDIA</w:t>
+      </w:r>
+      <w:r>
+        <w:rPr>
+          <w:rFonts w:ascii="Times New Roman" w:eastAsia="Times New Roman" w:hAnsi="Times New Roman" w:cs="Times New Roman"/>
+          <w:sz w:val="28"/>
+          <w:szCs w:val="28"/>
+          <w:lang w:val="ru-RU"/>
+        </w:rPr>
+        <w:t xml:space="preserve"> </w:t>
+      </w:r>
+      <w:r>
+        <w:rPr>
+          <w:rFonts w:ascii="Times New Roman" w:eastAsia="Times New Roman" w:hAnsi="Times New Roman" w:cs="Times New Roman"/>
+          <w:sz w:val="28"/>
+          <w:szCs w:val="28"/>
+        </w:rPr>
+        <w:t>GeForce</w:t>
+      </w:r>
+      <w:r>
+        <w:rPr>
+          <w:rFonts w:ascii="Times New Roman" w:eastAsia="Times New Roman" w:hAnsi="Times New Roman" w:cs="Times New Roman"/>
+          <w:sz w:val="28"/>
+          <w:szCs w:val="28"/>
+          <w:lang w:val="ru-RU"/>
+        </w:rPr>
+        <w:t xml:space="preserve"> </w:t>
+      </w:r>
+      <w:r>
+        <w:rPr>
+          <w:rFonts w:ascii="Times New Roman" w:eastAsia="Times New Roman" w:hAnsi="Times New Roman" w:cs="Times New Roman"/>
+          <w:sz w:val="28"/>
+          <w:szCs w:val="28"/>
+        </w:rPr>
+        <w:t>GTX</w:t>
+      </w:r>
+      <w:r>
+        <w:rPr>
+          <w:rFonts w:ascii="Times New Roman" w:eastAsia="Times New Roman" w:hAnsi="Times New Roman" w:cs="Times New Roman"/>
+          <w:sz w:val="28"/>
+          <w:szCs w:val="28"/>
+          <w:lang w:val="ru-RU"/>
+        </w:rPr>
+        <w:t xml:space="preserve"> 1650, </w:t>
+      </w:r>
+      <w:proofErr w:type="spellStart"/>
+      <w:r>
+        <w:rPr>
+          <w:rFonts w:ascii="Times New Roman" w:eastAsia="Times New Roman" w:hAnsi="Times New Roman" w:cs="Times New Roman"/>
+          <w:sz w:val="28"/>
+          <w:szCs w:val="28"/>
+          <w:lang w:val="ru-RU"/>
+        </w:rPr>
+        <w:t>що</w:t>
+      </w:r>
+      <w:proofErr w:type="spellEnd"/>
+      <w:r>
+        <w:rPr>
+          <w:rFonts w:ascii="Times New Roman" w:eastAsia="Times New Roman" w:hAnsi="Times New Roman" w:cs="Times New Roman"/>
+          <w:sz w:val="28"/>
+          <w:szCs w:val="28"/>
+          <w:lang w:val="ru-RU"/>
+        </w:rPr>
+        <w:t xml:space="preserve"> </w:t>
+      </w:r>
+      <w:proofErr w:type="spellStart"/>
+      <w:r>
+        <w:rPr>
+          <w:rFonts w:ascii="Times New Roman" w:eastAsia="Times New Roman" w:hAnsi="Times New Roman" w:cs="Times New Roman"/>
+          <w:sz w:val="28"/>
+          <w:szCs w:val="28"/>
+          <w:lang w:val="ru-RU"/>
+        </w:rPr>
+        <w:t>значно</w:t>
+      </w:r>
+      <w:proofErr w:type="spellEnd"/>
+      <w:r>
+        <w:rPr>
+          <w:rFonts w:ascii="Times New Roman" w:eastAsia="Times New Roman" w:hAnsi="Times New Roman" w:cs="Times New Roman"/>
+          <w:sz w:val="28"/>
+          <w:szCs w:val="28"/>
+          <w:lang w:val="ru-RU"/>
+        </w:rPr>
+        <w:t xml:space="preserve"> </w:t>
+      </w:r>
+      <w:proofErr w:type="spellStart"/>
+      <w:r>
+        <w:rPr>
+          <w:rFonts w:ascii="Times New Roman" w:eastAsia="Times New Roman" w:hAnsi="Times New Roman" w:cs="Times New Roman"/>
+          <w:sz w:val="28"/>
+          <w:szCs w:val="28"/>
+          <w:lang w:val="ru-RU"/>
+        </w:rPr>
+        <w:t>менше</w:t>
+      </w:r>
+      <w:proofErr w:type="spellEnd"/>
+      <w:r>
+        <w:rPr>
+          <w:rFonts w:ascii="Times New Roman" w:eastAsia="Times New Roman" w:hAnsi="Times New Roman" w:cs="Times New Roman"/>
+          <w:sz w:val="28"/>
+          <w:szCs w:val="28"/>
+          <w:lang w:val="ru-RU"/>
+        </w:rPr>
+        <w:t xml:space="preserve"> за </w:t>
+      </w:r>
+      <w:proofErr w:type="spellStart"/>
+      <w:r>
+        <w:rPr>
+          <w:rFonts w:ascii="Times New Roman" w:eastAsia="Times New Roman" w:hAnsi="Times New Roman" w:cs="Times New Roman"/>
+          <w:sz w:val="28"/>
+          <w:szCs w:val="28"/>
+          <w:lang w:val="ru-RU"/>
+        </w:rPr>
+        <w:t>відведені</w:t>
+      </w:r>
+      <w:proofErr w:type="spellEnd"/>
+      <w:r>
+        <w:rPr>
+          <w:rFonts w:ascii="Times New Roman" w:eastAsia="Times New Roman" w:hAnsi="Times New Roman" w:cs="Times New Roman"/>
+          <w:sz w:val="28"/>
+          <w:szCs w:val="28"/>
+          <w:lang w:val="ru-RU"/>
+        </w:rPr>
+        <w:t xml:space="preserve"> 20 </w:t>
+      </w:r>
+      <w:proofErr w:type="spellStart"/>
+      <w:r>
+        <w:rPr>
+          <w:rFonts w:ascii="Times New Roman" w:eastAsia="Times New Roman" w:hAnsi="Times New Roman" w:cs="Times New Roman"/>
+          <w:sz w:val="28"/>
+          <w:szCs w:val="28"/>
+          <w:lang w:val="ru-RU"/>
+        </w:rPr>
+        <w:t>хвилин</w:t>
+      </w:r>
+      <w:proofErr w:type="spellEnd"/>
+      <w:r>
+        <w:rPr>
+          <w:rFonts w:ascii="Times New Roman" w:eastAsia="Times New Roman" w:hAnsi="Times New Roman" w:cs="Times New Roman"/>
+          <w:sz w:val="28"/>
+          <w:szCs w:val="28"/>
+          <w:lang w:val="ru-RU"/>
+        </w:rPr>
+        <w:t xml:space="preserve">; </w:t>
+      </w:r>
+      <w:proofErr w:type="spellStart"/>
+      <w:r>
+        <w:rPr>
+          <w:rFonts w:ascii="Times New Roman" w:eastAsia="Times New Roman" w:hAnsi="Times New Roman" w:cs="Times New Roman"/>
+          <w:sz w:val="28"/>
+          <w:szCs w:val="28"/>
+          <w:lang w:val="ru-RU"/>
+        </w:rPr>
+        <w:t>правильність</w:t>
+      </w:r>
+      <w:proofErr w:type="spellEnd"/>
+      <w:r>
+        <w:rPr>
+          <w:rFonts w:ascii="Times New Roman" w:eastAsia="Times New Roman" w:hAnsi="Times New Roman" w:cs="Times New Roman"/>
+          <w:sz w:val="28"/>
+          <w:szCs w:val="28"/>
+          <w:lang w:val="ru-RU"/>
+        </w:rPr>
+        <w:t xml:space="preserve"> пароля </w:t>
+      </w:r>
+      <w:proofErr w:type="spellStart"/>
+      <w:r>
+        <w:rPr>
+          <w:rFonts w:ascii="Times New Roman" w:eastAsia="Times New Roman" w:hAnsi="Times New Roman" w:cs="Times New Roman"/>
+          <w:sz w:val="28"/>
+          <w:szCs w:val="28"/>
+          <w:lang w:val="ru-RU"/>
+        </w:rPr>
+        <w:t>підтверджено</w:t>
+      </w:r>
+      <w:proofErr w:type="spellEnd"/>
+      <w:r>
+        <w:rPr>
+          <w:rFonts w:ascii="Times New Roman" w:eastAsia="Times New Roman" w:hAnsi="Times New Roman" w:cs="Times New Roman"/>
+          <w:sz w:val="28"/>
+          <w:szCs w:val="28"/>
+          <w:lang w:val="ru-RU"/>
+        </w:rPr>
+        <w:t xml:space="preserve"> </w:t>
+      </w:r>
+      <w:proofErr w:type="spellStart"/>
+      <w:r>
+        <w:rPr>
+          <w:rFonts w:ascii="Times New Roman" w:eastAsia="Times New Roman" w:hAnsi="Times New Roman" w:cs="Times New Roman"/>
+          <w:sz w:val="28"/>
+          <w:szCs w:val="28"/>
+          <w:lang w:val="ru-RU"/>
+        </w:rPr>
+        <w:t>відкриттям</w:t>
+      </w:r>
+      <w:proofErr w:type="spellEnd"/>
+      <w:r>
+        <w:rPr>
+          <w:rFonts w:ascii="Times New Roman" w:eastAsia="Times New Roman" w:hAnsi="Times New Roman" w:cs="Times New Roman"/>
+          <w:sz w:val="28"/>
+          <w:szCs w:val="28"/>
+          <w:lang w:val="ru-RU"/>
+        </w:rPr>
+        <w:t xml:space="preserve"> файлу. У </w:t>
+      </w:r>
+      <w:proofErr w:type="spellStart"/>
+      <w:r>
+        <w:rPr>
+          <w:rFonts w:ascii="Times New Roman" w:eastAsia="Times New Roman" w:hAnsi="Times New Roman" w:cs="Times New Roman"/>
+          <w:sz w:val="28"/>
+          <w:szCs w:val="28"/>
+          <w:lang w:val="ru-RU"/>
+        </w:rPr>
+        <w:t>другій</w:t>
+      </w:r>
+      <w:proofErr w:type="spellEnd"/>
+      <w:r>
+        <w:rPr>
+          <w:rFonts w:ascii="Times New Roman" w:eastAsia="Times New Roman" w:hAnsi="Times New Roman" w:cs="Times New Roman"/>
+          <w:sz w:val="28"/>
+          <w:szCs w:val="28"/>
+          <w:lang w:val="ru-RU"/>
+        </w:rPr>
+        <w:t xml:space="preserve"> </w:t>
+      </w:r>
+      <w:proofErr w:type="spellStart"/>
+      <w:r>
+        <w:rPr>
+          <w:rFonts w:ascii="Times New Roman" w:eastAsia="Times New Roman" w:hAnsi="Times New Roman" w:cs="Times New Roman"/>
+          <w:sz w:val="28"/>
+          <w:szCs w:val="28"/>
+          <w:lang w:val="ru-RU"/>
+        </w:rPr>
+        <w:t>частині</w:t>
+      </w:r>
+      <w:proofErr w:type="spellEnd"/>
+      <w:r>
+        <w:rPr>
+          <w:rFonts w:ascii="Times New Roman" w:eastAsia="Times New Roman" w:hAnsi="Times New Roman" w:cs="Times New Roman"/>
+          <w:sz w:val="28"/>
+          <w:szCs w:val="28"/>
+          <w:lang w:val="ru-RU"/>
+        </w:rPr>
+        <w:t xml:space="preserve"> </w:t>
+      </w:r>
+      <w:proofErr w:type="spellStart"/>
+      <w:r>
+        <w:rPr>
+          <w:rFonts w:ascii="Times New Roman" w:eastAsia="Times New Roman" w:hAnsi="Times New Roman" w:cs="Times New Roman"/>
+          <w:sz w:val="28"/>
+          <w:szCs w:val="28"/>
+          <w:lang w:val="ru-RU"/>
+        </w:rPr>
+        <w:t>розглянуто</w:t>
+      </w:r>
+      <w:proofErr w:type="spellEnd"/>
+      <w:r>
+        <w:rPr>
+          <w:rFonts w:ascii="Times New Roman" w:eastAsia="Times New Roman" w:hAnsi="Times New Roman" w:cs="Times New Roman"/>
+          <w:sz w:val="28"/>
+          <w:szCs w:val="28"/>
+          <w:lang w:val="ru-RU"/>
+        </w:rPr>
+        <w:t xml:space="preserve"> </w:t>
+      </w:r>
+      <w:proofErr w:type="spellStart"/>
+      <w:r>
+        <w:rPr>
+          <w:rFonts w:ascii="Times New Roman" w:eastAsia="Times New Roman" w:hAnsi="Times New Roman" w:cs="Times New Roman"/>
+          <w:sz w:val="28"/>
+          <w:szCs w:val="28"/>
+          <w:lang w:val="ru-RU"/>
+        </w:rPr>
+        <w:t>апаратні</w:t>
+      </w:r>
+      <w:proofErr w:type="spellEnd"/>
+      <w:r>
+        <w:rPr>
+          <w:rFonts w:ascii="Times New Roman" w:eastAsia="Times New Roman" w:hAnsi="Times New Roman" w:cs="Times New Roman"/>
+          <w:sz w:val="28"/>
+          <w:szCs w:val="28"/>
+          <w:lang w:val="ru-RU"/>
+        </w:rPr>
+        <w:t xml:space="preserve"> та </w:t>
+      </w:r>
+      <w:proofErr w:type="spellStart"/>
+      <w:r>
+        <w:rPr>
+          <w:rFonts w:ascii="Times New Roman" w:eastAsia="Times New Roman" w:hAnsi="Times New Roman" w:cs="Times New Roman"/>
+          <w:sz w:val="28"/>
+          <w:szCs w:val="28"/>
+          <w:lang w:val="ru-RU"/>
+        </w:rPr>
+        <w:lastRenderedPageBreak/>
+        <w:t>програмні</w:t>
+      </w:r>
+      <w:proofErr w:type="spellEnd"/>
+      <w:r>
+        <w:rPr>
+          <w:rFonts w:ascii="Times New Roman" w:eastAsia="Times New Roman" w:hAnsi="Times New Roman" w:cs="Times New Roman"/>
+          <w:sz w:val="28"/>
+          <w:szCs w:val="28"/>
+          <w:lang w:val="ru-RU"/>
+        </w:rPr>
+        <w:t xml:space="preserve"> закладки з каталогу </w:t>
+      </w:r>
+      <w:r>
+        <w:rPr>
+          <w:rFonts w:ascii="Times New Roman" w:eastAsia="Times New Roman" w:hAnsi="Times New Roman" w:cs="Times New Roman"/>
+          <w:sz w:val="28"/>
+          <w:szCs w:val="28"/>
+        </w:rPr>
+        <w:t>ANT</w:t>
+      </w:r>
+      <w:r>
+        <w:rPr>
+          <w:rFonts w:ascii="Times New Roman" w:eastAsia="Times New Roman" w:hAnsi="Times New Roman" w:cs="Times New Roman"/>
+          <w:sz w:val="28"/>
+          <w:szCs w:val="28"/>
+          <w:lang w:val="ru-RU"/>
+        </w:rPr>
+        <w:t xml:space="preserve"> АНБ, </w:t>
+      </w:r>
+      <w:proofErr w:type="spellStart"/>
+      <w:r>
+        <w:rPr>
+          <w:rFonts w:ascii="Times New Roman" w:eastAsia="Times New Roman" w:hAnsi="Times New Roman" w:cs="Times New Roman"/>
+          <w:sz w:val="28"/>
+          <w:szCs w:val="28"/>
+          <w:lang w:val="ru-RU"/>
+        </w:rPr>
+        <w:t>оприлюдненого</w:t>
+      </w:r>
+      <w:proofErr w:type="spellEnd"/>
+      <w:r>
+        <w:rPr>
+          <w:rFonts w:ascii="Times New Roman" w:eastAsia="Times New Roman" w:hAnsi="Times New Roman" w:cs="Times New Roman"/>
+          <w:sz w:val="28"/>
+          <w:szCs w:val="28"/>
+          <w:lang w:val="ru-RU"/>
+        </w:rPr>
+        <w:t xml:space="preserve"> Е. </w:t>
+      </w:r>
+      <w:proofErr w:type="spellStart"/>
+      <w:r>
+        <w:rPr>
+          <w:rFonts w:ascii="Times New Roman" w:eastAsia="Times New Roman" w:hAnsi="Times New Roman" w:cs="Times New Roman"/>
+          <w:sz w:val="28"/>
+          <w:szCs w:val="28"/>
+          <w:lang w:val="ru-RU"/>
+        </w:rPr>
+        <w:t>Сноуденом</w:t>
+      </w:r>
+      <w:proofErr w:type="spellEnd"/>
+      <w:r>
+        <w:rPr>
+          <w:rFonts w:ascii="Times New Roman" w:eastAsia="Times New Roman" w:hAnsi="Times New Roman" w:cs="Times New Roman"/>
+          <w:sz w:val="28"/>
+          <w:szCs w:val="28"/>
+          <w:lang w:val="ru-RU"/>
+        </w:rPr>
+        <w:t xml:space="preserve"> (</w:t>
+      </w:r>
+      <w:r>
+        <w:rPr>
+          <w:rFonts w:ascii="Times New Roman" w:eastAsia="Times New Roman" w:hAnsi="Times New Roman" w:cs="Times New Roman"/>
+          <w:sz w:val="28"/>
+          <w:szCs w:val="28"/>
+        </w:rPr>
+        <w:t>DROPOUTJEEP</w:t>
+      </w:r>
+      <w:r>
+        <w:rPr>
+          <w:rFonts w:ascii="Times New Roman" w:eastAsia="Times New Roman" w:hAnsi="Times New Roman" w:cs="Times New Roman"/>
+          <w:sz w:val="28"/>
+          <w:szCs w:val="28"/>
+          <w:lang w:val="ru-RU"/>
+        </w:rPr>
+        <w:t xml:space="preserve">, </w:t>
+      </w:r>
+      <w:r>
+        <w:rPr>
+          <w:rFonts w:ascii="Times New Roman" w:eastAsia="Times New Roman" w:hAnsi="Times New Roman" w:cs="Times New Roman"/>
+          <w:sz w:val="28"/>
+          <w:szCs w:val="28"/>
+        </w:rPr>
+        <w:t>COTTONMOUTH</w:t>
+      </w:r>
+      <w:r>
+        <w:rPr>
+          <w:rFonts w:ascii="Times New Roman" w:eastAsia="Times New Roman" w:hAnsi="Times New Roman" w:cs="Times New Roman"/>
+          <w:sz w:val="28"/>
+          <w:szCs w:val="28"/>
+          <w:lang w:val="ru-RU"/>
+        </w:rPr>
+        <w:t xml:space="preserve">, </w:t>
+      </w:r>
+      <w:r>
+        <w:rPr>
+          <w:rFonts w:ascii="Times New Roman" w:eastAsia="Times New Roman" w:hAnsi="Times New Roman" w:cs="Times New Roman"/>
+          <w:sz w:val="28"/>
+          <w:szCs w:val="28"/>
+        </w:rPr>
+        <w:t>IRATEMONK</w:t>
+      </w:r>
+      <w:r>
+        <w:rPr>
+          <w:rFonts w:ascii="Times New Roman" w:eastAsia="Times New Roman" w:hAnsi="Times New Roman" w:cs="Times New Roman"/>
+          <w:sz w:val="28"/>
+          <w:szCs w:val="28"/>
+          <w:lang w:val="ru-RU"/>
+        </w:rPr>
+        <w:t xml:space="preserve">, </w:t>
+      </w:r>
+      <w:r>
+        <w:rPr>
+          <w:rFonts w:ascii="Times New Roman" w:eastAsia="Times New Roman" w:hAnsi="Times New Roman" w:cs="Times New Roman"/>
+          <w:sz w:val="28"/>
+          <w:szCs w:val="28"/>
+        </w:rPr>
+        <w:t>NIGHTSTAND</w:t>
+      </w:r>
+      <w:r>
+        <w:rPr>
+          <w:rFonts w:ascii="Times New Roman" w:eastAsia="Times New Roman" w:hAnsi="Times New Roman" w:cs="Times New Roman"/>
+          <w:sz w:val="28"/>
+          <w:szCs w:val="28"/>
+          <w:lang w:val="ru-RU"/>
+        </w:rPr>
+        <w:t xml:space="preserve">, </w:t>
+      </w:r>
+      <w:r>
+        <w:rPr>
+          <w:rFonts w:ascii="Times New Roman" w:eastAsia="Times New Roman" w:hAnsi="Times New Roman" w:cs="Times New Roman"/>
+          <w:sz w:val="28"/>
+          <w:szCs w:val="28"/>
+        </w:rPr>
+        <w:t>RAGEMASTER</w:t>
+      </w:r>
+      <w:r>
+        <w:rPr>
+          <w:rFonts w:ascii="Times New Roman" w:eastAsia="Times New Roman" w:hAnsi="Times New Roman" w:cs="Times New Roman"/>
+          <w:sz w:val="28"/>
+          <w:szCs w:val="28"/>
+          <w:lang w:val="ru-RU"/>
+        </w:rPr>
+        <w:t xml:space="preserve">). Для </w:t>
+      </w:r>
+      <w:proofErr w:type="spellStart"/>
+      <w:r>
+        <w:rPr>
+          <w:rFonts w:ascii="Times New Roman" w:eastAsia="Times New Roman" w:hAnsi="Times New Roman" w:cs="Times New Roman"/>
+          <w:sz w:val="28"/>
+          <w:szCs w:val="28"/>
+          <w:lang w:val="ru-RU"/>
+        </w:rPr>
+        <w:t>кожної</w:t>
+      </w:r>
+      <w:proofErr w:type="spellEnd"/>
+      <w:r>
+        <w:rPr>
+          <w:rFonts w:ascii="Times New Roman" w:eastAsia="Times New Roman" w:hAnsi="Times New Roman" w:cs="Times New Roman"/>
+          <w:sz w:val="28"/>
+          <w:szCs w:val="28"/>
+          <w:lang w:val="ru-RU"/>
+        </w:rPr>
+        <w:t xml:space="preserve"> </w:t>
+      </w:r>
+      <w:proofErr w:type="spellStart"/>
+      <w:r>
+        <w:rPr>
+          <w:rFonts w:ascii="Times New Roman" w:eastAsia="Times New Roman" w:hAnsi="Times New Roman" w:cs="Times New Roman"/>
+          <w:sz w:val="28"/>
+          <w:szCs w:val="28"/>
+          <w:lang w:val="ru-RU"/>
+        </w:rPr>
+        <w:t>визначено</w:t>
+      </w:r>
+      <w:proofErr w:type="spellEnd"/>
+      <w:r>
+        <w:rPr>
+          <w:rFonts w:ascii="Times New Roman" w:eastAsia="Times New Roman" w:hAnsi="Times New Roman" w:cs="Times New Roman"/>
+          <w:sz w:val="28"/>
+          <w:szCs w:val="28"/>
+          <w:lang w:val="ru-RU"/>
+        </w:rPr>
+        <w:t xml:space="preserve"> </w:t>
+      </w:r>
+      <w:proofErr w:type="spellStart"/>
+      <w:r>
+        <w:rPr>
+          <w:rFonts w:ascii="Times New Roman" w:eastAsia="Times New Roman" w:hAnsi="Times New Roman" w:cs="Times New Roman"/>
+          <w:sz w:val="28"/>
+          <w:szCs w:val="28"/>
+          <w:lang w:val="ru-RU"/>
+        </w:rPr>
+        <w:t>механізм</w:t>
+      </w:r>
+      <w:proofErr w:type="spellEnd"/>
+      <w:r>
+        <w:rPr>
+          <w:rFonts w:ascii="Times New Roman" w:eastAsia="Times New Roman" w:hAnsi="Times New Roman" w:cs="Times New Roman"/>
+          <w:sz w:val="28"/>
+          <w:szCs w:val="28"/>
+          <w:lang w:val="ru-RU"/>
+        </w:rPr>
+        <w:t xml:space="preserve"> НСД до АС, </w:t>
+      </w:r>
+      <w:proofErr w:type="spellStart"/>
+      <w:r>
+        <w:rPr>
+          <w:rFonts w:ascii="Times New Roman" w:eastAsia="Times New Roman" w:hAnsi="Times New Roman" w:cs="Times New Roman"/>
+          <w:sz w:val="28"/>
+          <w:szCs w:val="28"/>
+          <w:lang w:val="ru-RU"/>
+        </w:rPr>
+        <w:t>порушуваний</w:t>
+      </w:r>
+      <w:proofErr w:type="spellEnd"/>
+      <w:r>
+        <w:rPr>
+          <w:rFonts w:ascii="Times New Roman" w:eastAsia="Times New Roman" w:hAnsi="Times New Roman" w:cs="Times New Roman"/>
+          <w:sz w:val="28"/>
+          <w:szCs w:val="28"/>
+          <w:lang w:val="ru-RU"/>
+        </w:rPr>
+        <w:t xml:space="preserve"> </w:t>
+      </w:r>
+      <w:proofErr w:type="spellStart"/>
+      <w:r>
+        <w:rPr>
+          <w:rFonts w:ascii="Times New Roman" w:eastAsia="Times New Roman" w:hAnsi="Times New Roman" w:cs="Times New Roman"/>
+          <w:sz w:val="28"/>
+          <w:szCs w:val="28"/>
+          <w:lang w:val="ru-RU"/>
+        </w:rPr>
+        <w:t>критерій</w:t>
+      </w:r>
+      <w:proofErr w:type="spellEnd"/>
+      <w:r>
+        <w:rPr>
+          <w:rFonts w:ascii="Times New Roman" w:eastAsia="Times New Roman" w:hAnsi="Times New Roman" w:cs="Times New Roman"/>
+          <w:sz w:val="28"/>
+          <w:szCs w:val="28"/>
+          <w:lang w:val="ru-RU"/>
+        </w:rPr>
+        <w:t xml:space="preserve"> </w:t>
+      </w:r>
+      <w:proofErr w:type="spellStart"/>
+      <w:r>
+        <w:rPr>
+          <w:rFonts w:ascii="Times New Roman" w:eastAsia="Times New Roman" w:hAnsi="Times New Roman" w:cs="Times New Roman"/>
+          <w:sz w:val="28"/>
+          <w:szCs w:val="28"/>
+          <w:lang w:val="ru-RU"/>
+        </w:rPr>
+        <w:t>захищеності</w:t>
+      </w:r>
+      <w:proofErr w:type="spellEnd"/>
+      <w:r>
+        <w:rPr>
+          <w:rFonts w:ascii="Times New Roman" w:eastAsia="Times New Roman" w:hAnsi="Times New Roman" w:cs="Times New Roman"/>
+          <w:sz w:val="28"/>
+          <w:szCs w:val="28"/>
+          <w:lang w:val="ru-RU"/>
+        </w:rPr>
+        <w:t xml:space="preserve"> (</w:t>
+      </w:r>
+      <w:proofErr w:type="spellStart"/>
+      <w:r>
+        <w:rPr>
+          <w:rFonts w:ascii="Times New Roman" w:eastAsia="Times New Roman" w:hAnsi="Times New Roman" w:cs="Times New Roman"/>
+          <w:sz w:val="28"/>
+          <w:szCs w:val="28"/>
+          <w:lang w:val="ru-RU"/>
+        </w:rPr>
+        <w:t>переважно</w:t>
+      </w:r>
+      <w:proofErr w:type="spellEnd"/>
+      <w:r>
+        <w:rPr>
+          <w:rFonts w:ascii="Times New Roman" w:eastAsia="Times New Roman" w:hAnsi="Times New Roman" w:cs="Times New Roman"/>
+          <w:sz w:val="28"/>
+          <w:szCs w:val="28"/>
+          <w:lang w:val="ru-RU"/>
+        </w:rPr>
+        <w:t xml:space="preserve"> </w:t>
+      </w:r>
+      <w:proofErr w:type="spellStart"/>
+      <w:r>
+        <w:rPr>
+          <w:rFonts w:ascii="Times New Roman" w:eastAsia="Times New Roman" w:hAnsi="Times New Roman" w:cs="Times New Roman"/>
+          <w:sz w:val="28"/>
+          <w:szCs w:val="28"/>
+          <w:lang w:val="ru-RU"/>
+        </w:rPr>
+        <w:t>конфіденційність</w:t>
+      </w:r>
+      <w:proofErr w:type="spellEnd"/>
+      <w:r>
+        <w:rPr>
+          <w:rFonts w:ascii="Times New Roman" w:eastAsia="Times New Roman" w:hAnsi="Times New Roman" w:cs="Times New Roman"/>
+          <w:sz w:val="28"/>
+          <w:szCs w:val="28"/>
+          <w:lang w:val="ru-RU"/>
+        </w:rPr>
+        <w:t xml:space="preserve">, а для </w:t>
+      </w:r>
+      <w:proofErr w:type="spellStart"/>
+      <w:r>
+        <w:rPr>
+          <w:rFonts w:ascii="Times New Roman" w:eastAsia="Times New Roman" w:hAnsi="Times New Roman" w:cs="Times New Roman"/>
+          <w:sz w:val="28"/>
+          <w:szCs w:val="28"/>
+          <w:lang w:val="ru-RU"/>
+        </w:rPr>
+        <w:t>апаратних</w:t>
+      </w:r>
+      <w:proofErr w:type="spellEnd"/>
+      <w:r>
+        <w:rPr>
+          <w:rFonts w:ascii="Times New Roman" w:eastAsia="Times New Roman" w:hAnsi="Times New Roman" w:cs="Times New Roman"/>
+          <w:sz w:val="28"/>
+          <w:szCs w:val="28"/>
+          <w:lang w:val="ru-RU"/>
+        </w:rPr>
+        <w:t xml:space="preserve"> закладок – </w:t>
+      </w:r>
+      <w:proofErr w:type="spellStart"/>
+      <w:r>
+        <w:rPr>
+          <w:rFonts w:ascii="Times New Roman" w:eastAsia="Times New Roman" w:hAnsi="Times New Roman" w:cs="Times New Roman"/>
+          <w:sz w:val="28"/>
+          <w:szCs w:val="28"/>
+          <w:lang w:val="ru-RU"/>
+        </w:rPr>
+        <w:t>також</w:t>
+      </w:r>
+      <w:proofErr w:type="spellEnd"/>
+      <w:r>
+        <w:rPr>
+          <w:rFonts w:ascii="Times New Roman" w:eastAsia="Times New Roman" w:hAnsi="Times New Roman" w:cs="Times New Roman"/>
+          <w:sz w:val="28"/>
+          <w:szCs w:val="28"/>
+          <w:lang w:val="ru-RU"/>
+        </w:rPr>
+        <w:t xml:space="preserve"> </w:t>
+      </w:r>
+      <w:proofErr w:type="spellStart"/>
+      <w:r>
+        <w:rPr>
+          <w:rFonts w:ascii="Times New Roman" w:eastAsia="Times New Roman" w:hAnsi="Times New Roman" w:cs="Times New Roman"/>
+          <w:sz w:val="28"/>
+          <w:szCs w:val="28"/>
+          <w:lang w:val="ru-RU"/>
+        </w:rPr>
+        <w:t>цілісність</w:t>
+      </w:r>
+      <w:proofErr w:type="spellEnd"/>
+      <w:r>
+        <w:rPr>
+          <w:rFonts w:ascii="Times New Roman" w:eastAsia="Times New Roman" w:hAnsi="Times New Roman" w:cs="Times New Roman"/>
+          <w:sz w:val="28"/>
+          <w:szCs w:val="28"/>
+          <w:lang w:val="ru-RU"/>
+        </w:rPr>
+        <w:t xml:space="preserve">), </w:t>
+      </w:r>
+      <w:proofErr w:type="spellStart"/>
+      <w:r>
+        <w:rPr>
+          <w:rFonts w:ascii="Times New Roman" w:eastAsia="Times New Roman" w:hAnsi="Times New Roman" w:cs="Times New Roman"/>
+          <w:sz w:val="28"/>
+          <w:szCs w:val="28"/>
+          <w:lang w:val="ru-RU"/>
+        </w:rPr>
+        <w:t>вплив</w:t>
+      </w:r>
+      <w:proofErr w:type="spellEnd"/>
+      <w:r>
+        <w:rPr>
+          <w:rFonts w:ascii="Times New Roman" w:eastAsia="Times New Roman" w:hAnsi="Times New Roman" w:cs="Times New Roman"/>
+          <w:sz w:val="28"/>
+          <w:szCs w:val="28"/>
+          <w:lang w:val="ru-RU"/>
+        </w:rPr>
+        <w:t xml:space="preserve"> на </w:t>
+      </w:r>
+      <w:proofErr w:type="spellStart"/>
+      <w:r>
+        <w:rPr>
+          <w:rFonts w:ascii="Times New Roman" w:eastAsia="Times New Roman" w:hAnsi="Times New Roman" w:cs="Times New Roman"/>
+          <w:sz w:val="28"/>
+          <w:szCs w:val="28"/>
+          <w:lang w:val="ru-RU"/>
+        </w:rPr>
+        <w:t>складові</w:t>
+      </w:r>
+      <w:proofErr w:type="spellEnd"/>
+      <w:r>
+        <w:rPr>
+          <w:rFonts w:ascii="Times New Roman" w:eastAsia="Times New Roman" w:hAnsi="Times New Roman" w:cs="Times New Roman"/>
+          <w:sz w:val="28"/>
+          <w:szCs w:val="28"/>
+          <w:lang w:val="ru-RU"/>
+        </w:rPr>
+        <w:t xml:space="preserve"> </w:t>
+      </w:r>
+      <w:proofErr w:type="spellStart"/>
+      <w:r>
+        <w:rPr>
+          <w:rFonts w:ascii="Times New Roman" w:eastAsia="Times New Roman" w:hAnsi="Times New Roman" w:cs="Times New Roman"/>
+          <w:sz w:val="28"/>
+          <w:szCs w:val="28"/>
+          <w:lang w:val="ru-RU"/>
+        </w:rPr>
+        <w:t>функціонального</w:t>
+      </w:r>
+      <w:proofErr w:type="spellEnd"/>
+      <w:r>
+        <w:rPr>
+          <w:rFonts w:ascii="Times New Roman" w:eastAsia="Times New Roman" w:hAnsi="Times New Roman" w:cs="Times New Roman"/>
+          <w:sz w:val="28"/>
+          <w:szCs w:val="28"/>
+          <w:lang w:val="ru-RU"/>
+        </w:rPr>
+        <w:t xml:space="preserve"> </w:t>
+      </w:r>
+      <w:proofErr w:type="spellStart"/>
+      <w:r>
+        <w:rPr>
+          <w:rFonts w:ascii="Times New Roman" w:eastAsia="Times New Roman" w:hAnsi="Times New Roman" w:cs="Times New Roman"/>
+          <w:sz w:val="28"/>
+          <w:szCs w:val="28"/>
+          <w:lang w:val="ru-RU"/>
+        </w:rPr>
+        <w:t>профілю</w:t>
+      </w:r>
+      <w:proofErr w:type="spellEnd"/>
+      <w:r>
+        <w:rPr>
+          <w:rFonts w:ascii="Times New Roman" w:eastAsia="Times New Roman" w:hAnsi="Times New Roman" w:cs="Times New Roman"/>
+          <w:sz w:val="28"/>
+          <w:szCs w:val="28"/>
+          <w:lang w:val="ru-RU"/>
+        </w:rPr>
+        <w:t xml:space="preserve"> та шляхи </w:t>
+      </w:r>
+      <w:proofErr w:type="spellStart"/>
+      <w:r>
+        <w:rPr>
+          <w:rFonts w:ascii="Times New Roman" w:eastAsia="Times New Roman" w:hAnsi="Times New Roman" w:cs="Times New Roman"/>
+          <w:sz w:val="28"/>
+          <w:szCs w:val="28"/>
+          <w:lang w:val="ru-RU"/>
+        </w:rPr>
+        <w:t>запобігання</w:t>
+      </w:r>
+      <w:proofErr w:type="spellEnd"/>
+      <w:r>
+        <w:rPr>
+          <w:rFonts w:ascii="Times New Roman" w:eastAsia="Times New Roman" w:hAnsi="Times New Roman" w:cs="Times New Roman"/>
+          <w:sz w:val="28"/>
+          <w:szCs w:val="28"/>
+          <w:lang w:val="ru-RU"/>
+        </w:rPr>
+        <w:t xml:space="preserve">. </w:t>
+      </w:r>
+      <w:proofErr w:type="spellStart"/>
+      <w:r>
+        <w:rPr>
+          <w:rFonts w:ascii="Times New Roman" w:eastAsia="Times New Roman" w:hAnsi="Times New Roman" w:cs="Times New Roman"/>
+          <w:sz w:val="28"/>
+          <w:szCs w:val="28"/>
+          <w:lang w:val="ru-RU"/>
+        </w:rPr>
+        <w:t>Зроблено</w:t>
+      </w:r>
+      <w:proofErr w:type="spellEnd"/>
+      <w:r>
+        <w:rPr>
+          <w:rFonts w:ascii="Times New Roman" w:eastAsia="Times New Roman" w:hAnsi="Times New Roman" w:cs="Times New Roman"/>
+          <w:sz w:val="28"/>
+          <w:szCs w:val="28"/>
+          <w:lang w:val="ru-RU"/>
+        </w:rPr>
+        <w:t xml:space="preserve"> </w:t>
+      </w:r>
+      <w:proofErr w:type="spellStart"/>
+      <w:r>
+        <w:rPr>
+          <w:rFonts w:ascii="Times New Roman" w:eastAsia="Times New Roman" w:hAnsi="Times New Roman" w:cs="Times New Roman"/>
+          <w:sz w:val="28"/>
+          <w:szCs w:val="28"/>
+          <w:lang w:val="ru-RU"/>
+        </w:rPr>
+        <w:t>висновок</w:t>
+      </w:r>
+      <w:proofErr w:type="spellEnd"/>
+      <w:r>
+        <w:rPr>
+          <w:rFonts w:ascii="Times New Roman" w:eastAsia="Times New Roman" w:hAnsi="Times New Roman" w:cs="Times New Roman"/>
+          <w:sz w:val="28"/>
+          <w:szCs w:val="28"/>
+          <w:lang w:val="ru-RU"/>
+        </w:rPr>
+        <w:t xml:space="preserve">, </w:t>
+      </w:r>
+      <w:proofErr w:type="spellStart"/>
+      <w:r>
+        <w:rPr>
+          <w:rFonts w:ascii="Times New Roman" w:eastAsia="Times New Roman" w:hAnsi="Times New Roman" w:cs="Times New Roman"/>
+          <w:sz w:val="28"/>
+          <w:szCs w:val="28"/>
+          <w:lang w:val="ru-RU"/>
+        </w:rPr>
+        <w:t>що</w:t>
+      </w:r>
+      <w:proofErr w:type="spellEnd"/>
+      <w:r>
+        <w:rPr>
+          <w:rFonts w:ascii="Times New Roman" w:eastAsia="Times New Roman" w:hAnsi="Times New Roman" w:cs="Times New Roman"/>
+          <w:sz w:val="28"/>
+          <w:szCs w:val="28"/>
+          <w:lang w:val="ru-RU"/>
+        </w:rPr>
+        <w:t xml:space="preserve"> </w:t>
+      </w:r>
+      <w:proofErr w:type="spellStart"/>
+      <w:r>
+        <w:rPr>
+          <w:rFonts w:ascii="Times New Roman" w:eastAsia="Times New Roman" w:hAnsi="Times New Roman" w:cs="Times New Roman"/>
+          <w:sz w:val="28"/>
+          <w:szCs w:val="28"/>
+          <w:lang w:val="ru-RU"/>
+        </w:rPr>
+        <w:t>найнебезпечнішими</w:t>
+      </w:r>
+      <w:proofErr w:type="spellEnd"/>
+      <w:r>
+        <w:rPr>
+          <w:rFonts w:ascii="Times New Roman" w:eastAsia="Times New Roman" w:hAnsi="Times New Roman" w:cs="Times New Roman"/>
+          <w:sz w:val="28"/>
+          <w:szCs w:val="28"/>
+          <w:lang w:val="ru-RU"/>
+        </w:rPr>
+        <w:t xml:space="preserve"> є </w:t>
+      </w:r>
+      <w:proofErr w:type="spellStart"/>
+      <w:r>
+        <w:rPr>
+          <w:rFonts w:ascii="Times New Roman" w:eastAsia="Times New Roman" w:hAnsi="Times New Roman" w:cs="Times New Roman"/>
+          <w:sz w:val="28"/>
+          <w:szCs w:val="28"/>
+          <w:lang w:val="ru-RU"/>
+        </w:rPr>
+        <w:t>апаратні</w:t>
+      </w:r>
+      <w:proofErr w:type="spellEnd"/>
+      <w:r>
+        <w:rPr>
+          <w:rFonts w:ascii="Times New Roman" w:eastAsia="Times New Roman" w:hAnsi="Times New Roman" w:cs="Times New Roman"/>
+          <w:sz w:val="28"/>
+          <w:szCs w:val="28"/>
+          <w:lang w:val="ru-RU"/>
+        </w:rPr>
+        <w:t xml:space="preserve"> закладки та закладки у прошивках, </w:t>
+      </w:r>
+      <w:proofErr w:type="spellStart"/>
+      <w:r>
+        <w:rPr>
+          <w:rFonts w:ascii="Times New Roman" w:eastAsia="Times New Roman" w:hAnsi="Times New Roman" w:cs="Times New Roman"/>
+          <w:sz w:val="28"/>
+          <w:szCs w:val="28"/>
+          <w:lang w:val="ru-RU"/>
+        </w:rPr>
+        <w:t>які</w:t>
+      </w:r>
+      <w:proofErr w:type="spellEnd"/>
+      <w:r>
+        <w:rPr>
+          <w:rFonts w:ascii="Times New Roman" w:eastAsia="Times New Roman" w:hAnsi="Times New Roman" w:cs="Times New Roman"/>
+          <w:sz w:val="28"/>
+          <w:szCs w:val="28"/>
+          <w:lang w:val="ru-RU"/>
+        </w:rPr>
+        <w:t xml:space="preserve"> </w:t>
+      </w:r>
+      <w:proofErr w:type="spellStart"/>
+      <w:r>
+        <w:rPr>
+          <w:rFonts w:ascii="Times New Roman" w:eastAsia="Times New Roman" w:hAnsi="Times New Roman" w:cs="Times New Roman"/>
+          <w:sz w:val="28"/>
+          <w:szCs w:val="28"/>
+          <w:lang w:val="ru-RU"/>
+        </w:rPr>
+        <w:t>працюють</w:t>
+      </w:r>
+      <w:proofErr w:type="spellEnd"/>
+      <w:r>
+        <w:rPr>
+          <w:rFonts w:ascii="Times New Roman" w:eastAsia="Times New Roman" w:hAnsi="Times New Roman" w:cs="Times New Roman"/>
+          <w:sz w:val="28"/>
+          <w:szCs w:val="28"/>
+          <w:lang w:val="ru-RU"/>
+        </w:rPr>
+        <w:t xml:space="preserve"> </w:t>
+      </w:r>
+      <w:proofErr w:type="spellStart"/>
+      <w:r>
+        <w:rPr>
+          <w:rFonts w:ascii="Times New Roman" w:eastAsia="Times New Roman" w:hAnsi="Times New Roman" w:cs="Times New Roman"/>
+          <w:sz w:val="28"/>
+          <w:szCs w:val="28"/>
+          <w:lang w:val="ru-RU"/>
+        </w:rPr>
+        <w:t>нижче</w:t>
+      </w:r>
+      <w:proofErr w:type="spellEnd"/>
+      <w:r>
+        <w:rPr>
+          <w:rFonts w:ascii="Times New Roman" w:eastAsia="Times New Roman" w:hAnsi="Times New Roman" w:cs="Times New Roman"/>
+          <w:sz w:val="28"/>
+          <w:szCs w:val="28"/>
+          <w:lang w:val="ru-RU"/>
+        </w:rPr>
+        <w:t xml:space="preserve"> за </w:t>
+      </w:r>
+      <w:proofErr w:type="spellStart"/>
+      <w:r>
+        <w:rPr>
+          <w:rFonts w:ascii="Times New Roman" w:eastAsia="Times New Roman" w:hAnsi="Times New Roman" w:cs="Times New Roman"/>
+          <w:sz w:val="28"/>
+          <w:szCs w:val="28"/>
+          <w:lang w:val="ru-RU"/>
+        </w:rPr>
+        <w:t>програмні</w:t>
+      </w:r>
+      <w:proofErr w:type="spellEnd"/>
+      <w:r>
+        <w:rPr>
+          <w:rFonts w:ascii="Times New Roman" w:eastAsia="Times New Roman" w:hAnsi="Times New Roman" w:cs="Times New Roman"/>
+          <w:sz w:val="28"/>
+          <w:szCs w:val="28"/>
+          <w:lang w:val="ru-RU"/>
+        </w:rPr>
+        <w:t xml:space="preserve"> </w:t>
+      </w:r>
+      <w:proofErr w:type="spellStart"/>
+      <w:r>
+        <w:rPr>
+          <w:rFonts w:ascii="Times New Roman" w:eastAsia="Times New Roman" w:hAnsi="Times New Roman" w:cs="Times New Roman"/>
+          <w:sz w:val="28"/>
+          <w:szCs w:val="28"/>
+          <w:lang w:val="ru-RU"/>
+        </w:rPr>
+        <w:t>засоби</w:t>
+      </w:r>
+      <w:proofErr w:type="spellEnd"/>
+      <w:r>
+        <w:rPr>
+          <w:rFonts w:ascii="Times New Roman" w:eastAsia="Times New Roman" w:hAnsi="Times New Roman" w:cs="Times New Roman"/>
+          <w:sz w:val="28"/>
+          <w:szCs w:val="28"/>
+          <w:lang w:val="ru-RU"/>
+        </w:rPr>
+        <w:t xml:space="preserve"> </w:t>
+      </w:r>
+      <w:proofErr w:type="spellStart"/>
+      <w:r>
+        <w:rPr>
+          <w:rFonts w:ascii="Times New Roman" w:eastAsia="Times New Roman" w:hAnsi="Times New Roman" w:cs="Times New Roman"/>
+          <w:sz w:val="28"/>
+          <w:szCs w:val="28"/>
+          <w:lang w:val="ru-RU"/>
+        </w:rPr>
+        <w:t>захисту</w:t>
+      </w:r>
+      <w:proofErr w:type="spellEnd"/>
+      <w:r>
+        <w:rPr>
+          <w:rFonts w:ascii="Times New Roman" w:eastAsia="Times New Roman" w:hAnsi="Times New Roman" w:cs="Times New Roman"/>
+          <w:sz w:val="28"/>
+          <w:szCs w:val="28"/>
+          <w:lang w:val="ru-RU"/>
+        </w:rPr>
+        <w:t xml:space="preserve">, а основою </w:t>
+      </w:r>
+      <w:proofErr w:type="spellStart"/>
+      <w:r>
+        <w:rPr>
+          <w:rFonts w:ascii="Times New Roman" w:eastAsia="Times New Roman" w:hAnsi="Times New Roman" w:cs="Times New Roman"/>
+          <w:sz w:val="28"/>
+          <w:szCs w:val="28"/>
+          <w:lang w:val="ru-RU"/>
+        </w:rPr>
+        <w:t>протидії</w:t>
+      </w:r>
+      <w:proofErr w:type="spellEnd"/>
+      <w:r>
+        <w:rPr>
+          <w:rFonts w:ascii="Times New Roman" w:eastAsia="Times New Roman" w:hAnsi="Times New Roman" w:cs="Times New Roman"/>
+          <w:sz w:val="28"/>
+          <w:szCs w:val="28"/>
+          <w:lang w:val="ru-RU"/>
+        </w:rPr>
+        <w:t xml:space="preserve"> є контроль </w:t>
+      </w:r>
+      <w:proofErr w:type="spellStart"/>
+      <w:r>
+        <w:rPr>
+          <w:rFonts w:ascii="Times New Roman" w:eastAsia="Times New Roman" w:hAnsi="Times New Roman" w:cs="Times New Roman"/>
+          <w:sz w:val="28"/>
+          <w:szCs w:val="28"/>
+          <w:lang w:val="ru-RU"/>
+        </w:rPr>
+        <w:t>ланцюга</w:t>
+      </w:r>
+      <w:proofErr w:type="spellEnd"/>
+      <w:r>
+        <w:rPr>
+          <w:rFonts w:ascii="Times New Roman" w:eastAsia="Times New Roman" w:hAnsi="Times New Roman" w:cs="Times New Roman"/>
+          <w:sz w:val="28"/>
+          <w:szCs w:val="28"/>
+          <w:lang w:val="ru-RU"/>
+        </w:rPr>
+        <w:t xml:space="preserve"> </w:t>
+      </w:r>
+      <w:proofErr w:type="spellStart"/>
+      <w:r>
+        <w:rPr>
+          <w:rFonts w:ascii="Times New Roman" w:eastAsia="Times New Roman" w:hAnsi="Times New Roman" w:cs="Times New Roman"/>
+          <w:sz w:val="28"/>
+          <w:szCs w:val="28"/>
+          <w:lang w:val="ru-RU"/>
+        </w:rPr>
+        <w:t>постачання</w:t>
+      </w:r>
+      <w:proofErr w:type="spellEnd"/>
+      <w:r>
+        <w:rPr>
+          <w:rFonts w:ascii="Times New Roman" w:eastAsia="Times New Roman" w:hAnsi="Times New Roman" w:cs="Times New Roman"/>
+          <w:sz w:val="28"/>
+          <w:szCs w:val="28"/>
+          <w:lang w:val="ru-RU"/>
+        </w:rPr>
+        <w:t xml:space="preserve"> й </w:t>
+      </w:r>
+      <w:proofErr w:type="spellStart"/>
+      <w:r>
+        <w:rPr>
+          <w:rFonts w:ascii="Times New Roman" w:eastAsia="Times New Roman" w:hAnsi="Times New Roman" w:cs="Times New Roman"/>
+          <w:sz w:val="28"/>
+          <w:szCs w:val="28"/>
+          <w:lang w:val="ru-RU"/>
+        </w:rPr>
+        <w:t>фізичного</w:t>
+      </w:r>
+      <w:proofErr w:type="spellEnd"/>
+      <w:r>
+        <w:rPr>
+          <w:rFonts w:ascii="Times New Roman" w:eastAsia="Times New Roman" w:hAnsi="Times New Roman" w:cs="Times New Roman"/>
+          <w:sz w:val="28"/>
+          <w:szCs w:val="28"/>
+          <w:lang w:val="ru-RU"/>
+        </w:rPr>
+        <w:t xml:space="preserve"> доступу, </w:t>
+      </w:r>
+      <w:proofErr w:type="spellStart"/>
+      <w:r>
+        <w:rPr>
+          <w:rFonts w:ascii="Times New Roman" w:eastAsia="Times New Roman" w:hAnsi="Times New Roman" w:cs="Times New Roman"/>
+          <w:sz w:val="28"/>
+          <w:szCs w:val="28"/>
+          <w:lang w:val="ru-RU"/>
+        </w:rPr>
+        <w:t>оновлення</w:t>
+      </w:r>
+      <w:proofErr w:type="spellEnd"/>
+      <w:r>
+        <w:rPr>
+          <w:rFonts w:ascii="Times New Roman" w:eastAsia="Times New Roman" w:hAnsi="Times New Roman" w:cs="Times New Roman"/>
+          <w:sz w:val="28"/>
+          <w:szCs w:val="28"/>
+          <w:lang w:val="ru-RU"/>
+        </w:rPr>
+        <w:t xml:space="preserve"> ПЗ та прошивок, </w:t>
+      </w:r>
+      <w:proofErr w:type="spellStart"/>
+      <w:r>
+        <w:rPr>
+          <w:rFonts w:ascii="Times New Roman" w:eastAsia="Times New Roman" w:hAnsi="Times New Roman" w:cs="Times New Roman"/>
+          <w:sz w:val="28"/>
+          <w:szCs w:val="28"/>
+          <w:lang w:val="ru-RU"/>
+        </w:rPr>
+        <w:t>захищене</w:t>
+      </w:r>
+      <w:proofErr w:type="spellEnd"/>
+      <w:r>
+        <w:rPr>
+          <w:rFonts w:ascii="Times New Roman" w:eastAsia="Times New Roman" w:hAnsi="Times New Roman" w:cs="Times New Roman"/>
+          <w:sz w:val="28"/>
+          <w:szCs w:val="28"/>
+          <w:lang w:val="ru-RU"/>
+        </w:rPr>
+        <w:t xml:space="preserve"> </w:t>
+      </w:r>
+      <w:proofErr w:type="spellStart"/>
+      <w:r>
+        <w:rPr>
+          <w:rFonts w:ascii="Times New Roman" w:eastAsia="Times New Roman" w:hAnsi="Times New Roman" w:cs="Times New Roman"/>
+          <w:sz w:val="28"/>
+          <w:szCs w:val="28"/>
+          <w:lang w:val="ru-RU"/>
+        </w:rPr>
+        <w:t>завантаження</w:t>
+      </w:r>
+      <w:proofErr w:type="spellEnd"/>
+      <w:r>
+        <w:rPr>
+          <w:rFonts w:ascii="Times New Roman" w:eastAsia="Times New Roman" w:hAnsi="Times New Roman" w:cs="Times New Roman"/>
+          <w:sz w:val="28"/>
+          <w:szCs w:val="28"/>
+          <w:lang w:val="ru-RU"/>
+        </w:rPr>
+        <w:t xml:space="preserve">, </w:t>
+      </w:r>
+      <w:proofErr w:type="spellStart"/>
+      <w:r>
+        <w:rPr>
+          <w:rFonts w:ascii="Times New Roman" w:eastAsia="Times New Roman" w:hAnsi="Times New Roman" w:cs="Times New Roman"/>
+          <w:sz w:val="28"/>
+          <w:szCs w:val="28"/>
+          <w:lang w:val="ru-RU"/>
+        </w:rPr>
+        <w:t>шифрування</w:t>
+      </w:r>
+      <w:proofErr w:type="spellEnd"/>
+      <w:r>
+        <w:rPr>
+          <w:rFonts w:ascii="Times New Roman" w:eastAsia="Times New Roman" w:hAnsi="Times New Roman" w:cs="Times New Roman"/>
+          <w:sz w:val="28"/>
+          <w:szCs w:val="28"/>
+          <w:lang w:val="ru-RU"/>
+        </w:rPr>
+        <w:t xml:space="preserve"> та </w:t>
+      </w:r>
+      <w:proofErr w:type="spellStart"/>
+      <w:r>
+        <w:rPr>
+          <w:rFonts w:ascii="Times New Roman" w:eastAsia="Times New Roman" w:hAnsi="Times New Roman" w:cs="Times New Roman"/>
+          <w:sz w:val="28"/>
+          <w:szCs w:val="28"/>
+          <w:lang w:val="ru-RU"/>
+        </w:rPr>
+        <w:t>засоби</w:t>
+      </w:r>
+      <w:proofErr w:type="spellEnd"/>
+      <w:r>
+        <w:rPr>
+          <w:rFonts w:ascii="Times New Roman" w:eastAsia="Times New Roman" w:hAnsi="Times New Roman" w:cs="Times New Roman"/>
+          <w:sz w:val="28"/>
+          <w:szCs w:val="28"/>
+          <w:lang w:val="ru-RU"/>
+        </w:rPr>
+        <w:t xml:space="preserve"> </w:t>
+      </w:r>
+      <w:proofErr w:type="spellStart"/>
+      <w:r>
+        <w:rPr>
+          <w:rFonts w:ascii="Times New Roman" w:eastAsia="Times New Roman" w:hAnsi="Times New Roman" w:cs="Times New Roman"/>
+          <w:sz w:val="28"/>
+          <w:szCs w:val="28"/>
+          <w:lang w:val="ru-RU"/>
+        </w:rPr>
+        <w:t>технічного</w:t>
+      </w:r>
+      <w:proofErr w:type="spellEnd"/>
+      <w:r>
+        <w:rPr>
+          <w:rFonts w:ascii="Times New Roman" w:eastAsia="Times New Roman" w:hAnsi="Times New Roman" w:cs="Times New Roman"/>
+          <w:sz w:val="28"/>
+          <w:szCs w:val="28"/>
+          <w:lang w:val="ru-RU"/>
+        </w:rPr>
+        <w:t xml:space="preserve"> </w:t>
+      </w:r>
+      <w:proofErr w:type="spellStart"/>
+      <w:r>
+        <w:rPr>
+          <w:rFonts w:ascii="Times New Roman" w:eastAsia="Times New Roman" w:hAnsi="Times New Roman" w:cs="Times New Roman"/>
+          <w:sz w:val="28"/>
+          <w:szCs w:val="28"/>
+          <w:lang w:val="ru-RU"/>
+        </w:rPr>
+        <w:t>захисту</w:t>
+      </w:r>
+      <w:proofErr w:type="spellEnd"/>
+      <w:r>
+        <w:rPr>
+          <w:rFonts w:ascii="Times New Roman" w:eastAsia="Times New Roman" w:hAnsi="Times New Roman" w:cs="Times New Roman"/>
+          <w:sz w:val="28"/>
+          <w:szCs w:val="28"/>
+          <w:lang w:val="ru-RU"/>
+        </w:rPr>
+        <w:t xml:space="preserve"> </w:t>
+      </w:r>
+      <w:proofErr w:type="spellStart"/>
+      <w:r>
+        <w:rPr>
+          <w:rFonts w:ascii="Times New Roman" w:eastAsia="Times New Roman" w:hAnsi="Times New Roman" w:cs="Times New Roman"/>
+          <w:sz w:val="28"/>
+          <w:szCs w:val="28"/>
+          <w:lang w:val="ru-RU"/>
+        </w:rPr>
+        <w:t>інформації</w:t>
+      </w:r>
+      <w:proofErr w:type="spellEnd"/>
+      <w:r>
+        <w:rPr>
+          <w:rFonts w:ascii="Times New Roman" w:eastAsia="Times New Roman" w:hAnsi="Times New Roman" w:cs="Times New Roman"/>
+          <w:sz w:val="28"/>
+          <w:szCs w:val="28"/>
+          <w:lang w:val="ru-RU"/>
+        </w:rPr>
+        <w:t>.</w:t>
+      </w:r>
+    </w:p>
+    <w:p>
+      <w:pPr>
         <w:spacing w:after="0" w:line="360" w:lineRule="auto"/>
         <w:jc w:val="both"/>
         <w:rPr>
@@ -4636,9 +11368,11 @@
           <w:iCs/>
           <w:sz w:val="24"/>
           <w:szCs w:val="28"/>
-          <w:lang w:val="uk-UA"/>
-        </w:rPr>
-      </w:pPr>
+          <w:lang w:val="ru-RU"/>
+        </w:rPr>
+      </w:pPr>
+      <w:bookmarkStart w:id="2" w:name="_GoBack"/>
+      <w:bookmarkEnd w:id="2"/>
     </w:p>
     <w:sectPr>
       <w:headerReference w:type="default" r:id="rId12"/>
@@ -4762,7 +11496,7 @@
             <w:szCs w:val="28"/>
             <w:lang w:val="ru-RU"/>
           </w:rPr>
-          <w:t>8</w:t>
+          <w:t>7</w:t>
         </w:r>
         <w:r>
           <w:rPr>
@@ -8554,7 +15288,7 @@
 </file>
 
 <file path=customXml/itemProps1.xml><?xml version="1.0" encoding="utf-8"?>
-<ds:datastoreItem xmlns:ds="http://schemas.openxmlformats.org/officeDocument/2006/customXml" ds:itemID="{F8362270-5272-48DC-B4F8-92A83AF31D36}">
+<ds:datastoreItem xmlns:ds="http://schemas.openxmlformats.org/officeDocument/2006/customXml" ds:itemID="{7F761084-E3FC-4624-8E67-F1259DA83424}">
   <ds:schemaRefs>
     <ds:schemaRef ds:uri="http://schemas.openxmlformats.org/officeDocument/2006/bibliography"/>
   </ds:schemaRefs>
